--- a/docs/integrations/developer-pack/StudySearch-Website-API-v2-Developer-Guide.docx
+++ b/docs/integrations/developer-pack/StudySearch-Website-API-v2-Developer-Guide.docx
@@ -87,7 +87,7 @@
         <w:t xml:space="preserve"> </w:t>
       </w:r>
       <w:r>
-        <w:t xml:space="preserve">3</w:t>
+        <w:t xml:space="preserve">4</w:t>
       </w:r>
       <w:r>
         <w:t xml:space="preserve"> </w:t>
@@ -99,7 +99,7 @@
         <w:t xml:space="preserve"> </w:t>
       </w:r>
       <w:r>
-        <w:t xml:space="preserve">16</w:t>
+        <w:t xml:space="preserve">17</w:t>
       </w:r>
       <w:r>
         <w:t xml:space="preserve"> </w:t>
@@ -1279,6 +1279,33 @@
       </w:r>
       <w:r>
         <w:t xml:space="preserve">pages are covered in section 6.</w:t>
+      </w:r>
+    </w:p>
+    <w:p>
+      <w:pPr>
+        <w:numPr>
+          <w:ilvl w:val="0"/>
+          <w:numId w:val="1004"/>
+        </w:numPr>
+        <w:pStyle w:val="Compact"/>
+      </w:pPr>
+      <w:r>
+        <w:t xml:space="preserve">Send</w:t>
+      </w:r>
+      <w:r>
+        <w:t xml:space="preserve"> </w:t>
+      </w:r>
+      <w:r>
+        <w:rPr>
+          <w:rStyle w:val="VerbatimChar"/>
+        </w:rPr>
+        <w:t xml:space="preserve">Accept-Encoding: gzip</w:t>
+      </w:r>
+      <w:r>
+        <w:t xml:space="preserve"> </w:t>
+      </w:r>
+      <w:r>
+        <w:t xml:space="preserve">(most HTTP clients do this by default). Replies are then compressed to about a ninth of their size.</w:t>
       </w:r>
     </w:p>
     <w:p>
@@ -2504,7 +2531,7 @@
         <w:rPr>
           <w:rStyle w:val="DecValTok"/>
         </w:rPr>
-        <w:t xml:space="preserve">200</w:t>
+        <w:t xml:space="preserve">600</w:t>
       </w:r>
       <w:r>
         <w:br/>
@@ -2957,7 +2984,7 @@
               <w:jc w:val="left"/>
             </w:pPr>
             <w:r>
-              <w:t xml:space="preserve">1–200 (default 200). A page also stops at about 550 KB, so large items (provider details, scholarships) come fewer to a page</w:t>
+              <w:t xml:space="preserve">1–600 (default 600). A page holds at most about 1.7 MB of JSON (about 0.15 MB compressed), so large items (provider details, scholarships) come fewer to a page</w:t>
             </w:r>
           </w:p>
         </w:tc>
@@ -3985,7 +4012,7 @@
         <w:pStyle w:val="FirstParagraph"/>
       </w:pPr>
       <w:r>
-        <w:t xml:space="preserve">Measured on Pilot on 16 October 2026.</w:t>
+        <w:t xml:space="preserve">Measured on Pilot on 17 October 2026.</w:t>
       </w:r>
     </w:p>
     <w:tbl>
@@ -4069,7 +4096,7 @@
               <w:jc w:val="left"/>
             </w:pPr>
             <w:r>
-              <w:t xml:space="preserve">About 41,700 (courses 37,300; providers 1,885; scholarships 1,100; logos 1,399; ranking sets 56; reference 1)</w:t>
+              <w:t xml:space="preserve">About 41,900 (courses 37,300; providers 1,885; scholarships 1,100; logos 1,550; ranking sets 56; reference 1)</w:t>
             </w:r>
           </w:p>
         </w:tc>
@@ -4095,7 +4122,7 @@
               <w:jc w:val="left"/>
             </w:pPr>
             <w:r>
-              <w:t xml:space="preserve">About 260 at the default page size</w:t>
+              <w:t xml:space="preserve">About 86 at the default page size (600)</w:t>
             </w:r>
           </w:p>
         </w:tc>
@@ -4121,7 +4148,19 @@
               <w:jc w:val="left"/>
             </w:pPr>
             <w:r>
-              <w:t xml:space="preserve">About 100 MB of JSON in total; the largest page about 550 KB</w:t>
+              <w:t xml:space="preserve">About 113 MB of JSON in total, about 15 MB compressed with</w:t>
+            </w:r>
+            <w:r>
+              <w:t xml:space="preserve"> </w:t>
+            </w:r>
+            <w:r>
+              <w:rPr>
+                <w:rStyle w:val="VerbatimChar"/>
+              </w:rPr>
+              <w:t xml:space="preserve">Accept-Encoding: gzip</w:t>
+            </w:r>
+            <w:r>
+              <w:t xml:space="preserve">; the largest page about 1.7 MB (the first page 150 KB compressed)</w:t>
             </w:r>
           </w:p>
         </w:tc>
@@ -4147,7 +4186,7 @@
               <w:jc w:val="left"/>
             </w:pPr>
             <w:r>
-              <w:t xml:space="preserve">Under a second a page</w:t>
+              <w:t xml:space="preserve">Under a second a page; the platform builds a page in under 0.3 seconds</w:t>
             </w:r>
           </w:p>
         </w:tc>
@@ -4173,7 +4212,7 @@
               <w:jc w:val="left"/>
             </w:pPr>
             <w:r>
-              <w:t xml:space="preserve">About 5 minutes (one page at a time)</w:t>
+              <w:t xml:space="preserve">About 1 to 2 minutes (one page at a time)</w:t>
             </w:r>
           </w:p>
         </w:tc>
@@ -6651,7 +6690,85 @@
               <w:jc w:val="left"/>
             </w:pPr>
             <w:r>
-              <w:t xml:space="preserve">Courses whose minimum overall score for that test is at or below the score. Give exactly one test code with a score</w:t>
+              <w:t xml:space="preserve">Courses whose minimum overall score for that test is at or below the score, on that test’s own scale. Give exactly one test code with a score. Test codes:</w:t>
+            </w:r>
+            <w:r>
+              <w:t xml:space="preserve"> </w:t>
+            </w:r>
+            <w:r>
+              <w:rPr>
+                <w:rStyle w:val="VerbatimChar"/>
+              </w:rPr>
+              <w:t xml:space="preserve">IELTS</w:t>
+            </w:r>
+            <w:r>
+              <w:t xml:space="preserve">,</w:t>
+            </w:r>
+            <w:r>
+              <w:t xml:space="preserve"> </w:t>
+            </w:r>
+            <w:r>
+              <w:rPr>
+                <w:rStyle w:val="VerbatimChar"/>
+              </w:rPr>
+              <w:t xml:space="preserve">PTE</w:t>
+            </w:r>
+            <w:r>
+              <w:t xml:space="preserve">,</w:t>
+            </w:r>
+            <w:r>
+              <w:t xml:space="preserve"> </w:t>
+            </w:r>
+            <w:r>
+              <w:rPr>
+                <w:rStyle w:val="VerbatimChar"/>
+              </w:rPr>
+              <w:t xml:space="preserve">TOEFL_IBT</w:t>
+            </w:r>
+            <w:r>
+              <w:t xml:space="preserve">,</w:t>
+            </w:r>
+            <w:r>
+              <w:t xml:space="preserve"> </w:t>
+            </w:r>
+            <w:r>
+              <w:rPr>
+                <w:rStyle w:val="VerbatimChar"/>
+              </w:rPr>
+              <w:t xml:space="preserve">CAE</w:t>
+            </w:r>
+            <w:r>
+              <w:t xml:space="preserve">,</w:t>
+            </w:r>
+            <w:r>
+              <w:t xml:space="preserve"> </w:t>
+            </w:r>
+            <w:r>
+              <w:rPr>
+                <w:rStyle w:val="VerbatimChar"/>
+              </w:rPr>
+              <w:t xml:space="preserve">DET</w:t>
+            </w:r>
+            <w:r>
+              <w:t xml:space="preserve"> </w:t>
+            </w:r>
+            <w:r>
+              <w:t xml:space="preserve">(Duolingo English Test, 10–160);</w:t>
+            </w:r>
+            <w:r>
+              <w:t xml:space="preserve"> </w:t>
+            </w:r>
+            <w:r>
+              <w:rPr>
+                <w:rStyle w:val="VerbatimChar"/>
+              </w:rPr>
+              <w:t xml:space="preserve">reference</w:t>
+            </w:r>
+            <w:r>
+              <w:t xml:space="preserve"> </w:t>
+            </w:r>
+            <w:r>
+              <w:t xml:space="preserve">lists the codes held for each country with course counts</w:t>
             </w:r>
           </w:p>
         </w:tc>
@@ -11751,7 +11868,7 @@
         <w:pStyle w:val="FirstParagraph"/>
       </w:pPr>
       <w:r>
-        <w:t xml:space="preserve">Courses or records the API returns holding a value (16 October 2026; coverage grows daily).</w:t>
+        <w:t xml:space="preserve">Courses or records the API returns holding a value (16 October 2026, Duolingo row 17 October 2026; coverage grows daily).</w:t>
       </w:r>
     </w:p>
     <w:tbl>
@@ -11961,6 +12078,56 @@
               <w:jc w:val="left"/>
             </w:pPr>
             <w:r>
+              <w:t xml:space="preserve">of which Duolingo English Test (DET)</w:t>
+            </w:r>
+          </w:p>
+        </w:tc>
+        <w:tc>
+          <w:tcPr/>
+          <w:p>
+            <w:pPr>
+              <w:pStyle w:val="Compact"/>
+              <w:jc w:val="left"/>
+            </w:pPr>
+            <w:r>
+              <w:t xml:space="preserve">347</w:t>
+            </w:r>
+          </w:p>
+        </w:tc>
+        <w:tc>
+          <w:tcPr/>
+          <w:p>
+            <w:pPr>
+              <w:pStyle w:val="Compact"/>
+              <w:jc w:val="left"/>
+            </w:pPr>
+            <w:r>
+              <w:t xml:space="preserve">0</w:t>
+            </w:r>
+          </w:p>
+        </w:tc>
+        <w:tc>
+          <w:tcPr/>
+          <w:p>
+            <w:pPr>
+              <w:pStyle w:val="Compact"/>
+              <w:jc w:val="left"/>
+            </w:pPr>
+            <w:r>
+              <w:t xml:space="preserve">184</w:t>
+            </w:r>
+          </w:p>
+        </w:tc>
+      </w:tr>
+      <w:tr>
+        <w:tc>
+          <w:tcPr/>
+          <w:p>
+            <w:pPr>
+              <w:pStyle w:val="Compact"/>
+              <w:jc w:val="left"/>
+            </w:pPr>
+            <w:r>
               <w:t xml:space="preserve">Intake months</w:t>
             </w:r>
           </w:p>
@@ -14454,6 +14621,122 @@
             </w:r>
             <w:r>
               <w:t xml:space="preserve">); 300 calls a minute per key, all actions together. Same actions, fields and answers. The earlier address keeps working until you have moved</w:t>
+            </w:r>
+          </w:p>
+        </w:tc>
+      </w:tr>
+      <w:tr>
+        <w:tc>
+          <w:tcPr/>
+          <w:p>
+            <w:pPr>
+              <w:pStyle w:val="Compact"/>
+              <w:jc w:val="left"/>
+            </w:pPr>
+            <w:r>
+              <w:t xml:space="preserve">17 October 2026 (issue 4)</w:t>
+            </w:r>
+          </w:p>
+        </w:tc>
+        <w:tc>
+          <w:tcPr/>
+          <w:p>
+            <w:pPr>
+              <w:pStyle w:val="Compact"/>
+              <w:jc w:val="left"/>
+            </w:pPr>
+            <w:r>
+              <w:rPr>
+                <w:rStyle w:val="VerbatimChar"/>
+              </w:rPr>
+              <w:t xml:space="preserve">sync</w:t>
+            </w:r>
+            <w:r>
+              <w:t xml:space="preserve"> </w:t>
+            </w:r>
+            <w:r>
+              <w:t xml:space="preserve">pages hold up to 600 size units (was 200; default 600): a full load is about 86 calls, about 1 to 2 minutes (was about 260 calls, about 5 minutes); a caller that sends a smaller</w:t>
+            </w:r>
+            <w:r>
+              <w:t xml:space="preserve"> </w:t>
+            </w:r>
+            <w:r>
+              <w:rPr>
+                <w:rStyle w:val="VerbatimChar"/>
+              </w:rPr>
+              <w:t xml:space="preserve">page_size</w:t>
+            </w:r>
+            <w:r>
+              <w:t xml:space="preserve"> </w:t>
+            </w:r>
+            <w:r>
+              <w:t xml:space="preserve">keeps getting smaller pages. Replies are compressed when you send</w:t>
+            </w:r>
+            <w:r>
+              <w:t xml:space="preserve"> </w:t>
+            </w:r>
+            <w:r>
+              <w:rPr>
+                <w:rStyle w:val="VerbatimChar"/>
+              </w:rPr>
+              <w:t xml:space="preserve">Accept-Encoding: gzip</w:t>
+            </w:r>
+            <w:r>
+              <w:t xml:space="preserve"> </w:t>
+            </w:r>
+            <w:r>
+              <w:t xml:space="preserve">(about 15 MB for a full load instead of about 113 MB). New English test code</w:t>
+            </w:r>
+            <w:r>
+              <w:t xml:space="preserve"> </w:t>
+            </w:r>
+            <w:r>
+              <w:rPr>
+                <w:rStyle w:val="VerbatimChar"/>
+              </w:rPr>
+              <w:t xml:space="preserve">DET</w:t>
+            </w:r>
+            <w:r>
+              <w:t xml:space="preserve"> </w:t>
+            </w:r>
+            <w:r>
+              <w:t xml:space="preserve">(Duolingo English Test, overall score 10–160) in</w:t>
+            </w:r>
+            <w:r>
+              <w:t xml:space="preserve"> </w:t>
+            </w:r>
+            <w:r>
+              <w:rPr>
+                <w:rStyle w:val="VerbatimChar"/>
+              </w:rPr>
+              <w:t xml:space="preserve">english_requirements</w:t>
+            </w:r>
+            <w:r>
+              <w:t xml:space="preserve">, the</w:t>
+            </w:r>
+            <w:r>
+              <w:t xml:space="preserve"> </w:t>
+            </w:r>
+            <w:r>
+              <w:rPr>
+                <w:rStyle w:val="VerbatimChar"/>
+              </w:rPr>
+              <w:t xml:space="preserve">english_test_codes</w:t>
+            </w:r>
+            <w:r>
+              <w:t xml:space="preserve"> </w:t>
+            </w:r>
+            <w:r>
+              <w:t xml:space="preserve">filter and</w:t>
+            </w:r>
+            <w:r>
+              <w:t xml:space="preserve"> </w:t>
+            </w:r>
+            <w:r>
+              <w:rPr>
+                <w:rStyle w:val="VerbatimChar"/>
+              </w:rPr>
+              <w:t xml:space="preserve">reference</w:t>
             </w:r>
           </w:p>
         </w:tc>
@@ -14485,7 +14768,7 @@
         <w:color w:val="606060"/>
         <w:sz w:val="16"/>
       </w:rPr>
-      <w:t>website-api-v2 · Version 2 · Issue 3 · 16 October 2026 · Pilot</w:t>
+      <w:t>website-api-v2 · Version 2 · Issue 4 · 17 October 2026 · Pilot</w:t>
     </w:r>
   </w:p>
 </w:ftr>

--- a/docs/integrations/developer-pack/StudySearch-Website-API-v2-Developer-Guide.docx
+++ b/docs/integrations/developer-pack/StudySearch-Website-API-v2-Developer-Guide.docx
@@ -87,7 +87,7 @@
         <w:t xml:space="preserve"> </w:t>
       </w:r>
       <w:r>
-        <w:t xml:space="preserve">4</w:t>
+        <w:t xml:space="preserve">5</w:t>
       </w:r>
       <w:r>
         <w:t xml:space="preserve"> </w:t>
@@ -99,7 +99,7 @@
         <w:t xml:space="preserve"> </w:t>
       </w:r>
       <w:r>
-        <w:t xml:space="preserve">17</w:t>
+        <w:t xml:space="preserve">29</w:t>
       </w:r>
       <w:r>
         <w:t xml:space="preserve"> </w:t>
@@ -4457,7 +4457,7 @@
     </w:p>
     <w:bookmarkEnd w:id="26"/>
     <w:bookmarkEnd w:id="27"/>
-    <w:bookmarkStart w:id="36" w:name="actions-and-data"/>
+    <w:bookmarkStart w:id="37" w:name="actions-and-data"/>
     <w:p>
       <w:pPr>
         <w:pStyle w:val="Heading1"/>
@@ -5782,7 +5782,7 @@
         <w:pStyle w:val="FirstParagraph"/>
       </w:pPr>
       <w:r>
-        <w:t xml:space="preserve">This returned 35 courses on 16 October 2026. All filters are optional and combine with AND.</w:t>
+        <w:t xml:space="preserve">This returned 35 courses on 29 October 2026. All filters are optional and combine with AND.</w:t>
       </w:r>
     </w:p>
     <w:tbl>
@@ -7996,7 +7996,49 @@
         <w:t xml:space="preserve"> </w:t>
       </w:r>
       <w:r>
-        <w:t xml:space="preserve">(the provider’s QILT statistics, as in 7.4).</w:t>
+        <w:t xml:space="preserve">(the provider’s QILT statistics, as in 7.4). With</w:t>
+      </w:r>
+      <w:r>
+        <w:t xml:space="preserve"> </w:t>
+      </w:r>
+      <w:r>
+        <w:rPr>
+          <w:rStyle w:val="VerbatimChar"/>
+        </w:rPr>
+        <w:t xml:space="preserve">edu_country</w:t>
+      </w:r>
+      <w:r>
+        <w:t xml:space="preserve"> </w:t>
+      </w:r>
+      <w:r>
+        <w:t xml:space="preserve">(7.9) it also carries</w:t>
+      </w:r>
+      <w:r>
+        <w:t xml:space="preserve"> </w:t>
+      </w:r>
+      <w:r>
+        <w:rPr>
+          <w:rStyle w:val="VerbatimChar"/>
+        </w:rPr>
+        <w:t xml:space="preserve">entry</w:t>
+      </w:r>
+      <w:r>
+        <w:t xml:space="preserve">, the course’s academic entry requirements and the requirement that applies to a student from that country; without it,</w:t>
+      </w:r>
+      <w:r>
+        <w:t xml:space="preserve"> </w:t>
+      </w:r>
+      <w:r>
+        <w:rPr>
+          <w:rStyle w:val="VerbatimChar"/>
+        </w:rPr>
+        <w:t xml:space="preserve">entry</w:t>
+      </w:r>
+      <w:r>
+        <w:t xml:space="preserve"> </w:t>
+      </w:r>
+      <w:r>
+        <w:t xml:space="preserve">holds the course’s own published requirements.</w:t>
       </w:r>
     </w:p>
     <w:bookmarkEnd w:id="30"/>
@@ -9458,6 +9500,56 @@
           </w:p>
         </w:tc>
       </w:tr>
+      <w:tr>
+        <w:tc>
+          <w:tcPr/>
+          <w:p>
+            <w:pPr>
+              <w:pStyle w:val="Compact"/>
+              <w:jc w:val="left"/>
+            </w:pPr>
+            <w:r>
+              <w:rPr>
+                <w:rStyle w:val="VerbatimChar"/>
+              </w:rPr>
+              <w:t xml:space="preserve">entry_matrix[]</w:t>
+            </w:r>
+          </w:p>
+        </w:tc>
+        <w:tc>
+          <w:tcPr/>
+          <w:p>
+            <w:pPr>
+              <w:pStyle w:val="Compact"/>
+              <w:jc w:val="left"/>
+            </w:pPr>
+            <w:r>
+              <w:t xml:space="preserve">detail</w:t>
+            </w:r>
+          </w:p>
+        </w:tc>
+        <w:tc>
+          <w:tcPr/>
+          <w:p>
+            <w:pPr>
+              <w:pStyle w:val="Compact"/>
+              <w:jc w:val="left"/>
+            </w:pPr>
+            <w:r>
+              <w:t xml:space="preserve">Academic entry requirements the provider publishes by country of prior education (7.9); narrowed to one country with</w:t>
+            </w:r>
+            <w:r>
+              <w:t xml:space="preserve"> </w:t>
+            </w:r>
+            <w:r>
+              <w:rPr>
+                <w:rStyle w:val="VerbatimChar"/>
+              </w:rPr>
+              <w:t xml:space="preserve">edu_country</w:t>
+            </w:r>
+          </w:p>
+        </w:tc>
+      </w:tr>
     </w:tbl>
     <w:p>
       <w:pPr>
@@ -11853,14 +11945,13 @@
       </w:r>
     </w:p>
     <w:bookmarkEnd w:id="35"/>
-    <w:bookmarkEnd w:id="36"/>
-    <w:bookmarkStart w:id="37" w:name="what-is-held-now"/>
+    <w:bookmarkStart w:id="36" w:name="academic-entry-requirements"/>
     <w:p>
       <w:pPr>
-        <w:pStyle w:val="Heading1"/>
+        <w:pStyle w:val="Heading2"/>
       </w:pPr>
       <w:r>
-        <w:t xml:space="preserve">8. What is held now</w:t>
+        <w:t xml:space="preserve">7.9 Academic entry requirements</w:t>
       </w:r>
     </w:p>
     <w:p>
@@ -11868,7 +11959,3596 @@
         <w:pStyle w:val="FirstParagraph"/>
       </w:pPr>
       <w:r>
-        <w:t xml:space="preserve">Courses or records the API returns holding a value (16 October 2026, Duolingo row 17 October 2026; coverage grows daily).</w:t>
+        <w:rPr>
+          <w:rStyle w:val="VerbatimChar"/>
+        </w:rPr>
+        <w:t xml:space="preserve">course</w:t>
+      </w:r>
+      <w:r>
+        <w:t xml:space="preserve"> </w:t>
+      </w:r>
+      <w:r>
+        <w:t xml:space="preserve">and</w:t>
+      </w:r>
+      <w:r>
+        <w:t xml:space="preserve"> </w:t>
+      </w:r>
+      <w:r>
+        <w:rPr>
+          <w:rStyle w:val="VerbatimChar"/>
+        </w:rPr>
+        <w:t xml:space="preserve">provider</w:t>
+      </w:r>
+      <w:r>
+        <w:t xml:space="preserve"> </w:t>
+      </w:r>
+      <w:r>
+        <w:t xml:space="preserve">take an optional</w:t>
+      </w:r>
+      <w:r>
+        <w:t xml:space="preserve"> </w:t>
+      </w:r>
+      <w:r>
+        <w:rPr>
+          <w:rStyle w:val="VerbatimChar"/>
+          <w:bCs/>
+          <w:b/>
+        </w:rPr>
+        <w:t xml:space="preserve">edu_country</w:t>
+      </w:r>
+      <w:r>
+        <w:t xml:space="preserve">: the two-letter ISO country code of the student’s country of prior education, for example</w:t>
+      </w:r>
+      <w:r>
+        <w:t xml:space="preserve"> </w:t>
+      </w:r>
+      <w:r>
+        <w:rPr>
+          <w:rStyle w:val="VerbatimChar"/>
+        </w:rPr>
+        <w:t xml:space="preserve">"IN"</w:t>
+      </w:r>
+      <w:r>
+        <w:t xml:space="preserve"> </w:t>
+      </w:r>
+      <w:r>
+        <w:t xml:space="preserve">for India. Keep the student’s choice in their session and send it with both calls. Any other value is refused with</w:t>
+      </w:r>
+      <w:r>
+        <w:t xml:space="preserve"> </w:t>
+      </w:r>
+      <w:r>
+        <w:rPr>
+          <w:rStyle w:val="VerbatimChar"/>
+        </w:rPr>
+        <w:t xml:space="preserve">400 INVALID_INPUT</w:t>
+      </w:r>
+      <w:r>
+        <w:t xml:space="preserve">.</w:t>
+      </w:r>
+      <w:r>
+        <w:t xml:space="preserve"> </w:t>
+      </w:r>
+      <w:r>
+        <w:rPr>
+          <w:rStyle w:val="VerbatimChar"/>
+        </w:rPr>
+        <w:t xml:space="preserve">search</w:t>
+      </w:r>
+      <w:r>
+        <w:t xml:space="preserve"> </w:t>
+      </w:r>
+      <w:r>
+        <w:t xml:space="preserve">does not take it.</w:t>
+      </w:r>
+    </w:p>
+    <w:p>
+      <w:pPr>
+        <w:pStyle w:val="SourceCode"/>
+      </w:pPr>
+      <w:r>
+        <w:rPr>
+          <w:rStyle w:val="FunctionTok"/>
+        </w:rPr>
+        <w:t xml:space="preserve">{</w:t>
+      </w:r>
+      <w:r>
+        <w:rPr>
+          <w:rStyle w:val="NormalTok"/>
+        </w:rPr>
+        <w:t xml:space="preserve"> </w:t>
+      </w:r>
+      <w:r>
+        <w:rPr>
+          <w:rStyle w:val="DataTypeTok"/>
+        </w:rPr>
+        <w:t xml:space="preserve">"action"</w:t>
+      </w:r>
+      <w:r>
+        <w:rPr>
+          <w:rStyle w:val="FunctionTok"/>
+        </w:rPr>
+        <w:t xml:space="preserve">:</w:t>
+      </w:r>
+      <w:r>
+        <w:rPr>
+          <w:rStyle w:val="NormalTok"/>
+        </w:rPr>
+        <w:t xml:space="preserve"> </w:t>
+      </w:r>
+      <w:r>
+        <w:rPr>
+          <w:rStyle w:val="StringTok"/>
+        </w:rPr>
+        <w:t xml:space="preserve">"course"</w:t>
+      </w:r>
+      <w:r>
+        <w:rPr>
+          <w:rStyle w:val="FunctionTok"/>
+        </w:rPr>
+        <w:t xml:space="preserve">,</w:t>
+      </w:r>
+      <w:r>
+        <w:rPr>
+          <w:rStyle w:val="NormalTok"/>
+        </w:rPr>
+        <w:t xml:space="preserve"> </w:t>
+      </w:r>
+      <w:r>
+        <w:rPr>
+          <w:rStyle w:val="DataTypeTok"/>
+        </w:rPr>
+        <w:t xml:space="preserve">"course_code"</w:t>
+      </w:r>
+      <w:r>
+        <w:rPr>
+          <w:rStyle w:val="FunctionTok"/>
+        </w:rPr>
+        <w:t xml:space="preserve">:</w:t>
+      </w:r>
+      <w:r>
+        <w:rPr>
+          <w:rStyle w:val="NormalTok"/>
+        </w:rPr>
+        <w:t xml:space="preserve"> </w:t>
+      </w:r>
+      <w:r>
+        <w:rPr>
+          <w:rStyle w:val="StringTok"/>
+        </w:rPr>
+        <w:t xml:space="preserve">"0100714"</w:t>
+      </w:r>
+      <w:r>
+        <w:rPr>
+          <w:rStyle w:val="FunctionTok"/>
+        </w:rPr>
+        <w:t xml:space="preserve">,</w:t>
+      </w:r>
+      <w:r>
+        <w:rPr>
+          <w:rStyle w:val="NormalTok"/>
+        </w:rPr>
+        <w:t xml:space="preserve"> </w:t>
+      </w:r>
+      <w:r>
+        <w:rPr>
+          <w:rStyle w:val="DataTypeTok"/>
+        </w:rPr>
+        <w:t xml:space="preserve">"edu_country"</w:t>
+      </w:r>
+      <w:r>
+        <w:rPr>
+          <w:rStyle w:val="FunctionTok"/>
+        </w:rPr>
+        <w:t xml:space="preserve">:</w:t>
+      </w:r>
+      <w:r>
+        <w:rPr>
+          <w:rStyle w:val="NormalTok"/>
+        </w:rPr>
+        <w:t xml:space="preserve"> </w:t>
+      </w:r>
+      <w:r>
+        <w:rPr>
+          <w:rStyle w:val="StringTok"/>
+        </w:rPr>
+        <w:t xml:space="preserve">"IN"</w:t>
+      </w:r>
+      <w:r>
+        <w:rPr>
+          <w:rStyle w:val="NormalTok"/>
+        </w:rPr>
+        <w:t xml:space="preserve"> </w:t>
+      </w:r>
+      <w:r>
+        <w:rPr>
+          <w:rStyle w:val="FunctionTok"/>
+        </w:rPr>
+        <w:t xml:space="preserve">}</w:t>
+      </w:r>
+      <w:r>
+        <w:br/>
+      </w:r>
+      <w:r>
+        <w:rPr>
+          <w:rStyle w:val="FunctionTok"/>
+        </w:rPr>
+        <w:t xml:space="preserve">{</w:t>
+      </w:r>
+      <w:r>
+        <w:rPr>
+          <w:rStyle w:val="NormalTok"/>
+        </w:rPr>
+        <w:t xml:space="preserve"> </w:t>
+      </w:r>
+      <w:r>
+        <w:rPr>
+          <w:rStyle w:val="DataTypeTok"/>
+        </w:rPr>
+        <w:t xml:space="preserve">"action"</w:t>
+      </w:r>
+      <w:r>
+        <w:rPr>
+          <w:rStyle w:val="FunctionTok"/>
+        </w:rPr>
+        <w:t xml:space="preserve">:</w:t>
+      </w:r>
+      <w:r>
+        <w:rPr>
+          <w:rStyle w:val="NormalTok"/>
+        </w:rPr>
+        <w:t xml:space="preserve"> </w:t>
+      </w:r>
+      <w:r>
+        <w:rPr>
+          <w:rStyle w:val="StringTok"/>
+        </w:rPr>
+        <w:t xml:space="preserve">"provider"</w:t>
+      </w:r>
+      <w:r>
+        <w:rPr>
+          <w:rStyle w:val="FunctionTok"/>
+        </w:rPr>
+        <w:t xml:space="preserve">,</w:t>
+      </w:r>
+      <w:r>
+        <w:rPr>
+          <w:rStyle w:val="NormalTok"/>
+        </w:rPr>
+        <w:t xml:space="preserve"> </w:t>
+      </w:r>
+      <w:r>
+        <w:rPr>
+          <w:rStyle w:val="DataTypeTok"/>
+        </w:rPr>
+        <w:t xml:space="preserve">"provider_id"</w:t>
+      </w:r>
+      <w:r>
+        <w:rPr>
+          <w:rStyle w:val="FunctionTok"/>
+        </w:rPr>
+        <w:t xml:space="preserve">:</w:t>
+      </w:r>
+      <w:r>
+        <w:rPr>
+          <w:rStyle w:val="NormalTok"/>
+        </w:rPr>
+        <w:t xml:space="preserve"> </w:t>
+      </w:r>
+      <w:r>
+        <w:rPr>
+          <w:rStyle w:val="StringTok"/>
+        </w:rPr>
+        <w:t xml:space="preserve">"provider:cricos:00122a"</w:t>
+      </w:r>
+      <w:r>
+        <w:rPr>
+          <w:rStyle w:val="FunctionTok"/>
+        </w:rPr>
+        <w:t xml:space="preserve">,</w:t>
+      </w:r>
+      <w:r>
+        <w:rPr>
+          <w:rStyle w:val="NormalTok"/>
+        </w:rPr>
+        <w:t xml:space="preserve"> </w:t>
+      </w:r>
+      <w:r>
+        <w:rPr>
+          <w:rStyle w:val="DataTypeTok"/>
+        </w:rPr>
+        <w:t xml:space="preserve">"edu_country"</w:t>
+      </w:r>
+      <w:r>
+        <w:rPr>
+          <w:rStyle w:val="FunctionTok"/>
+        </w:rPr>
+        <w:t xml:space="preserve">:</w:t>
+      </w:r>
+      <w:r>
+        <w:rPr>
+          <w:rStyle w:val="NormalTok"/>
+        </w:rPr>
+        <w:t xml:space="preserve"> </w:t>
+      </w:r>
+      <w:r>
+        <w:rPr>
+          <w:rStyle w:val="StringTok"/>
+        </w:rPr>
+        <w:t xml:space="preserve">"IN"</w:t>
+      </w:r>
+      <w:r>
+        <w:rPr>
+          <w:rStyle w:val="NormalTok"/>
+        </w:rPr>
+        <w:t xml:space="preserve"> </w:t>
+      </w:r>
+      <w:r>
+        <w:rPr>
+          <w:rStyle w:val="FunctionTok"/>
+        </w:rPr>
+        <w:t xml:space="preserve">}</w:t>
+      </w:r>
+    </w:p>
+    <w:p>
+      <w:pPr>
+        <w:pStyle w:val="FirstParagraph"/>
+      </w:pPr>
+      <w:r>
+        <w:rPr>
+          <w:bCs/>
+          <w:b/>
+        </w:rPr>
+        <w:t xml:space="preserve">Course detail:</w:t>
+      </w:r>
+      <w:r>
+        <w:rPr>
+          <w:bCs/>
+          <w:b/>
+        </w:rPr>
+        <w:t xml:space="preserve"> </w:t>
+      </w:r>
+      <w:r>
+        <w:rPr>
+          <w:rStyle w:val="VerbatimChar"/>
+          <w:bCs/>
+          <w:b/>
+        </w:rPr>
+        <w:t xml:space="preserve">entry</w:t>
+      </w:r>
+      <w:r>
+        <w:t xml:space="preserve"> </w:t>
+      </w:r>
+      <w:r>
+        <w:t xml:space="preserve">(always present;</w:t>
+      </w:r>
+      <w:r>
+        <w:t xml:space="preserve"> </w:t>
+      </w:r>
+      <w:r>
+        <w:rPr>
+          <w:rStyle w:val="VerbatimChar"/>
+        </w:rPr>
+        <w:t xml:space="preserve">null</w:t>
+      </w:r>
+      <w:r>
+        <w:t xml:space="preserve"> </w:t>
+      </w:r>
+      <w:r>
+        <w:t xml:space="preserve">means not held):</w:t>
+      </w:r>
+    </w:p>
+    <w:tbl>
+      <w:tblPr>
+        <w:tblStyle w:val="Table"/>
+        <w:tblW w:type="pct" w:w="5000"/>
+        <w:tblLook w:firstRow="1" w:lastRow="0" w:firstColumn="0" w:lastColumn="0" w:noHBand="0" w:noVBand="0" w:val="0020"/>
+        <w:jc w:val="start"/>
+        <w:tblBorders>
+          <w:top w:val="single" w:sz="4" w:color="BFBFBF"/>
+          <w:left w:val="single" w:sz="4" w:color="BFBFBF"/>
+          <w:bottom w:val="single" w:sz="4" w:color="BFBFBF"/>
+          <w:right w:val="single" w:sz="4" w:color="BFBFBF"/>
+          <w:insideH w:val="single" w:sz="4" w:color="BFBFBF"/>
+          <w:insideV w:val="single" w:sz="4" w:color="BFBFBF"/>
+        </w:tblBorders>
+      </w:tblPr>
+      <w:tblGrid>
+        <w:gridCol w:w="3960"/>
+        <w:gridCol w:w="3960"/>
+      </w:tblGrid>
+      <w:tr>
+        <w:trPr>
+          <w:tblHeader w:val="true"/>
+        </w:trPr>
+        <w:tc>
+          <w:tcPr>
+            <w:shd w:val="clear" w:color="auto" w:fill="1F3864"/>
+          </w:tcPr>
+          <w:p>
+            <w:pPr>
+              <w:pStyle w:val="Compact"/>
+              <w:jc w:val="left"/>
+            </w:pPr>
+            <w:r>
+              <w:rPr>
+                <w:b/>
+                <w:color w:val="FFFFFF"/>
+              </w:rPr>
+              <w:t xml:space="preserve">Field</w:t>
+            </w:r>
+          </w:p>
+        </w:tc>
+        <w:tc>
+          <w:tcPr>
+            <w:shd w:val="clear" w:color="auto" w:fill="1F3864"/>
+          </w:tcPr>
+          <w:p>
+            <w:pPr>
+              <w:pStyle w:val="Compact"/>
+              <w:jc w:val="left"/>
+            </w:pPr>
+            <w:r>
+              <w:rPr>
+                <w:b/>
+                <w:color w:val="FFFFFF"/>
+              </w:rPr>
+              <w:t xml:space="preserve">Notes</w:t>
+            </w:r>
+          </w:p>
+        </w:tc>
+      </w:tr>
+      <w:tr>
+        <w:tc>
+          <w:tcPr/>
+          <w:p>
+            <w:pPr>
+              <w:pStyle w:val="Compact"/>
+              <w:jc w:val="left"/>
+            </w:pPr>
+            <w:r>
+              <w:rPr>
+                <w:rStyle w:val="VerbatimChar"/>
+              </w:rPr>
+              <w:t xml:space="preserve">min_score</w:t>
+            </w:r>
+            <w:r>
+              <w:t xml:space="preserve">,</w:t>
+            </w:r>
+            <w:r>
+              <w:t xml:space="preserve"> </w:t>
+            </w:r>
+            <w:r>
+              <w:rPr>
+                <w:rStyle w:val="VerbatimChar"/>
+              </w:rPr>
+              <w:t xml:space="preserve">min_score_basis</w:t>
+            </w:r>
+          </w:p>
+        </w:tc>
+        <w:tc>
+          <w:tcPr/>
+          <w:p>
+            <w:pPr>
+              <w:pStyle w:val="Compact"/>
+              <w:jc w:val="left"/>
+            </w:pPr>
+            <w:r>
+              <w:t xml:space="preserve">The course’s minimum entry score and the words the course page prints with it, for example</w:t>
+            </w:r>
+            <w:r>
+              <w:t xml:space="preserve"> </w:t>
+            </w:r>
+            <w:r>
+              <w:rPr>
+                <w:rStyle w:val="VerbatimChar"/>
+              </w:rPr>
+              <w:t xml:space="preserve">75</w:t>
+            </w:r>
+            <w:r>
+              <w:t xml:space="preserve"> </w:t>
+            </w:r>
+            <w:r>
+              <w:t xml:space="preserve">and</w:t>
+            </w:r>
+            <w:r>
+              <w:t xml:space="preserve"> </w:t>
+            </w:r>
+            <w:r>
+              <w:rPr>
+                <w:rStyle w:val="VerbatimChar"/>
+              </w:rPr>
+              <w:t xml:space="preserve">"2027 Guaranteed ATAR"</w:t>
+            </w:r>
+            <w:r>
+              <w:t xml:space="preserve">. Show the basis with the number</w:t>
+            </w:r>
+          </w:p>
+        </w:tc>
+      </w:tr>
+      <w:tr>
+        <w:tc>
+          <w:tcPr/>
+          <w:p>
+            <w:pPr>
+              <w:pStyle w:val="Compact"/>
+              <w:jc w:val="left"/>
+            </w:pPr>
+            <w:r>
+              <w:rPr>
+                <w:rStyle w:val="VerbatimChar"/>
+              </w:rPr>
+              <w:t xml:space="preserve">benchmark_band</w:t>
+            </w:r>
+          </w:p>
+        </w:tc>
+        <w:tc>
+          <w:tcPr/>
+          <w:p>
+            <w:pPr>
+              <w:pStyle w:val="Compact"/>
+              <w:jc w:val="left"/>
+            </w:pPr>
+            <w:r>
+              <w:t xml:space="preserve">The provider’s band this course names, only where the course page prints one. Never worked out from a score</w:t>
+            </w:r>
+          </w:p>
+        </w:tc>
+      </w:tr>
+      <w:tr>
+        <w:tc>
+          <w:tcPr/>
+          <w:p>
+            <w:pPr>
+              <w:pStyle w:val="Compact"/>
+              <w:jc w:val="left"/>
+            </w:pPr>
+            <w:r>
+              <w:rPr>
+                <w:rStyle w:val="VerbatimChar"/>
+              </w:rPr>
+              <w:t xml:space="preserve">prerequisites[]</w:t>
+            </w:r>
+            <w:r>
+              <w:t xml:space="preserve">,</w:t>
+            </w:r>
+            <w:r>
+              <w:t xml:space="preserve"> </w:t>
+            </w:r>
+            <w:r>
+              <w:rPr>
+                <w:rStyle w:val="VerbatimChar"/>
+              </w:rPr>
+              <w:t xml:space="preserve">selection_tasks[]</w:t>
+            </w:r>
+          </w:p>
+        </w:tc>
+        <w:tc>
+          <w:tcPr/>
+          <w:p>
+            <w:pPr>
+              <w:pStyle w:val="Compact"/>
+              <w:jc w:val="left"/>
+            </w:pPr>
+            <w:r>
+              <w:rPr>
+                <w:rStyle w:val="VerbatimChar"/>
+              </w:rPr>
+              <w:t xml:space="preserve">{ text, quote }</w:t>
+            </w:r>
+            <w:r>
+              <w:t xml:space="preserve"> </w:t>
+            </w:r>
+            <w:r>
+              <w:t xml:space="preserve">as published</w:t>
+            </w:r>
+          </w:p>
+        </w:tc>
+      </w:tr>
+      <w:tr>
+        <w:tc>
+          <w:tcPr/>
+          <w:p>
+            <w:pPr>
+              <w:pStyle w:val="Compact"/>
+              <w:jc w:val="left"/>
+            </w:pPr>
+            <w:r>
+              <w:rPr>
+                <w:rStyle w:val="VerbatimChar"/>
+              </w:rPr>
+              <w:t xml:space="preserve">requirements_note</w:t>
+            </w:r>
+          </w:p>
+        </w:tc>
+        <w:tc>
+          <w:tcPr/>
+          <w:p>
+            <w:pPr>
+              <w:pStyle w:val="Compact"/>
+              <w:jc w:val="left"/>
+            </w:pPr>
+            <w:r>
+              <w:t xml:space="preserve">Other published entry conditions</w:t>
+            </w:r>
+          </w:p>
+        </w:tc>
+      </w:tr>
+      <w:tr>
+        <w:tc>
+          <w:tcPr/>
+          <w:p>
+            <w:pPr>
+              <w:pStyle w:val="Compact"/>
+              <w:jc w:val="left"/>
+            </w:pPr>
+            <w:r>
+              <w:rPr>
+                <w:rStyle w:val="VerbatimChar"/>
+              </w:rPr>
+              <w:t xml:space="preserve">resolution</w:t>
+            </w:r>
+          </w:p>
+        </w:tc>
+        <w:tc>
+          <w:tcPr/>
+          <w:p>
+            <w:pPr>
+              <w:pStyle w:val="Compact"/>
+              <w:jc w:val="left"/>
+            </w:pPr>
+            <w:r>
+              <w:t xml:space="preserve">Only when</w:t>
+            </w:r>
+            <w:r>
+              <w:t xml:space="preserve"> </w:t>
+            </w:r>
+            <w:r>
+              <w:rPr>
+                <w:rStyle w:val="VerbatimChar"/>
+              </w:rPr>
+              <w:t xml:space="preserve">edu_country</w:t>
+            </w:r>
+            <w:r>
+              <w:t xml:space="preserve"> </w:t>
+            </w:r>
+            <w:r>
+              <w:t xml:space="preserve">is sent; see below</w:t>
+            </w:r>
+          </w:p>
+        </w:tc>
+      </w:tr>
+    </w:tbl>
+    <w:p>
+      <w:pPr>
+        <w:pStyle w:val="BodyText"/>
+      </w:pPr>
+      <w:r>
+        <w:rPr>
+          <w:rStyle w:val="VerbatimChar"/>
+          <w:bCs/>
+          <w:b/>
+        </w:rPr>
+        <w:t xml:space="preserve">resolution</w:t>
+      </w:r>
+      <w:r>
+        <w:t xml:space="preserve">: the requirement that applies to a student from that country. It is worked out in a fixed order, and the first rule that applies is used:</w:t>
+      </w:r>
+    </w:p>
+    <w:p>
+      <w:pPr>
+        <w:numPr>
+          <w:ilvl w:val="0"/>
+          <w:numId w:val="1011"/>
+        </w:numPr>
+        <w:pStyle w:val="Compact"/>
+      </w:pPr>
+      <w:r>
+        <w:t xml:space="preserve">a rule the course page states for itself;</w:t>
+      </w:r>
+    </w:p>
+    <w:p>
+      <w:pPr>
+        <w:numPr>
+          <w:ilvl w:val="0"/>
+          <w:numId w:val="1011"/>
+        </w:numPr>
+        <w:pStyle w:val="Compact"/>
+      </w:pPr>
+      <w:r>
+        <w:t xml:space="preserve">the provider’s row for this course and country;</w:t>
+      </w:r>
+    </w:p>
+    <w:p>
+      <w:pPr>
+        <w:numPr>
+          <w:ilvl w:val="0"/>
+          <w:numId w:val="1011"/>
+        </w:numPr>
+        <w:pStyle w:val="Compact"/>
+      </w:pPr>
+      <w:r>
+        <w:t xml:space="preserve">the course’s band, looked up in the provider’s table for the country;</w:t>
+      </w:r>
+    </w:p>
+    <w:p>
+      <w:pPr>
+        <w:numPr>
+          <w:ilvl w:val="0"/>
+          <w:numId w:val="1011"/>
+        </w:numPr>
+        <w:pStyle w:val="Compact"/>
+      </w:pPr>
+      <w:r>
+        <w:t xml:space="preserve">the provider’s minimum for the country and the course level;</w:t>
+      </w:r>
+    </w:p>
+    <w:p>
+      <w:pPr>
+        <w:numPr>
+          <w:ilvl w:val="0"/>
+          <w:numId w:val="1011"/>
+        </w:numPr>
+        <w:pStyle w:val="Compact"/>
+      </w:pPr>
+      <w:r>
+        <w:t xml:space="preserve">otherwise, contact the provider.</w:t>
+      </w:r>
+    </w:p>
+    <w:tbl>
+      <w:tblPr>
+        <w:tblStyle w:val="Table"/>
+        <w:tblW w:type="pct" w:w="5000"/>
+        <w:tblLook w:firstRow="1" w:lastRow="0" w:firstColumn="0" w:lastColumn="0" w:noHBand="0" w:noVBand="0" w:val="0020"/>
+        <w:jc w:val="start"/>
+        <w:tblBorders>
+          <w:top w:val="single" w:sz="4" w:color="BFBFBF"/>
+          <w:left w:val="single" w:sz="4" w:color="BFBFBF"/>
+          <w:bottom w:val="single" w:sz="4" w:color="BFBFBF"/>
+          <w:right w:val="single" w:sz="4" w:color="BFBFBF"/>
+          <w:insideH w:val="single" w:sz="4" w:color="BFBFBF"/>
+          <w:insideV w:val="single" w:sz="4" w:color="BFBFBF"/>
+        </w:tblBorders>
+      </w:tblPr>
+      <w:tblGrid>
+        <w:gridCol w:w="3960"/>
+        <w:gridCol w:w="3960"/>
+      </w:tblGrid>
+      <w:tr>
+        <w:trPr>
+          <w:tblHeader w:val="true"/>
+        </w:trPr>
+        <w:tc>
+          <w:tcPr>
+            <w:shd w:val="clear" w:color="auto" w:fill="1F3864"/>
+          </w:tcPr>
+          <w:p>
+            <w:pPr>
+              <w:pStyle w:val="Compact"/>
+              <w:jc w:val="left"/>
+            </w:pPr>
+            <w:r>
+              <w:rPr>
+                <w:b/>
+                <w:color w:val="FFFFFF"/>
+              </w:rPr>
+              <w:t xml:space="preserve">Field</w:t>
+            </w:r>
+          </w:p>
+        </w:tc>
+        <w:tc>
+          <w:tcPr>
+            <w:shd w:val="clear" w:color="auto" w:fill="1F3864"/>
+          </w:tcPr>
+          <w:p>
+            <w:pPr>
+              <w:pStyle w:val="Compact"/>
+              <w:jc w:val="left"/>
+            </w:pPr>
+            <w:r>
+              <w:rPr>
+                <w:b/>
+                <w:color w:val="FFFFFF"/>
+              </w:rPr>
+              <w:t xml:space="preserve">Notes</w:t>
+            </w:r>
+          </w:p>
+        </w:tc>
+      </w:tr>
+      <w:tr>
+        <w:tc>
+          <w:tcPr/>
+          <w:p>
+            <w:pPr>
+              <w:pStyle w:val="Compact"/>
+              <w:jc w:val="left"/>
+            </w:pPr>
+            <w:r>
+              <w:rPr>
+                <w:rStyle w:val="VerbatimChar"/>
+              </w:rPr>
+              <w:t xml:space="preserve">step</w:t>
+            </w:r>
+            <w:r>
+              <w:t xml:space="preserve">,</w:t>
+            </w:r>
+            <w:r>
+              <w:t xml:space="preserve"> </w:t>
+            </w:r>
+            <w:r>
+              <w:rPr>
+                <w:rStyle w:val="VerbatimChar"/>
+              </w:rPr>
+              <w:t xml:space="preserve">rule</w:t>
+            </w:r>
+          </w:p>
+        </w:tc>
+        <w:tc>
+          <w:tcPr/>
+          <w:p>
+            <w:pPr>
+              <w:pStyle w:val="Compact"/>
+              <w:jc w:val="left"/>
+            </w:pPr>
+            <w:r>
+              <w:t xml:space="preserve">1–5:</w:t>
+            </w:r>
+            <w:r>
+              <w:t xml:space="preserve"> </w:t>
+            </w:r>
+            <w:r>
+              <w:rPr>
+                <w:rStyle w:val="VerbatimChar"/>
+              </w:rPr>
+              <w:t xml:space="preserve">course_override</w:t>
+            </w:r>
+            <w:r>
+              <w:t xml:space="preserve">,</w:t>
+            </w:r>
+            <w:r>
+              <w:t xml:space="preserve"> </w:t>
+            </w:r>
+            <w:r>
+              <w:rPr>
+                <w:rStyle w:val="VerbatimChar"/>
+              </w:rPr>
+              <w:t xml:space="preserve">course_country_row</w:t>
+            </w:r>
+            <w:r>
+              <w:t xml:space="preserve">,</w:t>
+            </w:r>
+            <w:r>
+              <w:t xml:space="preserve"> </w:t>
+            </w:r>
+            <w:r>
+              <w:rPr>
+                <w:rStyle w:val="VerbatimChar"/>
+              </w:rPr>
+              <w:t xml:space="preserve">band_ladder</w:t>
+            </w:r>
+            <w:r>
+              <w:t xml:space="preserve">,</w:t>
+            </w:r>
+            <w:r>
+              <w:t xml:space="preserve"> </w:t>
+            </w:r>
+            <w:r>
+              <w:rPr>
+                <w:rStyle w:val="VerbatimChar"/>
+              </w:rPr>
+              <w:t xml:space="preserve">provider_minimum</w:t>
+            </w:r>
+            <w:r>
+              <w:t xml:space="preserve">,</w:t>
+            </w:r>
+            <w:r>
+              <w:t xml:space="preserve"> </w:t>
+            </w:r>
+            <w:r>
+              <w:rPr>
+                <w:rStyle w:val="VerbatimChar"/>
+              </w:rPr>
+              <w:t xml:space="preserve">contact_provider</w:t>
+            </w:r>
+          </w:p>
+        </w:tc>
+      </w:tr>
+      <w:tr>
+        <w:tc>
+          <w:tcPr/>
+          <w:p>
+            <w:pPr>
+              <w:pStyle w:val="Compact"/>
+              <w:jc w:val="left"/>
+            </w:pPr>
+            <w:r>
+              <w:rPr>
+                <w:rStyle w:val="VerbatimChar"/>
+              </w:rPr>
+              <w:t xml:space="preserve">outcome</w:t>
+            </w:r>
+          </w:p>
+        </w:tc>
+        <w:tc>
+          <w:tcPr/>
+          <w:p>
+            <w:pPr>
+              <w:pStyle w:val="Compact"/>
+              <w:jc w:val="left"/>
+            </w:pPr>
+            <w:r>
+              <w:rPr>
+                <w:rStyle w:val="VerbatimChar"/>
+              </w:rPr>
+              <w:t xml:space="preserve">minimum_published</w:t>
+            </w:r>
+            <w:r>
+              <w:t xml:space="preserve">,</w:t>
+            </w:r>
+            <w:r>
+              <w:t xml:space="preserve"> </w:t>
+            </w:r>
+            <w:r>
+              <w:rPr>
+                <w:rStyle w:val="VerbatimChar"/>
+              </w:rPr>
+              <w:t xml:space="preserve">case_by_case</w:t>
+            </w:r>
+            <w:r>
+              <w:t xml:space="preserve"> </w:t>
+            </w:r>
+            <w:r>
+              <w:t xml:space="preserve">or</w:t>
+            </w:r>
+            <w:r>
+              <w:t xml:space="preserve"> </w:t>
+            </w:r>
+            <w:r>
+              <w:rPr>
+                <w:rStyle w:val="VerbatimChar"/>
+              </w:rPr>
+              <w:t xml:space="preserve">contact_provider</w:t>
+            </w:r>
+          </w:p>
+        </w:tc>
+      </w:tr>
+      <w:tr>
+        <w:tc>
+          <w:tcPr/>
+          <w:p>
+            <w:pPr>
+              <w:pStyle w:val="Compact"/>
+              <w:jc w:val="left"/>
+            </w:pPr>
+            <w:r>
+              <w:rPr>
+                <w:rStyle w:val="VerbatimChar"/>
+              </w:rPr>
+              <w:t xml:space="preserve">rows[]</w:t>
+            </w:r>
+          </w:p>
+        </w:tc>
+        <w:tc>
+          <w:tcPr/>
+          <w:p>
+            <w:pPr>
+              <w:pStyle w:val="Compact"/>
+              <w:jc w:val="left"/>
+            </w:pPr>
+            <w:r>
+              <w:rPr>
+                <w:rStyle w:val="VerbatimChar"/>
+              </w:rPr>
+              <w:t xml:space="preserve">qualification</w:t>
+            </w:r>
+            <w:r>
+              <w:t xml:space="preserve">,</w:t>
+            </w:r>
+            <w:r>
+              <w:t xml:space="preserve"> </w:t>
+            </w:r>
+            <w:r>
+              <w:rPr>
+                <w:rStyle w:val="VerbatimChar"/>
+              </w:rPr>
+              <w:t xml:space="preserve">study_level</w:t>
+            </w:r>
+            <w:r>
+              <w:t xml:space="preserve">,</w:t>
+            </w:r>
+            <w:r>
+              <w:t xml:space="preserve"> </w:t>
+            </w:r>
+            <w:r>
+              <w:rPr>
+                <w:rStyle w:val="VerbatimChar"/>
+              </w:rPr>
+              <w:t xml:space="preserve">min_grade</w:t>
+            </w:r>
+            <w:r>
+              <w:t xml:space="preserve">,</w:t>
+            </w:r>
+            <w:r>
+              <w:t xml:space="preserve"> </w:t>
+            </w:r>
+            <w:r>
+              <w:rPr>
+                <w:rStyle w:val="VerbatimChar"/>
+              </w:rPr>
+              <w:t xml:space="preserve">scale</w:t>
+            </w:r>
+            <w:r>
+              <w:t xml:space="preserve">,</w:t>
+            </w:r>
+            <w:r>
+              <w:t xml:space="preserve"> </w:t>
+            </w:r>
+            <w:r>
+              <w:rPr>
+                <w:rStyle w:val="VerbatimChar"/>
+              </w:rPr>
+              <w:t xml:space="preserve">band</w:t>
+            </w:r>
+            <w:r>
+              <w:t xml:space="preserve">,</w:t>
+            </w:r>
+            <w:r>
+              <w:t xml:space="preserve"> </w:t>
+            </w:r>
+            <w:r>
+              <w:rPr>
+                <w:rStyle w:val="VerbatimChar"/>
+              </w:rPr>
+              <w:t xml:space="preserve">conditions</w:t>
+            </w:r>
+            <w:r>
+              <w:t xml:space="preserve">,</w:t>
+            </w:r>
+            <w:r>
+              <w:t xml:space="preserve"> </w:t>
+            </w:r>
+            <w:r>
+              <w:rPr>
+                <w:rStyle w:val="VerbatimChar"/>
+              </w:rPr>
+              <w:t xml:space="preserve">quote</w:t>
+            </w:r>
+            <w:r>
+              <w:t xml:space="preserve">,</w:t>
+            </w:r>
+            <w:r>
+              <w:t xml:space="preserve"> </w:t>
+            </w:r>
+            <w:r>
+              <w:rPr>
+                <w:rStyle w:val="VerbatimChar"/>
+              </w:rPr>
+              <w:t xml:space="preserve">as_at</w:t>
+            </w:r>
+            <w:r>
+              <w:t xml:space="preserve">,</w:t>
+            </w:r>
+            <w:r>
+              <w:t xml:space="preserve"> </w:t>
+            </w:r>
+            <w:r>
+              <w:rPr>
+                <w:rStyle w:val="VerbatimChar"/>
+              </w:rPr>
+              <w:t xml:space="preserve">edition</w:t>
+            </w:r>
+            <w:r>
+              <w:t xml:space="preserve">,</w:t>
+            </w:r>
+            <w:r>
+              <w:t xml:space="preserve"> </w:t>
+            </w:r>
+            <w:r>
+              <w:rPr>
+                <w:rStyle w:val="VerbatimChar"/>
+              </w:rPr>
+              <w:t xml:space="preserve">case_by_case</w:t>
+            </w:r>
+          </w:p>
+        </w:tc>
+      </w:tr>
+      <w:tr>
+        <w:tc>
+          <w:tcPr/>
+          <w:p>
+            <w:pPr>
+              <w:pStyle w:val="Compact"/>
+              <w:jc w:val="left"/>
+            </w:pPr>
+            <w:r>
+              <w:rPr>
+                <w:rStyle w:val="VerbatimChar"/>
+              </w:rPr>
+              <w:t xml:space="preserve">note</w:t>
+            </w:r>
+          </w:p>
+        </w:tc>
+        <w:tc>
+          <w:tcPr/>
+          <w:p>
+            <w:pPr>
+              <w:pStyle w:val="Compact"/>
+              <w:jc w:val="left"/>
+            </w:pPr>
+            <w:r>
+              <w:t xml:space="preserve">Why no table row applied, when</w:t>
+            </w:r>
+            <w:r>
+              <w:t xml:space="preserve"> </w:t>
+            </w:r>
+            <w:r>
+              <w:rPr>
+                <w:rStyle w:val="VerbatimChar"/>
+              </w:rPr>
+              <w:t xml:space="preserve">step</w:t>
+            </w:r>
+            <w:r>
+              <w:t xml:space="preserve"> </w:t>
+            </w:r>
+            <w:r>
+              <w:t xml:space="preserve">is 5</w:t>
+            </w:r>
+          </w:p>
+        </w:tc>
+      </w:tr>
+    </w:tbl>
+    <w:p>
+      <w:pPr>
+        <w:pStyle w:val="BodyText"/>
+      </w:pPr>
+      <w:r>
+        <w:t xml:space="preserve">Show it like this:</w:t>
+      </w:r>
+    </w:p>
+    <w:p>
+      <w:pPr>
+        <w:numPr>
+          <w:ilvl w:val="0"/>
+          <w:numId w:val="1012"/>
+        </w:numPr>
+        <w:pStyle w:val="Compact"/>
+      </w:pPr>
+      <w:r>
+        <w:rPr>
+          <w:rStyle w:val="VerbatimChar"/>
+          <w:bCs/>
+          <w:b/>
+        </w:rPr>
+        <w:t xml:space="preserve">minimum_published</w:t>
+      </w:r>
+      <w:r>
+        <w:rPr>
+          <w:bCs/>
+          <w:b/>
+        </w:rPr>
+        <w:t xml:space="preserve">:</w:t>
+      </w:r>
+      <w:r>
+        <w:t xml:space="preserve"> </w:t>
+      </w:r>
+      <w:r>
+        <w:t xml:space="preserve">show each qualification with its minimum, for example</w:t>
+      </w:r>
+      <w:r>
+        <w:t xml:space="preserve"> </w:t>
+      </w:r>
+      <w:r>
+        <w:t xml:space="preserve">“</w:t>
+      </w:r>
+      <w:r>
+        <w:t xml:space="preserve">All India Senior School Certificate: minimum average of 75%</w:t>
+      </w:r>
+      <w:r>
+        <w:t xml:space="preserve">”</w:t>
+      </w:r>
+      <w:r>
+        <w:t xml:space="preserve">.</w:t>
+      </w:r>
+    </w:p>
+    <w:p>
+      <w:pPr>
+        <w:numPr>
+          <w:ilvl w:val="0"/>
+          <w:numId w:val="1012"/>
+        </w:numPr>
+        <w:pStyle w:val="Compact"/>
+      </w:pPr>
+      <w:r>
+        <w:rPr>
+          <w:rStyle w:val="VerbatimChar"/>
+          <w:bCs/>
+          <w:b/>
+        </w:rPr>
+        <w:t xml:space="preserve">case_by_case</w:t>
+      </w:r>
+      <w:r>
+        <w:t xml:space="preserve">, or a row with</w:t>
+      </w:r>
+      <w:r>
+        <w:t xml:space="preserve"> </w:t>
+      </w:r>
+      <w:r>
+        <w:rPr>
+          <w:rStyle w:val="VerbatimChar"/>
+        </w:rPr>
+        <w:t xml:space="preserve">case_by_case</w:t>
+      </w:r>
+      <w:r>
+        <w:t xml:space="preserve"> </w:t>
+      </w:r>
+      <w:r>
+        <w:t xml:space="preserve">true: show</w:t>
+      </w:r>
+      <w:r>
+        <w:t xml:space="preserve"> </w:t>
+      </w:r>
+      <w:r>
+        <w:rPr>
+          <w:bCs/>
+          <w:b/>
+        </w:rPr>
+        <w:t xml:space="preserve">“</w:t>
+      </w:r>
+      <w:r>
+        <w:rPr>
+          <w:bCs/>
+          <w:b/>
+        </w:rPr>
+        <w:t xml:space="preserve">This qualification is considered case by case</w:t>
+      </w:r>
+      <w:r>
+        <w:rPr>
+          <w:bCs/>
+          <w:b/>
+        </w:rPr>
+        <w:t xml:space="preserve">”</w:t>
+      </w:r>
+      <w:r>
+        <w:t xml:space="preserve">. Never show</w:t>
+      </w:r>
+      <w:r>
+        <w:t xml:space="preserve"> </w:t>
+      </w:r>
+      <w:r>
+        <w:t xml:space="preserve">“</w:t>
+      </w:r>
+      <w:r>
+        <w:t xml:space="preserve">no data</w:t>
+      </w:r>
+      <w:r>
+        <w:t xml:space="preserve">”</w:t>
+      </w:r>
+      <w:r>
+        <w:t xml:space="preserve">, and never treat it as met.</w:t>
+      </w:r>
+    </w:p>
+    <w:p>
+      <w:pPr>
+        <w:numPr>
+          <w:ilvl w:val="0"/>
+          <w:numId w:val="1012"/>
+        </w:numPr>
+        <w:pStyle w:val="Compact"/>
+      </w:pPr>
+      <w:r>
+        <w:rPr>
+          <w:rStyle w:val="VerbatimChar"/>
+          <w:bCs/>
+          <w:b/>
+        </w:rPr>
+        <w:t xml:space="preserve">contact_provider</w:t>
+      </w:r>
+      <w:r>
+        <w:rPr>
+          <w:bCs/>
+          <w:b/>
+        </w:rPr>
+        <w:t xml:space="preserve">:</w:t>
+      </w:r>
+      <w:r>
+        <w:t xml:space="preserve"> </w:t>
+      </w:r>
+      <w:r>
+        <w:t xml:space="preserve">show</w:t>
+      </w:r>
+      <w:r>
+        <w:t xml:space="preserve"> </w:t>
+      </w:r>
+      <w:r>
+        <w:rPr>
+          <w:bCs/>
+          <w:b/>
+        </w:rPr>
+        <w:t xml:space="preserve">“</w:t>
+      </w:r>
+      <w:r>
+        <w:rPr>
+          <w:bCs/>
+          <w:b/>
+        </w:rPr>
+        <w:t xml:space="preserve">Requirements for your qualification aren’t published — contact the provider</w:t>
+      </w:r>
+      <w:r>
+        <w:rPr>
+          <w:bCs/>
+          <w:b/>
+        </w:rPr>
+        <w:t xml:space="preserve">”</w:t>
+      </w:r>
+      <w:r>
+        <w:t xml:space="preserve">, with the provider’s website.</w:t>
+      </w:r>
+    </w:p>
+    <w:p>
+      <w:pPr>
+        <w:pStyle w:val="FirstParagraph"/>
+      </w:pPr>
+      <w:r>
+        <w:t xml:space="preserve">The API looks requirements up. It never decides whether a student is eligible.</w:t>
+      </w:r>
+    </w:p>
+    <w:p>
+      <w:pPr>
+        <w:pStyle w:val="BodyText"/>
+      </w:pPr>
+      <w:r>
+        <w:rPr>
+          <w:bCs/>
+          <w:b/>
+        </w:rPr>
+        <w:t xml:space="preserve">Provider detail:</w:t>
+      </w:r>
+      <w:r>
+        <w:rPr>
+          <w:bCs/>
+          <w:b/>
+        </w:rPr>
+        <w:t xml:space="preserve"> </w:t>
+      </w:r>
+      <w:r>
+        <w:rPr>
+          <w:rStyle w:val="VerbatimChar"/>
+          <w:bCs/>
+          <w:b/>
+        </w:rPr>
+        <w:t xml:space="preserve">entry_matrix[]</w:t>
+      </w:r>
+      <w:r>
+        <w:t xml:space="preserve"> </w:t>
+      </w:r>
+      <w:r>
+        <w:t xml:space="preserve">(admitted rows; narrowed to</w:t>
+      </w:r>
+      <w:r>
+        <w:t xml:space="preserve"> </w:t>
+      </w:r>
+      <w:r>
+        <w:rPr>
+          <w:rStyle w:val="VerbatimChar"/>
+        </w:rPr>
+        <w:t xml:space="preserve">edu_country</w:t>
+      </w:r>
+      <w:r>
+        <w:t xml:space="preserve"> </w:t>
+      </w:r>
+      <w:r>
+        <w:t xml:space="preserve">when sent):</w:t>
+      </w:r>
+      <w:r>
+        <w:t xml:space="preserve"> </w:t>
+      </w:r>
+      <w:r>
+        <w:rPr>
+          <w:rStyle w:val="VerbatimChar"/>
+        </w:rPr>
+        <w:t xml:space="preserve">country</w:t>
+      </w:r>
+      <w:r>
+        <w:t xml:space="preserve">,</w:t>
+      </w:r>
+      <w:r>
+        <w:t xml:space="preserve"> </w:t>
+      </w:r>
+      <w:r>
+        <w:rPr>
+          <w:rStyle w:val="VerbatimChar"/>
+        </w:rPr>
+        <w:t xml:space="preserve">study_level</w:t>
+      </w:r>
+      <w:r>
+        <w:t xml:space="preserve"> </w:t>
+      </w:r>
+      <w:r>
+        <w:t xml:space="preserve">(the provider’s own label),</w:t>
+      </w:r>
+      <w:r>
+        <w:t xml:space="preserve"> </w:t>
+      </w:r>
+      <w:r>
+        <w:rPr>
+          <w:rStyle w:val="VerbatimChar"/>
+        </w:rPr>
+        <w:t xml:space="preserve">qualification</w:t>
+      </w:r>
+      <w:r>
+        <w:t xml:space="preserve">,</w:t>
+      </w:r>
+      <w:r>
+        <w:t xml:space="preserve"> </w:t>
+      </w:r>
+      <w:r>
+        <w:rPr>
+          <w:rStyle w:val="VerbatimChar"/>
+        </w:rPr>
+        <w:t xml:space="preserve">min_grade</w:t>
+      </w:r>
+      <w:r>
+        <w:t xml:space="preserve">,</w:t>
+      </w:r>
+      <w:r>
+        <w:t xml:space="preserve"> </w:t>
+      </w:r>
+      <w:r>
+        <w:rPr>
+          <w:rStyle w:val="VerbatimChar"/>
+        </w:rPr>
+        <w:t xml:space="preserve">scale</w:t>
+      </w:r>
+      <w:r>
+        <w:t xml:space="preserve">,</w:t>
+      </w:r>
+      <w:r>
+        <w:t xml:space="preserve"> </w:t>
+      </w:r>
+      <w:r>
+        <w:rPr>
+          <w:rStyle w:val="VerbatimChar"/>
+        </w:rPr>
+        <w:t xml:space="preserve">band</w:t>
+      </w:r>
+      <w:r>
+        <w:t xml:space="preserve">,</w:t>
+      </w:r>
+      <w:r>
+        <w:t xml:space="preserve"> </w:t>
+      </w:r>
+      <w:r>
+        <w:rPr>
+          <w:rStyle w:val="VerbatimChar"/>
+        </w:rPr>
+        <w:t xml:space="preserve">course_code</w:t>
+      </w:r>
+      <w:r>
+        <w:t xml:space="preserve"> </w:t>
+      </w:r>
+      <w:r>
+        <w:t xml:space="preserve">(only on rows for one course),</w:t>
+      </w:r>
+      <w:r>
+        <w:t xml:space="preserve"> </w:t>
+      </w:r>
+      <w:r>
+        <w:rPr>
+          <w:rStyle w:val="VerbatimChar"/>
+        </w:rPr>
+        <w:t xml:space="preserve">conditions</w:t>
+      </w:r>
+      <w:r>
+        <w:t xml:space="preserve">,</w:t>
+      </w:r>
+      <w:r>
+        <w:t xml:space="preserve"> </w:t>
+      </w:r>
+      <w:r>
+        <w:rPr>
+          <w:rStyle w:val="VerbatimChar"/>
+        </w:rPr>
+        <w:t xml:space="preserve">as_at</w:t>
+      </w:r>
+      <w:r>
+        <w:t xml:space="preserve">. A row with</w:t>
+      </w:r>
+      <w:r>
+        <w:t xml:space="preserve"> </w:t>
+      </w:r>
+      <w:r>
+        <w:rPr>
+          <w:rStyle w:val="VerbatimChar"/>
+        </w:rPr>
+        <w:t xml:space="preserve">min_grade</w:t>
+      </w:r>
+      <w:r>
+        <w:t xml:space="preserve"> </w:t>
+      </w:r>
+      <w:r>
+        <w:t xml:space="preserve">null has</w:t>
+      </w:r>
+      <w:r>
+        <w:t xml:space="preserve"> </w:t>
+      </w:r>
+      <w:r>
+        <w:rPr>
+          <w:rStyle w:val="VerbatimChar"/>
+        </w:rPr>
+        <w:t xml:space="preserve">scale</w:t>
+      </w:r>
+      <w:r>
+        <w:t xml:space="preserve"> </w:t>
+      </w:r>
+      <w:r>
+        <w:rPr>
+          <w:rStyle w:val="VerbatimChar"/>
+        </w:rPr>
+        <w:t xml:space="preserve">"none"</w:t>
+      </w:r>
+      <w:r>
+        <w:t xml:space="preserve">: it is considered case by case.</w:t>
+      </w:r>
+    </w:p>
+    <w:p>
+      <w:pPr>
+        <w:pStyle w:val="BodyText"/>
+      </w:pPr>
+      <w:r>
+        <w:rPr>
+          <w:bCs/>
+          <w:b/>
+        </w:rPr>
+        <w:t xml:space="preserve">Worked example (Pilot, measured 29 October 2026, admitted rows only):</w:t>
+      </w:r>
+      <w:r>
+        <w:t xml:space="preserve"> </w:t>
+      </w:r>
+      <w:r>
+        <w:t xml:space="preserve">RMIT University, Bachelor of Engineering (Honours), CRICOS</w:t>
+      </w:r>
+      <w:r>
+        <w:t xml:space="preserve"> </w:t>
+      </w:r>
+      <w:r>
+        <w:rPr>
+          <w:rStyle w:val="VerbatimChar"/>
+        </w:rPr>
+        <w:t xml:space="preserve">0100714</w:t>
+      </w:r>
+      <w:r>
+        <w:t xml:space="preserve">, for a student from India.</w:t>
+      </w:r>
+    </w:p>
+    <w:p>
+      <w:pPr>
+        <w:pStyle w:val="SourceCode"/>
+      </w:pPr>
+      <w:r>
+        <w:rPr>
+          <w:rStyle w:val="FunctionTok"/>
+        </w:rPr>
+        <w:t xml:space="preserve">{</w:t>
+      </w:r>
+      <w:r>
+        <w:rPr>
+          <w:rStyle w:val="NormalTok"/>
+        </w:rPr>
+        <w:t xml:space="preserve"> </w:t>
+      </w:r>
+      <w:r>
+        <w:rPr>
+          <w:rStyle w:val="DataTypeTok"/>
+        </w:rPr>
+        <w:t xml:space="preserve">"action"</w:t>
+      </w:r>
+      <w:r>
+        <w:rPr>
+          <w:rStyle w:val="FunctionTok"/>
+        </w:rPr>
+        <w:t xml:space="preserve">:</w:t>
+      </w:r>
+      <w:r>
+        <w:rPr>
+          <w:rStyle w:val="NormalTok"/>
+        </w:rPr>
+        <w:t xml:space="preserve"> </w:t>
+      </w:r>
+      <w:r>
+        <w:rPr>
+          <w:rStyle w:val="StringTok"/>
+        </w:rPr>
+        <w:t xml:space="preserve">"course"</w:t>
+      </w:r>
+      <w:r>
+        <w:rPr>
+          <w:rStyle w:val="FunctionTok"/>
+        </w:rPr>
+        <w:t xml:space="preserve">,</w:t>
+      </w:r>
+      <w:r>
+        <w:rPr>
+          <w:rStyle w:val="NormalTok"/>
+        </w:rPr>
+        <w:t xml:space="preserve"> </w:t>
+      </w:r>
+      <w:r>
+        <w:rPr>
+          <w:rStyle w:val="DataTypeTok"/>
+        </w:rPr>
+        <w:t xml:space="preserve">"course_code"</w:t>
+      </w:r>
+      <w:r>
+        <w:rPr>
+          <w:rStyle w:val="FunctionTok"/>
+        </w:rPr>
+        <w:t xml:space="preserve">:</w:t>
+      </w:r>
+      <w:r>
+        <w:rPr>
+          <w:rStyle w:val="NormalTok"/>
+        </w:rPr>
+        <w:t xml:space="preserve"> </w:t>
+      </w:r>
+      <w:r>
+        <w:rPr>
+          <w:rStyle w:val="StringTok"/>
+        </w:rPr>
+        <w:t xml:space="preserve">"0100714"</w:t>
+      </w:r>
+      <w:r>
+        <w:rPr>
+          <w:rStyle w:val="FunctionTok"/>
+        </w:rPr>
+        <w:t xml:space="preserve">,</w:t>
+      </w:r>
+      <w:r>
+        <w:rPr>
+          <w:rStyle w:val="NormalTok"/>
+        </w:rPr>
+        <w:t xml:space="preserve"> </w:t>
+      </w:r>
+      <w:r>
+        <w:rPr>
+          <w:rStyle w:val="DataTypeTok"/>
+        </w:rPr>
+        <w:t xml:space="preserve">"edu_country"</w:t>
+      </w:r>
+      <w:r>
+        <w:rPr>
+          <w:rStyle w:val="FunctionTok"/>
+        </w:rPr>
+        <w:t xml:space="preserve">:</w:t>
+      </w:r>
+      <w:r>
+        <w:rPr>
+          <w:rStyle w:val="NormalTok"/>
+        </w:rPr>
+        <w:t xml:space="preserve"> </w:t>
+      </w:r>
+      <w:r>
+        <w:rPr>
+          <w:rStyle w:val="StringTok"/>
+        </w:rPr>
+        <w:t xml:space="preserve">"IN"</w:t>
+      </w:r>
+      <w:r>
+        <w:rPr>
+          <w:rStyle w:val="NormalTok"/>
+        </w:rPr>
+        <w:t xml:space="preserve"> </w:t>
+      </w:r>
+      <w:r>
+        <w:rPr>
+          <w:rStyle w:val="FunctionTok"/>
+        </w:rPr>
+        <w:t xml:space="preserve">}</w:t>
+      </w:r>
+    </w:p>
+    <w:p>
+      <w:pPr>
+        <w:pStyle w:val="SourceCode"/>
+      </w:pPr>
+      <w:r>
+        <w:rPr>
+          <w:rStyle w:val="ErrorTok"/>
+        </w:rPr>
+        <w:t xml:space="preserve">"entry":</w:t>
+      </w:r>
+      <w:r>
+        <w:rPr>
+          <w:rStyle w:val="NormalTok"/>
+        </w:rPr>
+        <w:t xml:space="preserve"> </w:t>
+      </w:r>
+      <w:r>
+        <w:rPr>
+          <w:rStyle w:val="FunctionTok"/>
+        </w:rPr>
+        <w:t xml:space="preserve">{</w:t>
+      </w:r>
+      <w:r>
+        <w:br/>
+      </w:r>
+      <w:r>
+        <w:rPr>
+          <w:rStyle w:val="NormalTok"/>
+        </w:rPr>
+        <w:t xml:space="preserve">  </w:t>
+      </w:r>
+      <w:r>
+        <w:rPr>
+          <w:rStyle w:val="DataTypeTok"/>
+        </w:rPr>
+        <w:t xml:space="preserve">"min_score"</w:t>
+      </w:r>
+      <w:r>
+        <w:rPr>
+          <w:rStyle w:val="FunctionTok"/>
+        </w:rPr>
+        <w:t xml:space="preserve">:</w:t>
+      </w:r>
+      <w:r>
+        <w:rPr>
+          <w:rStyle w:val="NormalTok"/>
+        </w:rPr>
+        <w:t xml:space="preserve"> </w:t>
+      </w:r>
+      <w:r>
+        <w:rPr>
+          <w:rStyle w:val="KeywordTok"/>
+        </w:rPr>
+        <w:t xml:space="preserve">null</w:t>
+      </w:r>
+      <w:r>
+        <w:rPr>
+          <w:rStyle w:val="FunctionTok"/>
+        </w:rPr>
+        <w:t xml:space="preserve">,</w:t>
+      </w:r>
+      <w:r>
+        <w:rPr>
+          <w:rStyle w:val="NormalTok"/>
+        </w:rPr>
+        <w:t xml:space="preserve"> </w:t>
+      </w:r>
+      <w:r>
+        <w:rPr>
+          <w:rStyle w:val="DataTypeTok"/>
+        </w:rPr>
+        <w:t xml:space="preserve">"min_score_basis"</w:t>
+      </w:r>
+      <w:r>
+        <w:rPr>
+          <w:rStyle w:val="FunctionTok"/>
+        </w:rPr>
+        <w:t xml:space="preserve">:</w:t>
+      </w:r>
+      <w:r>
+        <w:rPr>
+          <w:rStyle w:val="NormalTok"/>
+        </w:rPr>
+        <w:t xml:space="preserve"> </w:t>
+      </w:r>
+      <w:r>
+        <w:rPr>
+          <w:rStyle w:val="KeywordTok"/>
+        </w:rPr>
+        <w:t xml:space="preserve">null</w:t>
+      </w:r>
+      <w:r>
+        <w:rPr>
+          <w:rStyle w:val="FunctionTok"/>
+        </w:rPr>
+        <w:t xml:space="preserve">,</w:t>
+      </w:r>
+      <w:r>
+        <w:rPr>
+          <w:rStyle w:val="NormalTok"/>
+        </w:rPr>
+        <w:t xml:space="preserve"> </w:t>
+      </w:r>
+      <w:r>
+        <w:rPr>
+          <w:rStyle w:val="DataTypeTok"/>
+        </w:rPr>
+        <w:t xml:space="preserve">"benchmark_band"</w:t>
+      </w:r>
+      <w:r>
+        <w:rPr>
+          <w:rStyle w:val="FunctionTok"/>
+        </w:rPr>
+        <w:t xml:space="preserve">:</w:t>
+      </w:r>
+      <w:r>
+        <w:rPr>
+          <w:rStyle w:val="NormalTok"/>
+        </w:rPr>
+        <w:t xml:space="preserve"> </w:t>
+      </w:r>
+      <w:r>
+        <w:rPr>
+          <w:rStyle w:val="KeywordTok"/>
+        </w:rPr>
+        <w:t xml:space="preserve">null</w:t>
+      </w:r>
+      <w:r>
+        <w:rPr>
+          <w:rStyle w:val="FunctionTok"/>
+        </w:rPr>
+        <w:t xml:space="preserve">,</w:t>
+      </w:r>
+      <w:r>
+        <w:br/>
+      </w:r>
+      <w:r>
+        <w:rPr>
+          <w:rStyle w:val="NormalTok"/>
+        </w:rPr>
+        <w:t xml:space="preserve">  </w:t>
+      </w:r>
+      <w:r>
+        <w:rPr>
+          <w:rStyle w:val="DataTypeTok"/>
+        </w:rPr>
+        <w:t xml:space="preserve">"prerequisites"</w:t>
+      </w:r>
+      <w:r>
+        <w:rPr>
+          <w:rStyle w:val="FunctionTok"/>
+        </w:rPr>
+        <w:t xml:space="preserve">:</w:t>
+      </w:r>
+      <w:r>
+        <w:rPr>
+          <w:rStyle w:val="NormalTok"/>
+        </w:rPr>
+        <w:t xml:space="preserve"> </w:t>
+      </w:r>
+      <w:r>
+        <w:rPr>
+          <w:rStyle w:val="OtherTok"/>
+        </w:rPr>
+        <w:t xml:space="preserve">[]</w:t>
+      </w:r>
+      <w:r>
+        <w:rPr>
+          <w:rStyle w:val="FunctionTok"/>
+        </w:rPr>
+        <w:t xml:space="preserve">,</w:t>
+      </w:r>
+      <w:r>
+        <w:rPr>
+          <w:rStyle w:val="NormalTok"/>
+        </w:rPr>
+        <w:t xml:space="preserve"> </w:t>
+      </w:r>
+      <w:r>
+        <w:rPr>
+          <w:rStyle w:val="DataTypeTok"/>
+        </w:rPr>
+        <w:t xml:space="preserve">"selection_tasks"</w:t>
+      </w:r>
+      <w:r>
+        <w:rPr>
+          <w:rStyle w:val="FunctionTok"/>
+        </w:rPr>
+        <w:t xml:space="preserve">:</w:t>
+      </w:r>
+      <w:r>
+        <w:rPr>
+          <w:rStyle w:val="NormalTok"/>
+        </w:rPr>
+        <w:t xml:space="preserve"> </w:t>
+      </w:r>
+      <w:r>
+        <w:rPr>
+          <w:rStyle w:val="OtherTok"/>
+        </w:rPr>
+        <w:t xml:space="preserve">[]</w:t>
+      </w:r>
+      <w:r>
+        <w:rPr>
+          <w:rStyle w:val="FunctionTok"/>
+        </w:rPr>
+        <w:t xml:space="preserve">,</w:t>
+      </w:r>
+      <w:r>
+        <w:rPr>
+          <w:rStyle w:val="NormalTok"/>
+        </w:rPr>
+        <w:t xml:space="preserve"> </w:t>
+      </w:r>
+      <w:r>
+        <w:rPr>
+          <w:rStyle w:val="DataTypeTok"/>
+        </w:rPr>
+        <w:t xml:space="preserve">"requirements_note"</w:t>
+      </w:r>
+      <w:r>
+        <w:rPr>
+          <w:rStyle w:val="FunctionTok"/>
+        </w:rPr>
+        <w:t xml:space="preserve">:</w:t>
+      </w:r>
+      <w:r>
+        <w:rPr>
+          <w:rStyle w:val="NormalTok"/>
+        </w:rPr>
+        <w:t xml:space="preserve"> </w:t>
+      </w:r>
+      <w:r>
+        <w:rPr>
+          <w:rStyle w:val="KeywordTok"/>
+        </w:rPr>
+        <w:t xml:space="preserve">null</w:t>
+      </w:r>
+      <w:r>
+        <w:rPr>
+          <w:rStyle w:val="FunctionTok"/>
+        </w:rPr>
+        <w:t xml:space="preserve">,</w:t>
+      </w:r>
+      <w:r>
+        <w:br/>
+      </w:r>
+      <w:r>
+        <w:rPr>
+          <w:rStyle w:val="NormalTok"/>
+        </w:rPr>
+        <w:t xml:space="preserve">  </w:t>
+      </w:r>
+      <w:r>
+        <w:rPr>
+          <w:rStyle w:val="DataTypeTok"/>
+        </w:rPr>
+        <w:t xml:space="preserve">"resolution"</w:t>
+      </w:r>
+      <w:r>
+        <w:rPr>
+          <w:rStyle w:val="FunctionTok"/>
+        </w:rPr>
+        <w:t xml:space="preserve">:</w:t>
+      </w:r>
+      <w:r>
+        <w:rPr>
+          <w:rStyle w:val="NormalTok"/>
+        </w:rPr>
+        <w:t xml:space="preserve"> </w:t>
+      </w:r>
+      <w:r>
+        <w:rPr>
+          <w:rStyle w:val="FunctionTok"/>
+        </w:rPr>
+        <w:t xml:space="preserve">{</w:t>
+      </w:r>
+      <w:r>
+        <w:br/>
+      </w:r>
+      <w:r>
+        <w:rPr>
+          <w:rStyle w:val="NormalTok"/>
+        </w:rPr>
+        <w:t xml:space="preserve">    </w:t>
+      </w:r>
+      <w:r>
+        <w:rPr>
+          <w:rStyle w:val="DataTypeTok"/>
+        </w:rPr>
+        <w:t xml:space="preserve">"country"</w:t>
+      </w:r>
+      <w:r>
+        <w:rPr>
+          <w:rStyle w:val="FunctionTok"/>
+        </w:rPr>
+        <w:t xml:space="preserve">:</w:t>
+      </w:r>
+      <w:r>
+        <w:rPr>
+          <w:rStyle w:val="NormalTok"/>
+        </w:rPr>
+        <w:t xml:space="preserve"> </w:t>
+      </w:r>
+      <w:r>
+        <w:rPr>
+          <w:rStyle w:val="StringTok"/>
+        </w:rPr>
+        <w:t xml:space="preserve">"IN"</w:t>
+      </w:r>
+      <w:r>
+        <w:rPr>
+          <w:rStyle w:val="FunctionTok"/>
+        </w:rPr>
+        <w:t xml:space="preserve">,</w:t>
+      </w:r>
+      <w:r>
+        <w:rPr>
+          <w:rStyle w:val="NormalTok"/>
+        </w:rPr>
+        <w:t xml:space="preserve"> </w:t>
+      </w:r>
+      <w:r>
+        <w:rPr>
+          <w:rStyle w:val="DataTypeTok"/>
+        </w:rPr>
+        <w:t xml:space="preserve">"step"</w:t>
+      </w:r>
+      <w:r>
+        <w:rPr>
+          <w:rStyle w:val="FunctionTok"/>
+        </w:rPr>
+        <w:t xml:space="preserve">:</w:t>
+      </w:r>
+      <w:r>
+        <w:rPr>
+          <w:rStyle w:val="NormalTok"/>
+        </w:rPr>
+        <w:t xml:space="preserve"> </w:t>
+      </w:r>
+      <w:r>
+        <w:rPr>
+          <w:rStyle w:val="DecValTok"/>
+        </w:rPr>
+        <w:t xml:space="preserve">5</w:t>
+      </w:r>
+      <w:r>
+        <w:rPr>
+          <w:rStyle w:val="FunctionTok"/>
+        </w:rPr>
+        <w:t xml:space="preserve">,</w:t>
+      </w:r>
+      <w:r>
+        <w:rPr>
+          <w:rStyle w:val="NormalTok"/>
+        </w:rPr>
+        <w:t xml:space="preserve"> </w:t>
+      </w:r>
+      <w:r>
+        <w:rPr>
+          <w:rStyle w:val="DataTypeTok"/>
+        </w:rPr>
+        <w:t xml:space="preserve">"rule"</w:t>
+      </w:r>
+      <w:r>
+        <w:rPr>
+          <w:rStyle w:val="FunctionTok"/>
+        </w:rPr>
+        <w:t xml:space="preserve">:</w:t>
+      </w:r>
+      <w:r>
+        <w:rPr>
+          <w:rStyle w:val="NormalTok"/>
+        </w:rPr>
+        <w:t xml:space="preserve"> </w:t>
+      </w:r>
+      <w:r>
+        <w:rPr>
+          <w:rStyle w:val="StringTok"/>
+        </w:rPr>
+        <w:t xml:space="preserve">"contact_provider"</w:t>
+      </w:r>
+      <w:r>
+        <w:rPr>
+          <w:rStyle w:val="FunctionTok"/>
+        </w:rPr>
+        <w:t xml:space="preserve">,</w:t>
+      </w:r>
+      <w:r>
+        <w:rPr>
+          <w:rStyle w:val="NormalTok"/>
+        </w:rPr>
+        <w:t xml:space="preserve"> </w:t>
+      </w:r>
+      <w:r>
+        <w:rPr>
+          <w:rStyle w:val="DataTypeTok"/>
+        </w:rPr>
+        <w:t xml:space="preserve">"outcome"</w:t>
+      </w:r>
+      <w:r>
+        <w:rPr>
+          <w:rStyle w:val="FunctionTok"/>
+        </w:rPr>
+        <w:t xml:space="preserve">:</w:t>
+      </w:r>
+      <w:r>
+        <w:rPr>
+          <w:rStyle w:val="NormalTok"/>
+        </w:rPr>
+        <w:t xml:space="preserve"> </w:t>
+      </w:r>
+      <w:r>
+        <w:rPr>
+          <w:rStyle w:val="StringTok"/>
+        </w:rPr>
+        <w:t xml:space="preserve">"contact_provider"</w:t>
+      </w:r>
+      <w:r>
+        <w:rPr>
+          <w:rStyle w:val="FunctionTok"/>
+        </w:rPr>
+        <w:t xml:space="preserve">,</w:t>
+      </w:r>
+      <w:r>
+        <w:rPr>
+          <w:rStyle w:val="NormalTok"/>
+        </w:rPr>
+        <w:t xml:space="preserve"> </w:t>
+      </w:r>
+      <w:r>
+        <w:rPr>
+          <w:rStyle w:val="DataTypeTok"/>
+        </w:rPr>
+        <w:t xml:space="preserve">"rows"</w:t>
+      </w:r>
+      <w:r>
+        <w:rPr>
+          <w:rStyle w:val="FunctionTok"/>
+        </w:rPr>
+        <w:t xml:space="preserve">:</w:t>
+      </w:r>
+      <w:r>
+        <w:rPr>
+          <w:rStyle w:val="NormalTok"/>
+        </w:rPr>
+        <w:t xml:space="preserve"> </w:t>
+      </w:r>
+      <w:r>
+        <w:rPr>
+          <w:rStyle w:val="OtherTok"/>
+        </w:rPr>
+        <w:t xml:space="preserve">[]</w:t>
+      </w:r>
+      <w:r>
+        <w:rPr>
+          <w:rStyle w:val="FunctionTok"/>
+        </w:rPr>
+        <w:t xml:space="preserve">,</w:t>
+      </w:r>
+      <w:r>
+        <w:br/>
+      </w:r>
+      <w:r>
+        <w:rPr>
+          <w:rStyle w:val="NormalTok"/>
+        </w:rPr>
+        <w:t xml:space="preserve">    </w:t>
+      </w:r>
+      <w:r>
+        <w:rPr>
+          <w:rStyle w:val="DataTypeTok"/>
+        </w:rPr>
+        <w:t xml:space="preserve">"note"</w:t>
+      </w:r>
+      <w:r>
+        <w:rPr>
+          <w:rStyle w:val="FunctionTok"/>
+        </w:rPr>
+        <w:t xml:space="preserve">:</w:t>
+      </w:r>
+      <w:r>
+        <w:rPr>
+          <w:rStyle w:val="NormalTok"/>
+        </w:rPr>
+        <w:t xml:space="preserve"> </w:t>
+      </w:r>
+      <w:r>
+        <w:rPr>
+          <w:rStyle w:val="StringTok"/>
+        </w:rPr>
+        <w:t xml:space="preserve">"The provider publishes a band table for this country, but the course page prints no band to enter it with."</w:t>
+      </w:r>
+      <w:r>
+        <w:rPr>
+          <w:rStyle w:val="FunctionTok"/>
+        </w:rPr>
+        <w:t xml:space="preserve">,</w:t>
+      </w:r>
+      <w:r>
+        <w:br/>
+      </w:r>
+      <w:r>
+        <w:rPr>
+          <w:rStyle w:val="NormalTok"/>
+        </w:rPr>
+        <w:t xml:space="preserve">    </w:t>
+      </w:r>
+      <w:r>
+        <w:rPr>
+          <w:rStyle w:val="DataTypeTok"/>
+        </w:rPr>
+        <w:t xml:space="preserve">"contact"</w:t>
+      </w:r>
+      <w:r>
+        <w:rPr>
+          <w:rStyle w:val="FunctionTok"/>
+        </w:rPr>
+        <w:t xml:space="preserve">:</w:t>
+      </w:r>
+      <w:r>
+        <w:rPr>
+          <w:rStyle w:val="NormalTok"/>
+        </w:rPr>
+        <w:t xml:space="preserve"> </w:t>
+      </w:r>
+      <w:r>
+        <w:rPr>
+          <w:rStyle w:val="StringTok"/>
+        </w:rPr>
+        <w:t xml:space="preserve">"https://www.rmit.edu.au"</w:t>
+      </w:r>
+      <w:r>
+        <w:br/>
+      </w:r>
+      <w:r>
+        <w:rPr>
+          <w:rStyle w:val="NormalTok"/>
+        </w:rPr>
+        <w:t xml:space="preserve">  </w:t>
+      </w:r>
+      <w:r>
+        <w:rPr>
+          <w:rStyle w:val="FunctionTok"/>
+        </w:rPr>
+        <w:t xml:space="preserve">}</w:t>
+      </w:r>
+      <w:r>
+        <w:br/>
+      </w:r>
+      <w:r>
+        <w:rPr>
+          <w:rStyle w:val="FunctionTok"/>
+        </w:rPr>
+        <w:t xml:space="preserve">}</w:t>
+      </w:r>
+    </w:p>
+    <w:p>
+      <w:pPr>
+        <w:pStyle w:val="FirstParagraph"/>
+      </w:pPr>
+      <w:r>
+        <w:t xml:space="preserve">The provider publishes an India table, but this course’s page prints no band to enter it with, so the answer is step 5: show</w:t>
+      </w:r>
+      <w:r>
+        <w:t xml:space="preserve"> </w:t>
+      </w:r>
+      <w:r>
+        <w:t xml:space="preserve">“</w:t>
+      </w:r>
+      <w:r>
+        <w:t xml:space="preserve">contact the provider</w:t>
+      </w:r>
+      <w:r>
+        <w:t xml:space="preserve">”</w:t>
+      </w:r>
+      <w:r>
+        <w:t xml:space="preserve">. The same provider’s table:</w:t>
+      </w:r>
+    </w:p>
+    <w:p>
+      <w:pPr>
+        <w:pStyle w:val="SourceCode"/>
+      </w:pPr>
+      <w:r>
+        <w:rPr>
+          <w:rStyle w:val="FunctionTok"/>
+        </w:rPr>
+        <w:t xml:space="preserve">{</w:t>
+      </w:r>
+      <w:r>
+        <w:rPr>
+          <w:rStyle w:val="NormalTok"/>
+        </w:rPr>
+        <w:t xml:space="preserve"> </w:t>
+      </w:r>
+      <w:r>
+        <w:rPr>
+          <w:rStyle w:val="DataTypeTok"/>
+        </w:rPr>
+        <w:t xml:space="preserve">"action"</w:t>
+      </w:r>
+      <w:r>
+        <w:rPr>
+          <w:rStyle w:val="FunctionTok"/>
+        </w:rPr>
+        <w:t xml:space="preserve">:</w:t>
+      </w:r>
+      <w:r>
+        <w:rPr>
+          <w:rStyle w:val="NormalTok"/>
+        </w:rPr>
+        <w:t xml:space="preserve"> </w:t>
+      </w:r>
+      <w:r>
+        <w:rPr>
+          <w:rStyle w:val="StringTok"/>
+        </w:rPr>
+        <w:t xml:space="preserve">"provider"</w:t>
+      </w:r>
+      <w:r>
+        <w:rPr>
+          <w:rStyle w:val="FunctionTok"/>
+        </w:rPr>
+        <w:t xml:space="preserve">,</w:t>
+      </w:r>
+      <w:r>
+        <w:rPr>
+          <w:rStyle w:val="NormalTok"/>
+        </w:rPr>
+        <w:t xml:space="preserve"> </w:t>
+      </w:r>
+      <w:r>
+        <w:rPr>
+          <w:rStyle w:val="DataTypeTok"/>
+        </w:rPr>
+        <w:t xml:space="preserve">"provider_id"</w:t>
+      </w:r>
+      <w:r>
+        <w:rPr>
+          <w:rStyle w:val="FunctionTok"/>
+        </w:rPr>
+        <w:t xml:space="preserve">:</w:t>
+      </w:r>
+      <w:r>
+        <w:rPr>
+          <w:rStyle w:val="NormalTok"/>
+        </w:rPr>
+        <w:t xml:space="preserve"> </w:t>
+      </w:r>
+      <w:r>
+        <w:rPr>
+          <w:rStyle w:val="StringTok"/>
+        </w:rPr>
+        <w:t xml:space="preserve">"provider:cricos:00122a"</w:t>
+      </w:r>
+      <w:r>
+        <w:rPr>
+          <w:rStyle w:val="FunctionTok"/>
+        </w:rPr>
+        <w:t xml:space="preserve">,</w:t>
+      </w:r>
+      <w:r>
+        <w:rPr>
+          <w:rStyle w:val="NormalTok"/>
+        </w:rPr>
+        <w:t xml:space="preserve"> </w:t>
+      </w:r>
+      <w:r>
+        <w:rPr>
+          <w:rStyle w:val="DataTypeTok"/>
+        </w:rPr>
+        <w:t xml:space="preserve">"edu_country"</w:t>
+      </w:r>
+      <w:r>
+        <w:rPr>
+          <w:rStyle w:val="FunctionTok"/>
+        </w:rPr>
+        <w:t xml:space="preserve">:</w:t>
+      </w:r>
+      <w:r>
+        <w:rPr>
+          <w:rStyle w:val="NormalTok"/>
+        </w:rPr>
+        <w:t xml:space="preserve"> </w:t>
+      </w:r>
+      <w:r>
+        <w:rPr>
+          <w:rStyle w:val="StringTok"/>
+        </w:rPr>
+        <w:t xml:space="preserve">"IN"</w:t>
+      </w:r>
+      <w:r>
+        <w:rPr>
+          <w:rStyle w:val="NormalTok"/>
+        </w:rPr>
+        <w:t xml:space="preserve"> </w:t>
+      </w:r>
+      <w:r>
+        <w:rPr>
+          <w:rStyle w:val="FunctionTok"/>
+        </w:rPr>
+        <w:t xml:space="preserve">}</w:t>
+      </w:r>
+    </w:p>
+    <w:p>
+      <w:pPr>
+        <w:pStyle w:val="SourceCode"/>
+      </w:pPr>
+      <w:r>
+        <w:rPr>
+          <w:rStyle w:val="ErrorTok"/>
+        </w:rPr>
+        <w:t xml:space="preserve">"entry_matrix":</w:t>
+      </w:r>
+      <w:r>
+        <w:rPr>
+          <w:rStyle w:val="NormalTok"/>
+        </w:rPr>
+        <w:t xml:space="preserve"> </w:t>
+      </w:r>
+      <w:r>
+        <w:rPr>
+          <w:rStyle w:val="OtherTok"/>
+        </w:rPr>
+        <w:t xml:space="preserve">[</w:t>
+      </w:r>
+      <w:r>
+        <w:br/>
+      </w:r>
+      <w:r>
+        <w:rPr>
+          <w:rStyle w:val="NormalTok"/>
+        </w:rPr>
+        <w:t xml:space="preserve">  </w:t>
+      </w:r>
+      <w:r>
+        <w:rPr>
+          <w:rStyle w:val="FunctionTok"/>
+        </w:rPr>
+        <w:t xml:space="preserve">{</w:t>
+      </w:r>
+      <w:r>
+        <w:rPr>
+          <w:rStyle w:val="NormalTok"/>
+        </w:rPr>
+        <w:t xml:space="preserve"> </w:t>
+      </w:r>
+      <w:r>
+        <w:rPr>
+          <w:rStyle w:val="DataTypeTok"/>
+        </w:rPr>
+        <w:t xml:space="preserve">"country"</w:t>
+      </w:r>
+      <w:r>
+        <w:rPr>
+          <w:rStyle w:val="FunctionTok"/>
+        </w:rPr>
+        <w:t xml:space="preserve">:</w:t>
+      </w:r>
+      <w:r>
+        <w:rPr>
+          <w:rStyle w:val="NormalTok"/>
+        </w:rPr>
+        <w:t xml:space="preserve"> </w:t>
+      </w:r>
+      <w:r>
+        <w:rPr>
+          <w:rStyle w:val="StringTok"/>
+        </w:rPr>
+        <w:t xml:space="preserve">"IN"</w:t>
+      </w:r>
+      <w:r>
+        <w:rPr>
+          <w:rStyle w:val="FunctionTok"/>
+        </w:rPr>
+        <w:t xml:space="preserve">,</w:t>
+      </w:r>
+      <w:r>
+        <w:rPr>
+          <w:rStyle w:val="NormalTok"/>
+        </w:rPr>
+        <w:t xml:space="preserve"> </w:t>
+      </w:r>
+      <w:r>
+        <w:rPr>
+          <w:rStyle w:val="DataTypeTok"/>
+        </w:rPr>
+        <w:t xml:space="preserve">"study_level"</w:t>
+      </w:r>
+      <w:r>
+        <w:rPr>
+          <w:rStyle w:val="FunctionTok"/>
+        </w:rPr>
+        <w:t xml:space="preserve">:</w:t>
+      </w:r>
+      <w:r>
+        <w:rPr>
+          <w:rStyle w:val="NormalTok"/>
+        </w:rPr>
+        <w:t xml:space="preserve"> </w:t>
+      </w:r>
+      <w:r>
+        <w:rPr>
+          <w:rStyle w:val="StringTok"/>
+        </w:rPr>
+        <w:t xml:space="preserve">"Bachelor degrees"</w:t>
+      </w:r>
+      <w:r>
+        <w:rPr>
+          <w:rStyle w:val="FunctionTok"/>
+        </w:rPr>
+        <w:t xml:space="preserve">,</w:t>
+      </w:r>
+      <w:r>
+        <w:rPr>
+          <w:rStyle w:val="NormalTok"/>
+        </w:rPr>
+        <w:t xml:space="preserve"> </w:t>
+      </w:r>
+      <w:r>
+        <w:rPr>
+          <w:rStyle w:val="DataTypeTok"/>
+        </w:rPr>
+        <w:t xml:space="preserve">"qualification"</w:t>
+      </w:r>
+      <w:r>
+        <w:rPr>
+          <w:rStyle w:val="FunctionTok"/>
+        </w:rPr>
+        <w:t xml:space="preserve">:</w:t>
+      </w:r>
+      <w:r>
+        <w:rPr>
+          <w:rStyle w:val="NormalTok"/>
+        </w:rPr>
+        <w:t xml:space="preserve"> </w:t>
+      </w:r>
+      <w:r>
+        <w:rPr>
+          <w:rStyle w:val="StringTok"/>
+        </w:rPr>
+        <w:t xml:space="preserve">"All India Senior School Certificate (AISSC) – 10+2"</w:t>
+      </w:r>
+      <w:r>
+        <w:rPr>
+          <w:rStyle w:val="FunctionTok"/>
+        </w:rPr>
+        <w:t xml:space="preserve">,</w:t>
+      </w:r>
+      <w:r>
+        <w:br/>
+      </w:r>
+      <w:r>
+        <w:rPr>
+          <w:rStyle w:val="NormalTok"/>
+        </w:rPr>
+        <w:t xml:space="preserve">    </w:t>
+      </w:r>
+      <w:r>
+        <w:rPr>
+          <w:rStyle w:val="DataTypeTok"/>
+        </w:rPr>
+        <w:t xml:space="preserve">"min_grade"</w:t>
+      </w:r>
+      <w:r>
+        <w:rPr>
+          <w:rStyle w:val="FunctionTok"/>
+        </w:rPr>
+        <w:t xml:space="preserve">:</w:t>
+      </w:r>
+      <w:r>
+        <w:rPr>
+          <w:rStyle w:val="NormalTok"/>
+        </w:rPr>
+        <w:t xml:space="preserve"> </w:t>
+      </w:r>
+      <w:r>
+        <w:rPr>
+          <w:rStyle w:val="StringTok"/>
+        </w:rPr>
+        <w:t xml:space="preserve">"Minimum average of 65%"</w:t>
+      </w:r>
+      <w:r>
+        <w:rPr>
+          <w:rStyle w:val="FunctionTok"/>
+        </w:rPr>
+        <w:t xml:space="preserve">,</w:t>
+      </w:r>
+      <w:r>
+        <w:rPr>
+          <w:rStyle w:val="NormalTok"/>
+        </w:rPr>
+        <w:t xml:space="preserve"> </w:t>
+      </w:r>
+      <w:r>
+        <w:rPr>
+          <w:rStyle w:val="DataTypeTok"/>
+        </w:rPr>
+        <w:t xml:space="preserve">"scale"</w:t>
+      </w:r>
+      <w:r>
+        <w:rPr>
+          <w:rStyle w:val="FunctionTok"/>
+        </w:rPr>
+        <w:t xml:space="preserve">:</w:t>
+      </w:r>
+      <w:r>
+        <w:rPr>
+          <w:rStyle w:val="NormalTok"/>
+        </w:rPr>
+        <w:t xml:space="preserve"> </w:t>
+      </w:r>
+      <w:r>
+        <w:rPr>
+          <w:rStyle w:val="StringTok"/>
+        </w:rPr>
+        <w:t xml:space="preserve">"percentage"</w:t>
+      </w:r>
+      <w:r>
+        <w:rPr>
+          <w:rStyle w:val="FunctionTok"/>
+        </w:rPr>
+        <w:t xml:space="preserve">,</w:t>
+      </w:r>
+      <w:r>
+        <w:rPr>
+          <w:rStyle w:val="NormalTok"/>
+        </w:rPr>
+        <w:t xml:space="preserve"> </w:t>
+      </w:r>
+      <w:r>
+        <w:rPr>
+          <w:rStyle w:val="DataTypeTok"/>
+        </w:rPr>
+        <w:t xml:space="preserve">"band"</w:t>
+      </w:r>
+      <w:r>
+        <w:rPr>
+          <w:rStyle w:val="FunctionTok"/>
+        </w:rPr>
+        <w:t xml:space="preserve">:</w:t>
+      </w:r>
+      <w:r>
+        <w:rPr>
+          <w:rStyle w:val="NormalTok"/>
+        </w:rPr>
+        <w:t xml:space="preserve"> </w:t>
+      </w:r>
+      <w:r>
+        <w:rPr>
+          <w:rStyle w:val="StringTok"/>
+        </w:rPr>
+        <w:t xml:space="preserve">"65%"</w:t>
+      </w:r>
+      <w:r>
+        <w:rPr>
+          <w:rStyle w:val="FunctionTok"/>
+        </w:rPr>
+        <w:t xml:space="preserve">,</w:t>
+      </w:r>
+      <w:r>
+        <w:br/>
+      </w:r>
+      <w:r>
+        <w:rPr>
+          <w:rStyle w:val="NormalTok"/>
+        </w:rPr>
+        <w:t xml:space="preserve">    </w:t>
+      </w:r>
+      <w:r>
+        <w:rPr>
+          <w:rStyle w:val="DataTypeTok"/>
+        </w:rPr>
+        <w:t xml:space="preserve">"conditions"</w:t>
+      </w:r>
+      <w:r>
+        <w:rPr>
+          <w:rStyle w:val="FunctionTok"/>
+        </w:rPr>
+        <w:t xml:space="preserve">:</w:t>
+      </w:r>
+      <w:r>
+        <w:rPr>
+          <w:rStyle w:val="NormalTok"/>
+        </w:rPr>
+        <w:t xml:space="preserve"> </w:t>
+      </w:r>
+      <w:r>
+        <w:rPr>
+          <w:rStyle w:val="FunctionTok"/>
+        </w:rPr>
+        <w:t xml:space="preserve">{</w:t>
+      </w:r>
+      <w:r>
+        <w:rPr>
+          <w:rStyle w:val="NormalTok"/>
+        </w:rPr>
+        <w:t xml:space="preserve"> </w:t>
+      </w:r>
+      <w:r>
+        <w:rPr>
+          <w:rStyle w:val="DataTypeTok"/>
+        </w:rPr>
+        <w:t xml:space="preserve">"best_n"</w:t>
+      </w:r>
+      <w:r>
+        <w:rPr>
+          <w:rStyle w:val="FunctionTok"/>
+        </w:rPr>
+        <w:t xml:space="preserve">:</w:t>
+      </w:r>
+      <w:r>
+        <w:rPr>
+          <w:rStyle w:val="NormalTok"/>
+        </w:rPr>
+        <w:t xml:space="preserve"> </w:t>
+      </w:r>
+      <w:r>
+        <w:rPr>
+          <w:rStyle w:val="KeywordTok"/>
+        </w:rPr>
+        <w:t xml:space="preserve">null</w:t>
+      </w:r>
+      <w:r>
+        <w:rPr>
+          <w:rStyle w:val="FunctionTok"/>
+        </w:rPr>
+        <w:t xml:space="preserve">,</w:t>
+      </w:r>
+      <w:r>
+        <w:rPr>
+          <w:rStyle w:val="NormalTok"/>
+        </w:rPr>
+        <w:t xml:space="preserve"> </w:t>
+      </w:r>
+      <w:r>
+        <w:rPr>
+          <w:rStyle w:val="DataTypeTok"/>
+        </w:rPr>
+        <w:t xml:space="preserve">"alternatives"</w:t>
+      </w:r>
+      <w:r>
+        <w:rPr>
+          <w:rStyle w:val="FunctionTok"/>
+        </w:rPr>
+        <w:t xml:space="preserve">:</w:t>
+      </w:r>
+      <w:r>
+        <w:rPr>
+          <w:rStyle w:val="NormalTok"/>
+        </w:rPr>
+        <w:t xml:space="preserve"> </w:t>
+      </w:r>
+      <w:r>
+        <w:rPr>
+          <w:rStyle w:val="OtherTok"/>
+        </w:rPr>
+        <w:t xml:space="preserve">[]</w:t>
+      </w:r>
+      <w:r>
+        <w:rPr>
+          <w:rStyle w:val="FunctionTok"/>
+        </w:rPr>
+        <w:t xml:space="preserve">,</w:t>
+      </w:r>
+      <w:r>
+        <w:rPr>
+          <w:rStyle w:val="NormalTok"/>
+        </w:rPr>
+        <w:t xml:space="preserve"> </w:t>
+      </w:r>
+      <w:r>
+        <w:rPr>
+          <w:rStyle w:val="DataTypeTok"/>
+        </w:rPr>
+        <w:t xml:space="preserve">"subject_minimums"</w:t>
+      </w:r>
+      <w:r>
+        <w:rPr>
+          <w:rStyle w:val="FunctionTok"/>
+        </w:rPr>
+        <w:t xml:space="preserve">:</w:t>
+      </w:r>
+      <w:r>
+        <w:rPr>
+          <w:rStyle w:val="NormalTok"/>
+        </w:rPr>
+        <w:t xml:space="preserve"> </w:t>
+      </w:r>
+      <w:r>
+        <w:rPr>
+          <w:rStyle w:val="OtherTok"/>
+        </w:rPr>
+        <w:t xml:space="preserve">[]</w:t>
+      </w:r>
+      <w:r>
+        <w:rPr>
+          <w:rStyle w:val="NormalTok"/>
+        </w:rPr>
+        <w:t xml:space="preserve"> </w:t>
+      </w:r>
+      <w:r>
+        <w:rPr>
+          <w:rStyle w:val="FunctionTok"/>
+        </w:rPr>
+        <w:t xml:space="preserve">},</w:t>
+      </w:r>
+      <w:r>
+        <w:rPr>
+          <w:rStyle w:val="NormalTok"/>
+        </w:rPr>
+        <w:t xml:space="preserve"> </w:t>
+      </w:r>
+      <w:r>
+        <w:rPr>
+          <w:rStyle w:val="DataTypeTok"/>
+        </w:rPr>
+        <w:t xml:space="preserve">"as_at"</w:t>
+      </w:r>
+      <w:r>
+        <w:rPr>
+          <w:rStyle w:val="FunctionTok"/>
+        </w:rPr>
+        <w:t xml:space="preserve">:</w:t>
+      </w:r>
+      <w:r>
+        <w:rPr>
+          <w:rStyle w:val="NormalTok"/>
+        </w:rPr>
+        <w:t xml:space="preserve"> </w:t>
+      </w:r>
+      <w:r>
+        <w:rPr>
+          <w:rStyle w:val="StringTok"/>
+        </w:rPr>
+        <w:t xml:space="preserve">"2026-10-26"</w:t>
+      </w:r>
+      <w:r>
+        <w:rPr>
+          <w:rStyle w:val="NormalTok"/>
+        </w:rPr>
+        <w:t xml:space="preserve"> </w:t>
+      </w:r>
+      <w:r>
+        <w:rPr>
+          <w:rStyle w:val="FunctionTok"/>
+        </w:rPr>
+        <w:t xml:space="preserve">}</w:t>
+      </w:r>
+      <w:r>
+        <w:rPr>
+          <w:rStyle w:val="OtherTok"/>
+        </w:rPr>
+        <w:t xml:space="preserve">,</w:t>
+      </w:r>
+      <w:r>
+        <w:br/>
+      </w:r>
+      <w:r>
+        <w:rPr>
+          <w:rStyle w:val="NormalTok"/>
+        </w:rPr>
+        <w:t xml:space="preserve">  </w:t>
+      </w:r>
+      <w:r>
+        <w:rPr>
+          <w:rStyle w:val="FunctionTok"/>
+        </w:rPr>
+        <w:t xml:space="preserve">{</w:t>
+      </w:r>
+      <w:r>
+        <w:rPr>
+          <w:rStyle w:val="NormalTok"/>
+        </w:rPr>
+        <w:t xml:space="preserve"> </w:t>
+      </w:r>
+      <w:r>
+        <w:rPr>
+          <w:rStyle w:val="DataTypeTok"/>
+        </w:rPr>
+        <w:t xml:space="preserve">"country"</w:t>
+      </w:r>
+      <w:r>
+        <w:rPr>
+          <w:rStyle w:val="FunctionTok"/>
+        </w:rPr>
+        <w:t xml:space="preserve">:</w:t>
+      </w:r>
+      <w:r>
+        <w:rPr>
+          <w:rStyle w:val="NormalTok"/>
+        </w:rPr>
+        <w:t xml:space="preserve"> </w:t>
+      </w:r>
+      <w:r>
+        <w:rPr>
+          <w:rStyle w:val="StringTok"/>
+        </w:rPr>
+        <w:t xml:space="preserve">"IN"</w:t>
+      </w:r>
+      <w:r>
+        <w:rPr>
+          <w:rStyle w:val="FunctionTok"/>
+        </w:rPr>
+        <w:t xml:space="preserve">,</w:t>
+      </w:r>
+      <w:r>
+        <w:rPr>
+          <w:rStyle w:val="NormalTok"/>
+        </w:rPr>
+        <w:t xml:space="preserve"> </w:t>
+      </w:r>
+      <w:r>
+        <w:rPr>
+          <w:rStyle w:val="DataTypeTok"/>
+        </w:rPr>
+        <w:t xml:space="preserve">"study_level"</w:t>
+      </w:r>
+      <w:r>
+        <w:rPr>
+          <w:rStyle w:val="FunctionTok"/>
+        </w:rPr>
+        <w:t xml:space="preserve">:</w:t>
+      </w:r>
+      <w:r>
+        <w:rPr>
+          <w:rStyle w:val="NormalTok"/>
+        </w:rPr>
+        <w:t xml:space="preserve"> </w:t>
+      </w:r>
+      <w:r>
+        <w:rPr>
+          <w:rStyle w:val="StringTok"/>
+        </w:rPr>
+        <w:t xml:space="preserve">"Bachelor degrees"</w:t>
+      </w:r>
+      <w:r>
+        <w:rPr>
+          <w:rStyle w:val="FunctionTok"/>
+        </w:rPr>
+        <w:t xml:space="preserve">,</w:t>
+      </w:r>
+      <w:r>
+        <w:rPr>
+          <w:rStyle w:val="NormalTok"/>
+        </w:rPr>
+        <w:t xml:space="preserve"> </w:t>
+      </w:r>
+      <w:r>
+        <w:rPr>
+          <w:rStyle w:val="DataTypeTok"/>
+        </w:rPr>
+        <w:t xml:space="preserve">"qualification"</w:t>
+      </w:r>
+      <w:r>
+        <w:rPr>
+          <w:rStyle w:val="FunctionTok"/>
+        </w:rPr>
+        <w:t xml:space="preserve">:</w:t>
+      </w:r>
+      <w:r>
+        <w:rPr>
+          <w:rStyle w:val="NormalTok"/>
+        </w:rPr>
+        <w:t xml:space="preserve"> </w:t>
+      </w:r>
+      <w:r>
+        <w:rPr>
+          <w:rStyle w:val="StringTok"/>
+        </w:rPr>
+        <w:t xml:space="preserve">"State Boards of Education (Higher Secondary Certificate, HSC)"</w:t>
+      </w:r>
+      <w:r>
+        <w:rPr>
+          <w:rStyle w:val="FunctionTok"/>
+        </w:rPr>
+        <w:t xml:space="preserve">,</w:t>
+      </w:r>
+      <w:r>
+        <w:br/>
+      </w:r>
+      <w:r>
+        <w:rPr>
+          <w:rStyle w:val="NormalTok"/>
+        </w:rPr>
+        <w:t xml:space="preserve">    </w:t>
+      </w:r>
+      <w:r>
+        <w:rPr>
+          <w:rStyle w:val="DataTypeTok"/>
+        </w:rPr>
+        <w:t xml:space="preserve">"min_grade"</w:t>
+      </w:r>
+      <w:r>
+        <w:rPr>
+          <w:rStyle w:val="FunctionTok"/>
+        </w:rPr>
+        <w:t xml:space="preserve">:</w:t>
+      </w:r>
+      <w:r>
+        <w:rPr>
+          <w:rStyle w:val="NormalTok"/>
+        </w:rPr>
+        <w:t xml:space="preserve"> </w:t>
+      </w:r>
+      <w:r>
+        <w:rPr>
+          <w:rStyle w:val="StringTok"/>
+        </w:rPr>
+        <w:t xml:space="preserve">"Minimum average of 70%"</w:t>
+      </w:r>
+      <w:r>
+        <w:rPr>
+          <w:rStyle w:val="FunctionTok"/>
+        </w:rPr>
+        <w:t xml:space="preserve">,</w:t>
+      </w:r>
+      <w:r>
+        <w:rPr>
+          <w:rStyle w:val="NormalTok"/>
+        </w:rPr>
+        <w:t xml:space="preserve"> </w:t>
+      </w:r>
+      <w:r>
+        <w:rPr>
+          <w:rStyle w:val="DataTypeTok"/>
+        </w:rPr>
+        <w:t xml:space="preserve">"scale"</w:t>
+      </w:r>
+      <w:r>
+        <w:rPr>
+          <w:rStyle w:val="FunctionTok"/>
+        </w:rPr>
+        <w:t xml:space="preserve">:</w:t>
+      </w:r>
+      <w:r>
+        <w:rPr>
+          <w:rStyle w:val="NormalTok"/>
+        </w:rPr>
+        <w:t xml:space="preserve"> </w:t>
+      </w:r>
+      <w:r>
+        <w:rPr>
+          <w:rStyle w:val="StringTok"/>
+        </w:rPr>
+        <w:t xml:space="preserve">"percentage"</w:t>
+      </w:r>
+      <w:r>
+        <w:rPr>
+          <w:rStyle w:val="FunctionTok"/>
+        </w:rPr>
+        <w:t xml:space="preserve">,</w:t>
+      </w:r>
+      <w:r>
+        <w:rPr>
+          <w:rStyle w:val="NormalTok"/>
+        </w:rPr>
+        <w:t xml:space="preserve"> </w:t>
+      </w:r>
+      <w:r>
+        <w:rPr>
+          <w:rStyle w:val="DataTypeTok"/>
+        </w:rPr>
+        <w:t xml:space="preserve">"band"</w:t>
+      </w:r>
+      <w:r>
+        <w:rPr>
+          <w:rStyle w:val="FunctionTok"/>
+        </w:rPr>
+        <w:t xml:space="preserve">:</w:t>
+      </w:r>
+      <w:r>
+        <w:rPr>
+          <w:rStyle w:val="NormalTok"/>
+        </w:rPr>
+        <w:t xml:space="preserve"> </w:t>
+      </w:r>
+      <w:r>
+        <w:rPr>
+          <w:rStyle w:val="StringTok"/>
+        </w:rPr>
+        <w:t xml:space="preserve">"65%"</w:t>
+      </w:r>
+      <w:r>
+        <w:rPr>
+          <w:rStyle w:val="FunctionTok"/>
+        </w:rPr>
+        <w:t xml:space="preserve">,</w:t>
+      </w:r>
+      <w:r>
+        <w:br/>
+      </w:r>
+      <w:r>
+        <w:rPr>
+          <w:rStyle w:val="NormalTok"/>
+        </w:rPr>
+        <w:t xml:space="preserve">    </w:t>
+      </w:r>
+      <w:r>
+        <w:rPr>
+          <w:rStyle w:val="DataTypeTok"/>
+        </w:rPr>
+        <w:t xml:space="preserve">"conditions"</w:t>
+      </w:r>
+      <w:r>
+        <w:rPr>
+          <w:rStyle w:val="FunctionTok"/>
+        </w:rPr>
+        <w:t xml:space="preserve">:</w:t>
+      </w:r>
+      <w:r>
+        <w:rPr>
+          <w:rStyle w:val="NormalTok"/>
+        </w:rPr>
+        <w:t xml:space="preserve"> </w:t>
+      </w:r>
+      <w:r>
+        <w:rPr>
+          <w:rStyle w:val="FunctionTok"/>
+        </w:rPr>
+        <w:t xml:space="preserve">{</w:t>
+      </w:r>
+      <w:r>
+        <w:rPr>
+          <w:rStyle w:val="NormalTok"/>
+        </w:rPr>
+        <w:t xml:space="preserve"> </w:t>
+      </w:r>
+      <w:r>
+        <w:rPr>
+          <w:rStyle w:val="DataTypeTok"/>
+        </w:rPr>
+        <w:t xml:space="preserve">"best_n"</w:t>
+      </w:r>
+      <w:r>
+        <w:rPr>
+          <w:rStyle w:val="FunctionTok"/>
+        </w:rPr>
+        <w:t xml:space="preserve">:</w:t>
+      </w:r>
+      <w:r>
+        <w:rPr>
+          <w:rStyle w:val="NormalTok"/>
+        </w:rPr>
+        <w:t xml:space="preserve"> </w:t>
+      </w:r>
+      <w:r>
+        <w:rPr>
+          <w:rStyle w:val="KeywordTok"/>
+        </w:rPr>
+        <w:t xml:space="preserve">null</w:t>
+      </w:r>
+      <w:r>
+        <w:rPr>
+          <w:rStyle w:val="FunctionTok"/>
+        </w:rPr>
+        <w:t xml:space="preserve">,</w:t>
+      </w:r>
+      <w:r>
+        <w:rPr>
+          <w:rStyle w:val="NormalTok"/>
+        </w:rPr>
+        <w:t xml:space="preserve"> </w:t>
+      </w:r>
+      <w:r>
+        <w:rPr>
+          <w:rStyle w:val="DataTypeTok"/>
+        </w:rPr>
+        <w:t xml:space="preserve">"alternatives"</w:t>
+      </w:r>
+      <w:r>
+        <w:rPr>
+          <w:rStyle w:val="FunctionTok"/>
+        </w:rPr>
+        <w:t xml:space="preserve">:</w:t>
+      </w:r>
+      <w:r>
+        <w:rPr>
+          <w:rStyle w:val="NormalTok"/>
+        </w:rPr>
+        <w:t xml:space="preserve"> </w:t>
+      </w:r>
+      <w:r>
+        <w:rPr>
+          <w:rStyle w:val="OtherTok"/>
+        </w:rPr>
+        <w:t xml:space="preserve">[]</w:t>
+      </w:r>
+      <w:r>
+        <w:rPr>
+          <w:rStyle w:val="FunctionTok"/>
+        </w:rPr>
+        <w:t xml:space="preserve">,</w:t>
+      </w:r>
+      <w:r>
+        <w:rPr>
+          <w:rStyle w:val="NormalTok"/>
+        </w:rPr>
+        <w:t xml:space="preserve"> </w:t>
+      </w:r>
+      <w:r>
+        <w:rPr>
+          <w:rStyle w:val="DataTypeTok"/>
+        </w:rPr>
+        <w:t xml:space="preserve">"subject_minimums"</w:t>
+      </w:r>
+      <w:r>
+        <w:rPr>
+          <w:rStyle w:val="FunctionTok"/>
+        </w:rPr>
+        <w:t xml:space="preserve">:</w:t>
+      </w:r>
+      <w:r>
+        <w:rPr>
+          <w:rStyle w:val="NormalTok"/>
+        </w:rPr>
+        <w:t xml:space="preserve"> </w:t>
+      </w:r>
+      <w:r>
+        <w:rPr>
+          <w:rStyle w:val="OtherTok"/>
+        </w:rPr>
+        <w:t xml:space="preserve">[]</w:t>
+      </w:r>
+      <w:r>
+        <w:rPr>
+          <w:rStyle w:val="NormalTok"/>
+        </w:rPr>
+        <w:t xml:space="preserve"> </w:t>
+      </w:r>
+      <w:r>
+        <w:rPr>
+          <w:rStyle w:val="FunctionTok"/>
+        </w:rPr>
+        <w:t xml:space="preserve">},</w:t>
+      </w:r>
+      <w:r>
+        <w:rPr>
+          <w:rStyle w:val="NormalTok"/>
+        </w:rPr>
+        <w:t xml:space="preserve"> </w:t>
+      </w:r>
+      <w:r>
+        <w:rPr>
+          <w:rStyle w:val="DataTypeTok"/>
+        </w:rPr>
+        <w:t xml:space="preserve">"as_at"</w:t>
+      </w:r>
+      <w:r>
+        <w:rPr>
+          <w:rStyle w:val="FunctionTok"/>
+        </w:rPr>
+        <w:t xml:space="preserve">:</w:t>
+      </w:r>
+      <w:r>
+        <w:rPr>
+          <w:rStyle w:val="NormalTok"/>
+        </w:rPr>
+        <w:t xml:space="preserve"> </w:t>
+      </w:r>
+      <w:r>
+        <w:rPr>
+          <w:rStyle w:val="StringTok"/>
+        </w:rPr>
+        <w:t xml:space="preserve">"2026-10-26"</w:t>
+      </w:r>
+      <w:r>
+        <w:rPr>
+          <w:rStyle w:val="NormalTok"/>
+        </w:rPr>
+        <w:t xml:space="preserve"> </w:t>
+      </w:r>
+      <w:r>
+        <w:rPr>
+          <w:rStyle w:val="FunctionTok"/>
+        </w:rPr>
+        <w:t xml:space="preserve">}</w:t>
+      </w:r>
+      <w:r>
+        <w:br/>
+      </w:r>
+      <w:r>
+        <w:rPr>
+          <w:rStyle w:val="OtherTok"/>
+        </w:rPr>
+        <w:t xml:space="preserve">]</w:t>
+      </w:r>
+    </w:p>
+    <w:p>
+      <w:pPr>
+        <w:pStyle w:val="FirstParagraph"/>
+      </w:pPr>
+      <w:r>
+        <w:t xml:space="preserve">33 rows for India (343 for all countries). A course that names its band (for example</w:t>
+      </w:r>
+      <w:r>
+        <w:t xml:space="preserve"> </w:t>
+      </w:r>
+      <w:r>
+        <w:t xml:space="preserve">“</w:t>
+      </w:r>
+      <w:r>
+        <w:t xml:space="preserve">65%</w:t>
+      </w:r>
+      <w:r>
+        <w:t xml:space="preserve">”</w:t>
+      </w:r>
+      <w:r>
+        <w:t xml:space="preserve">) resolves at step 3 to the rows of that band; this course names none.</w:t>
+      </w:r>
+    </w:p>
+    <w:p>
+      <w:pPr>
+        <w:pStyle w:val="BodyText"/>
+      </w:pPr>
+      <w:r>
+        <w:rPr>
+          <w:bCs/>
+          <w:b/>
+        </w:rPr>
+        <w:t xml:space="preserve">Integrating:</w:t>
+      </w:r>
+    </w:p>
+    <w:p>
+      <w:pPr>
+        <w:numPr>
+          <w:ilvl w:val="0"/>
+          <w:numId w:val="1013"/>
+        </w:numPr>
+        <w:pStyle w:val="Compact"/>
+      </w:pPr>
+      <w:r>
+        <w:rPr>
+          <w:bCs/>
+          <w:b/>
+        </w:rPr>
+        <w:t xml:space="preserve">Website (Wix):</w:t>
+      </w:r>
+      <w:r>
+        <w:t xml:space="preserve"> </w:t>
+      </w:r>
+      <w:r>
+        <w:t xml:space="preserve">let the student choose their country of prior education once (for example on the course page or in their profile), keep it in their session, and send it as</w:t>
+      </w:r>
+      <w:r>
+        <w:t xml:space="preserve"> </w:t>
+      </w:r>
+      <w:r>
+        <w:rPr>
+          <w:rStyle w:val="VerbatimChar"/>
+        </w:rPr>
+        <w:t xml:space="preserve">edu_country</w:t>
+      </w:r>
+      <w:r>
+        <w:t xml:space="preserve"> </w:t>
+      </w:r>
+      <w:r>
+        <w:t xml:space="preserve">with</w:t>
+      </w:r>
+      <w:r>
+        <w:t xml:space="preserve"> </w:t>
+      </w:r>
+      <w:r>
+        <w:rPr>
+          <w:rStyle w:val="VerbatimChar"/>
+        </w:rPr>
+        <w:t xml:space="preserve">course</w:t>
+      </w:r>
+      <w:r>
+        <w:t xml:space="preserve"> </w:t>
+      </w:r>
+      <w:r>
+        <w:t xml:space="preserve">and</w:t>
+      </w:r>
+      <w:r>
+        <w:t xml:space="preserve"> </w:t>
+      </w:r>
+      <w:r>
+        <w:rPr>
+          <w:rStyle w:val="VerbatimChar"/>
+        </w:rPr>
+        <w:t xml:space="preserve">provider</w:t>
+      </w:r>
+      <w:r>
+        <w:t xml:space="preserve"> </w:t>
+      </w:r>
+      <w:r>
+        <w:t xml:space="preserve">from your backend code, as for every call (the key never reaches the browser). Render</w:t>
+      </w:r>
+      <w:r>
+        <w:t xml:space="preserve"> </w:t>
+      </w:r>
+      <w:r>
+        <w:rPr>
+          <w:rStyle w:val="VerbatimChar"/>
+        </w:rPr>
+        <w:t xml:space="preserve">entry.resolution</w:t>
+      </w:r>
+      <w:r>
+        <w:t xml:space="preserve"> </w:t>
+      </w:r>
+      <w:r>
+        <w:t xml:space="preserve">with the three rules above; show</w:t>
+      </w:r>
+      <w:r>
+        <w:t xml:space="preserve"> </w:t>
+      </w:r>
+      <w:r>
+        <w:rPr>
+          <w:rStyle w:val="VerbatimChar"/>
+        </w:rPr>
+        <w:t xml:space="preserve">as_at</w:t>
+      </w:r>
+      <w:r>
+        <w:t xml:space="preserve"> </w:t>
+      </w:r>
+      <w:r>
+        <w:t xml:space="preserve">with each row.</w:t>
+      </w:r>
+      <w:r>
+        <w:t xml:space="preserve"> </w:t>
+      </w:r>
+      <w:r>
+        <w:rPr>
+          <w:rStyle w:val="VerbatimChar"/>
+        </w:rPr>
+        <w:t xml:space="preserve">sync</w:t>
+      </w:r>
+      <w:r>
+        <w:t xml:space="preserve"> </w:t>
+      </w:r>
+      <w:r>
+        <w:t xml:space="preserve">does not carry entry requirements: fetch them with</w:t>
+      </w:r>
+      <w:r>
+        <w:t xml:space="preserve"> </w:t>
+      </w:r>
+      <w:r>
+        <w:rPr>
+          <w:rStyle w:val="VerbatimChar"/>
+        </w:rPr>
+        <w:t xml:space="preserve">course</w:t>
+      </w:r>
+      <w:r>
+        <w:t xml:space="preserve"> </w:t>
+      </w:r>
+      <w:r>
+        <w:t xml:space="preserve">and</w:t>
+      </w:r>
+      <w:r>
+        <w:t xml:space="preserve"> </w:t>
+      </w:r>
+      <w:r>
+        <w:rPr>
+          <w:rStyle w:val="VerbatimChar"/>
+        </w:rPr>
+        <w:t xml:space="preserve">provider</w:t>
+      </w:r>
+      <w:r>
+        <w:t xml:space="preserve"> </w:t>
+      </w:r>
+      <w:r>
+        <w:t xml:space="preserve">when the page is shown (or cache them by course and country).</w:t>
+      </w:r>
+    </w:p>
+    <w:p>
+      <w:pPr>
+        <w:numPr>
+          <w:ilvl w:val="0"/>
+          <w:numId w:val="1013"/>
+        </w:numPr>
+        <w:pStyle w:val="Compact"/>
+      </w:pPr>
+      <w:r>
+        <w:rPr>
+          <w:bCs/>
+          <w:b/>
+        </w:rPr>
+        <w:t xml:space="preserve">Zoho:</w:t>
+      </w:r>
+      <w:r>
+        <w:t xml:space="preserve"> </w:t>
+      </w:r>
+      <w:r>
+        <w:t xml:space="preserve">Zoho’s own API (</w:t>
+      </w:r>
+      <w:r>
+        <w:rPr>
+          <w:rStyle w:val="VerbatimChar"/>
+        </w:rPr>
+        <w:t xml:space="preserve">zoho-api-v2</w:t>
+      </w:r>
+      <w:r>
+        <w:t xml:space="preserve">) is unchanged and carries no entry requirements. A Zoho workflow that needs them for a lead calls Website API v2</w:t>
+      </w:r>
+      <w:r>
+        <w:t xml:space="preserve"> </w:t>
+      </w:r>
+      <w:r>
+        <w:rPr>
+          <w:rStyle w:val="VerbatimChar"/>
+        </w:rPr>
+        <w:t xml:space="preserve">course</w:t>
+      </w:r>
+      <w:r>
+        <w:t xml:space="preserve"> </w:t>
+      </w:r>
+      <w:r>
+        <w:t xml:space="preserve">with the lead’s country of prior education, with a key issued for that use.</w:t>
+      </w:r>
+    </w:p>
+    <w:p>
+      <w:pPr>
+        <w:numPr>
+          <w:ilvl w:val="0"/>
+          <w:numId w:val="1013"/>
+        </w:numPr>
+        <w:pStyle w:val="Compact"/>
+      </w:pPr>
+      <w:r>
+        <w:rPr>
+          <w:bCs/>
+          <w:b/>
+        </w:rPr>
+        <w:t xml:space="preserve">Other consumers:</w:t>
+      </w:r>
+      <w:r>
+        <w:t xml:space="preserve"> </w:t>
+      </w:r>
+      <w:r>
+        <w:t xml:space="preserve">treat</w:t>
+      </w:r>
+      <w:r>
+        <w:t xml:space="preserve"> </w:t>
+      </w:r>
+      <w:r>
+        <w:rPr>
+          <w:rStyle w:val="VerbatimChar"/>
+        </w:rPr>
+        <w:t xml:space="preserve">entry</w:t>
+      </w:r>
+      <w:r>
+        <w:t xml:space="preserve"> </w:t>
+      </w:r>
+      <w:r>
+        <w:t xml:space="preserve">and</w:t>
+      </w:r>
+      <w:r>
+        <w:t xml:space="preserve"> </w:t>
+      </w:r>
+      <w:r>
+        <w:rPr>
+          <w:rStyle w:val="VerbatimChar"/>
+        </w:rPr>
+        <w:t xml:space="preserve">entry_matrix</w:t>
+      </w:r>
+      <w:r>
+        <w:t xml:space="preserve"> </w:t>
+      </w:r>
+      <w:r>
+        <w:t xml:space="preserve">as optional; a value not held is</w:t>
+      </w:r>
+      <w:r>
+        <w:t xml:space="preserve"> </w:t>
+      </w:r>
+      <w:r>
+        <w:rPr>
+          <w:rStyle w:val="VerbatimChar"/>
+        </w:rPr>
+        <w:t xml:space="preserve">null</w:t>
+      </w:r>
+      <w:r>
+        <w:t xml:space="preserve"> </w:t>
+      </w:r>
+      <w:r>
+        <w:t xml:space="preserve">or empty, never a placeholder.</w:t>
+      </w:r>
+    </w:p>
+    <w:p>
+      <w:pPr>
+        <w:pStyle w:val="FirstParagraph"/>
+      </w:pPr>
+      <w:r>
+        <w:t xml:space="preserve">Coverage grows as each provider’s published table is admitted by a person (section 8).</w:t>
+      </w:r>
+    </w:p>
+    <w:bookmarkEnd w:id="36"/>
+    <w:bookmarkEnd w:id="37"/>
+    <w:bookmarkStart w:id="38" w:name="what-is-held-now"/>
+    <w:p>
+      <w:pPr>
+        <w:pStyle w:val="Heading1"/>
+      </w:pPr>
+      <w:r>
+        <w:t xml:space="preserve">8. What is held now</w:t>
+      </w:r>
+    </w:p>
+    <w:p>
+      <w:pPr>
+        <w:pStyle w:val="FirstParagraph"/>
+      </w:pPr>
+      <w:r>
+        <w:t xml:space="preserve">Courses or records the API returns holding a value (29 October 2026; coverage grows daily).</w:t>
       </w:r>
     </w:p>
     <w:tbl>
@@ -11928,7 +15608,7 @@
                 <w:b/>
                 <w:color w:val="FFFFFF"/>
               </w:rPr>
-              <w:t xml:space="preserve">Australia (26,103)</w:t>
+              <w:t xml:space="preserve">Australia (23,732)</w:t>
             </w:r>
           </w:p>
         </w:tc>
@@ -11964,7 +15644,7 @@
                 <w:b/>
                 <w:color w:val="FFFFFF"/>
               </w:rPr>
-              <w:t xml:space="preserve">Canada (4,723)</w:t>
+              <w:t xml:space="preserve">Canada (3,814)</w:t>
             </w:r>
           </w:p>
         </w:tc>
@@ -11990,31 +15670,31 @@
               <w:jc w:val="left"/>
             </w:pPr>
             <w:r>
-              <w:t xml:space="preserve">18,385</w:t>
-            </w:r>
-          </w:p>
-        </w:tc>
-        <w:tc>
-          <w:tcPr/>
-          <w:p>
-            <w:pPr>
-              <w:pStyle w:val="Compact"/>
-              <w:jc w:val="left"/>
-            </w:pPr>
-            <w:r>
-              <w:t xml:space="preserve">3,000</w:t>
-            </w:r>
-          </w:p>
-        </w:tc>
-        <w:tc>
-          <w:tcPr/>
-          <w:p>
-            <w:pPr>
-              <w:pStyle w:val="Compact"/>
-              <w:jc w:val="left"/>
-            </w:pPr>
-            <w:r>
-              <w:t xml:space="preserve">2,678</w:t>
+              <w:t xml:space="preserve">17,893</w:t>
+            </w:r>
+          </w:p>
+        </w:tc>
+        <w:tc>
+          <w:tcPr/>
+          <w:p>
+            <w:pPr>
+              <w:pStyle w:val="Compact"/>
+              <w:jc w:val="left"/>
+            </w:pPr>
+            <w:r>
+              <w:t xml:space="preserve">3,043</w:t>
+            </w:r>
+          </w:p>
+        </w:tc>
+        <w:tc>
+          <w:tcPr/>
+          <w:p>
+            <w:pPr>
+              <w:pStyle w:val="Compact"/>
+              <w:jc w:val="left"/>
+            </w:pPr>
+            <w:r>
+              <w:t xml:space="preserve">2,664</w:t>
             </w:r>
           </w:p>
         </w:tc>
@@ -12040,31 +15720,31 @@
               <w:jc w:val="left"/>
             </w:pPr>
             <w:r>
-              <w:t xml:space="preserve">15,901</w:t>
-            </w:r>
-          </w:p>
-        </w:tc>
-        <w:tc>
-          <w:tcPr/>
-          <w:p>
-            <w:pPr>
-              <w:pStyle w:val="Compact"/>
-              <w:jc w:val="left"/>
-            </w:pPr>
-            <w:r>
-              <w:t xml:space="preserve">1,929</w:t>
-            </w:r>
-          </w:p>
-        </w:tc>
-        <w:tc>
-          <w:tcPr/>
-          <w:p>
-            <w:pPr>
-              <w:pStyle w:val="Compact"/>
-              <w:jc w:val="left"/>
-            </w:pPr>
-            <w:r>
-              <w:t xml:space="preserve">1,688</w:t>
+              <w:t xml:space="preserve">16,032</w:t>
+            </w:r>
+          </w:p>
+        </w:tc>
+        <w:tc>
+          <w:tcPr/>
+          <w:p>
+            <w:pPr>
+              <w:pStyle w:val="Compact"/>
+              <w:jc w:val="left"/>
+            </w:pPr>
+            <w:r>
+              <w:t xml:space="preserve">2,356</w:t>
+            </w:r>
+          </w:p>
+        </w:tc>
+        <w:tc>
+          <w:tcPr/>
+          <w:p>
+            <w:pPr>
+              <w:pStyle w:val="Compact"/>
+              <w:jc w:val="left"/>
+            </w:pPr>
+            <w:r>
+              <w:t xml:space="preserve">2,009</w:t>
             </w:r>
           </w:p>
         </w:tc>
@@ -12090,7 +15770,7 @@
               <w:jc w:val="left"/>
             </w:pPr>
             <w:r>
-              <w:t xml:space="preserve">347</w:t>
+              <w:t xml:space="preserve">405</w:t>
             </w:r>
           </w:p>
         </w:tc>
@@ -12114,7 +15794,7 @@
               <w:jc w:val="left"/>
             </w:pPr>
             <w:r>
-              <w:t xml:space="preserve">184</w:t>
+              <w:t xml:space="preserve">248</w:t>
             </w:r>
           </w:p>
         </w:tc>
@@ -12140,31 +15820,31 @@
               <w:jc w:val="left"/>
             </w:pPr>
             <w:r>
-              <w:t xml:space="preserve">9,269</w:t>
-            </w:r>
-          </w:p>
-        </w:tc>
-        <w:tc>
-          <w:tcPr/>
-          <w:p>
-            <w:pPr>
-              <w:pStyle w:val="Compact"/>
-              <w:jc w:val="left"/>
-            </w:pPr>
-            <w:r>
-              <w:t xml:space="preserve">1,967</w:t>
-            </w:r>
-          </w:p>
-        </w:tc>
-        <w:tc>
-          <w:tcPr/>
-          <w:p>
-            <w:pPr>
-              <w:pStyle w:val="Compact"/>
-              <w:jc w:val="left"/>
-            </w:pPr>
-            <w:r>
-              <w:t xml:space="preserve">848</w:t>
+              <w:t xml:space="preserve">9,374</w:t>
+            </w:r>
+          </w:p>
+        </w:tc>
+        <w:tc>
+          <w:tcPr/>
+          <w:p>
+            <w:pPr>
+              <w:pStyle w:val="Compact"/>
+              <w:jc w:val="left"/>
+            </w:pPr>
+            <w:r>
+              <w:t xml:space="preserve">2,140</w:t>
+            </w:r>
+          </w:p>
+        </w:tc>
+        <w:tc>
+          <w:tcPr/>
+          <w:p>
+            <w:pPr>
+              <w:pStyle w:val="Compact"/>
+              <w:jc w:val="left"/>
+            </w:pPr>
+            <w:r>
+              <w:t xml:space="preserve">1,613</w:t>
             </w:r>
           </w:p>
         </w:tc>
@@ -12190,31 +15870,31 @@
               <w:jc w:val="left"/>
             </w:pPr>
             <w:r>
-              <w:t xml:space="preserve">25,716</w:t>
-            </w:r>
-          </w:p>
-        </w:tc>
-        <w:tc>
-          <w:tcPr/>
-          <w:p>
-            <w:pPr>
-              <w:pStyle w:val="Compact"/>
-              <w:jc w:val="left"/>
-            </w:pPr>
-            <w:r>
-              <w:t xml:space="preserve">966</w:t>
-            </w:r>
-          </w:p>
-        </w:tc>
-        <w:tc>
-          <w:tcPr/>
-          <w:p>
-            <w:pPr>
-              <w:pStyle w:val="Compact"/>
-              <w:jc w:val="left"/>
-            </w:pPr>
-            <w:r>
-              <w:t xml:space="preserve">326</w:t>
+              <w:t xml:space="preserve">23,564</w:t>
+            </w:r>
+          </w:p>
+        </w:tc>
+        <w:tc>
+          <w:tcPr/>
+          <w:p>
+            <w:pPr>
+              <w:pStyle w:val="Compact"/>
+              <w:jc w:val="left"/>
+            </w:pPr>
+            <w:r>
+              <w:t xml:space="preserve">1,414</w:t>
+            </w:r>
+          </w:p>
+        </w:tc>
+        <w:tc>
+          <w:tcPr/>
+          <w:p>
+            <w:pPr>
+              <w:pStyle w:val="Compact"/>
+              <w:jc w:val="left"/>
+            </w:pPr>
+            <w:r>
+              <w:t xml:space="preserve">680</w:t>
             </w:r>
           </w:p>
         </w:tc>
@@ -12240,31 +15920,31 @@
               <w:jc w:val="left"/>
             </w:pPr>
             <w:r>
-              <w:t xml:space="preserve">26,103</w:t>
-            </w:r>
-          </w:p>
-        </w:tc>
-        <w:tc>
-          <w:tcPr/>
-          <w:p>
-            <w:pPr>
-              <w:pStyle w:val="Compact"/>
-              <w:jc w:val="left"/>
-            </w:pPr>
-            <w:r>
-              <w:t xml:space="preserve">6,053</w:t>
-            </w:r>
-          </w:p>
-        </w:tc>
-        <w:tc>
-          <w:tcPr/>
-          <w:p>
-            <w:pPr>
-              <w:pStyle w:val="Compact"/>
-              <w:jc w:val="left"/>
-            </w:pPr>
-            <w:r>
-              <w:t xml:space="preserve">4,601</w:t>
+              <w:t xml:space="preserve">23,732</w:t>
+            </w:r>
+          </w:p>
+        </w:tc>
+        <w:tc>
+          <w:tcPr/>
+          <w:p>
+            <w:pPr>
+              <w:pStyle w:val="Compact"/>
+              <w:jc w:val="left"/>
+            </w:pPr>
+            <w:r>
+              <w:t xml:space="preserve">6,225</w:t>
+            </w:r>
+          </w:p>
+        </w:tc>
+        <w:tc>
+          <w:tcPr/>
+          <w:p>
+            <w:pPr>
+              <w:pStyle w:val="Compact"/>
+              <w:jc w:val="left"/>
+            </w:pPr>
+            <w:r>
+              <w:t xml:space="preserve">3,774</w:t>
             </w:r>
           </w:p>
         </w:tc>
@@ -12290,31 +15970,31 @@
               <w:jc w:val="left"/>
             </w:pPr>
             <w:r>
-              <w:t xml:space="preserve">26,103</w:t>
-            </w:r>
-          </w:p>
-        </w:tc>
-        <w:tc>
-          <w:tcPr/>
-          <w:p>
-            <w:pPr>
-              <w:pStyle w:val="Compact"/>
-              <w:jc w:val="left"/>
-            </w:pPr>
-            <w:r>
-              <w:t xml:space="preserve">6,233</w:t>
-            </w:r>
-          </w:p>
-        </w:tc>
-        <w:tc>
-          <w:tcPr/>
-          <w:p>
-            <w:pPr>
-              <w:pStyle w:val="Compact"/>
-              <w:jc w:val="left"/>
-            </w:pPr>
-            <w:r>
-              <w:t xml:space="preserve">2,671</w:t>
+              <w:t xml:space="preserve">23,732</w:t>
+            </w:r>
+          </w:p>
+        </w:tc>
+        <w:tc>
+          <w:tcPr/>
+          <w:p>
+            <w:pPr>
+              <w:pStyle w:val="Compact"/>
+              <w:jc w:val="left"/>
+            </w:pPr>
+            <w:r>
+              <w:t xml:space="preserve">6,254</w:t>
+            </w:r>
+          </w:p>
+        </w:tc>
+        <w:tc>
+          <w:tcPr/>
+          <w:p>
+            <w:pPr>
+              <w:pStyle w:val="Compact"/>
+              <w:jc w:val="left"/>
+            </w:pPr>
+            <w:r>
+              <w:t xml:space="preserve">3,814</w:t>
             </w:r>
           </w:p>
         </w:tc>
@@ -12340,31 +16020,31 @@
               <w:jc w:val="left"/>
             </w:pPr>
             <w:r>
-              <w:t xml:space="preserve">26,103</w:t>
-            </w:r>
-          </w:p>
-        </w:tc>
-        <w:tc>
-          <w:tcPr/>
-          <w:p>
-            <w:pPr>
-              <w:pStyle w:val="Compact"/>
-              <w:jc w:val="left"/>
-            </w:pPr>
-            <w:r>
-              <w:t xml:space="preserve">2,929</w:t>
-            </w:r>
-          </w:p>
-        </w:tc>
-        <w:tc>
-          <w:tcPr/>
-          <w:p>
-            <w:pPr>
-              <w:pStyle w:val="Compact"/>
-              <w:jc w:val="left"/>
-            </w:pPr>
-            <w:r>
-              <w:t xml:space="preserve">1,319</w:t>
+              <w:t xml:space="preserve">23,732</w:t>
+            </w:r>
+          </w:p>
+        </w:tc>
+        <w:tc>
+          <w:tcPr/>
+          <w:p>
+            <w:pPr>
+              <w:pStyle w:val="Compact"/>
+              <w:jc w:val="left"/>
+            </w:pPr>
+            <w:r>
+              <w:t xml:space="preserve">2,338</w:t>
+            </w:r>
+          </w:p>
+        </w:tc>
+        <w:tc>
+          <w:tcPr/>
+          <w:p>
+            <w:pPr>
+              <w:pStyle w:val="Compact"/>
+              <w:jc w:val="left"/>
+            </w:pPr>
+            <w:r>
+              <w:t xml:space="preserve">1,324</w:t>
             </w:r>
           </w:p>
         </w:tc>
@@ -12390,31 +16070,31 @@
               <w:jc w:val="left"/>
             </w:pPr>
             <w:r>
-              <w:t xml:space="preserve">26,087</w:t>
-            </w:r>
-          </w:p>
-        </w:tc>
-        <w:tc>
-          <w:tcPr/>
-          <w:p>
-            <w:pPr>
-              <w:pStyle w:val="Compact"/>
-              <w:jc w:val="left"/>
-            </w:pPr>
-            <w:r>
-              <w:t xml:space="preserve">3,870</w:t>
-            </w:r>
-          </w:p>
-        </w:tc>
-        <w:tc>
-          <w:tcPr/>
-          <w:p>
-            <w:pPr>
-              <w:pStyle w:val="Compact"/>
-              <w:jc w:val="left"/>
-            </w:pPr>
-            <w:r>
-              <w:t xml:space="preserve">3,204</w:t>
+              <w:t xml:space="preserve">23,712</w:t>
+            </w:r>
+          </w:p>
+        </w:tc>
+        <w:tc>
+          <w:tcPr/>
+          <w:p>
+            <w:pPr>
+              <w:pStyle w:val="Compact"/>
+              <w:jc w:val="left"/>
+            </w:pPr>
+            <w:r>
+              <w:t xml:space="preserve">2,980</w:t>
+            </w:r>
+          </w:p>
+        </w:tc>
+        <w:tc>
+          <w:tcPr/>
+          <w:p>
+            <w:pPr>
+              <w:pStyle w:val="Compact"/>
+              <w:jc w:val="left"/>
+            </w:pPr>
+            <w:r>
+              <w:t xml:space="preserve">2,507</w:t>
             </w:r>
           </w:p>
         </w:tc>
@@ -12440,31 +16120,31 @@
               <w:jc w:val="left"/>
             </w:pPr>
             <w:r>
-              <w:t xml:space="preserve">26,069</w:t>
-            </w:r>
-          </w:p>
-        </w:tc>
-        <w:tc>
-          <w:tcPr/>
-          <w:p>
-            <w:pPr>
-              <w:pStyle w:val="Compact"/>
-              <w:jc w:val="left"/>
-            </w:pPr>
-            <w:r>
-              <w:t xml:space="preserve">2,603</w:t>
-            </w:r>
-          </w:p>
-        </w:tc>
-        <w:tc>
-          <w:tcPr/>
-          <w:p>
-            <w:pPr>
-              <w:pStyle w:val="Compact"/>
-              <w:jc w:val="left"/>
-            </w:pPr>
-            <w:r>
-              <w:t xml:space="preserve">2,332</w:t>
+              <w:t xml:space="preserve">23,701</w:t>
+            </w:r>
+          </w:p>
+        </w:tc>
+        <w:tc>
+          <w:tcPr/>
+          <w:p>
+            <w:pPr>
+              <w:pStyle w:val="Compact"/>
+              <w:jc w:val="left"/>
+            </w:pPr>
+            <w:r>
+              <w:t xml:space="preserve">2,339</w:t>
+            </w:r>
+          </w:p>
+        </w:tc>
+        <w:tc>
+          <w:tcPr/>
+          <w:p>
+            <w:pPr>
+              <w:pStyle w:val="Compact"/>
+              <w:jc w:val="left"/>
+            </w:pPr>
+            <w:r>
+              <w:t xml:space="preserve">2,088</w:t>
             </w:r>
           </w:p>
         </w:tc>
@@ -12490,31 +16170,31 @@
               <w:jc w:val="left"/>
             </w:pPr>
             <w:r>
-              <w:t xml:space="preserve">9,397</w:t>
-            </w:r>
-          </w:p>
-        </w:tc>
-        <w:tc>
-          <w:tcPr/>
-          <w:p>
-            <w:pPr>
-              <w:pStyle w:val="Compact"/>
-              <w:jc w:val="left"/>
-            </w:pPr>
-            <w:r>
-              <w:t xml:space="preserve">1,060</w:t>
-            </w:r>
-          </w:p>
-        </w:tc>
-        <w:tc>
-          <w:tcPr/>
-          <w:p>
-            <w:pPr>
-              <w:pStyle w:val="Compact"/>
-              <w:jc w:val="left"/>
-            </w:pPr>
-            <w:r>
-              <w:t xml:space="preserve">846</w:t>
+              <w:t xml:space="preserve">9,136</w:t>
+            </w:r>
+          </w:p>
+        </w:tc>
+        <w:tc>
+          <w:tcPr/>
+          <w:p>
+            <w:pPr>
+              <w:pStyle w:val="Compact"/>
+              <w:jc w:val="left"/>
+            </w:pPr>
+            <w:r>
+              <w:t xml:space="preserve">1,456</w:t>
+            </w:r>
+          </w:p>
+        </w:tc>
+        <w:tc>
+          <w:tcPr/>
+          <w:p>
+            <w:pPr>
+              <w:pStyle w:val="Compact"/>
+              <w:jc w:val="left"/>
+            </w:pPr>
+            <w:r>
+              <w:t xml:space="preserve">990</w:t>
             </w:r>
           </w:p>
         </w:tc>
@@ -12540,7 +16220,7 @@
               <w:jc w:val="left"/>
             </w:pPr>
             <w:r>
-              <w:t xml:space="preserve">1,546</w:t>
+              <w:t xml:space="preserve">1,279</w:t>
             </w:r>
           </w:p>
         </w:tc>
@@ -12575,11 +16255,49 @@
         <w:pStyle w:val="BodyText"/>
       </w:pPr>
       <w:r>
-        <w:t xml:space="preserve">Scholarships returned: 1,100 (Australia 901, New Zealand 141, Canada 58); 1,096 open to international students. Providers with an approved logo: 1,445. QS 2027 ranked Australian providers: 38. QILT statistics: 116 Australian providers. Institution type: held for Australian and New Zealand providers (null for Canada).</w:t>
+        <w:t xml:space="preserve">Scholarships returned: 1,114 (Australia 898, New Zealand 151, Canada 65); 1,111 open to international students. Providers with an approved logo: 1,463. QS 2027 ranked Australian providers: 38. QILT statistics: 116 Australian providers. Institution type: held for Australian and New Zealand providers (null for Canada).</w:t>
       </w:r>
     </w:p>
-    <w:bookmarkEnd w:id="37"/>
-    <w:bookmarkStart w:id="38" w:name="your-wix-collections-suggested"/>
+    <w:p>
+      <w:pPr>
+        <w:pStyle w:val="BodyText"/>
+      </w:pPr>
+      <w:r>
+        <w:t xml:space="preserve">Academic entry requirements (7.9): provider tables admitted for 1 provider (343 rows across its countries); more providers’ tables are being read and wait for a person’s approval before they are returned. Course-level entry rows admitted: none yet. A course or provider without admitted rows returns</w:t>
+      </w:r>
+      <w:r>
+        <w:t xml:space="preserve"> </w:t>
+      </w:r>
+      <w:r>
+        <w:rPr>
+          <w:rStyle w:val="VerbatimChar"/>
+        </w:rPr>
+        <w:t xml:space="preserve">entry</w:t>
+      </w:r>
+      <w:r>
+        <w:t xml:space="preserve"> </w:t>
+      </w:r>
+      <w:r>
+        <w:t xml:space="preserve">and</w:t>
+      </w:r>
+      <w:r>
+        <w:t xml:space="preserve"> </w:t>
+      </w:r>
+      <w:r>
+        <w:rPr>
+          <w:rStyle w:val="VerbatimChar"/>
+        </w:rPr>
+        <w:t xml:space="preserve">entry_matrix</w:t>
+      </w:r>
+      <w:r>
+        <w:t xml:space="preserve"> </w:t>
+      </w:r>
+      <w:r>
+        <w:t xml:space="preserve">empty, and resolution step 5.</w:t>
+      </w:r>
+    </w:p>
+    <w:bookmarkEnd w:id="38"/>
+    <w:bookmarkStart w:id="39" w:name="your-wix-collections-suggested"/>
     <w:p>
       <w:pPr>
         <w:pStyle w:val="Heading1"/>
@@ -13003,8 +16721,8 @@
         <w:t xml:space="preserve">Do not mirror the platform’s own database; map the fields you need once and ignore the rest.</w:t>
       </w:r>
     </w:p>
-    <w:bookmarkEnd w:id="38"/>
-    <w:bookmarkStart w:id="39" w:name="support"/>
+    <w:bookmarkEnd w:id="39"/>
+    <w:bookmarkStart w:id="40" w:name="support"/>
     <w:p>
       <w:pPr>
         <w:pStyle w:val="Heading1"/>
@@ -13033,8 +16751,8 @@
         <w:t xml:space="preserve">, the HTTP status, the time (with time zone) and whether it affects live search, a scheduled sync or your cached pages. Never include the key.</w:t>
       </w:r>
     </w:p>
-    <w:bookmarkEnd w:id="39"/>
-    <w:bookmarkStart w:id="40" w:name="production"/>
+    <w:bookmarkEnd w:id="40"/>
+    <w:bookmarkStart w:id="41" w:name="production"/>
     <w:p>
       <w:pPr>
         <w:pStyle w:val="Heading1"/>
@@ -13047,7 +16765,7 @@
       <w:pPr>
         <w:numPr>
           <w:ilvl w:val="0"/>
-          <w:numId w:val="1011"/>
+          <w:numId w:val="1014"/>
         </w:numPr>
         <w:pStyle w:val="Compact"/>
       </w:pPr>
@@ -13059,7 +16777,7 @@
       <w:pPr>
         <w:numPr>
           <w:ilvl w:val="0"/>
-          <w:numId w:val="1011"/>
+          <w:numId w:val="1014"/>
         </w:numPr>
         <w:pStyle w:val="Compact"/>
       </w:pPr>
@@ -13083,7 +16801,7 @@
       <w:pPr>
         <w:numPr>
           <w:ilvl w:val="0"/>
-          <w:numId w:val="1011"/>
+          <w:numId w:val="1014"/>
         </w:numPr>
         <w:pStyle w:val="Compact"/>
       </w:pPr>
@@ -13091,8 +16809,8 @@
         <w:t xml:space="preserve">The Pilot key is disabled after the Production tests pass.</w:t>
       </w:r>
     </w:p>
-    <w:bookmarkEnd w:id="40"/>
-    <w:bookmarkStart w:id="41" w:name="acceptance-tests"/>
+    <w:bookmarkEnd w:id="41"/>
+    <w:bookmarkStart w:id="42" w:name="acceptance-tests"/>
     <w:p>
       <w:pPr>
         <w:pStyle w:val="Heading1"/>
@@ -13106,7 +16824,7 @@
         <w:pStyle w:val="FirstParagraph"/>
       </w:pPr>
       <w:r>
-        <w:t xml:space="preserve">Counts are as measured on Pilot on 16 October 2026; expect the same or more.</w:t>
+        <w:t xml:space="preserve">Counts are as measured on Pilot on 29 October 2026; they change as data is corrected and grows.</w:t>
       </w:r>
     </w:p>
     <w:tbl>
@@ -13415,7 +17133,7 @@
               <w:t xml:space="preserve"> </w:t>
             </w:r>
             <w:r>
-              <w:t xml:space="preserve">Melbourne returns 109 courses, nursing titles first, the same total on every page</w:t>
+              <w:t xml:space="preserve">Melbourne returns 107 courses, nursing titles first, the same total on every page</w:t>
             </w:r>
           </w:p>
         </w:tc>
@@ -13462,7 +17180,7 @@
               <w:t xml:space="preserve"> </w:t>
             </w:r>
             <w:r>
-              <w:t xml:space="preserve">CA returns 4,723 courses, each with a</w:t>
+              <w:t xml:space="preserve">CA returns 3,814 courses, each with a</w:t>
             </w:r>
             <w:r>
               <w:t xml:space="preserve"> </w:t>
@@ -13867,7 +17585,7 @@
               <w:t xml:space="preserve"> </w:t>
             </w:r>
             <w:r>
-              <w:t xml:space="preserve">international returns 1,096 records</w:t>
+              <w:t xml:space="preserve">international returns 1,111 records</w:t>
             </w:r>
           </w:p>
         </w:tc>
@@ -14000,7 +17718,7 @@
               <w:t xml:space="preserve"> </w:t>
             </w:r>
             <w:r>
-              <w:t xml:space="preserve">true returns 1,445 providers; each</w:t>
+              <w:t xml:space="preserve">true returns 1,463 providers; each</w:t>
             </w:r>
             <w:r>
               <w:t xml:space="preserve"> </w:t>
@@ -14324,9 +18042,312 @@
           </w:p>
         </w:tc>
       </w:tr>
+      <w:tr>
+        <w:tc>
+          <w:tcPr/>
+          <w:p>
+            <w:pPr>
+              <w:pStyle w:val="Compact"/>
+              <w:jc w:val="left"/>
+            </w:pPr>
+            <w:r>
+              <w:t xml:space="preserve">20</w:t>
+            </w:r>
+          </w:p>
+        </w:tc>
+        <w:tc>
+          <w:tcPr/>
+          <w:p>
+            <w:pPr>
+              <w:pStyle w:val="Compact"/>
+              <w:jc w:val="left"/>
+            </w:pPr>
+            <w:r>
+              <w:t xml:space="preserve">Entry, contact provider</w:t>
+            </w:r>
+          </w:p>
+        </w:tc>
+        <w:tc>
+          <w:tcPr/>
+          <w:p>
+            <w:pPr>
+              <w:pStyle w:val="Compact"/>
+              <w:jc w:val="left"/>
+            </w:pPr>
+            <w:r>
+              <w:rPr>
+                <w:rStyle w:val="VerbatimChar"/>
+              </w:rPr>
+              <w:t xml:space="preserve">course</w:t>
+            </w:r>
+            <w:r>
+              <w:t xml:space="preserve"> </w:t>
+            </w:r>
+            <w:r>
+              <w:t xml:space="preserve">with</w:t>
+            </w:r>
+            <w:r>
+              <w:t xml:space="preserve"> </w:t>
+            </w:r>
+            <w:r>
+              <w:rPr>
+                <w:rStyle w:val="VerbatimChar"/>
+              </w:rPr>
+              <w:t xml:space="preserve">course_code</w:t>
+            </w:r>
+            <w:r>
+              <w:t xml:space="preserve"> </w:t>
+            </w:r>
+            <w:r>
+              <w:t xml:space="preserve">0100714 and</w:t>
+            </w:r>
+            <w:r>
+              <w:t xml:space="preserve"> </w:t>
+            </w:r>
+            <w:r>
+              <w:rPr>
+                <w:rStyle w:val="VerbatimChar"/>
+              </w:rPr>
+              <w:t xml:space="preserve">edu_country</w:t>
+            </w:r>
+            <w:r>
+              <w:t xml:space="preserve"> </w:t>
+            </w:r>
+            <w:r>
+              <w:t xml:space="preserve">IN returns</w:t>
+            </w:r>
+            <w:r>
+              <w:t xml:space="preserve"> </w:t>
+            </w:r>
+            <w:r>
+              <w:rPr>
+                <w:rStyle w:val="VerbatimChar"/>
+              </w:rPr>
+              <w:t xml:space="preserve">entry.resolution</w:t>
+            </w:r>
+            <w:r>
+              <w:t xml:space="preserve"> </w:t>
+            </w:r>
+            <w:r>
+              <w:t xml:space="preserve">with</w:t>
+            </w:r>
+            <w:r>
+              <w:t xml:space="preserve"> </w:t>
+            </w:r>
+            <w:r>
+              <w:rPr>
+                <w:rStyle w:val="VerbatimChar"/>
+              </w:rPr>
+              <w:t xml:space="preserve">step</w:t>
+            </w:r>
+            <w:r>
+              <w:t xml:space="preserve"> </w:t>
+            </w:r>
+            <w:r>
+              <w:t xml:space="preserve">5 and</w:t>
+            </w:r>
+            <w:r>
+              <w:t xml:space="preserve"> </w:t>
+            </w:r>
+            <w:r>
+              <w:rPr>
+                <w:rStyle w:val="VerbatimChar"/>
+              </w:rPr>
+              <w:t xml:space="preserve">outcome</w:t>
+            </w:r>
+            <w:r>
+              <w:t xml:space="preserve"> </w:t>
+            </w:r>
+            <w:r>
+              <w:rPr>
+                <w:rStyle w:val="VerbatimChar"/>
+              </w:rPr>
+              <w:t xml:space="preserve">contact_provider</w:t>
+            </w:r>
+            <w:r>
+              <w:t xml:space="preserve">; your page shows</w:t>
+            </w:r>
+            <w:r>
+              <w:t xml:space="preserve"> </w:t>
+            </w:r>
+            <w:r>
+              <w:t xml:space="preserve">“</w:t>
+            </w:r>
+            <w:r>
+              <w:t xml:space="preserve">contact the provider</w:t>
+            </w:r>
+            <w:r>
+              <w:t xml:space="preserve">”</w:t>
+            </w:r>
+          </w:p>
+        </w:tc>
+      </w:tr>
+      <w:tr>
+        <w:tc>
+          <w:tcPr/>
+          <w:p>
+            <w:pPr>
+              <w:pStyle w:val="Compact"/>
+              <w:jc w:val="left"/>
+            </w:pPr>
+            <w:r>
+              <w:t xml:space="preserve">21</w:t>
+            </w:r>
+          </w:p>
+        </w:tc>
+        <w:tc>
+          <w:tcPr/>
+          <w:p>
+            <w:pPr>
+              <w:pStyle w:val="Compact"/>
+              <w:jc w:val="left"/>
+            </w:pPr>
+            <w:r>
+              <w:t xml:space="preserve">Entry, provider table</w:t>
+            </w:r>
+          </w:p>
+        </w:tc>
+        <w:tc>
+          <w:tcPr/>
+          <w:p>
+            <w:pPr>
+              <w:pStyle w:val="Compact"/>
+              <w:jc w:val="left"/>
+            </w:pPr>
+            <w:r>
+              <w:rPr>
+                <w:rStyle w:val="VerbatimChar"/>
+              </w:rPr>
+              <w:t xml:space="preserve">provider</w:t>
+            </w:r>
+            <w:r>
+              <w:t xml:space="preserve"> </w:t>
+            </w:r>
+            <w:r>
+              <w:t xml:space="preserve">with</w:t>
+            </w:r>
+            <w:r>
+              <w:t xml:space="preserve"> </w:t>
+            </w:r>
+            <w:r>
+              <w:rPr>
+                <w:rStyle w:val="VerbatimChar"/>
+              </w:rPr>
+              <w:t xml:space="preserve">provider_id</w:t>
+            </w:r>
+            <w:r>
+              <w:t xml:space="preserve"> </w:t>
+            </w:r>
+            <w:r>
+              <w:t xml:space="preserve">provider:cricos:00122a returns 343</w:t>
+            </w:r>
+            <w:r>
+              <w:t xml:space="preserve"> </w:t>
+            </w:r>
+            <w:r>
+              <w:rPr>
+                <w:rStyle w:val="VerbatimChar"/>
+              </w:rPr>
+              <w:t xml:space="preserve">entry_matrix</w:t>
+            </w:r>
+            <w:r>
+              <w:t xml:space="preserve"> </w:t>
+            </w:r>
+            <w:r>
+              <w:t xml:space="preserve">rows; with</w:t>
+            </w:r>
+            <w:r>
+              <w:t xml:space="preserve"> </w:t>
+            </w:r>
+            <w:r>
+              <w:rPr>
+                <w:rStyle w:val="VerbatimChar"/>
+              </w:rPr>
+              <w:t xml:space="preserve">edu_country</w:t>
+            </w:r>
+            <w:r>
+              <w:t xml:space="preserve"> </w:t>
+            </w:r>
+            <w:r>
+              <w:t xml:space="preserve">IN, 33 rows, all</w:t>
+            </w:r>
+            <w:r>
+              <w:t xml:space="preserve"> </w:t>
+            </w:r>
+            <w:r>
+              <w:rPr>
+                <w:rStyle w:val="VerbatimChar"/>
+              </w:rPr>
+              <w:t xml:space="preserve">country</w:t>
+            </w:r>
+            <w:r>
+              <w:t xml:space="preserve"> </w:t>
+            </w:r>
+            <w:r>
+              <w:t xml:space="preserve">IN</w:t>
+            </w:r>
+          </w:p>
+        </w:tc>
+      </w:tr>
+      <w:tr>
+        <w:tc>
+          <w:tcPr/>
+          <w:p>
+            <w:pPr>
+              <w:pStyle w:val="Compact"/>
+              <w:jc w:val="left"/>
+            </w:pPr>
+            <w:r>
+              <w:t xml:space="preserve">22</w:t>
+            </w:r>
+          </w:p>
+        </w:tc>
+        <w:tc>
+          <w:tcPr/>
+          <w:p>
+            <w:pPr>
+              <w:pStyle w:val="Compact"/>
+              <w:jc w:val="left"/>
+            </w:pPr>
+            <w:r>
+              <w:t xml:space="preserve">Entry, invalid country</w:t>
+            </w:r>
+          </w:p>
+        </w:tc>
+        <w:tc>
+          <w:tcPr/>
+          <w:p>
+            <w:pPr>
+              <w:pStyle w:val="Compact"/>
+              <w:jc w:val="left"/>
+            </w:pPr>
+            <w:r>
+              <w:rPr>
+                <w:rStyle w:val="VerbatimChar"/>
+              </w:rPr>
+              <w:t xml:space="preserve">edu_country</w:t>
+            </w:r>
+            <w:r>
+              <w:t xml:space="preserve"> </w:t>
+            </w:r>
+            <w:r>
+              <w:t xml:space="preserve">ZZ or IND returns 400</w:t>
+            </w:r>
+            <w:r>
+              <w:t xml:space="preserve"> </w:t>
+            </w:r>
+            <w:r>
+              <w:rPr>
+                <w:rStyle w:val="VerbatimChar"/>
+              </w:rPr>
+              <w:t xml:space="preserve">INVALID_INPUT</w:t>
+            </w:r>
+          </w:p>
+        </w:tc>
+      </w:tr>
     </w:tbl>
-    <w:bookmarkEnd w:id="41"/>
-    <w:bookmarkStart w:id="42" w:name="changes-to-this-guide"/>
+    <w:bookmarkEnd w:id="42"/>
+    <w:bookmarkStart w:id="43" w:name="changes-to-this-guide"/>
     <w:p>
       <w:pPr>
         <w:pStyle w:val="Heading1"/>
@@ -14741,8 +18762,151 @@
           </w:p>
         </w:tc>
       </w:tr>
+      <w:tr>
+        <w:tc>
+          <w:tcPr/>
+          <w:p>
+            <w:pPr>
+              <w:pStyle w:val="Compact"/>
+              <w:jc w:val="left"/>
+            </w:pPr>
+            <w:r>
+              <w:t xml:space="preserve">29 October 2026 (issue 5)</w:t>
+            </w:r>
+          </w:p>
+        </w:tc>
+        <w:tc>
+          <w:tcPr/>
+          <w:p>
+            <w:pPr>
+              <w:pStyle w:val="Compact"/>
+              <w:jc w:val="left"/>
+            </w:pPr>
+            <w:r>
+              <w:rPr>
+                <w:rStyle w:val="VerbatimChar"/>
+              </w:rPr>
+              <w:t xml:space="preserve">course</w:t>
+            </w:r>
+            <w:r>
+              <w:t xml:space="preserve"> </w:t>
+            </w:r>
+            <w:r>
+              <w:t xml:space="preserve">and</w:t>
+            </w:r>
+            <w:r>
+              <w:t xml:space="preserve"> </w:t>
+            </w:r>
+            <w:r>
+              <w:rPr>
+                <w:rStyle w:val="VerbatimChar"/>
+              </w:rPr>
+              <w:t xml:space="preserve">provider</w:t>
+            </w:r>
+            <w:r>
+              <w:t xml:space="preserve"> </w:t>
+            </w:r>
+            <w:r>
+              <w:t xml:space="preserve">take an optional</w:t>
+            </w:r>
+            <w:r>
+              <w:t xml:space="preserve"> </w:t>
+            </w:r>
+            <w:r>
+              <w:rPr>
+                <w:rStyle w:val="VerbatimChar"/>
+              </w:rPr>
+              <w:t xml:space="preserve">edu_country</w:t>
+            </w:r>
+            <w:r>
+              <w:t xml:space="preserve"> </w:t>
+            </w:r>
+            <w:r>
+              <w:t xml:space="preserve">(the student’s country of prior education). The course detail gains</w:t>
+            </w:r>
+            <w:r>
+              <w:t xml:space="preserve"> </w:t>
+            </w:r>
+            <w:r>
+              <w:rPr>
+                <w:rStyle w:val="VerbatimChar"/>
+              </w:rPr>
+              <w:t xml:space="preserve">entry</w:t>
+            </w:r>
+            <w:r>
+              <w:t xml:space="preserve"> </w:t>
+            </w:r>
+            <w:r>
+              <w:t xml:space="preserve">(the course’s academic entry requirements and, with</w:t>
+            </w:r>
+            <w:r>
+              <w:t xml:space="preserve"> </w:t>
+            </w:r>
+            <w:r>
+              <w:rPr>
+                <w:rStyle w:val="VerbatimChar"/>
+              </w:rPr>
+              <w:t xml:space="preserve">edu_country</w:t>
+            </w:r>
+            <w:r>
+              <w:t xml:space="preserve">, the requirement that applies, worked out in a fixed order with</w:t>
+            </w:r>
+            <w:r>
+              <w:t xml:space="preserve"> </w:t>
+            </w:r>
+            <w:r>
+              <w:t xml:space="preserve">“</w:t>
+            </w:r>
+            <w:r>
+              <w:t xml:space="preserve">case by case</w:t>
+            </w:r>
+            <w:r>
+              <w:t xml:space="preserve">”</w:t>
+            </w:r>
+            <w:r>
+              <w:t xml:space="preserve"> </w:t>
+            </w:r>
+            <w:r>
+              <w:t xml:space="preserve">and</w:t>
+            </w:r>
+            <w:r>
+              <w:t xml:space="preserve"> </w:t>
+            </w:r>
+            <w:r>
+              <w:t xml:space="preserve">“</w:t>
+            </w:r>
+            <w:r>
+              <w:t xml:space="preserve">contact the provider</w:t>
+            </w:r>
+            <w:r>
+              <w:t xml:space="preserve">”</w:t>
+            </w:r>
+            <w:r>
+              <w:t xml:space="preserve"> </w:t>
+            </w:r>
+            <w:r>
+              <w:t xml:space="preserve">outcomes); the provider detail gains</w:t>
+            </w:r>
+            <w:r>
+              <w:t xml:space="preserve"> </w:t>
+            </w:r>
+            <w:r>
+              <w:rPr>
+                <w:rStyle w:val="VerbatimChar"/>
+              </w:rPr>
+              <w:t xml:space="preserve">entry_matrix[]</w:t>
+            </w:r>
+            <w:r>
+              <w:t xml:space="preserve"> </w:t>
+            </w:r>
+            <w:r>
+              <w:t xml:space="preserve">(the provider’s published requirements by country). Section 7.9 added; acceptance tests 20 to 22 added</w:t>
+            </w:r>
+          </w:p>
+        </w:tc>
+      </w:tr>
     </w:tbl>
-    <w:bookmarkEnd w:id="42"/>
+    <w:bookmarkEnd w:id="43"/>
     <w:sectPr>
       <w:headerReference w:type="default" r:id="rId9"/>
       <w:footerReference w:type="default" r:id="rId10"/>
@@ -14768,7 +18932,7 @@
         <w:color w:val="606060"/>
         <w:sz w:val="16"/>
       </w:rPr>
-      <w:t>website-api-v2 · Version 2 · Issue 4 · 17 October 2026 · Pilot</w:t>
+      <w:t>website-api-v2 · Version 2 · Issue 5 · 29 October 2026 · Pilot</w:t>
     </w:r>
   </w:p>
 </w:ftr>
@@ -15218,6 +19382,42 @@
     <w:abstractNumId w:val="991"/>
   </w:num>
   <w:num w:numId="1011">
+    <w:abstractNumId w:val="99411"/>
+    <w:lvlOverride w:ilvl="0">
+      <w:startOverride w:val="1"/>
+    </w:lvlOverride>
+    <w:lvlOverride w:ilvl="1">
+      <w:startOverride w:val="1"/>
+    </w:lvlOverride>
+    <w:lvlOverride w:ilvl="2">
+      <w:startOverride w:val="1"/>
+    </w:lvlOverride>
+    <w:lvlOverride w:ilvl="3">
+      <w:startOverride w:val="1"/>
+    </w:lvlOverride>
+    <w:lvlOverride w:ilvl="4">
+      <w:startOverride w:val="1"/>
+    </w:lvlOverride>
+    <w:lvlOverride w:ilvl="5">
+      <w:startOverride w:val="1"/>
+    </w:lvlOverride>
+    <w:lvlOverride w:ilvl="6">
+      <w:startOverride w:val="1"/>
+    </w:lvlOverride>
+    <w:lvlOverride w:ilvl="7">
+      <w:startOverride w:val="1"/>
+    </w:lvlOverride>
+    <w:lvlOverride w:ilvl="8">
+      <w:startOverride w:val="1"/>
+    </w:lvlOverride>
+  </w:num>
+  <w:num w:numId="1012">
+    <w:abstractNumId w:val="991"/>
+  </w:num>
+  <w:num w:numId="1013">
+    <w:abstractNumId w:val="991"/>
+  </w:num>
+  <w:num w:numId="1014">
     <w:abstractNumId w:val="991"/>
   </w:num>
 </w:numbering>

--- a/docs/integrations/developer-pack/StudySearch-Website-API-v2-Developer-Guide.docx
+++ b/docs/integrations/developer-pack/StudySearch-Website-API-v2-Developer-Guide.docx
@@ -12767,88 +12767,34 @@
               <w:rPr>
                 <w:rStyle w:val="VerbatimChar"/>
               </w:rPr>
-              <w:t xml:space="preserve">step</w:t>
-            </w:r>
-            <w:r>
-              <w:t xml:space="preserve">,</w:t>
-            </w:r>
-            <w:r>
-              <w:t xml:space="preserve"> </w:t>
-            </w:r>
-            <w:r>
-              <w:rPr>
-                <w:rStyle w:val="VerbatimChar"/>
-              </w:rPr>
-              <w:t xml:space="preserve">rule</w:t>
-            </w:r>
-          </w:p>
-        </w:tc>
-        <w:tc>
-          <w:tcPr/>
-          <w:p>
-            <w:pPr>
-              <w:pStyle w:val="Compact"/>
-              <w:jc w:val="left"/>
-            </w:pPr>
-            <w:r>
-              <w:t xml:space="preserve">1–5:</w:t>
-            </w:r>
-            <w:r>
-              <w:t xml:space="preserve"> </w:t>
-            </w:r>
-            <w:r>
-              <w:rPr>
-                <w:rStyle w:val="VerbatimChar"/>
-              </w:rPr>
-              <w:t xml:space="preserve">course_override</w:t>
-            </w:r>
-            <w:r>
-              <w:t xml:space="preserve">,</w:t>
-            </w:r>
-            <w:r>
-              <w:t xml:space="preserve"> </w:t>
-            </w:r>
-            <w:r>
-              <w:rPr>
-                <w:rStyle w:val="VerbatimChar"/>
-              </w:rPr>
-              <w:t xml:space="preserve">course_country_row</w:t>
-            </w:r>
-            <w:r>
-              <w:t xml:space="preserve">,</w:t>
-            </w:r>
-            <w:r>
-              <w:t xml:space="preserve"> </w:t>
-            </w:r>
-            <w:r>
-              <w:rPr>
-                <w:rStyle w:val="VerbatimChar"/>
-              </w:rPr>
-              <w:t xml:space="preserve">band_ladder</w:t>
-            </w:r>
-            <w:r>
-              <w:t xml:space="preserve">,</w:t>
-            </w:r>
-            <w:r>
-              <w:t xml:space="preserve"> </w:t>
-            </w:r>
-            <w:r>
-              <w:rPr>
-                <w:rStyle w:val="VerbatimChar"/>
-              </w:rPr>
-              <w:t xml:space="preserve">provider_minimum</w:t>
-            </w:r>
-            <w:r>
-              <w:t xml:space="preserve">,</w:t>
-            </w:r>
-            <w:r>
-              <w:t xml:space="preserve"> </w:t>
-            </w:r>
-            <w:r>
-              <w:rPr>
-                <w:rStyle w:val="VerbatimChar"/>
-              </w:rPr>
-              <w:t xml:space="preserve">contact_provider</w:t>
+              <w:t xml:space="preserve">country</w:t>
+            </w:r>
+          </w:p>
+        </w:tc>
+        <w:tc>
+          <w:tcPr/>
+          <w:p>
+            <w:pPr>
+              <w:pStyle w:val="Compact"/>
+              <w:jc w:val="left"/>
+            </w:pPr>
+            <w:r>
+              <w:t xml:space="preserve">The</w:t>
+            </w:r>
+            <w:r>
+              <w:t xml:space="preserve"> </w:t>
+            </w:r>
+            <w:r>
+              <w:rPr>
+                <w:rStyle w:val="VerbatimChar"/>
+              </w:rPr>
+              <w:t xml:space="preserve">edu_country</w:t>
+            </w:r>
+            <w:r>
+              <w:t xml:space="preserve"> </w:t>
+            </w:r>
+            <w:r>
+              <w:t xml:space="preserve">you sent, in capitals</w:t>
             </w:r>
           </w:p>
         </w:tc>
@@ -12865,22 +12811,7 @@
               <w:rPr>
                 <w:rStyle w:val="VerbatimChar"/>
               </w:rPr>
-              <w:t xml:space="preserve">outcome</w:t>
-            </w:r>
-          </w:p>
-        </w:tc>
-        <w:tc>
-          <w:tcPr/>
-          <w:p>
-            <w:pPr>
-              <w:pStyle w:val="Compact"/>
-              <w:jc w:val="left"/>
-            </w:pPr>
-            <w:r>
-              <w:rPr>
-                <w:rStyle w:val="VerbatimChar"/>
-              </w:rPr>
-              <w:t xml:space="preserve">minimum_published</w:t>
+              <w:t xml:space="preserve">step</w:t>
             </w:r>
             <w:r>
               <w:t xml:space="preserve">,</w:t>
@@ -12892,13 +12823,67 @@
               <w:rPr>
                 <w:rStyle w:val="VerbatimChar"/>
               </w:rPr>
-              <w:t xml:space="preserve">case_by_case</w:t>
-            </w:r>
-            <w:r>
-              <w:t xml:space="preserve"> </w:t>
-            </w:r>
-            <w:r>
-              <w:t xml:space="preserve">or</w:t>
+              <w:t xml:space="preserve">rule</w:t>
+            </w:r>
+          </w:p>
+        </w:tc>
+        <w:tc>
+          <w:tcPr/>
+          <w:p>
+            <w:pPr>
+              <w:pStyle w:val="Compact"/>
+              <w:jc w:val="left"/>
+            </w:pPr>
+            <w:r>
+              <w:t xml:space="preserve">1–5:</w:t>
+            </w:r>
+            <w:r>
+              <w:t xml:space="preserve"> </w:t>
+            </w:r>
+            <w:r>
+              <w:rPr>
+                <w:rStyle w:val="VerbatimChar"/>
+              </w:rPr>
+              <w:t xml:space="preserve">course_override</w:t>
+            </w:r>
+            <w:r>
+              <w:t xml:space="preserve">,</w:t>
+            </w:r>
+            <w:r>
+              <w:t xml:space="preserve"> </w:t>
+            </w:r>
+            <w:r>
+              <w:rPr>
+                <w:rStyle w:val="VerbatimChar"/>
+              </w:rPr>
+              <w:t xml:space="preserve">course_country_row</w:t>
+            </w:r>
+            <w:r>
+              <w:t xml:space="preserve">,</w:t>
+            </w:r>
+            <w:r>
+              <w:t xml:space="preserve"> </w:t>
+            </w:r>
+            <w:r>
+              <w:rPr>
+                <w:rStyle w:val="VerbatimChar"/>
+              </w:rPr>
+              <w:t xml:space="preserve">band_ladder</w:t>
+            </w:r>
+            <w:r>
+              <w:t xml:space="preserve">,</w:t>
+            </w:r>
+            <w:r>
+              <w:t xml:space="preserve"> </w:t>
+            </w:r>
+            <w:r>
+              <w:rPr>
+                <w:rStyle w:val="VerbatimChar"/>
+              </w:rPr>
+              <w:t xml:space="preserve">provider_minimum</w:t>
+            </w:r>
+            <w:r>
+              <w:t xml:space="preserve">,</w:t>
             </w:r>
             <w:r>
               <w:t xml:space="preserve"> </w:t>
@@ -12924,22 +12909,22 @@
               <w:rPr>
                 <w:rStyle w:val="VerbatimChar"/>
               </w:rPr>
-              <w:t xml:space="preserve">rows[]</w:t>
-            </w:r>
-          </w:p>
-        </w:tc>
-        <w:tc>
-          <w:tcPr/>
-          <w:p>
-            <w:pPr>
-              <w:pStyle w:val="Compact"/>
-              <w:jc w:val="left"/>
-            </w:pPr>
-            <w:r>
-              <w:rPr>
-                <w:rStyle w:val="VerbatimChar"/>
-              </w:rPr>
-              <w:t xml:space="preserve">qualification</w:t>
+              <w:t xml:space="preserve">outcome</w:t>
+            </w:r>
+          </w:p>
+        </w:tc>
+        <w:tc>
+          <w:tcPr/>
+          <w:p>
+            <w:pPr>
+              <w:pStyle w:val="Compact"/>
+              <w:jc w:val="left"/>
+            </w:pPr>
+            <w:r>
+              <w:rPr>
+                <w:rStyle w:val="VerbatimChar"/>
+              </w:rPr>
+              <w:t xml:space="preserve">minimum_published</w:t>
             </w:r>
             <w:r>
               <w:t xml:space="preserve">,</w:t>
@@ -12951,103 +12936,22 @@
               <w:rPr>
                 <w:rStyle w:val="VerbatimChar"/>
               </w:rPr>
-              <w:t xml:space="preserve">study_level</w:t>
-            </w:r>
-            <w:r>
-              <w:t xml:space="preserve">,</w:t>
-            </w:r>
-            <w:r>
-              <w:t xml:space="preserve"> </w:t>
-            </w:r>
-            <w:r>
-              <w:rPr>
-                <w:rStyle w:val="VerbatimChar"/>
-              </w:rPr>
-              <w:t xml:space="preserve">min_grade</w:t>
-            </w:r>
-            <w:r>
-              <w:t xml:space="preserve">,</w:t>
-            </w:r>
-            <w:r>
-              <w:t xml:space="preserve"> </w:t>
-            </w:r>
-            <w:r>
-              <w:rPr>
-                <w:rStyle w:val="VerbatimChar"/>
-              </w:rPr>
-              <w:t xml:space="preserve">scale</w:t>
-            </w:r>
-            <w:r>
-              <w:t xml:space="preserve">,</w:t>
-            </w:r>
-            <w:r>
-              <w:t xml:space="preserve"> </w:t>
-            </w:r>
-            <w:r>
-              <w:rPr>
-                <w:rStyle w:val="VerbatimChar"/>
-              </w:rPr>
-              <w:t xml:space="preserve">band</w:t>
-            </w:r>
-            <w:r>
-              <w:t xml:space="preserve">,</w:t>
-            </w:r>
-            <w:r>
-              <w:t xml:space="preserve"> </w:t>
-            </w:r>
-            <w:r>
-              <w:rPr>
-                <w:rStyle w:val="VerbatimChar"/>
-              </w:rPr>
-              <w:t xml:space="preserve">conditions</w:t>
-            </w:r>
-            <w:r>
-              <w:t xml:space="preserve">,</w:t>
-            </w:r>
-            <w:r>
-              <w:t xml:space="preserve"> </w:t>
-            </w:r>
-            <w:r>
-              <w:rPr>
-                <w:rStyle w:val="VerbatimChar"/>
-              </w:rPr>
-              <w:t xml:space="preserve">quote</w:t>
-            </w:r>
-            <w:r>
-              <w:t xml:space="preserve">,</w:t>
-            </w:r>
-            <w:r>
-              <w:t xml:space="preserve"> </w:t>
-            </w:r>
-            <w:r>
-              <w:rPr>
-                <w:rStyle w:val="VerbatimChar"/>
-              </w:rPr>
-              <w:t xml:space="preserve">as_at</w:t>
-            </w:r>
-            <w:r>
-              <w:t xml:space="preserve">,</w:t>
-            </w:r>
-            <w:r>
-              <w:t xml:space="preserve"> </w:t>
-            </w:r>
-            <w:r>
-              <w:rPr>
-                <w:rStyle w:val="VerbatimChar"/>
-              </w:rPr>
-              <w:t xml:space="preserve">edition</w:t>
-            </w:r>
-            <w:r>
-              <w:t xml:space="preserve">,</w:t>
-            </w:r>
-            <w:r>
-              <w:t xml:space="preserve"> </w:t>
-            </w:r>
-            <w:r>
-              <w:rPr>
-                <w:rStyle w:val="VerbatimChar"/>
-              </w:rPr>
               <w:t xml:space="preserve">case_by_case</w:t>
+            </w:r>
+            <w:r>
+              <w:t xml:space="preserve"> </w:t>
+            </w:r>
+            <w:r>
+              <w:t xml:space="preserve">or</w:t>
+            </w:r>
+            <w:r>
+              <w:t xml:space="preserve"> </w:t>
+            </w:r>
+            <w:r>
+              <w:rPr>
+                <w:rStyle w:val="VerbatimChar"/>
+              </w:rPr>
+              <w:t xml:space="preserve">contact_provider</w:t>
             </w:r>
           </w:p>
         </w:tc>
@@ -13064,6 +12968,146 @@
               <w:rPr>
                 <w:rStyle w:val="VerbatimChar"/>
               </w:rPr>
+              <w:t xml:space="preserve">rows[]</w:t>
+            </w:r>
+          </w:p>
+        </w:tc>
+        <w:tc>
+          <w:tcPr/>
+          <w:p>
+            <w:pPr>
+              <w:pStyle w:val="Compact"/>
+              <w:jc w:val="left"/>
+            </w:pPr>
+            <w:r>
+              <w:rPr>
+                <w:rStyle w:val="VerbatimChar"/>
+              </w:rPr>
+              <w:t xml:space="preserve">qualification</w:t>
+            </w:r>
+            <w:r>
+              <w:t xml:space="preserve">,</w:t>
+            </w:r>
+            <w:r>
+              <w:t xml:space="preserve"> </w:t>
+            </w:r>
+            <w:r>
+              <w:rPr>
+                <w:rStyle w:val="VerbatimChar"/>
+              </w:rPr>
+              <w:t xml:space="preserve">study_level</w:t>
+            </w:r>
+            <w:r>
+              <w:t xml:space="preserve">,</w:t>
+            </w:r>
+            <w:r>
+              <w:t xml:space="preserve"> </w:t>
+            </w:r>
+            <w:r>
+              <w:rPr>
+                <w:rStyle w:val="VerbatimChar"/>
+              </w:rPr>
+              <w:t xml:space="preserve">min_grade</w:t>
+            </w:r>
+            <w:r>
+              <w:t xml:space="preserve">,</w:t>
+            </w:r>
+            <w:r>
+              <w:t xml:space="preserve"> </w:t>
+            </w:r>
+            <w:r>
+              <w:rPr>
+                <w:rStyle w:val="VerbatimChar"/>
+              </w:rPr>
+              <w:t xml:space="preserve">scale</w:t>
+            </w:r>
+            <w:r>
+              <w:t xml:space="preserve">,</w:t>
+            </w:r>
+            <w:r>
+              <w:t xml:space="preserve"> </w:t>
+            </w:r>
+            <w:r>
+              <w:rPr>
+                <w:rStyle w:val="VerbatimChar"/>
+              </w:rPr>
+              <w:t xml:space="preserve">band</w:t>
+            </w:r>
+            <w:r>
+              <w:t xml:space="preserve">,</w:t>
+            </w:r>
+            <w:r>
+              <w:t xml:space="preserve"> </w:t>
+            </w:r>
+            <w:r>
+              <w:rPr>
+                <w:rStyle w:val="VerbatimChar"/>
+              </w:rPr>
+              <w:t xml:space="preserve">conditions</w:t>
+            </w:r>
+            <w:r>
+              <w:t xml:space="preserve">,</w:t>
+            </w:r>
+            <w:r>
+              <w:t xml:space="preserve"> </w:t>
+            </w:r>
+            <w:r>
+              <w:rPr>
+                <w:rStyle w:val="VerbatimChar"/>
+              </w:rPr>
+              <w:t xml:space="preserve">quote</w:t>
+            </w:r>
+            <w:r>
+              <w:t xml:space="preserve">,</w:t>
+            </w:r>
+            <w:r>
+              <w:t xml:space="preserve"> </w:t>
+            </w:r>
+            <w:r>
+              <w:rPr>
+                <w:rStyle w:val="VerbatimChar"/>
+              </w:rPr>
+              <w:t xml:space="preserve">as_at</w:t>
+            </w:r>
+            <w:r>
+              <w:t xml:space="preserve">,</w:t>
+            </w:r>
+            <w:r>
+              <w:t xml:space="preserve"> </w:t>
+            </w:r>
+            <w:r>
+              <w:rPr>
+                <w:rStyle w:val="VerbatimChar"/>
+              </w:rPr>
+              <w:t xml:space="preserve">edition</w:t>
+            </w:r>
+            <w:r>
+              <w:t xml:space="preserve">,</w:t>
+            </w:r>
+            <w:r>
+              <w:t xml:space="preserve"> </w:t>
+            </w:r>
+            <w:r>
+              <w:rPr>
+                <w:rStyle w:val="VerbatimChar"/>
+              </w:rPr>
+              <w:t xml:space="preserve">case_by_case</w:t>
+            </w:r>
+          </w:p>
+        </w:tc>
+      </w:tr>
+      <w:tr>
+        <w:tc>
+          <w:tcPr/>
+          <w:p>
+            <w:pPr>
+              <w:pStyle w:val="Compact"/>
+              <w:jc w:val="left"/>
+            </w:pPr>
+            <w:r>
+              <w:rPr>
+                <w:rStyle w:val="VerbatimChar"/>
+              </w:rPr>
               <w:t xml:space="preserve">note</w:t>
             </w:r>
           </w:p>
@@ -13091,7 +13135,165 @@
               <w:t xml:space="preserve"> </w:t>
             </w:r>
             <w:r>
-              <w:t xml:space="preserve">is 5</w:t>
+              <w:t xml:space="preserve">is 5. One of:</w:t>
+            </w:r>
+            <w:r>
+              <w:t xml:space="preserve"> </w:t>
+            </w:r>
+            <w:r>
+              <w:t xml:space="preserve">“</w:t>
+            </w:r>
+            <w:r>
+              <w:t xml:space="preserve">The provider publishes a band table for this country, but the course page prints no band to enter it with.</w:t>
+            </w:r>
+            <w:r>
+              <w:t xml:space="preserve">”</w:t>
+            </w:r>
+            <w:r>
+              <w:t xml:space="preserve">;</w:t>
+            </w:r>
+            <w:r>
+              <w:t xml:space="preserve"> </w:t>
+            </w:r>
+            <w:r>
+              <w:t xml:space="preserve">“</w:t>
+            </w:r>
+            <w:r>
+              <w:t xml:space="preserve">The course band … has no published row for this country and level.</w:t>
+            </w:r>
+            <w:r>
+              <w:t xml:space="preserve">”</w:t>
+            </w:r>
+            <w:r>
+              <w:t xml:space="preserve">;</w:t>
+            </w:r>
+            <w:r>
+              <w:t xml:space="preserve"> </w:t>
+            </w:r>
+            <w:r>
+              <w:t xml:space="preserve">“</w:t>
+            </w:r>
+            <w:r>
+              <w:t xml:space="preserve">The provider publishes rows for this country, none for this course’s level.</w:t>
+            </w:r>
+            <w:r>
+              <w:t xml:space="preserve">”</w:t>
+            </w:r>
+            <w:r>
+              <w:t xml:space="preserve">;</w:t>
+            </w:r>
+            <w:r>
+              <w:t xml:space="preserve"> </w:t>
+            </w:r>
+            <w:r>
+              <w:t xml:space="preserve">“</w:t>
+            </w:r>
+            <w:r>
+              <w:t xml:space="preserve">No published requirement for this country.</w:t>
+            </w:r>
+            <w:r>
+              <w:t xml:space="preserve">”</w:t>
+            </w:r>
+            <w:r>
+              <w:t xml:space="preserve"> </w:t>
+            </w:r>
+            <w:r>
+              <w:t xml:space="preserve">You may show it under the</w:t>
+            </w:r>
+            <w:r>
+              <w:t xml:space="preserve"> </w:t>
+            </w:r>
+            <w:r>
+              <w:t xml:space="preserve">“</w:t>
+            </w:r>
+            <w:r>
+              <w:t xml:space="preserve">contact the provider</w:t>
+            </w:r>
+            <w:r>
+              <w:t xml:space="preserve">”</w:t>
+            </w:r>
+            <w:r>
+              <w:t xml:space="preserve"> </w:t>
+            </w:r>
+            <w:r>
+              <w:t xml:space="preserve">message</w:t>
+            </w:r>
+          </w:p>
+        </w:tc>
+      </w:tr>
+      <w:tr>
+        <w:tc>
+          <w:tcPr/>
+          <w:p>
+            <w:pPr>
+              <w:pStyle w:val="Compact"/>
+              <w:jc w:val="left"/>
+            </w:pPr>
+            <w:r>
+              <w:rPr>
+                <w:rStyle w:val="VerbatimChar"/>
+              </w:rPr>
+              <w:t xml:space="preserve">contact</w:t>
+            </w:r>
+          </w:p>
+        </w:tc>
+        <w:tc>
+          <w:tcPr/>
+          <w:p>
+            <w:pPr>
+              <w:pStyle w:val="Compact"/>
+              <w:jc w:val="left"/>
+            </w:pPr>
+            <w:r>
+              <w:t xml:space="preserve">When</w:t>
+            </w:r>
+            <w:r>
+              <w:t xml:space="preserve"> </w:t>
+            </w:r>
+            <w:r>
+              <w:rPr>
+                <w:rStyle w:val="VerbatimChar"/>
+              </w:rPr>
+              <w:t xml:space="preserve">step</w:t>
+            </w:r>
+            <w:r>
+              <w:t xml:space="preserve"> </w:t>
+            </w:r>
+            <w:r>
+              <w:t xml:space="preserve">is 5: the provider’s website, for the</w:t>
+            </w:r>
+            <w:r>
+              <w:t xml:space="preserve"> </w:t>
+            </w:r>
+            <w:r>
+              <w:t xml:space="preserve">“</w:t>
+            </w:r>
+            <w:r>
+              <w:t xml:space="preserve">contact the provider</w:t>
+            </w:r>
+            <w:r>
+              <w:t xml:space="preserve">”</w:t>
+            </w:r>
+            <w:r>
+              <w:t xml:space="preserve"> </w:t>
+            </w:r>
+            <w:r>
+              <w:t xml:space="preserve">link.</w:t>
+            </w:r>
+            <w:r>
+              <w:t xml:space="preserve"> </w:t>
+            </w:r>
+            <w:r>
+              <w:rPr>
+                <w:rStyle w:val="VerbatimChar"/>
+              </w:rPr>
+              <w:t xml:space="preserve">null</w:t>
+            </w:r>
+            <w:r>
+              <w:t xml:space="preserve"> </w:t>
+            </w:r>
+            <w:r>
+              <w:t xml:space="preserve">when not held</w:t>
             </w:r>
           </w:p>
         </w:tc>
@@ -13224,7 +13426,94 @@
         <w:t xml:space="preserve">”</w:t>
       </w:r>
       <w:r>
-        <w:t xml:space="preserve">, and never treat it as met.</w:t>
+        <w:t xml:space="preserve">, and never treat it as met. A row is</w:t>
+      </w:r>
+      <w:r>
+        <w:t xml:space="preserve"> </w:t>
+      </w:r>
+      <w:r>
+        <w:rPr>
+          <w:rStyle w:val="VerbatimChar"/>
+        </w:rPr>
+        <w:t xml:space="preserve">case_by_case</w:t>
+      </w:r>
+      <w:r>
+        <w:t xml:space="preserve"> </w:t>
+      </w:r>
+      <w:r>
+        <w:t xml:space="preserve">when it states no minimum on a scale:</w:t>
+      </w:r>
+      <w:r>
+        <w:t xml:space="preserve"> </w:t>
+      </w:r>
+      <w:r>
+        <w:rPr>
+          <w:rStyle w:val="VerbatimChar"/>
+        </w:rPr>
+        <w:t xml:space="preserve">min_grade</w:t>
+      </w:r>
+      <w:r>
+        <w:t xml:space="preserve"> </w:t>
+      </w:r>
+      <w:r>
+        <w:t xml:space="preserve">is null, or</w:t>
+      </w:r>
+      <w:r>
+        <w:t xml:space="preserve"> </w:t>
+      </w:r>
+      <w:r>
+        <w:rPr>
+          <w:rStyle w:val="VerbatimChar"/>
+        </w:rPr>
+        <w:t xml:space="preserve">scale</w:t>
+      </w:r>
+      <w:r>
+        <w:t xml:space="preserve"> </w:t>
+      </w:r>
+      <w:r>
+        <w:t xml:space="preserve">is</w:t>
+      </w:r>
+      <w:r>
+        <w:t xml:space="preserve"> </w:t>
+      </w:r>
+      <w:r>
+        <w:rPr>
+          <w:rStyle w:val="VerbatimChar"/>
+        </w:rPr>
+        <w:t xml:space="preserve">"none"</w:t>
+      </w:r>
+      <w:r>
+        <w:t xml:space="preserve">. Where</w:t>
+      </w:r>
+      <w:r>
+        <w:t xml:space="preserve"> </w:t>
+      </w:r>
+      <w:r>
+        <w:rPr>
+          <w:rStyle w:val="VerbatimChar"/>
+        </w:rPr>
+        <w:t xml:space="preserve">min_grade</w:t>
+      </w:r>
+      <w:r>
+        <w:t xml:space="preserve"> </w:t>
+      </w:r>
+      <w:r>
+        <w:t xml:space="preserve">holds the provider’s words (for example</w:t>
+      </w:r>
+      <w:r>
+        <w:t xml:space="preserve"> </w:t>
+      </w:r>
+      <w:r>
+        <w:t xml:space="preserve">“</w:t>
+      </w:r>
+      <w:r>
+        <w:t xml:space="preserve">Completion of Senior High School Diploma</w:t>
+      </w:r>
+      <w:r>
+        <w:t xml:space="preserve">”</w:t>
+      </w:r>
+      <w:r>
+        <w:t xml:space="preserve">), show them as printed with the case-by-case message.</w:t>
       </w:r>
     </w:p>
     <w:p>
@@ -13451,7 +13740,31 @@
         <w:t xml:space="preserve">as_at</w:t>
       </w:r>
       <w:r>
-        <w:t xml:space="preserve">. A row with</w:t>
+        <w:t xml:space="preserve">.</w:t>
+      </w:r>
+      <w:r>
+        <w:t xml:space="preserve"> </w:t>
+      </w:r>
+      <w:r>
+        <w:rPr>
+          <w:rStyle w:val="VerbatimChar"/>
+        </w:rPr>
+        <w:t xml:space="preserve">scale</w:t>
+      </w:r>
+      <w:r>
+        <w:t xml:space="preserve"> </w:t>
+      </w:r>
+      <w:r>
+        <w:rPr>
+          <w:rStyle w:val="VerbatimChar"/>
+        </w:rPr>
+        <w:t xml:space="preserve">"none"</w:t>
+      </w:r>
+      <w:r>
+        <w:t xml:space="preserve"> </w:t>
+      </w:r>
+      <w:r>
+        <w:t xml:space="preserve">means the row states no minimum on a scale: show</w:t>
       </w:r>
       <w:r>
         <w:t xml:space="preserve"> </w:t>
@@ -13466,7 +13779,55 @@
         <w:t xml:space="preserve"> </w:t>
       </w:r>
       <w:r>
-        <w:t xml:space="preserve">null has</w:t>
+        <w:t xml:space="preserve">as printed, when present, with</w:t>
+      </w:r>
+      <w:r>
+        <w:t xml:space="preserve"> </w:t>
+      </w:r>
+      <w:r>
+        <w:t xml:space="preserve">“</w:t>
+      </w:r>
+      <w:r>
+        <w:t xml:space="preserve">This qualification is considered case by case</w:t>
+      </w:r>
+      <w:r>
+        <w:t xml:space="preserve">”</w:t>
+      </w:r>
+      <w:r>
+        <w:t xml:space="preserve"> </w:t>
+      </w:r>
+      <w:r>
+        <w:t xml:space="preserve">(the same rule as</w:t>
+      </w:r>
+      <w:r>
+        <w:t xml:space="preserve"> </w:t>
+      </w:r>
+      <w:r>
+        <w:rPr>
+          <w:rStyle w:val="VerbatimChar"/>
+        </w:rPr>
+        <w:t xml:space="preserve">case_by_case</w:t>
+      </w:r>
+      <w:r>
+        <w:t xml:space="preserve"> </w:t>
+      </w:r>
+      <w:r>
+        <w:t xml:space="preserve">above). A row with</w:t>
+      </w:r>
+      <w:r>
+        <w:t xml:space="preserve"> </w:t>
+      </w:r>
+      <w:r>
+        <w:rPr>
+          <w:rStyle w:val="VerbatimChar"/>
+        </w:rPr>
+        <w:t xml:space="preserve">min_grade</w:t>
+      </w:r>
+      <w:r>
+        <w:t xml:space="preserve"> </w:t>
+      </w:r>
+      <w:r>
+        <w:t xml:space="preserve">null always has</w:t>
       </w:r>
       <w:r>
         <w:t xml:space="preserve"> </w:t>
@@ -13487,7 +13848,7 @@
         <w:t xml:space="preserve">"none"</w:t>
       </w:r>
       <w:r>
-        <w:t xml:space="preserve">: it is considered case by case.</w:t>
+        <w:t xml:space="preserve">.</w:t>
       </w:r>
     </w:p>
     <w:p>
@@ -15262,11 +15623,897 @@
         <w:pStyle w:val="BodyText"/>
       </w:pPr>
       <w:r>
+        <w:t xml:space="preserve">A provider row with no minimum on a scale (same provider, measured 29 October 2026):</w:t>
+      </w:r>
+    </w:p>
+    <w:p>
+      <w:pPr>
+        <w:pStyle w:val="SourceCode"/>
+      </w:pPr>
+      <w:r>
+        <w:rPr>
+          <w:rStyle w:val="FunctionTok"/>
+        </w:rPr>
+        <w:t xml:space="preserve">{</w:t>
+      </w:r>
+      <w:r>
+        <w:rPr>
+          <w:rStyle w:val="NormalTok"/>
+        </w:rPr>
+        <w:t xml:space="preserve"> </w:t>
+      </w:r>
+      <w:r>
+        <w:rPr>
+          <w:rStyle w:val="DataTypeTok"/>
+        </w:rPr>
+        <w:t xml:space="preserve">"country"</w:t>
+      </w:r>
+      <w:r>
+        <w:rPr>
+          <w:rStyle w:val="FunctionTok"/>
+        </w:rPr>
+        <w:t xml:space="preserve">:</w:t>
+      </w:r>
+      <w:r>
+        <w:rPr>
+          <w:rStyle w:val="NormalTok"/>
+        </w:rPr>
+        <w:t xml:space="preserve"> </w:t>
+      </w:r>
+      <w:r>
+        <w:rPr>
+          <w:rStyle w:val="StringTok"/>
+        </w:rPr>
+        <w:t xml:space="preserve">"TW"</w:t>
+      </w:r>
+      <w:r>
+        <w:rPr>
+          <w:rStyle w:val="FunctionTok"/>
+        </w:rPr>
+        <w:t xml:space="preserve">,</w:t>
+      </w:r>
+      <w:r>
+        <w:rPr>
+          <w:rStyle w:val="NormalTok"/>
+        </w:rPr>
+        <w:t xml:space="preserve"> </w:t>
+      </w:r>
+      <w:r>
+        <w:rPr>
+          <w:rStyle w:val="DataTypeTok"/>
+        </w:rPr>
+        <w:t xml:space="preserve">"study_level"</w:t>
+      </w:r>
+      <w:r>
+        <w:rPr>
+          <w:rStyle w:val="FunctionTok"/>
+        </w:rPr>
+        <w:t xml:space="preserve">:</w:t>
+      </w:r>
+      <w:r>
+        <w:rPr>
+          <w:rStyle w:val="NormalTok"/>
+        </w:rPr>
+        <w:t xml:space="preserve"> </w:t>
+      </w:r>
+      <w:r>
+        <w:rPr>
+          <w:rStyle w:val="StringTok"/>
+        </w:rPr>
+        <w:t xml:space="preserve">"Foundation Studies"</w:t>
+      </w:r>
+      <w:r>
+        <w:rPr>
+          <w:rStyle w:val="FunctionTok"/>
+        </w:rPr>
+        <w:t xml:space="preserve">,</w:t>
+      </w:r>
+      <w:r>
+        <w:rPr>
+          <w:rStyle w:val="NormalTok"/>
+        </w:rPr>
+        <w:t xml:space="preserve"> </w:t>
+      </w:r>
+      <w:r>
+        <w:rPr>
+          <w:rStyle w:val="DataTypeTok"/>
+        </w:rPr>
+        <w:t xml:space="preserve">"qualification"</w:t>
+      </w:r>
+      <w:r>
+        <w:rPr>
+          <w:rStyle w:val="FunctionTok"/>
+        </w:rPr>
+        <w:t xml:space="preserve">:</w:t>
+      </w:r>
+      <w:r>
+        <w:rPr>
+          <w:rStyle w:val="NormalTok"/>
+        </w:rPr>
+        <w:t xml:space="preserve"> </w:t>
+      </w:r>
+      <w:r>
+        <w:rPr>
+          <w:rStyle w:val="StringTok"/>
+        </w:rPr>
+        <w:t xml:space="preserve">"Senior High School Diploma"</w:t>
+      </w:r>
+      <w:r>
+        <w:rPr>
+          <w:rStyle w:val="FunctionTok"/>
+        </w:rPr>
+        <w:t xml:space="preserve">,</w:t>
+      </w:r>
+      <w:r>
+        <w:br/>
+      </w:r>
+      <w:r>
+        <w:rPr>
+          <w:rStyle w:val="NormalTok"/>
+        </w:rPr>
+        <w:t xml:space="preserve">  </w:t>
+      </w:r>
+      <w:r>
+        <w:rPr>
+          <w:rStyle w:val="DataTypeTok"/>
+        </w:rPr>
+        <w:t xml:space="preserve">"min_grade"</w:t>
+      </w:r>
+      <w:r>
+        <w:rPr>
+          <w:rStyle w:val="FunctionTok"/>
+        </w:rPr>
+        <w:t xml:space="preserve">:</w:t>
+      </w:r>
+      <w:r>
+        <w:rPr>
+          <w:rStyle w:val="NormalTok"/>
+        </w:rPr>
+        <w:t xml:space="preserve"> </w:t>
+      </w:r>
+      <w:r>
+        <w:rPr>
+          <w:rStyle w:val="StringTok"/>
+        </w:rPr>
+        <w:t xml:space="preserve">"Completion of Senior High School Diploma"</w:t>
+      </w:r>
+      <w:r>
+        <w:rPr>
+          <w:rStyle w:val="FunctionTok"/>
+        </w:rPr>
+        <w:t xml:space="preserve">,</w:t>
+      </w:r>
+      <w:r>
+        <w:rPr>
+          <w:rStyle w:val="NormalTok"/>
+        </w:rPr>
+        <w:t xml:space="preserve"> </w:t>
+      </w:r>
+      <w:r>
+        <w:rPr>
+          <w:rStyle w:val="DataTypeTok"/>
+        </w:rPr>
+        <w:t xml:space="preserve">"scale"</w:t>
+      </w:r>
+      <w:r>
+        <w:rPr>
+          <w:rStyle w:val="FunctionTok"/>
+        </w:rPr>
+        <w:t xml:space="preserve">:</w:t>
+      </w:r>
+      <w:r>
+        <w:rPr>
+          <w:rStyle w:val="NormalTok"/>
+        </w:rPr>
+        <w:t xml:space="preserve"> </w:t>
+      </w:r>
+      <w:r>
+        <w:rPr>
+          <w:rStyle w:val="StringTok"/>
+        </w:rPr>
+        <w:t xml:space="preserve">"none"</w:t>
+      </w:r>
+      <w:r>
+        <w:rPr>
+          <w:rStyle w:val="FunctionTok"/>
+        </w:rPr>
+        <w:t xml:space="preserve">,</w:t>
+      </w:r>
+      <w:r>
+        <w:rPr>
+          <w:rStyle w:val="NormalTok"/>
+        </w:rPr>
+        <w:t xml:space="preserve"> </w:t>
+      </w:r>
+      <w:r>
+        <w:rPr>
+          <w:rStyle w:val="DataTypeTok"/>
+        </w:rPr>
+        <w:t xml:space="preserve">"band"</w:t>
+      </w:r>
+      <w:r>
+        <w:rPr>
+          <w:rStyle w:val="FunctionTok"/>
+        </w:rPr>
+        <w:t xml:space="preserve">:</w:t>
+      </w:r>
+      <w:r>
+        <w:rPr>
+          <w:rStyle w:val="NormalTok"/>
+        </w:rPr>
+        <w:t xml:space="preserve"> </w:t>
+      </w:r>
+      <w:r>
+        <w:rPr>
+          <w:rStyle w:val="KeywordTok"/>
+        </w:rPr>
+        <w:t xml:space="preserve">null</w:t>
+      </w:r>
+      <w:r>
+        <w:rPr>
+          <w:rStyle w:val="FunctionTok"/>
+        </w:rPr>
+        <w:t xml:space="preserve">,</w:t>
+      </w:r>
+      <w:r>
+        <w:br/>
+      </w:r>
+      <w:r>
+        <w:rPr>
+          <w:rStyle w:val="NormalTok"/>
+        </w:rPr>
+        <w:t xml:space="preserve">  </w:t>
+      </w:r>
+      <w:r>
+        <w:rPr>
+          <w:rStyle w:val="DataTypeTok"/>
+        </w:rPr>
+        <w:t xml:space="preserve">"conditions"</w:t>
+      </w:r>
+      <w:r>
+        <w:rPr>
+          <w:rStyle w:val="FunctionTok"/>
+        </w:rPr>
+        <w:t xml:space="preserve">:</w:t>
+      </w:r>
+      <w:r>
+        <w:rPr>
+          <w:rStyle w:val="NormalTok"/>
+        </w:rPr>
+        <w:t xml:space="preserve"> </w:t>
+      </w:r>
+      <w:r>
+        <w:rPr>
+          <w:rStyle w:val="FunctionTok"/>
+        </w:rPr>
+        <w:t xml:space="preserve">{</w:t>
+      </w:r>
+      <w:r>
+        <w:rPr>
+          <w:rStyle w:val="NormalTok"/>
+        </w:rPr>
+        <w:t xml:space="preserve"> </w:t>
+      </w:r>
+      <w:r>
+        <w:rPr>
+          <w:rStyle w:val="DataTypeTok"/>
+        </w:rPr>
+        <w:t xml:space="preserve">"best_n"</w:t>
+      </w:r>
+      <w:r>
+        <w:rPr>
+          <w:rStyle w:val="FunctionTok"/>
+        </w:rPr>
+        <w:t xml:space="preserve">:</w:t>
+      </w:r>
+      <w:r>
+        <w:rPr>
+          <w:rStyle w:val="NormalTok"/>
+        </w:rPr>
+        <w:t xml:space="preserve"> </w:t>
+      </w:r>
+      <w:r>
+        <w:rPr>
+          <w:rStyle w:val="KeywordTok"/>
+        </w:rPr>
+        <w:t xml:space="preserve">null</w:t>
+      </w:r>
+      <w:r>
+        <w:rPr>
+          <w:rStyle w:val="FunctionTok"/>
+        </w:rPr>
+        <w:t xml:space="preserve">,</w:t>
+      </w:r>
+      <w:r>
+        <w:rPr>
+          <w:rStyle w:val="NormalTok"/>
+        </w:rPr>
+        <w:t xml:space="preserve"> </w:t>
+      </w:r>
+      <w:r>
+        <w:rPr>
+          <w:rStyle w:val="DataTypeTok"/>
+        </w:rPr>
+        <w:t xml:space="preserve">"alternatives"</w:t>
+      </w:r>
+      <w:r>
+        <w:rPr>
+          <w:rStyle w:val="FunctionTok"/>
+        </w:rPr>
+        <w:t xml:space="preserve">:</w:t>
+      </w:r>
+      <w:r>
+        <w:rPr>
+          <w:rStyle w:val="NormalTok"/>
+        </w:rPr>
+        <w:t xml:space="preserve"> </w:t>
+      </w:r>
+      <w:r>
+        <w:rPr>
+          <w:rStyle w:val="OtherTok"/>
+        </w:rPr>
+        <w:t xml:space="preserve">[]</w:t>
+      </w:r>
+      <w:r>
+        <w:rPr>
+          <w:rStyle w:val="FunctionTok"/>
+        </w:rPr>
+        <w:t xml:space="preserve">,</w:t>
+      </w:r>
+      <w:r>
+        <w:rPr>
+          <w:rStyle w:val="NormalTok"/>
+        </w:rPr>
+        <w:t xml:space="preserve"> </w:t>
+      </w:r>
+      <w:r>
+        <w:rPr>
+          <w:rStyle w:val="DataTypeTok"/>
+        </w:rPr>
+        <w:t xml:space="preserve">"subject_minimums"</w:t>
+      </w:r>
+      <w:r>
+        <w:rPr>
+          <w:rStyle w:val="FunctionTok"/>
+        </w:rPr>
+        <w:t xml:space="preserve">:</w:t>
+      </w:r>
+      <w:r>
+        <w:rPr>
+          <w:rStyle w:val="NormalTok"/>
+        </w:rPr>
+        <w:t xml:space="preserve"> </w:t>
+      </w:r>
+      <w:r>
+        <w:rPr>
+          <w:rStyle w:val="OtherTok"/>
+        </w:rPr>
+        <w:t xml:space="preserve">[]</w:t>
+      </w:r>
+      <w:r>
+        <w:rPr>
+          <w:rStyle w:val="NormalTok"/>
+        </w:rPr>
+        <w:t xml:space="preserve"> </w:t>
+      </w:r>
+      <w:r>
+        <w:rPr>
+          <w:rStyle w:val="FunctionTok"/>
+        </w:rPr>
+        <w:t xml:space="preserve">},</w:t>
+      </w:r>
+      <w:r>
+        <w:rPr>
+          <w:rStyle w:val="NormalTok"/>
+        </w:rPr>
+        <w:t xml:space="preserve"> </w:t>
+      </w:r>
+      <w:r>
+        <w:rPr>
+          <w:rStyle w:val="DataTypeTok"/>
+        </w:rPr>
+        <w:t xml:space="preserve">"as_at"</w:t>
+      </w:r>
+      <w:r>
+        <w:rPr>
+          <w:rStyle w:val="FunctionTok"/>
+        </w:rPr>
+        <w:t xml:space="preserve">:</w:t>
+      </w:r>
+      <w:r>
+        <w:rPr>
+          <w:rStyle w:val="NormalTok"/>
+        </w:rPr>
+        <w:t xml:space="preserve"> </w:t>
+      </w:r>
+      <w:r>
+        <w:rPr>
+          <w:rStyle w:val="StringTok"/>
+        </w:rPr>
+        <w:t xml:space="preserve">"2026-10-26"</w:t>
+      </w:r>
+      <w:r>
+        <w:rPr>
+          <w:rStyle w:val="NormalTok"/>
+        </w:rPr>
+        <w:t xml:space="preserve"> </w:t>
+      </w:r>
+      <w:r>
+        <w:rPr>
+          <w:rStyle w:val="FunctionTok"/>
+        </w:rPr>
+        <w:t xml:space="preserve">}</w:t>
+      </w:r>
+    </w:p>
+    <w:p>
+      <w:pPr>
+        <w:pStyle w:val="FirstParagraph"/>
+      </w:pPr>
+      <w:r>
+        <w:t xml:space="preserve">Show</w:t>
+      </w:r>
+      <w:r>
+        <w:t xml:space="preserve"> </w:t>
+      </w:r>
+      <w:r>
+        <w:t xml:space="preserve">“</w:t>
+      </w:r>
+      <w:r>
+        <w:t xml:space="preserve">Senior High School Diploma: Completion of Senior High School Diploma. This qualification is considered case by case.</w:t>
+      </w:r>
+      <w:r>
+        <w:t xml:space="preserve">”</w:t>
+      </w:r>
+    </w:p>
+    <w:p>
+      <w:pPr>
+        <w:pStyle w:val="BodyText"/>
+      </w:pPr>
+      <w:r>
+        <w:t xml:space="preserve">The same course without</w:t>
+      </w:r>
+      <w:r>
+        <w:t xml:space="preserve"> </w:t>
+      </w:r>
+      <w:r>
+        <w:rPr>
+          <w:rStyle w:val="VerbatimChar"/>
+        </w:rPr>
+        <w:t xml:space="preserve">edu_country</w:t>
+      </w:r>
+      <w:r>
+        <w:t xml:space="preserve"> </w:t>
+      </w:r>
+      <w:r>
+        <w:t xml:space="preserve">(its own published requirements; nothing is read from this course’s page yet, so every field is empty and there is no</w:t>
+      </w:r>
+      <w:r>
+        <w:t xml:space="preserve"> </w:t>
+      </w:r>
+      <w:r>
+        <w:rPr>
+          <w:rStyle w:val="VerbatimChar"/>
+        </w:rPr>
+        <w:t xml:space="preserve">resolution</w:t>
+      </w:r>
+      <w:r>
+        <w:t xml:space="preserve">):</w:t>
+      </w:r>
+    </w:p>
+    <w:p>
+      <w:pPr>
+        <w:pStyle w:val="SourceCode"/>
+      </w:pPr>
+      <w:r>
+        <w:rPr>
+          <w:rStyle w:val="ErrorTok"/>
+        </w:rPr>
+        <w:t xml:space="preserve">"entry":</w:t>
+      </w:r>
+      <w:r>
+        <w:rPr>
+          <w:rStyle w:val="NormalTok"/>
+        </w:rPr>
+        <w:t xml:space="preserve"> </w:t>
+      </w:r>
+      <w:r>
+        <w:rPr>
+          <w:rStyle w:val="FunctionTok"/>
+        </w:rPr>
+        <w:t xml:space="preserve">{</w:t>
+      </w:r>
+      <w:r>
+        <w:rPr>
+          <w:rStyle w:val="NormalTok"/>
+        </w:rPr>
+        <w:t xml:space="preserve"> </w:t>
+      </w:r>
+      <w:r>
+        <w:rPr>
+          <w:rStyle w:val="DataTypeTok"/>
+        </w:rPr>
+        <w:t xml:space="preserve">"min_score"</w:t>
+      </w:r>
+      <w:r>
+        <w:rPr>
+          <w:rStyle w:val="FunctionTok"/>
+        </w:rPr>
+        <w:t xml:space="preserve">:</w:t>
+      </w:r>
+      <w:r>
+        <w:rPr>
+          <w:rStyle w:val="NormalTok"/>
+        </w:rPr>
+        <w:t xml:space="preserve"> </w:t>
+      </w:r>
+      <w:r>
+        <w:rPr>
+          <w:rStyle w:val="KeywordTok"/>
+        </w:rPr>
+        <w:t xml:space="preserve">null</w:t>
+      </w:r>
+      <w:r>
+        <w:rPr>
+          <w:rStyle w:val="FunctionTok"/>
+        </w:rPr>
+        <w:t xml:space="preserve">,</w:t>
+      </w:r>
+      <w:r>
+        <w:rPr>
+          <w:rStyle w:val="NormalTok"/>
+        </w:rPr>
+        <w:t xml:space="preserve"> </w:t>
+      </w:r>
+      <w:r>
+        <w:rPr>
+          <w:rStyle w:val="DataTypeTok"/>
+        </w:rPr>
+        <w:t xml:space="preserve">"min_score_basis"</w:t>
+      </w:r>
+      <w:r>
+        <w:rPr>
+          <w:rStyle w:val="FunctionTok"/>
+        </w:rPr>
+        <w:t xml:space="preserve">:</w:t>
+      </w:r>
+      <w:r>
+        <w:rPr>
+          <w:rStyle w:val="NormalTok"/>
+        </w:rPr>
+        <w:t xml:space="preserve"> </w:t>
+      </w:r>
+      <w:r>
+        <w:rPr>
+          <w:rStyle w:val="KeywordTok"/>
+        </w:rPr>
+        <w:t xml:space="preserve">null</w:t>
+      </w:r>
+      <w:r>
+        <w:rPr>
+          <w:rStyle w:val="FunctionTok"/>
+        </w:rPr>
+        <w:t xml:space="preserve">,</w:t>
+      </w:r>
+      <w:r>
+        <w:rPr>
+          <w:rStyle w:val="NormalTok"/>
+        </w:rPr>
+        <w:t xml:space="preserve"> </w:t>
+      </w:r>
+      <w:r>
+        <w:rPr>
+          <w:rStyle w:val="DataTypeTok"/>
+        </w:rPr>
+        <w:t xml:space="preserve">"benchmark_band"</w:t>
+      </w:r>
+      <w:r>
+        <w:rPr>
+          <w:rStyle w:val="FunctionTok"/>
+        </w:rPr>
+        <w:t xml:space="preserve">:</w:t>
+      </w:r>
+      <w:r>
+        <w:rPr>
+          <w:rStyle w:val="NormalTok"/>
+        </w:rPr>
+        <w:t xml:space="preserve"> </w:t>
+      </w:r>
+      <w:r>
+        <w:rPr>
+          <w:rStyle w:val="KeywordTok"/>
+        </w:rPr>
+        <w:t xml:space="preserve">null</w:t>
+      </w:r>
+      <w:r>
+        <w:rPr>
+          <w:rStyle w:val="FunctionTok"/>
+        </w:rPr>
+        <w:t xml:space="preserve">,</w:t>
+      </w:r>
+      <w:r>
+        <w:br/>
+      </w:r>
+      <w:r>
+        <w:rPr>
+          <w:rStyle w:val="NormalTok"/>
+        </w:rPr>
+        <w:t xml:space="preserve">           </w:t>
+      </w:r>
+      <w:r>
+        <w:rPr>
+          <w:rStyle w:val="DataTypeTok"/>
+        </w:rPr>
+        <w:t xml:space="preserve">"prerequisites"</w:t>
+      </w:r>
+      <w:r>
+        <w:rPr>
+          <w:rStyle w:val="FunctionTok"/>
+        </w:rPr>
+        <w:t xml:space="preserve">:</w:t>
+      </w:r>
+      <w:r>
+        <w:rPr>
+          <w:rStyle w:val="NormalTok"/>
+        </w:rPr>
+        <w:t xml:space="preserve"> </w:t>
+      </w:r>
+      <w:r>
+        <w:rPr>
+          <w:rStyle w:val="OtherTok"/>
+        </w:rPr>
+        <w:t xml:space="preserve">[]</w:t>
+      </w:r>
+      <w:r>
+        <w:rPr>
+          <w:rStyle w:val="FunctionTok"/>
+        </w:rPr>
+        <w:t xml:space="preserve">,</w:t>
+      </w:r>
+      <w:r>
+        <w:rPr>
+          <w:rStyle w:val="NormalTok"/>
+        </w:rPr>
+        <w:t xml:space="preserve"> </w:t>
+      </w:r>
+      <w:r>
+        <w:rPr>
+          <w:rStyle w:val="DataTypeTok"/>
+        </w:rPr>
+        <w:t xml:space="preserve">"selection_tasks"</w:t>
+      </w:r>
+      <w:r>
+        <w:rPr>
+          <w:rStyle w:val="FunctionTok"/>
+        </w:rPr>
+        <w:t xml:space="preserve">:</w:t>
+      </w:r>
+      <w:r>
+        <w:rPr>
+          <w:rStyle w:val="NormalTok"/>
+        </w:rPr>
+        <w:t xml:space="preserve"> </w:t>
+      </w:r>
+      <w:r>
+        <w:rPr>
+          <w:rStyle w:val="OtherTok"/>
+        </w:rPr>
+        <w:t xml:space="preserve">[]</w:t>
+      </w:r>
+      <w:r>
+        <w:rPr>
+          <w:rStyle w:val="FunctionTok"/>
+        </w:rPr>
+        <w:t xml:space="preserve">,</w:t>
+      </w:r>
+      <w:r>
+        <w:rPr>
+          <w:rStyle w:val="NormalTok"/>
+        </w:rPr>
+        <w:t xml:space="preserve"> </w:t>
+      </w:r>
+      <w:r>
+        <w:rPr>
+          <w:rStyle w:val="DataTypeTok"/>
+        </w:rPr>
+        <w:t xml:space="preserve">"requirements_note"</w:t>
+      </w:r>
+      <w:r>
+        <w:rPr>
+          <w:rStyle w:val="FunctionTok"/>
+        </w:rPr>
+        <w:t xml:space="preserve">:</w:t>
+      </w:r>
+      <w:r>
+        <w:rPr>
+          <w:rStyle w:val="NormalTok"/>
+        </w:rPr>
+        <w:t xml:space="preserve"> </w:t>
+      </w:r>
+      <w:r>
+        <w:rPr>
+          <w:rStyle w:val="KeywordTok"/>
+        </w:rPr>
+        <w:t xml:space="preserve">null</w:t>
+      </w:r>
+      <w:r>
+        <w:rPr>
+          <w:rStyle w:val="FunctionTok"/>
+        </w:rPr>
+        <w:t xml:space="preserve">,</w:t>
+      </w:r>
+      <w:r>
+        <w:rPr>
+          <w:rStyle w:val="NormalTok"/>
+        </w:rPr>
+        <w:t xml:space="preserve"> </w:t>
+      </w:r>
+      <w:r>
+        <w:rPr>
+          <w:rStyle w:val="DataTypeTok"/>
+        </w:rPr>
+        <w:t xml:space="preserve">"resolution"</w:t>
+      </w:r>
+      <w:r>
+        <w:rPr>
+          <w:rStyle w:val="FunctionTok"/>
+        </w:rPr>
+        <w:t xml:space="preserve">:</w:t>
+      </w:r>
+      <w:r>
+        <w:rPr>
+          <w:rStyle w:val="NormalTok"/>
+        </w:rPr>
+        <w:t xml:space="preserve"> </w:t>
+      </w:r>
+      <w:r>
+        <w:rPr>
+          <w:rStyle w:val="KeywordTok"/>
+        </w:rPr>
+        <w:t xml:space="preserve">null</w:t>
+      </w:r>
+      <w:r>
+        <w:rPr>
+          <w:rStyle w:val="NormalTok"/>
+        </w:rPr>
+        <w:t xml:space="preserve"> </w:t>
+      </w:r>
+      <w:r>
+        <w:rPr>
+          <w:rStyle w:val="FunctionTok"/>
+        </w:rPr>
+        <w:t xml:space="preserve">}</w:t>
+      </w:r>
+    </w:p>
+    <w:p>
+      <w:pPr>
+        <w:pStyle w:val="FirstParagraph"/>
+      </w:pPr>
+      <w:r>
+        <w:t xml:space="preserve">For a country the provider publishes nothing for (for example</w:t>
+      </w:r>
+      <w:r>
+        <w:t xml:space="preserve"> </w:t>
+      </w:r>
+      <w:r>
+        <w:rPr>
+          <w:rStyle w:val="VerbatimChar"/>
+        </w:rPr>
+        <w:t xml:space="preserve">edu_country</w:t>
+      </w:r>
+      <w:r>
+        <w:t xml:space="preserve"> </w:t>
+      </w:r>
+      <w:r>
+        <w:rPr>
+          <w:rStyle w:val="VerbatimChar"/>
+        </w:rPr>
+        <w:t xml:space="preserve">"ZW"</w:t>
+      </w:r>
+      <w:r>
+        <w:t xml:space="preserve">),</w:t>
+      </w:r>
+      <w:r>
+        <w:t xml:space="preserve"> </w:t>
+      </w:r>
+      <w:r>
+        <w:rPr>
+          <w:rStyle w:val="VerbatimChar"/>
+        </w:rPr>
+        <w:t xml:space="preserve">resolution</w:t>
+      </w:r>
+      <w:r>
+        <w:t xml:space="preserve"> </w:t>
+      </w:r>
+      <w:r>
+        <w:t xml:space="preserve">is step 5 with</w:t>
+      </w:r>
+      <w:r>
+        <w:t xml:space="preserve"> </w:t>
+      </w:r>
+      <w:r>
+        <w:rPr>
+          <w:rStyle w:val="VerbatimChar"/>
+        </w:rPr>
+        <w:t xml:space="preserve">note</w:t>
+      </w:r>
+      <w:r>
+        <w:t xml:space="preserve"> </w:t>
+      </w:r>
+      <w:r>
+        <w:t xml:space="preserve">“</w:t>
+      </w:r>
+      <w:r>
+        <w:t xml:space="preserve">No published requirement for this country.</w:t>
+      </w:r>
+      <w:r>
+        <w:t xml:space="preserve">”</w:t>
+      </w:r>
+      <w:r>
+        <w:t xml:space="preserve"> </w:t>
+      </w:r>
+      <w:r>
+        <w:t xml:space="preserve">Render every step 5 the same way:</w:t>
+      </w:r>
+      <w:r>
+        <w:t xml:space="preserve"> </w:t>
+      </w:r>
+      <w:r>
+        <w:t xml:space="preserve">“</w:t>
+      </w:r>
+      <w:r>
+        <w:t xml:space="preserve">contact the provider</w:t>
+      </w:r>
+      <w:r>
+        <w:t xml:space="preserve">”</w:t>
+      </w:r>
+      <w:r>
+        <w:t xml:space="preserve">, with</w:t>
+      </w:r>
+      <w:r>
+        <w:t xml:space="preserve"> </w:t>
+      </w:r>
+      <w:r>
+        <w:rPr>
+          <w:rStyle w:val="VerbatimChar"/>
+        </w:rPr>
+        <w:t xml:space="preserve">contact</w:t>
+      </w:r>
+      <w:r>
+        <w:t xml:space="preserve">.</w:t>
+      </w:r>
+    </w:p>
+    <w:p>
+      <w:pPr>
+        <w:pStyle w:val="BodyText"/>
+      </w:pPr>
+      <w:r>
         <w:rPr>
           <w:bCs/>
           <w:b/>
         </w:rPr>
         <w:t xml:space="preserve">Integrating:</w:t>
+      </w:r>
+    </w:p>
+    <w:p>
+      <w:pPr>
+        <w:numPr>
+          <w:ilvl w:val="0"/>
+          <w:numId w:val="1013"/>
+        </w:numPr>
+        <w:pStyle w:val="Compact"/>
+      </w:pPr>
+      <w:r>
+        <w:rPr>
+          <w:bCs/>
+          <w:b/>
+        </w:rPr>
+        <w:t xml:space="preserve">What the website shows is built by the website team.</w:t>
+      </w:r>
+      <w:r>
+        <w:t xml:space="preserve"> </w:t>
+      </w:r>
+      <w:r>
+        <w:t xml:space="preserve">The API returns the data and the outcome words above; it does not provide page components.</w:t>
       </w:r>
     </w:p>
     <w:p>

--- a/docs/integrations/developer-pack/StudySearch-Website-API-v2-Developer-Guide.docx
+++ b/docs/integrations/developer-pack/StudySearch-Website-API-v2-Developer-Guide.docx
@@ -87,7 +87,7 @@
         <w:t xml:space="preserve"> </w:t>
       </w:r>
       <w:r>
-        <w:t xml:space="preserve">5</w:t>
+        <w:t xml:space="preserve">6</w:t>
       </w:r>
       <w:r>
         <w:t xml:space="preserve"> </w:t>
@@ -99,7 +99,7 @@
         <w:t xml:space="preserve"> </w:t>
       </w:r>
       <w:r>
-        <w:t xml:space="preserve">29</w:t>
+        <w:t xml:space="preserve">31</w:t>
       </w:r>
       <w:r>
         <w:t xml:space="preserve"> </w:t>
@@ -13031,6 +13031,18 @@
               <w:rPr>
                 <w:rStyle w:val="VerbatimChar"/>
               </w:rPr>
+              <w:t xml:space="preserve">scale_stated</w:t>
+            </w:r>
+            <w:r>
+              <w:t xml:space="preserve">,</w:t>
+            </w:r>
+            <w:r>
+              <w:t xml:space="preserve"> </w:t>
+            </w:r>
+            <w:r>
+              <w:rPr>
+                <w:rStyle w:val="VerbatimChar"/>
+              </w:rPr>
               <w:t xml:space="preserve">band</w:t>
             </w:r>
             <w:r>
@@ -13526,6 +13538,167 @@
       </w:pPr>
       <w:r>
         <w:rPr>
+          <w:bCs/>
+          <w:b/>
+        </w:rPr>
+        <w:t xml:space="preserve">A row with</w:t>
+      </w:r>
+      <w:r>
+        <w:rPr>
+          <w:bCs/>
+          <w:b/>
+        </w:rPr>
+        <w:t xml:space="preserve"> </w:t>
+      </w:r>
+      <w:r>
+        <w:rPr>
+          <w:rStyle w:val="VerbatimChar"/>
+          <w:bCs/>
+          <w:b/>
+        </w:rPr>
+        <w:t xml:space="preserve">scale_stated</w:t>
+      </w:r>
+      <w:r>
+        <w:rPr>
+          <w:bCs/>
+          <w:b/>
+        </w:rPr>
+        <w:t xml:space="preserve"> </w:t>
+      </w:r>
+      <w:r>
+        <w:rPr>
+          <w:rStyle w:val="VerbatimChar"/>
+          <w:bCs/>
+          <w:b/>
+        </w:rPr>
+        <w:t xml:space="preserve">false</w:t>
+      </w:r>
+      <w:r>
+        <w:rPr>
+          <w:bCs/>
+          <w:b/>
+        </w:rPr>
+        <w:t xml:space="preserve">:</w:t>
+      </w:r>
+      <w:r>
+        <w:t xml:space="preserve"> </w:t>
+      </w:r>
+      <w:r>
+        <w:t xml:space="preserve">the provider prints a grade but does not state the grading scale on its page. Show</w:t>
+      </w:r>
+      <w:r>
+        <w:t xml:space="preserve"> </w:t>
+      </w:r>
+      <w:r>
+        <w:rPr>
+          <w:bCs/>
+          <w:b/>
+        </w:rPr>
+        <w:t xml:space="preserve">“</w:t>
+      </w:r>
+      <w:r>
+        <w:rPr>
+          <w:bCs/>
+          <w:b/>
+        </w:rPr>
+        <w:t xml:space="preserve">Published requirement: [min_grade]. The provider does not state a grading scale on this page; check the source or contact the provider.</w:t>
+      </w:r>
+      <w:r>
+        <w:rPr>
+          <w:bCs/>
+          <w:b/>
+        </w:rPr>
+        <w:t xml:space="preserve">”</w:t>
+      </w:r>
+      <w:r>
+        <w:t xml:space="preserve"> </w:t>
+      </w:r>
+      <w:r>
+        <w:t xml:space="preserve">Show</w:t>
+      </w:r>
+      <w:r>
+        <w:t xml:space="preserve"> </w:t>
+      </w:r>
+      <w:r>
+        <w:rPr>
+          <w:rStyle w:val="VerbatimChar"/>
+        </w:rPr>
+        <w:t xml:space="preserve">min_grade</w:t>
+      </w:r>
+      <w:r>
+        <w:t xml:space="preserve"> </w:t>
+      </w:r>
+      <w:r>
+        <w:t xml:space="preserve">exactly as printed. Do not add a percentage, an ATAR equivalent, a band or any other scale, and do not compare it with the student’s results. This is a published minimum, not case by case:</w:t>
+      </w:r>
+      <w:r>
+        <w:t xml:space="preserve"> </w:t>
+      </w:r>
+      <w:r>
+        <w:rPr>
+          <w:rStyle w:val="VerbatimChar"/>
+        </w:rPr>
+        <w:t xml:space="preserve">case_by_case</w:t>
+      </w:r>
+      <w:r>
+        <w:t xml:space="preserve"> </w:t>
+      </w:r>
+      <w:r>
+        <w:t xml:space="preserve">is</w:t>
+      </w:r>
+      <w:r>
+        <w:t xml:space="preserve"> </w:t>
+      </w:r>
+      <w:r>
+        <w:rPr>
+          <w:rStyle w:val="VerbatimChar"/>
+        </w:rPr>
+        <w:t xml:space="preserve">false</w:t>
+      </w:r>
+      <w:r>
+        <w:t xml:space="preserve"> </w:t>
+      </w:r>
+      <w:r>
+        <w:t xml:space="preserve">and</w:t>
+      </w:r>
+      <w:r>
+        <w:t xml:space="preserve"> </w:t>
+      </w:r>
+      <w:r>
+        <w:rPr>
+          <w:rStyle w:val="VerbatimChar"/>
+        </w:rPr>
+        <w:t xml:space="preserve">outcome</w:t>
+      </w:r>
+      <w:r>
+        <w:t xml:space="preserve"> </w:t>
+      </w:r>
+      <w:r>
+        <w:t xml:space="preserve">stays</w:t>
+      </w:r>
+      <w:r>
+        <w:t xml:space="preserve"> </w:t>
+      </w:r>
+      <w:r>
+        <w:rPr>
+          <w:rStyle w:val="VerbatimChar"/>
+        </w:rPr>
+        <w:t xml:space="preserve">minimum_published</w:t>
+      </w:r>
+      <w:r>
+        <w:t xml:space="preserve">.</w:t>
+      </w:r>
+    </w:p>
+    <w:p>
+      <w:pPr>
+        <w:numPr>
+          <w:ilvl w:val="0"/>
+          <w:numId w:val="1012"/>
+        </w:numPr>
+        <w:pStyle w:val="Compact"/>
+      </w:pPr>
+      <w:r>
+        <w:rPr>
           <w:rStyle w:val="VerbatimChar"/>
           <w:bCs/>
           <w:b/>
@@ -13740,6 +13913,18 @@
         <w:t xml:space="preserve">as_at</w:t>
       </w:r>
       <w:r>
+        <w:t xml:space="preserve">,</w:t>
+      </w:r>
+      <w:r>
+        <w:t xml:space="preserve"> </w:t>
+      </w:r>
+      <w:r>
+        <w:rPr>
+          <w:rStyle w:val="VerbatimChar"/>
+        </w:rPr>
+        <w:t xml:space="preserve">scale_stated</w:t>
+      </w:r>
+      <w:r>
         <w:t xml:space="preserve">.</w:t>
       </w:r>
       <w:r>
@@ -13857,2945 +14042,59 @@
       </w:pPr>
       <w:r>
         <w:rPr>
+          <w:rStyle w:val="VerbatimChar"/>
           <w:bCs/>
           <w:b/>
         </w:rPr>
-        <w:t xml:space="preserve">Worked example (Pilot, measured 29 October 2026, admitted rows only):</w:t>
-      </w:r>
-      <w:r>
-        <w:t xml:space="preserve"> </w:t>
-      </w:r>
-      <w:r>
-        <w:t xml:space="preserve">RMIT University, Bachelor of Engineering (Honours), CRICOS</w:t>
-      </w:r>
-      <w:r>
-        <w:t xml:space="preserve"> </w:t>
-      </w:r>
-      <w:r>
-        <w:rPr>
-          <w:rStyle w:val="VerbatimChar"/>
-        </w:rPr>
-        <w:t xml:space="preserve">0100714</w:t>
-      </w:r>
-      <w:r>
-        <w:t xml:space="preserve">, for a student from India.</w:t>
-      </w:r>
-    </w:p>
-    <w:p>
-      <w:pPr>
-        <w:pStyle w:val="SourceCode"/>
-      </w:pPr>
-      <w:r>
-        <w:rPr>
-          <w:rStyle w:val="FunctionTok"/>
-        </w:rPr>
-        <w:t xml:space="preserve">{</w:t>
-      </w:r>
-      <w:r>
-        <w:rPr>
-          <w:rStyle w:val="NormalTok"/>
-        </w:rPr>
-        <w:t xml:space="preserve"> </w:t>
-      </w:r>
-      <w:r>
-        <w:rPr>
-          <w:rStyle w:val="DataTypeTok"/>
-        </w:rPr>
-        <w:t xml:space="preserve">"action"</w:t>
-      </w:r>
-      <w:r>
-        <w:rPr>
-          <w:rStyle w:val="FunctionTok"/>
-        </w:rPr>
-        <w:t xml:space="preserve">:</w:t>
-      </w:r>
-      <w:r>
-        <w:rPr>
-          <w:rStyle w:val="NormalTok"/>
-        </w:rPr>
-        <w:t xml:space="preserve"> </w:t>
-      </w:r>
-      <w:r>
-        <w:rPr>
-          <w:rStyle w:val="StringTok"/>
-        </w:rPr>
-        <w:t xml:space="preserve">"course"</w:t>
-      </w:r>
-      <w:r>
-        <w:rPr>
-          <w:rStyle w:val="FunctionTok"/>
-        </w:rPr>
-        <w:t xml:space="preserve">,</w:t>
-      </w:r>
-      <w:r>
-        <w:rPr>
-          <w:rStyle w:val="NormalTok"/>
-        </w:rPr>
-        <w:t xml:space="preserve"> </w:t>
-      </w:r>
-      <w:r>
-        <w:rPr>
-          <w:rStyle w:val="DataTypeTok"/>
-        </w:rPr>
-        <w:t xml:space="preserve">"course_code"</w:t>
-      </w:r>
-      <w:r>
-        <w:rPr>
-          <w:rStyle w:val="FunctionTok"/>
-        </w:rPr>
-        <w:t xml:space="preserve">:</w:t>
-      </w:r>
-      <w:r>
-        <w:rPr>
-          <w:rStyle w:val="NormalTok"/>
-        </w:rPr>
-        <w:t xml:space="preserve"> </w:t>
-      </w:r>
-      <w:r>
-        <w:rPr>
-          <w:rStyle w:val="StringTok"/>
-        </w:rPr>
-        <w:t xml:space="preserve">"0100714"</w:t>
-      </w:r>
-      <w:r>
-        <w:rPr>
-          <w:rStyle w:val="FunctionTok"/>
-        </w:rPr>
-        <w:t xml:space="preserve">,</w:t>
-      </w:r>
-      <w:r>
-        <w:rPr>
-          <w:rStyle w:val="NormalTok"/>
-        </w:rPr>
-        <w:t xml:space="preserve"> </w:t>
-      </w:r>
-      <w:r>
-        <w:rPr>
-          <w:rStyle w:val="DataTypeTok"/>
-        </w:rPr>
-        <w:t xml:space="preserve">"edu_country"</w:t>
-      </w:r>
-      <w:r>
-        <w:rPr>
-          <w:rStyle w:val="FunctionTok"/>
-        </w:rPr>
-        <w:t xml:space="preserve">:</w:t>
-      </w:r>
-      <w:r>
-        <w:rPr>
-          <w:rStyle w:val="NormalTok"/>
-        </w:rPr>
-        <w:t xml:space="preserve"> </w:t>
-      </w:r>
-      <w:r>
-        <w:rPr>
-          <w:rStyle w:val="StringTok"/>
-        </w:rPr>
-        <w:t xml:space="preserve">"IN"</w:t>
-      </w:r>
-      <w:r>
-        <w:rPr>
-          <w:rStyle w:val="NormalTok"/>
-        </w:rPr>
-        <w:t xml:space="preserve"> </w:t>
-      </w:r>
-      <w:r>
-        <w:rPr>
-          <w:rStyle w:val="FunctionTok"/>
-        </w:rPr>
-        <w:t xml:space="preserve">}</w:t>
-      </w:r>
-    </w:p>
-    <w:p>
-      <w:pPr>
-        <w:pStyle w:val="SourceCode"/>
-      </w:pPr>
-      <w:r>
-        <w:rPr>
-          <w:rStyle w:val="ErrorTok"/>
-        </w:rPr>
-        <w:t xml:space="preserve">"entry":</w:t>
-      </w:r>
-      <w:r>
-        <w:rPr>
-          <w:rStyle w:val="NormalTok"/>
-        </w:rPr>
-        <w:t xml:space="preserve"> </w:t>
-      </w:r>
-      <w:r>
-        <w:rPr>
-          <w:rStyle w:val="FunctionTok"/>
-        </w:rPr>
-        <w:t xml:space="preserve">{</w:t>
-      </w:r>
-      <w:r>
-        <w:br/>
-      </w:r>
-      <w:r>
-        <w:rPr>
-          <w:rStyle w:val="NormalTok"/>
-        </w:rPr>
-        <w:t xml:space="preserve">  </w:t>
-      </w:r>
-      <w:r>
-        <w:rPr>
-          <w:rStyle w:val="DataTypeTok"/>
-        </w:rPr>
-        <w:t xml:space="preserve">"min_score"</w:t>
-      </w:r>
-      <w:r>
-        <w:rPr>
-          <w:rStyle w:val="FunctionTok"/>
-        </w:rPr>
-        <w:t xml:space="preserve">:</w:t>
-      </w:r>
-      <w:r>
-        <w:rPr>
-          <w:rStyle w:val="NormalTok"/>
-        </w:rPr>
-        <w:t xml:space="preserve"> </w:t>
-      </w:r>
-      <w:r>
-        <w:rPr>
-          <w:rStyle w:val="KeywordTok"/>
-        </w:rPr>
-        <w:t xml:space="preserve">null</w:t>
-      </w:r>
-      <w:r>
-        <w:rPr>
-          <w:rStyle w:val="FunctionTok"/>
-        </w:rPr>
-        <w:t xml:space="preserve">,</w:t>
-      </w:r>
-      <w:r>
-        <w:rPr>
-          <w:rStyle w:val="NormalTok"/>
-        </w:rPr>
-        <w:t xml:space="preserve"> </w:t>
-      </w:r>
-      <w:r>
-        <w:rPr>
-          <w:rStyle w:val="DataTypeTok"/>
-        </w:rPr>
-        <w:t xml:space="preserve">"min_score_basis"</w:t>
-      </w:r>
-      <w:r>
-        <w:rPr>
-          <w:rStyle w:val="FunctionTok"/>
-        </w:rPr>
-        <w:t xml:space="preserve">:</w:t>
-      </w:r>
-      <w:r>
-        <w:rPr>
-          <w:rStyle w:val="NormalTok"/>
-        </w:rPr>
-        <w:t xml:space="preserve"> </w:t>
-      </w:r>
-      <w:r>
-        <w:rPr>
-          <w:rStyle w:val="KeywordTok"/>
-        </w:rPr>
-        <w:t xml:space="preserve">null</w:t>
-      </w:r>
-      <w:r>
-        <w:rPr>
-          <w:rStyle w:val="FunctionTok"/>
-        </w:rPr>
-        <w:t xml:space="preserve">,</w:t>
-      </w:r>
-      <w:r>
-        <w:rPr>
-          <w:rStyle w:val="NormalTok"/>
-        </w:rPr>
-        <w:t xml:space="preserve"> </w:t>
-      </w:r>
-      <w:r>
-        <w:rPr>
-          <w:rStyle w:val="DataTypeTok"/>
-        </w:rPr>
-        <w:t xml:space="preserve">"benchmark_band"</w:t>
-      </w:r>
-      <w:r>
-        <w:rPr>
-          <w:rStyle w:val="FunctionTok"/>
-        </w:rPr>
-        <w:t xml:space="preserve">:</w:t>
-      </w:r>
-      <w:r>
-        <w:rPr>
-          <w:rStyle w:val="NormalTok"/>
-        </w:rPr>
-        <w:t xml:space="preserve"> </w:t>
-      </w:r>
-      <w:r>
-        <w:rPr>
-          <w:rStyle w:val="KeywordTok"/>
-        </w:rPr>
-        <w:t xml:space="preserve">null</w:t>
-      </w:r>
-      <w:r>
-        <w:rPr>
-          <w:rStyle w:val="FunctionTok"/>
-        </w:rPr>
-        <w:t xml:space="preserve">,</w:t>
-      </w:r>
-      <w:r>
-        <w:br/>
-      </w:r>
-      <w:r>
-        <w:rPr>
-          <w:rStyle w:val="NormalTok"/>
-        </w:rPr>
-        <w:t xml:space="preserve">  </w:t>
-      </w:r>
-      <w:r>
-        <w:rPr>
-          <w:rStyle w:val="DataTypeTok"/>
-        </w:rPr>
-        <w:t xml:space="preserve">"prerequisites"</w:t>
-      </w:r>
-      <w:r>
-        <w:rPr>
-          <w:rStyle w:val="FunctionTok"/>
-        </w:rPr>
-        <w:t xml:space="preserve">:</w:t>
-      </w:r>
-      <w:r>
-        <w:rPr>
-          <w:rStyle w:val="NormalTok"/>
-        </w:rPr>
-        <w:t xml:space="preserve"> </w:t>
-      </w:r>
-      <w:r>
-        <w:rPr>
-          <w:rStyle w:val="OtherTok"/>
-        </w:rPr>
-        <w:t xml:space="preserve">[]</w:t>
-      </w:r>
-      <w:r>
-        <w:rPr>
-          <w:rStyle w:val="FunctionTok"/>
-        </w:rPr>
-        <w:t xml:space="preserve">,</w:t>
-      </w:r>
-      <w:r>
-        <w:rPr>
-          <w:rStyle w:val="NormalTok"/>
-        </w:rPr>
-        <w:t xml:space="preserve"> </w:t>
-      </w:r>
-      <w:r>
-        <w:rPr>
-          <w:rStyle w:val="DataTypeTok"/>
-        </w:rPr>
-        <w:t xml:space="preserve">"selection_tasks"</w:t>
-      </w:r>
-      <w:r>
-        <w:rPr>
-          <w:rStyle w:val="FunctionTok"/>
-        </w:rPr>
-        <w:t xml:space="preserve">:</w:t>
-      </w:r>
-      <w:r>
-        <w:rPr>
-          <w:rStyle w:val="NormalTok"/>
-        </w:rPr>
-        <w:t xml:space="preserve"> </w:t>
-      </w:r>
-      <w:r>
-        <w:rPr>
-          <w:rStyle w:val="OtherTok"/>
-        </w:rPr>
-        <w:t xml:space="preserve">[]</w:t>
-      </w:r>
-      <w:r>
-        <w:rPr>
-          <w:rStyle w:val="FunctionTok"/>
-        </w:rPr>
-        <w:t xml:space="preserve">,</w:t>
-      </w:r>
-      <w:r>
-        <w:rPr>
-          <w:rStyle w:val="NormalTok"/>
-        </w:rPr>
-        <w:t xml:space="preserve"> </w:t>
-      </w:r>
-      <w:r>
-        <w:rPr>
-          <w:rStyle w:val="DataTypeTok"/>
-        </w:rPr>
-        <w:t xml:space="preserve">"requirements_note"</w:t>
-      </w:r>
-      <w:r>
-        <w:rPr>
-          <w:rStyle w:val="FunctionTok"/>
-        </w:rPr>
-        <w:t xml:space="preserve">:</w:t>
-      </w:r>
-      <w:r>
-        <w:rPr>
-          <w:rStyle w:val="NormalTok"/>
-        </w:rPr>
-        <w:t xml:space="preserve"> </w:t>
-      </w:r>
-      <w:r>
-        <w:rPr>
-          <w:rStyle w:val="KeywordTok"/>
-        </w:rPr>
-        <w:t xml:space="preserve">null</w:t>
-      </w:r>
-      <w:r>
-        <w:rPr>
-          <w:rStyle w:val="FunctionTok"/>
-        </w:rPr>
-        <w:t xml:space="preserve">,</w:t>
-      </w:r>
-      <w:r>
-        <w:br/>
-      </w:r>
-      <w:r>
-        <w:rPr>
-          <w:rStyle w:val="NormalTok"/>
-        </w:rPr>
-        <w:t xml:space="preserve">  </w:t>
-      </w:r>
-      <w:r>
-        <w:rPr>
-          <w:rStyle w:val="DataTypeTok"/>
-        </w:rPr>
-        <w:t xml:space="preserve">"resolution"</w:t>
-      </w:r>
-      <w:r>
-        <w:rPr>
-          <w:rStyle w:val="FunctionTok"/>
-        </w:rPr>
-        <w:t xml:space="preserve">:</w:t>
-      </w:r>
-      <w:r>
-        <w:rPr>
-          <w:rStyle w:val="NormalTok"/>
-        </w:rPr>
-        <w:t xml:space="preserve"> </w:t>
-      </w:r>
-      <w:r>
-        <w:rPr>
-          <w:rStyle w:val="FunctionTok"/>
-        </w:rPr>
-        <w:t xml:space="preserve">{</w:t>
-      </w:r>
-      <w:r>
-        <w:br/>
-      </w:r>
-      <w:r>
-        <w:rPr>
-          <w:rStyle w:val="NormalTok"/>
-        </w:rPr>
-        <w:t xml:space="preserve">    </w:t>
-      </w:r>
-      <w:r>
-        <w:rPr>
-          <w:rStyle w:val="DataTypeTok"/>
-        </w:rPr>
-        <w:t xml:space="preserve">"country"</w:t>
-      </w:r>
-      <w:r>
-        <w:rPr>
-          <w:rStyle w:val="FunctionTok"/>
-        </w:rPr>
-        <w:t xml:space="preserve">:</w:t>
-      </w:r>
-      <w:r>
-        <w:rPr>
-          <w:rStyle w:val="NormalTok"/>
-        </w:rPr>
-        <w:t xml:space="preserve"> </w:t>
-      </w:r>
-      <w:r>
-        <w:rPr>
-          <w:rStyle w:val="StringTok"/>
-        </w:rPr>
-        <w:t xml:space="preserve">"IN"</w:t>
-      </w:r>
-      <w:r>
-        <w:rPr>
-          <w:rStyle w:val="FunctionTok"/>
-        </w:rPr>
-        <w:t xml:space="preserve">,</w:t>
-      </w:r>
-      <w:r>
-        <w:rPr>
-          <w:rStyle w:val="NormalTok"/>
-        </w:rPr>
-        <w:t xml:space="preserve"> </w:t>
-      </w:r>
-      <w:r>
-        <w:rPr>
-          <w:rStyle w:val="DataTypeTok"/>
-        </w:rPr>
-        <w:t xml:space="preserve">"step"</w:t>
-      </w:r>
-      <w:r>
-        <w:rPr>
-          <w:rStyle w:val="FunctionTok"/>
-        </w:rPr>
-        <w:t xml:space="preserve">:</w:t>
-      </w:r>
-      <w:r>
-        <w:rPr>
-          <w:rStyle w:val="NormalTok"/>
-        </w:rPr>
-        <w:t xml:space="preserve"> </w:t>
-      </w:r>
-      <w:r>
-        <w:rPr>
-          <w:rStyle w:val="DecValTok"/>
-        </w:rPr>
-        <w:t xml:space="preserve">5</w:t>
-      </w:r>
-      <w:r>
-        <w:rPr>
-          <w:rStyle w:val="FunctionTok"/>
-        </w:rPr>
-        <w:t xml:space="preserve">,</w:t>
-      </w:r>
-      <w:r>
-        <w:rPr>
-          <w:rStyle w:val="NormalTok"/>
-        </w:rPr>
-        <w:t xml:space="preserve"> </w:t>
-      </w:r>
-      <w:r>
-        <w:rPr>
-          <w:rStyle w:val="DataTypeTok"/>
-        </w:rPr>
-        <w:t xml:space="preserve">"rule"</w:t>
-      </w:r>
-      <w:r>
-        <w:rPr>
-          <w:rStyle w:val="FunctionTok"/>
-        </w:rPr>
-        <w:t xml:space="preserve">:</w:t>
-      </w:r>
-      <w:r>
-        <w:rPr>
-          <w:rStyle w:val="NormalTok"/>
-        </w:rPr>
-        <w:t xml:space="preserve"> </w:t>
-      </w:r>
-      <w:r>
-        <w:rPr>
-          <w:rStyle w:val="StringTok"/>
-        </w:rPr>
-        <w:t xml:space="preserve">"contact_provider"</w:t>
-      </w:r>
-      <w:r>
-        <w:rPr>
-          <w:rStyle w:val="FunctionTok"/>
-        </w:rPr>
-        <w:t xml:space="preserve">,</w:t>
-      </w:r>
-      <w:r>
-        <w:rPr>
-          <w:rStyle w:val="NormalTok"/>
-        </w:rPr>
-        <w:t xml:space="preserve"> </w:t>
-      </w:r>
-      <w:r>
-        <w:rPr>
-          <w:rStyle w:val="DataTypeTok"/>
-        </w:rPr>
-        <w:t xml:space="preserve">"outcome"</w:t>
-      </w:r>
-      <w:r>
-        <w:rPr>
-          <w:rStyle w:val="FunctionTok"/>
-        </w:rPr>
-        <w:t xml:space="preserve">:</w:t>
-      </w:r>
-      <w:r>
-        <w:rPr>
-          <w:rStyle w:val="NormalTok"/>
-        </w:rPr>
-        <w:t xml:space="preserve"> </w:t>
-      </w:r>
-      <w:r>
-        <w:rPr>
-          <w:rStyle w:val="StringTok"/>
-        </w:rPr>
-        <w:t xml:space="preserve">"contact_provider"</w:t>
-      </w:r>
-      <w:r>
-        <w:rPr>
-          <w:rStyle w:val="FunctionTok"/>
-        </w:rPr>
-        <w:t xml:space="preserve">,</w:t>
-      </w:r>
-      <w:r>
-        <w:rPr>
-          <w:rStyle w:val="NormalTok"/>
-        </w:rPr>
-        <w:t xml:space="preserve"> </w:t>
-      </w:r>
-      <w:r>
-        <w:rPr>
-          <w:rStyle w:val="DataTypeTok"/>
-        </w:rPr>
-        <w:t xml:space="preserve">"rows"</w:t>
-      </w:r>
-      <w:r>
-        <w:rPr>
-          <w:rStyle w:val="FunctionTok"/>
-        </w:rPr>
-        <w:t xml:space="preserve">:</w:t>
-      </w:r>
-      <w:r>
-        <w:rPr>
-          <w:rStyle w:val="NormalTok"/>
-        </w:rPr>
-        <w:t xml:space="preserve"> </w:t>
-      </w:r>
-      <w:r>
-        <w:rPr>
-          <w:rStyle w:val="OtherTok"/>
-        </w:rPr>
-        <w:t xml:space="preserve">[]</w:t>
-      </w:r>
-      <w:r>
-        <w:rPr>
-          <w:rStyle w:val="FunctionTok"/>
-        </w:rPr>
-        <w:t xml:space="preserve">,</w:t>
-      </w:r>
-      <w:r>
-        <w:br/>
-      </w:r>
-      <w:r>
-        <w:rPr>
-          <w:rStyle w:val="NormalTok"/>
-        </w:rPr>
-        <w:t xml:space="preserve">    </w:t>
-      </w:r>
-      <w:r>
-        <w:rPr>
-          <w:rStyle w:val="DataTypeTok"/>
-        </w:rPr>
-        <w:t xml:space="preserve">"note"</w:t>
-      </w:r>
-      <w:r>
-        <w:rPr>
-          <w:rStyle w:val="FunctionTok"/>
-        </w:rPr>
-        <w:t xml:space="preserve">:</w:t>
-      </w:r>
-      <w:r>
-        <w:rPr>
-          <w:rStyle w:val="NormalTok"/>
-        </w:rPr>
-        <w:t xml:space="preserve"> </w:t>
-      </w:r>
-      <w:r>
-        <w:rPr>
-          <w:rStyle w:val="StringTok"/>
-        </w:rPr>
-        <w:t xml:space="preserve">"The provider publishes a band table for this country, but the course page prints no band to enter it with."</w:t>
-      </w:r>
-      <w:r>
-        <w:rPr>
-          <w:rStyle w:val="FunctionTok"/>
-        </w:rPr>
-        <w:t xml:space="preserve">,</w:t>
-      </w:r>
-      <w:r>
-        <w:br/>
-      </w:r>
-      <w:r>
-        <w:rPr>
-          <w:rStyle w:val="NormalTok"/>
-        </w:rPr>
-        <w:t xml:space="preserve">    </w:t>
-      </w:r>
-      <w:r>
-        <w:rPr>
-          <w:rStyle w:val="DataTypeTok"/>
-        </w:rPr>
-        <w:t xml:space="preserve">"contact"</w:t>
-      </w:r>
-      <w:r>
-        <w:rPr>
-          <w:rStyle w:val="FunctionTok"/>
-        </w:rPr>
-        <w:t xml:space="preserve">:</w:t>
-      </w:r>
-      <w:r>
-        <w:rPr>
-          <w:rStyle w:val="NormalTok"/>
-        </w:rPr>
-        <w:t xml:space="preserve"> </w:t>
-      </w:r>
-      <w:r>
-        <w:rPr>
-          <w:rStyle w:val="StringTok"/>
-        </w:rPr>
-        <w:t xml:space="preserve">"https://www.rmit.edu.au"</w:t>
-      </w:r>
-      <w:r>
-        <w:br/>
-      </w:r>
-      <w:r>
-        <w:rPr>
-          <w:rStyle w:val="NormalTok"/>
-        </w:rPr>
-        <w:t xml:space="preserve">  </w:t>
-      </w:r>
-      <w:r>
-        <w:rPr>
-          <w:rStyle w:val="FunctionTok"/>
-        </w:rPr>
-        <w:t xml:space="preserve">}</w:t>
-      </w:r>
-      <w:r>
-        <w:br/>
-      </w:r>
-      <w:r>
-        <w:rPr>
-          <w:rStyle w:val="FunctionTok"/>
-        </w:rPr>
-        <w:t xml:space="preserve">}</w:t>
-      </w:r>
-    </w:p>
-    <w:p>
-      <w:pPr>
-        <w:pStyle w:val="FirstParagraph"/>
-      </w:pPr>
-      <w:r>
-        <w:t xml:space="preserve">The provider publishes an India table, but this course’s page prints no band to enter it with, so the answer is step 5: show</w:t>
-      </w:r>
-      <w:r>
-        <w:t xml:space="preserve"> </w:t>
-      </w:r>
-      <w:r>
-        <w:t xml:space="preserve">“</w:t>
-      </w:r>
-      <w:r>
-        <w:t xml:space="preserve">contact the provider</w:t>
-      </w:r>
-      <w:r>
-        <w:t xml:space="preserve">”</w:t>
-      </w:r>
-      <w:r>
-        <w:t xml:space="preserve">. The same provider’s table:</w:t>
-      </w:r>
-    </w:p>
-    <w:p>
-      <w:pPr>
-        <w:pStyle w:val="SourceCode"/>
-      </w:pPr>
-      <w:r>
-        <w:rPr>
-          <w:rStyle w:val="FunctionTok"/>
-        </w:rPr>
-        <w:t xml:space="preserve">{</w:t>
-      </w:r>
-      <w:r>
-        <w:rPr>
-          <w:rStyle w:val="NormalTok"/>
-        </w:rPr>
-        <w:t xml:space="preserve"> </w:t>
-      </w:r>
-      <w:r>
-        <w:rPr>
-          <w:rStyle w:val="DataTypeTok"/>
-        </w:rPr>
-        <w:t xml:space="preserve">"action"</w:t>
-      </w:r>
-      <w:r>
-        <w:rPr>
-          <w:rStyle w:val="FunctionTok"/>
-        </w:rPr>
-        <w:t xml:space="preserve">:</w:t>
-      </w:r>
-      <w:r>
-        <w:rPr>
-          <w:rStyle w:val="NormalTok"/>
-        </w:rPr>
-        <w:t xml:space="preserve"> </w:t>
-      </w:r>
-      <w:r>
-        <w:rPr>
-          <w:rStyle w:val="StringTok"/>
-        </w:rPr>
-        <w:t xml:space="preserve">"provider"</w:t>
-      </w:r>
-      <w:r>
-        <w:rPr>
-          <w:rStyle w:val="FunctionTok"/>
-        </w:rPr>
-        <w:t xml:space="preserve">,</w:t>
-      </w:r>
-      <w:r>
-        <w:rPr>
-          <w:rStyle w:val="NormalTok"/>
-        </w:rPr>
-        <w:t xml:space="preserve"> </w:t>
-      </w:r>
-      <w:r>
-        <w:rPr>
-          <w:rStyle w:val="DataTypeTok"/>
-        </w:rPr>
-        <w:t xml:space="preserve">"provider_id"</w:t>
-      </w:r>
-      <w:r>
-        <w:rPr>
-          <w:rStyle w:val="FunctionTok"/>
-        </w:rPr>
-        <w:t xml:space="preserve">:</w:t>
-      </w:r>
-      <w:r>
-        <w:rPr>
-          <w:rStyle w:val="NormalTok"/>
-        </w:rPr>
-        <w:t xml:space="preserve"> </w:t>
-      </w:r>
-      <w:r>
-        <w:rPr>
-          <w:rStyle w:val="StringTok"/>
-        </w:rPr>
-        <w:t xml:space="preserve">"provider:cricos:00122a"</w:t>
-      </w:r>
-      <w:r>
-        <w:rPr>
-          <w:rStyle w:val="FunctionTok"/>
-        </w:rPr>
-        <w:t xml:space="preserve">,</w:t>
-      </w:r>
-      <w:r>
-        <w:rPr>
-          <w:rStyle w:val="NormalTok"/>
-        </w:rPr>
-        <w:t xml:space="preserve"> </w:t>
-      </w:r>
-      <w:r>
-        <w:rPr>
-          <w:rStyle w:val="DataTypeTok"/>
-        </w:rPr>
-        <w:t xml:space="preserve">"edu_country"</w:t>
-      </w:r>
-      <w:r>
-        <w:rPr>
-          <w:rStyle w:val="FunctionTok"/>
-        </w:rPr>
-        <w:t xml:space="preserve">:</w:t>
-      </w:r>
-      <w:r>
-        <w:rPr>
-          <w:rStyle w:val="NormalTok"/>
-        </w:rPr>
-        <w:t xml:space="preserve"> </w:t>
-      </w:r>
-      <w:r>
-        <w:rPr>
-          <w:rStyle w:val="StringTok"/>
-        </w:rPr>
-        <w:t xml:space="preserve">"IN"</w:t>
-      </w:r>
-      <w:r>
-        <w:rPr>
-          <w:rStyle w:val="NormalTok"/>
-        </w:rPr>
-        <w:t xml:space="preserve"> </w:t>
-      </w:r>
-      <w:r>
-        <w:rPr>
-          <w:rStyle w:val="FunctionTok"/>
-        </w:rPr>
-        <w:t xml:space="preserve">}</w:t>
-      </w:r>
-    </w:p>
-    <w:p>
-      <w:pPr>
-        <w:pStyle w:val="SourceCode"/>
-      </w:pPr>
-      <w:r>
-        <w:rPr>
-          <w:rStyle w:val="ErrorTok"/>
-        </w:rPr>
-        <w:t xml:space="preserve">"entry_matrix":</w:t>
-      </w:r>
-      <w:r>
-        <w:rPr>
-          <w:rStyle w:val="NormalTok"/>
-        </w:rPr>
-        <w:t xml:space="preserve"> </w:t>
-      </w:r>
-      <w:r>
-        <w:rPr>
-          <w:rStyle w:val="OtherTok"/>
-        </w:rPr>
-        <w:t xml:space="preserve">[</w:t>
-      </w:r>
-      <w:r>
-        <w:br/>
-      </w:r>
-      <w:r>
-        <w:rPr>
-          <w:rStyle w:val="NormalTok"/>
-        </w:rPr>
-        <w:t xml:space="preserve">  </w:t>
-      </w:r>
-      <w:r>
-        <w:rPr>
-          <w:rStyle w:val="FunctionTok"/>
-        </w:rPr>
-        <w:t xml:space="preserve">{</w:t>
-      </w:r>
-      <w:r>
-        <w:rPr>
-          <w:rStyle w:val="NormalTok"/>
-        </w:rPr>
-        <w:t xml:space="preserve"> </w:t>
-      </w:r>
-      <w:r>
-        <w:rPr>
-          <w:rStyle w:val="DataTypeTok"/>
-        </w:rPr>
-        <w:t xml:space="preserve">"country"</w:t>
-      </w:r>
-      <w:r>
-        <w:rPr>
-          <w:rStyle w:val="FunctionTok"/>
-        </w:rPr>
-        <w:t xml:space="preserve">:</w:t>
-      </w:r>
-      <w:r>
-        <w:rPr>
-          <w:rStyle w:val="NormalTok"/>
-        </w:rPr>
-        <w:t xml:space="preserve"> </w:t>
-      </w:r>
-      <w:r>
-        <w:rPr>
-          <w:rStyle w:val="StringTok"/>
-        </w:rPr>
-        <w:t xml:space="preserve">"IN"</w:t>
-      </w:r>
-      <w:r>
-        <w:rPr>
-          <w:rStyle w:val="FunctionTok"/>
-        </w:rPr>
-        <w:t xml:space="preserve">,</w:t>
-      </w:r>
-      <w:r>
-        <w:rPr>
-          <w:rStyle w:val="NormalTok"/>
-        </w:rPr>
-        <w:t xml:space="preserve"> </w:t>
-      </w:r>
-      <w:r>
-        <w:rPr>
-          <w:rStyle w:val="DataTypeTok"/>
-        </w:rPr>
-        <w:t xml:space="preserve">"study_level"</w:t>
-      </w:r>
-      <w:r>
-        <w:rPr>
-          <w:rStyle w:val="FunctionTok"/>
-        </w:rPr>
-        <w:t xml:space="preserve">:</w:t>
-      </w:r>
-      <w:r>
-        <w:rPr>
-          <w:rStyle w:val="NormalTok"/>
-        </w:rPr>
-        <w:t xml:space="preserve"> </w:t>
-      </w:r>
-      <w:r>
-        <w:rPr>
-          <w:rStyle w:val="StringTok"/>
-        </w:rPr>
-        <w:t xml:space="preserve">"Bachelor degrees"</w:t>
-      </w:r>
-      <w:r>
-        <w:rPr>
-          <w:rStyle w:val="FunctionTok"/>
-        </w:rPr>
-        <w:t xml:space="preserve">,</w:t>
-      </w:r>
-      <w:r>
-        <w:rPr>
-          <w:rStyle w:val="NormalTok"/>
-        </w:rPr>
-        <w:t xml:space="preserve"> </w:t>
-      </w:r>
-      <w:r>
-        <w:rPr>
-          <w:rStyle w:val="DataTypeTok"/>
-        </w:rPr>
-        <w:t xml:space="preserve">"qualification"</w:t>
-      </w:r>
-      <w:r>
-        <w:rPr>
-          <w:rStyle w:val="FunctionTok"/>
-        </w:rPr>
-        <w:t xml:space="preserve">:</w:t>
-      </w:r>
-      <w:r>
-        <w:rPr>
-          <w:rStyle w:val="NormalTok"/>
-        </w:rPr>
-        <w:t xml:space="preserve"> </w:t>
-      </w:r>
-      <w:r>
-        <w:rPr>
-          <w:rStyle w:val="StringTok"/>
-        </w:rPr>
-        <w:t xml:space="preserve">"All India Senior School Certificate (AISSC) – 10+2"</w:t>
-      </w:r>
-      <w:r>
-        <w:rPr>
-          <w:rStyle w:val="FunctionTok"/>
-        </w:rPr>
-        <w:t xml:space="preserve">,</w:t>
-      </w:r>
-      <w:r>
-        <w:br/>
-      </w:r>
-      <w:r>
-        <w:rPr>
-          <w:rStyle w:val="NormalTok"/>
-        </w:rPr>
-        <w:t xml:space="preserve">    </w:t>
-      </w:r>
-      <w:r>
-        <w:rPr>
-          <w:rStyle w:val="DataTypeTok"/>
-        </w:rPr>
-        <w:t xml:space="preserve">"min_grade"</w:t>
-      </w:r>
-      <w:r>
-        <w:rPr>
-          <w:rStyle w:val="FunctionTok"/>
-        </w:rPr>
-        <w:t xml:space="preserve">:</w:t>
-      </w:r>
-      <w:r>
-        <w:rPr>
-          <w:rStyle w:val="NormalTok"/>
-        </w:rPr>
-        <w:t xml:space="preserve"> </w:t>
-      </w:r>
-      <w:r>
-        <w:rPr>
-          <w:rStyle w:val="StringTok"/>
-        </w:rPr>
-        <w:t xml:space="preserve">"Minimum average of 65%"</w:t>
-      </w:r>
-      <w:r>
-        <w:rPr>
-          <w:rStyle w:val="FunctionTok"/>
-        </w:rPr>
-        <w:t xml:space="preserve">,</w:t>
-      </w:r>
-      <w:r>
-        <w:rPr>
-          <w:rStyle w:val="NormalTok"/>
-        </w:rPr>
-        <w:t xml:space="preserve"> </w:t>
-      </w:r>
-      <w:r>
-        <w:rPr>
-          <w:rStyle w:val="DataTypeTok"/>
-        </w:rPr>
-        <w:t xml:space="preserve">"scale"</w:t>
-      </w:r>
-      <w:r>
-        <w:rPr>
-          <w:rStyle w:val="FunctionTok"/>
-        </w:rPr>
-        <w:t xml:space="preserve">:</w:t>
-      </w:r>
-      <w:r>
-        <w:rPr>
-          <w:rStyle w:val="NormalTok"/>
-        </w:rPr>
-        <w:t xml:space="preserve"> </w:t>
-      </w:r>
-      <w:r>
-        <w:rPr>
-          <w:rStyle w:val="StringTok"/>
-        </w:rPr>
-        <w:t xml:space="preserve">"percentage"</w:t>
-      </w:r>
-      <w:r>
-        <w:rPr>
-          <w:rStyle w:val="FunctionTok"/>
-        </w:rPr>
-        <w:t xml:space="preserve">,</w:t>
-      </w:r>
-      <w:r>
-        <w:rPr>
-          <w:rStyle w:val="NormalTok"/>
-        </w:rPr>
-        <w:t xml:space="preserve"> </w:t>
-      </w:r>
-      <w:r>
-        <w:rPr>
-          <w:rStyle w:val="DataTypeTok"/>
-        </w:rPr>
-        <w:t xml:space="preserve">"band"</w:t>
-      </w:r>
-      <w:r>
-        <w:rPr>
-          <w:rStyle w:val="FunctionTok"/>
-        </w:rPr>
-        <w:t xml:space="preserve">:</w:t>
-      </w:r>
-      <w:r>
-        <w:rPr>
-          <w:rStyle w:val="NormalTok"/>
-        </w:rPr>
-        <w:t xml:space="preserve"> </w:t>
-      </w:r>
-      <w:r>
-        <w:rPr>
-          <w:rStyle w:val="StringTok"/>
-        </w:rPr>
-        <w:t xml:space="preserve">"65%"</w:t>
-      </w:r>
-      <w:r>
-        <w:rPr>
-          <w:rStyle w:val="FunctionTok"/>
-        </w:rPr>
-        <w:t xml:space="preserve">,</w:t>
-      </w:r>
-      <w:r>
-        <w:br/>
-      </w:r>
-      <w:r>
-        <w:rPr>
-          <w:rStyle w:val="NormalTok"/>
-        </w:rPr>
-        <w:t xml:space="preserve">    </w:t>
-      </w:r>
-      <w:r>
-        <w:rPr>
-          <w:rStyle w:val="DataTypeTok"/>
-        </w:rPr>
-        <w:t xml:space="preserve">"conditions"</w:t>
-      </w:r>
-      <w:r>
-        <w:rPr>
-          <w:rStyle w:val="FunctionTok"/>
-        </w:rPr>
-        <w:t xml:space="preserve">:</w:t>
-      </w:r>
-      <w:r>
-        <w:rPr>
-          <w:rStyle w:val="NormalTok"/>
-        </w:rPr>
-        <w:t xml:space="preserve"> </w:t>
-      </w:r>
-      <w:r>
-        <w:rPr>
-          <w:rStyle w:val="FunctionTok"/>
-        </w:rPr>
-        <w:t xml:space="preserve">{</w:t>
-      </w:r>
-      <w:r>
-        <w:rPr>
-          <w:rStyle w:val="NormalTok"/>
-        </w:rPr>
-        <w:t xml:space="preserve"> </w:t>
-      </w:r>
-      <w:r>
-        <w:rPr>
-          <w:rStyle w:val="DataTypeTok"/>
-        </w:rPr>
-        <w:t xml:space="preserve">"best_n"</w:t>
-      </w:r>
-      <w:r>
-        <w:rPr>
-          <w:rStyle w:val="FunctionTok"/>
-        </w:rPr>
-        <w:t xml:space="preserve">:</w:t>
-      </w:r>
-      <w:r>
-        <w:rPr>
-          <w:rStyle w:val="NormalTok"/>
-        </w:rPr>
-        <w:t xml:space="preserve"> </w:t>
-      </w:r>
-      <w:r>
-        <w:rPr>
-          <w:rStyle w:val="KeywordTok"/>
-        </w:rPr>
-        <w:t xml:space="preserve">null</w:t>
-      </w:r>
-      <w:r>
-        <w:rPr>
-          <w:rStyle w:val="FunctionTok"/>
-        </w:rPr>
-        <w:t xml:space="preserve">,</w:t>
-      </w:r>
-      <w:r>
-        <w:rPr>
-          <w:rStyle w:val="NormalTok"/>
-        </w:rPr>
-        <w:t xml:space="preserve"> </w:t>
-      </w:r>
-      <w:r>
-        <w:rPr>
-          <w:rStyle w:val="DataTypeTok"/>
-        </w:rPr>
-        <w:t xml:space="preserve">"alternatives"</w:t>
-      </w:r>
-      <w:r>
-        <w:rPr>
-          <w:rStyle w:val="FunctionTok"/>
-        </w:rPr>
-        <w:t xml:space="preserve">:</w:t>
-      </w:r>
-      <w:r>
-        <w:rPr>
-          <w:rStyle w:val="NormalTok"/>
-        </w:rPr>
-        <w:t xml:space="preserve"> </w:t>
-      </w:r>
-      <w:r>
-        <w:rPr>
-          <w:rStyle w:val="OtherTok"/>
-        </w:rPr>
-        <w:t xml:space="preserve">[]</w:t>
-      </w:r>
-      <w:r>
-        <w:rPr>
-          <w:rStyle w:val="FunctionTok"/>
-        </w:rPr>
-        <w:t xml:space="preserve">,</w:t>
-      </w:r>
-      <w:r>
-        <w:rPr>
-          <w:rStyle w:val="NormalTok"/>
-        </w:rPr>
-        <w:t xml:space="preserve"> </w:t>
-      </w:r>
-      <w:r>
-        <w:rPr>
-          <w:rStyle w:val="DataTypeTok"/>
-        </w:rPr>
-        <w:t xml:space="preserve">"subject_minimums"</w:t>
-      </w:r>
-      <w:r>
-        <w:rPr>
-          <w:rStyle w:val="FunctionTok"/>
-        </w:rPr>
-        <w:t xml:space="preserve">:</w:t>
-      </w:r>
-      <w:r>
-        <w:rPr>
-          <w:rStyle w:val="NormalTok"/>
-        </w:rPr>
-        <w:t xml:space="preserve"> </w:t>
-      </w:r>
-      <w:r>
-        <w:rPr>
-          <w:rStyle w:val="OtherTok"/>
-        </w:rPr>
-        <w:t xml:space="preserve">[]</w:t>
-      </w:r>
-      <w:r>
-        <w:rPr>
-          <w:rStyle w:val="NormalTok"/>
-        </w:rPr>
-        <w:t xml:space="preserve"> </w:t>
-      </w:r>
-      <w:r>
-        <w:rPr>
-          <w:rStyle w:val="FunctionTok"/>
-        </w:rPr>
-        <w:t xml:space="preserve">},</w:t>
-      </w:r>
-      <w:r>
-        <w:rPr>
-          <w:rStyle w:val="NormalTok"/>
-        </w:rPr>
-        <w:t xml:space="preserve"> </w:t>
-      </w:r>
-      <w:r>
-        <w:rPr>
-          <w:rStyle w:val="DataTypeTok"/>
-        </w:rPr>
-        <w:t xml:space="preserve">"as_at"</w:t>
-      </w:r>
-      <w:r>
-        <w:rPr>
-          <w:rStyle w:val="FunctionTok"/>
-        </w:rPr>
-        <w:t xml:space="preserve">:</w:t>
-      </w:r>
-      <w:r>
-        <w:rPr>
-          <w:rStyle w:val="NormalTok"/>
-        </w:rPr>
-        <w:t xml:space="preserve"> </w:t>
-      </w:r>
-      <w:r>
-        <w:rPr>
-          <w:rStyle w:val="StringTok"/>
-        </w:rPr>
-        <w:t xml:space="preserve">"2026-10-26"</w:t>
-      </w:r>
-      <w:r>
-        <w:rPr>
-          <w:rStyle w:val="NormalTok"/>
-        </w:rPr>
-        <w:t xml:space="preserve"> </w:t>
-      </w:r>
-      <w:r>
-        <w:rPr>
-          <w:rStyle w:val="FunctionTok"/>
-        </w:rPr>
-        <w:t xml:space="preserve">}</w:t>
-      </w:r>
-      <w:r>
-        <w:rPr>
-          <w:rStyle w:val="OtherTok"/>
-        </w:rPr>
-        <w:t xml:space="preserve">,</w:t>
-      </w:r>
-      <w:r>
-        <w:br/>
-      </w:r>
-      <w:r>
-        <w:rPr>
-          <w:rStyle w:val="NormalTok"/>
-        </w:rPr>
-        <w:t xml:space="preserve">  </w:t>
-      </w:r>
-      <w:r>
-        <w:rPr>
-          <w:rStyle w:val="FunctionTok"/>
-        </w:rPr>
-        <w:t xml:space="preserve">{</w:t>
-      </w:r>
-      <w:r>
-        <w:rPr>
-          <w:rStyle w:val="NormalTok"/>
-        </w:rPr>
-        <w:t xml:space="preserve"> </w:t>
-      </w:r>
-      <w:r>
-        <w:rPr>
-          <w:rStyle w:val="DataTypeTok"/>
-        </w:rPr>
-        <w:t xml:space="preserve">"country"</w:t>
-      </w:r>
-      <w:r>
-        <w:rPr>
-          <w:rStyle w:val="FunctionTok"/>
-        </w:rPr>
-        <w:t xml:space="preserve">:</w:t>
-      </w:r>
-      <w:r>
-        <w:rPr>
-          <w:rStyle w:val="NormalTok"/>
-        </w:rPr>
-        <w:t xml:space="preserve"> </w:t>
-      </w:r>
-      <w:r>
-        <w:rPr>
-          <w:rStyle w:val="StringTok"/>
-        </w:rPr>
-        <w:t xml:space="preserve">"IN"</w:t>
-      </w:r>
-      <w:r>
-        <w:rPr>
-          <w:rStyle w:val="FunctionTok"/>
-        </w:rPr>
-        <w:t xml:space="preserve">,</w:t>
-      </w:r>
-      <w:r>
-        <w:rPr>
-          <w:rStyle w:val="NormalTok"/>
-        </w:rPr>
-        <w:t xml:space="preserve"> </w:t>
-      </w:r>
-      <w:r>
-        <w:rPr>
-          <w:rStyle w:val="DataTypeTok"/>
-        </w:rPr>
-        <w:t xml:space="preserve">"study_level"</w:t>
-      </w:r>
-      <w:r>
-        <w:rPr>
-          <w:rStyle w:val="FunctionTok"/>
-        </w:rPr>
-        <w:t xml:space="preserve">:</w:t>
-      </w:r>
-      <w:r>
-        <w:rPr>
-          <w:rStyle w:val="NormalTok"/>
-        </w:rPr>
-        <w:t xml:space="preserve"> </w:t>
-      </w:r>
-      <w:r>
-        <w:rPr>
-          <w:rStyle w:val="StringTok"/>
-        </w:rPr>
-        <w:t xml:space="preserve">"Bachelor degrees"</w:t>
-      </w:r>
-      <w:r>
-        <w:rPr>
-          <w:rStyle w:val="FunctionTok"/>
-        </w:rPr>
-        <w:t xml:space="preserve">,</w:t>
-      </w:r>
-      <w:r>
-        <w:rPr>
-          <w:rStyle w:val="NormalTok"/>
-        </w:rPr>
-        <w:t xml:space="preserve"> </w:t>
-      </w:r>
-      <w:r>
-        <w:rPr>
-          <w:rStyle w:val="DataTypeTok"/>
-        </w:rPr>
-        <w:t xml:space="preserve">"qualification"</w:t>
-      </w:r>
-      <w:r>
-        <w:rPr>
-          <w:rStyle w:val="FunctionTok"/>
-        </w:rPr>
-        <w:t xml:space="preserve">:</w:t>
-      </w:r>
-      <w:r>
-        <w:rPr>
-          <w:rStyle w:val="NormalTok"/>
-        </w:rPr>
-        <w:t xml:space="preserve"> </w:t>
-      </w:r>
-      <w:r>
-        <w:rPr>
-          <w:rStyle w:val="StringTok"/>
-        </w:rPr>
-        <w:t xml:space="preserve">"State Boards of Education (Higher Secondary Certificate, HSC)"</w:t>
-      </w:r>
-      <w:r>
-        <w:rPr>
-          <w:rStyle w:val="FunctionTok"/>
-        </w:rPr>
-        <w:t xml:space="preserve">,</w:t>
-      </w:r>
-      <w:r>
-        <w:br/>
-      </w:r>
-      <w:r>
-        <w:rPr>
-          <w:rStyle w:val="NormalTok"/>
-        </w:rPr>
-        <w:t xml:space="preserve">    </w:t>
-      </w:r>
-      <w:r>
-        <w:rPr>
-          <w:rStyle w:val="DataTypeTok"/>
-        </w:rPr>
-        <w:t xml:space="preserve">"min_grade"</w:t>
-      </w:r>
-      <w:r>
-        <w:rPr>
-          <w:rStyle w:val="FunctionTok"/>
-        </w:rPr>
-        <w:t xml:space="preserve">:</w:t>
-      </w:r>
-      <w:r>
-        <w:rPr>
-          <w:rStyle w:val="NormalTok"/>
-        </w:rPr>
-        <w:t xml:space="preserve"> </w:t>
-      </w:r>
-      <w:r>
-        <w:rPr>
-          <w:rStyle w:val="StringTok"/>
-        </w:rPr>
-        <w:t xml:space="preserve">"Minimum average of 70%"</w:t>
-      </w:r>
-      <w:r>
-        <w:rPr>
-          <w:rStyle w:val="FunctionTok"/>
-        </w:rPr>
-        <w:t xml:space="preserve">,</w:t>
-      </w:r>
-      <w:r>
-        <w:rPr>
-          <w:rStyle w:val="NormalTok"/>
-        </w:rPr>
-        <w:t xml:space="preserve"> </w:t>
-      </w:r>
-      <w:r>
-        <w:rPr>
-          <w:rStyle w:val="DataTypeTok"/>
-        </w:rPr>
-        <w:t xml:space="preserve">"scale"</w:t>
-      </w:r>
-      <w:r>
-        <w:rPr>
-          <w:rStyle w:val="FunctionTok"/>
-        </w:rPr>
-        <w:t xml:space="preserve">:</w:t>
-      </w:r>
-      <w:r>
-        <w:rPr>
-          <w:rStyle w:val="NormalTok"/>
-        </w:rPr>
-        <w:t xml:space="preserve"> </w:t>
-      </w:r>
-      <w:r>
-        <w:rPr>
-          <w:rStyle w:val="StringTok"/>
-        </w:rPr>
-        <w:t xml:space="preserve">"percentage"</w:t>
-      </w:r>
-      <w:r>
-        <w:rPr>
-          <w:rStyle w:val="FunctionTok"/>
-        </w:rPr>
-        <w:t xml:space="preserve">,</w:t>
-      </w:r>
-      <w:r>
-        <w:rPr>
-          <w:rStyle w:val="NormalTok"/>
-        </w:rPr>
-        <w:t xml:space="preserve"> </w:t>
-      </w:r>
-      <w:r>
-        <w:rPr>
-          <w:rStyle w:val="DataTypeTok"/>
-        </w:rPr>
-        <w:t xml:space="preserve">"band"</w:t>
-      </w:r>
-      <w:r>
-        <w:rPr>
-          <w:rStyle w:val="FunctionTok"/>
-        </w:rPr>
-        <w:t xml:space="preserve">:</w:t>
-      </w:r>
-      <w:r>
-        <w:rPr>
-          <w:rStyle w:val="NormalTok"/>
-        </w:rPr>
-        <w:t xml:space="preserve"> </w:t>
-      </w:r>
-      <w:r>
-        <w:rPr>
-          <w:rStyle w:val="StringTok"/>
-        </w:rPr>
-        <w:t xml:space="preserve">"65%"</w:t>
-      </w:r>
-      <w:r>
-        <w:rPr>
-          <w:rStyle w:val="FunctionTok"/>
-        </w:rPr>
-        <w:t xml:space="preserve">,</w:t>
-      </w:r>
-      <w:r>
-        <w:br/>
-      </w:r>
-      <w:r>
-        <w:rPr>
-          <w:rStyle w:val="NormalTok"/>
-        </w:rPr>
-        <w:t xml:space="preserve">    </w:t>
-      </w:r>
-      <w:r>
-        <w:rPr>
-          <w:rStyle w:val="DataTypeTok"/>
-        </w:rPr>
-        <w:t xml:space="preserve">"conditions"</w:t>
-      </w:r>
-      <w:r>
-        <w:rPr>
-          <w:rStyle w:val="FunctionTok"/>
-        </w:rPr>
-        <w:t xml:space="preserve">:</w:t>
-      </w:r>
-      <w:r>
-        <w:rPr>
-          <w:rStyle w:val="NormalTok"/>
-        </w:rPr>
-        <w:t xml:space="preserve"> </w:t>
-      </w:r>
-      <w:r>
-        <w:rPr>
-          <w:rStyle w:val="FunctionTok"/>
-        </w:rPr>
-        <w:t xml:space="preserve">{</w:t>
-      </w:r>
-      <w:r>
-        <w:rPr>
-          <w:rStyle w:val="NormalTok"/>
-        </w:rPr>
-        <w:t xml:space="preserve"> </w:t>
-      </w:r>
-      <w:r>
-        <w:rPr>
-          <w:rStyle w:val="DataTypeTok"/>
-        </w:rPr>
-        <w:t xml:space="preserve">"best_n"</w:t>
-      </w:r>
-      <w:r>
-        <w:rPr>
-          <w:rStyle w:val="FunctionTok"/>
-        </w:rPr>
-        <w:t xml:space="preserve">:</w:t>
-      </w:r>
-      <w:r>
-        <w:rPr>
-          <w:rStyle w:val="NormalTok"/>
-        </w:rPr>
-        <w:t xml:space="preserve"> </w:t>
-      </w:r>
-      <w:r>
-        <w:rPr>
-          <w:rStyle w:val="KeywordTok"/>
-        </w:rPr>
-        <w:t xml:space="preserve">null</w:t>
-      </w:r>
-      <w:r>
-        <w:rPr>
-          <w:rStyle w:val="FunctionTok"/>
-        </w:rPr>
-        <w:t xml:space="preserve">,</w:t>
-      </w:r>
-      <w:r>
-        <w:rPr>
-          <w:rStyle w:val="NormalTok"/>
-        </w:rPr>
-        <w:t xml:space="preserve"> </w:t>
-      </w:r>
-      <w:r>
-        <w:rPr>
-          <w:rStyle w:val="DataTypeTok"/>
-        </w:rPr>
-        <w:t xml:space="preserve">"alternatives"</w:t>
-      </w:r>
-      <w:r>
-        <w:rPr>
-          <w:rStyle w:val="FunctionTok"/>
-        </w:rPr>
-        <w:t xml:space="preserve">:</w:t>
-      </w:r>
-      <w:r>
-        <w:rPr>
-          <w:rStyle w:val="NormalTok"/>
-        </w:rPr>
-        <w:t xml:space="preserve"> </w:t>
-      </w:r>
-      <w:r>
-        <w:rPr>
-          <w:rStyle w:val="OtherTok"/>
-        </w:rPr>
-        <w:t xml:space="preserve">[]</w:t>
-      </w:r>
-      <w:r>
-        <w:rPr>
-          <w:rStyle w:val="FunctionTok"/>
-        </w:rPr>
-        <w:t xml:space="preserve">,</w:t>
-      </w:r>
-      <w:r>
-        <w:rPr>
-          <w:rStyle w:val="NormalTok"/>
-        </w:rPr>
-        <w:t xml:space="preserve"> </w:t>
-      </w:r>
-      <w:r>
-        <w:rPr>
-          <w:rStyle w:val="DataTypeTok"/>
-        </w:rPr>
-        <w:t xml:space="preserve">"subject_minimums"</w:t>
-      </w:r>
-      <w:r>
-        <w:rPr>
-          <w:rStyle w:val="FunctionTok"/>
-        </w:rPr>
-        <w:t xml:space="preserve">:</w:t>
-      </w:r>
-      <w:r>
-        <w:rPr>
-          <w:rStyle w:val="NormalTok"/>
-        </w:rPr>
-        <w:t xml:space="preserve"> </w:t>
-      </w:r>
-      <w:r>
-        <w:rPr>
-          <w:rStyle w:val="OtherTok"/>
-        </w:rPr>
-        <w:t xml:space="preserve">[]</w:t>
-      </w:r>
-      <w:r>
-        <w:rPr>
-          <w:rStyle w:val="NormalTok"/>
-        </w:rPr>
-        <w:t xml:space="preserve"> </w:t>
-      </w:r>
-      <w:r>
-        <w:rPr>
-          <w:rStyle w:val="FunctionTok"/>
-        </w:rPr>
-        <w:t xml:space="preserve">},</w:t>
-      </w:r>
-      <w:r>
-        <w:rPr>
-          <w:rStyle w:val="NormalTok"/>
-        </w:rPr>
-        <w:t xml:space="preserve"> </w:t>
-      </w:r>
-      <w:r>
-        <w:rPr>
-          <w:rStyle w:val="DataTypeTok"/>
-        </w:rPr>
-        <w:t xml:space="preserve">"as_at"</w:t>
-      </w:r>
-      <w:r>
-        <w:rPr>
-          <w:rStyle w:val="FunctionTok"/>
-        </w:rPr>
-        <w:t xml:space="preserve">:</w:t>
-      </w:r>
-      <w:r>
-        <w:rPr>
-          <w:rStyle w:val="NormalTok"/>
-        </w:rPr>
-        <w:t xml:space="preserve"> </w:t>
-      </w:r>
-      <w:r>
-        <w:rPr>
-          <w:rStyle w:val="StringTok"/>
-        </w:rPr>
-        <w:t xml:space="preserve">"2026-10-26"</w:t>
-      </w:r>
-      <w:r>
-        <w:rPr>
-          <w:rStyle w:val="NormalTok"/>
-        </w:rPr>
-        <w:t xml:space="preserve"> </w:t>
-      </w:r>
-      <w:r>
-        <w:rPr>
-          <w:rStyle w:val="FunctionTok"/>
-        </w:rPr>
-        <w:t xml:space="preserve">}</w:t>
-      </w:r>
-      <w:r>
-        <w:br/>
-      </w:r>
-      <w:r>
-        <w:rPr>
-          <w:rStyle w:val="OtherTok"/>
-        </w:rPr>
-        <w:t xml:space="preserve">]</w:t>
-      </w:r>
-    </w:p>
-    <w:p>
-      <w:pPr>
-        <w:pStyle w:val="FirstParagraph"/>
-      </w:pPr>
-      <w:r>
-        <w:t xml:space="preserve">33 rows for India (343 for all countries). A course that names its band (for example</w:t>
-      </w:r>
-      <w:r>
-        <w:t xml:space="preserve"> </w:t>
-      </w:r>
-      <w:r>
-        <w:t xml:space="preserve">“</w:t>
-      </w:r>
-      <w:r>
-        <w:t xml:space="preserve">65%</w:t>
-      </w:r>
-      <w:r>
-        <w:t xml:space="preserve">”</w:t>
-      </w:r>
-      <w:r>
-        <w:t xml:space="preserve">) resolves at step 3 to the rows of that band; this course names none.</w:t>
-      </w:r>
-    </w:p>
-    <w:p>
-      <w:pPr>
-        <w:pStyle w:val="BodyText"/>
-      </w:pPr>
-      <w:r>
-        <w:t xml:space="preserve">A provider row with no minimum on a scale (same provider, measured 29 October 2026):</w:t>
-      </w:r>
-    </w:p>
-    <w:p>
-      <w:pPr>
-        <w:pStyle w:val="SourceCode"/>
-      </w:pPr>
-      <w:r>
-        <w:rPr>
-          <w:rStyle w:val="FunctionTok"/>
-        </w:rPr>
-        <w:t xml:space="preserve">{</w:t>
-      </w:r>
-      <w:r>
-        <w:rPr>
-          <w:rStyle w:val="NormalTok"/>
-        </w:rPr>
-        <w:t xml:space="preserve"> </w:t>
-      </w:r>
-      <w:r>
-        <w:rPr>
-          <w:rStyle w:val="DataTypeTok"/>
-        </w:rPr>
-        <w:t xml:space="preserve">"country"</w:t>
-      </w:r>
-      <w:r>
-        <w:rPr>
-          <w:rStyle w:val="FunctionTok"/>
-        </w:rPr>
-        <w:t xml:space="preserve">:</w:t>
-      </w:r>
-      <w:r>
-        <w:rPr>
-          <w:rStyle w:val="NormalTok"/>
-        </w:rPr>
-        <w:t xml:space="preserve"> </w:t>
-      </w:r>
-      <w:r>
-        <w:rPr>
-          <w:rStyle w:val="StringTok"/>
-        </w:rPr>
-        <w:t xml:space="preserve">"TW"</w:t>
-      </w:r>
-      <w:r>
-        <w:rPr>
-          <w:rStyle w:val="FunctionTok"/>
-        </w:rPr>
-        <w:t xml:space="preserve">,</w:t>
-      </w:r>
-      <w:r>
-        <w:rPr>
-          <w:rStyle w:val="NormalTok"/>
-        </w:rPr>
-        <w:t xml:space="preserve"> </w:t>
-      </w:r>
-      <w:r>
-        <w:rPr>
-          <w:rStyle w:val="DataTypeTok"/>
-        </w:rPr>
-        <w:t xml:space="preserve">"study_level"</w:t>
-      </w:r>
-      <w:r>
-        <w:rPr>
-          <w:rStyle w:val="FunctionTok"/>
-        </w:rPr>
-        <w:t xml:space="preserve">:</w:t>
-      </w:r>
-      <w:r>
-        <w:rPr>
-          <w:rStyle w:val="NormalTok"/>
-        </w:rPr>
-        <w:t xml:space="preserve"> </w:t>
-      </w:r>
-      <w:r>
-        <w:rPr>
-          <w:rStyle w:val="StringTok"/>
-        </w:rPr>
-        <w:t xml:space="preserve">"Foundation Studies"</w:t>
-      </w:r>
-      <w:r>
-        <w:rPr>
-          <w:rStyle w:val="FunctionTok"/>
-        </w:rPr>
-        <w:t xml:space="preserve">,</w:t>
-      </w:r>
-      <w:r>
-        <w:rPr>
-          <w:rStyle w:val="NormalTok"/>
-        </w:rPr>
-        <w:t xml:space="preserve"> </w:t>
-      </w:r>
-      <w:r>
-        <w:rPr>
-          <w:rStyle w:val="DataTypeTok"/>
-        </w:rPr>
-        <w:t xml:space="preserve">"qualification"</w:t>
-      </w:r>
-      <w:r>
-        <w:rPr>
-          <w:rStyle w:val="FunctionTok"/>
-        </w:rPr>
-        <w:t xml:space="preserve">:</w:t>
-      </w:r>
-      <w:r>
-        <w:rPr>
-          <w:rStyle w:val="NormalTok"/>
-        </w:rPr>
-        <w:t xml:space="preserve"> </w:t>
-      </w:r>
-      <w:r>
-        <w:rPr>
-          <w:rStyle w:val="StringTok"/>
-        </w:rPr>
-        <w:t xml:space="preserve">"Senior High School Diploma"</w:t>
-      </w:r>
-      <w:r>
-        <w:rPr>
-          <w:rStyle w:val="FunctionTok"/>
-        </w:rPr>
-        <w:t xml:space="preserve">,</w:t>
-      </w:r>
-      <w:r>
-        <w:br/>
-      </w:r>
-      <w:r>
-        <w:rPr>
-          <w:rStyle w:val="NormalTok"/>
-        </w:rPr>
-        <w:t xml:space="preserve">  </w:t>
-      </w:r>
-      <w:r>
-        <w:rPr>
-          <w:rStyle w:val="DataTypeTok"/>
-        </w:rPr>
-        <w:t xml:space="preserve">"min_grade"</w:t>
-      </w:r>
-      <w:r>
-        <w:rPr>
-          <w:rStyle w:val="FunctionTok"/>
-        </w:rPr>
-        <w:t xml:space="preserve">:</w:t>
-      </w:r>
-      <w:r>
-        <w:rPr>
-          <w:rStyle w:val="NormalTok"/>
-        </w:rPr>
-        <w:t xml:space="preserve"> </w:t>
-      </w:r>
-      <w:r>
-        <w:rPr>
-          <w:rStyle w:val="StringTok"/>
-        </w:rPr>
-        <w:t xml:space="preserve">"Completion of Senior High School Diploma"</w:t>
-      </w:r>
-      <w:r>
-        <w:rPr>
-          <w:rStyle w:val="FunctionTok"/>
-        </w:rPr>
-        <w:t xml:space="preserve">,</w:t>
-      </w:r>
-      <w:r>
-        <w:rPr>
-          <w:rStyle w:val="NormalTok"/>
-        </w:rPr>
-        <w:t xml:space="preserve"> </w:t>
-      </w:r>
-      <w:r>
-        <w:rPr>
-          <w:rStyle w:val="DataTypeTok"/>
-        </w:rPr>
-        <w:t xml:space="preserve">"scale"</w:t>
-      </w:r>
-      <w:r>
-        <w:rPr>
-          <w:rStyle w:val="FunctionTok"/>
-        </w:rPr>
-        <w:t xml:space="preserve">:</w:t>
-      </w:r>
-      <w:r>
-        <w:rPr>
-          <w:rStyle w:val="NormalTok"/>
-        </w:rPr>
-        <w:t xml:space="preserve"> </w:t>
-      </w:r>
-      <w:r>
-        <w:rPr>
-          <w:rStyle w:val="StringTok"/>
-        </w:rPr>
-        <w:t xml:space="preserve">"none"</w:t>
-      </w:r>
-      <w:r>
-        <w:rPr>
-          <w:rStyle w:val="FunctionTok"/>
-        </w:rPr>
-        <w:t xml:space="preserve">,</w:t>
-      </w:r>
-      <w:r>
-        <w:rPr>
-          <w:rStyle w:val="NormalTok"/>
-        </w:rPr>
-        <w:t xml:space="preserve"> </w:t>
-      </w:r>
-      <w:r>
-        <w:rPr>
-          <w:rStyle w:val="DataTypeTok"/>
-        </w:rPr>
-        <w:t xml:space="preserve">"band"</w:t>
-      </w:r>
-      <w:r>
-        <w:rPr>
-          <w:rStyle w:val="FunctionTok"/>
-        </w:rPr>
-        <w:t xml:space="preserve">:</w:t>
-      </w:r>
-      <w:r>
-        <w:rPr>
-          <w:rStyle w:val="NormalTok"/>
-        </w:rPr>
-        <w:t xml:space="preserve"> </w:t>
-      </w:r>
-      <w:r>
-        <w:rPr>
-          <w:rStyle w:val="KeywordTok"/>
-        </w:rPr>
-        <w:t xml:space="preserve">null</w:t>
-      </w:r>
-      <w:r>
-        <w:rPr>
-          <w:rStyle w:val="FunctionTok"/>
-        </w:rPr>
-        <w:t xml:space="preserve">,</w:t>
-      </w:r>
-      <w:r>
-        <w:br/>
-      </w:r>
-      <w:r>
-        <w:rPr>
-          <w:rStyle w:val="NormalTok"/>
-        </w:rPr>
-        <w:t xml:space="preserve">  </w:t>
-      </w:r>
-      <w:r>
-        <w:rPr>
-          <w:rStyle w:val="DataTypeTok"/>
-        </w:rPr>
-        <w:t xml:space="preserve">"conditions"</w:t>
-      </w:r>
-      <w:r>
-        <w:rPr>
-          <w:rStyle w:val="FunctionTok"/>
-        </w:rPr>
-        <w:t xml:space="preserve">:</w:t>
-      </w:r>
-      <w:r>
-        <w:rPr>
-          <w:rStyle w:val="NormalTok"/>
-        </w:rPr>
-        <w:t xml:space="preserve"> </w:t>
-      </w:r>
-      <w:r>
-        <w:rPr>
-          <w:rStyle w:val="FunctionTok"/>
-        </w:rPr>
-        <w:t xml:space="preserve">{</w:t>
-      </w:r>
-      <w:r>
-        <w:rPr>
-          <w:rStyle w:val="NormalTok"/>
-        </w:rPr>
-        <w:t xml:space="preserve"> </w:t>
-      </w:r>
-      <w:r>
-        <w:rPr>
-          <w:rStyle w:val="DataTypeTok"/>
-        </w:rPr>
-        <w:t xml:space="preserve">"best_n"</w:t>
-      </w:r>
-      <w:r>
-        <w:rPr>
-          <w:rStyle w:val="FunctionTok"/>
-        </w:rPr>
-        <w:t xml:space="preserve">:</w:t>
-      </w:r>
-      <w:r>
-        <w:rPr>
-          <w:rStyle w:val="NormalTok"/>
-        </w:rPr>
-        <w:t xml:space="preserve"> </w:t>
-      </w:r>
-      <w:r>
-        <w:rPr>
-          <w:rStyle w:val="KeywordTok"/>
-        </w:rPr>
-        <w:t xml:space="preserve">null</w:t>
-      </w:r>
-      <w:r>
-        <w:rPr>
-          <w:rStyle w:val="FunctionTok"/>
-        </w:rPr>
-        <w:t xml:space="preserve">,</w:t>
-      </w:r>
-      <w:r>
-        <w:rPr>
-          <w:rStyle w:val="NormalTok"/>
-        </w:rPr>
-        <w:t xml:space="preserve"> </w:t>
-      </w:r>
-      <w:r>
-        <w:rPr>
-          <w:rStyle w:val="DataTypeTok"/>
-        </w:rPr>
-        <w:t xml:space="preserve">"alternatives"</w:t>
-      </w:r>
-      <w:r>
-        <w:rPr>
-          <w:rStyle w:val="FunctionTok"/>
-        </w:rPr>
-        <w:t xml:space="preserve">:</w:t>
-      </w:r>
-      <w:r>
-        <w:rPr>
-          <w:rStyle w:val="NormalTok"/>
-        </w:rPr>
-        <w:t xml:space="preserve"> </w:t>
-      </w:r>
-      <w:r>
-        <w:rPr>
-          <w:rStyle w:val="OtherTok"/>
-        </w:rPr>
-        <w:t xml:space="preserve">[]</w:t>
-      </w:r>
-      <w:r>
-        <w:rPr>
-          <w:rStyle w:val="FunctionTok"/>
-        </w:rPr>
-        <w:t xml:space="preserve">,</w:t>
-      </w:r>
-      <w:r>
-        <w:rPr>
-          <w:rStyle w:val="NormalTok"/>
-        </w:rPr>
-        <w:t xml:space="preserve"> </w:t>
-      </w:r>
-      <w:r>
-        <w:rPr>
-          <w:rStyle w:val="DataTypeTok"/>
-        </w:rPr>
-        <w:t xml:space="preserve">"subject_minimums"</w:t>
-      </w:r>
-      <w:r>
-        <w:rPr>
-          <w:rStyle w:val="FunctionTok"/>
-        </w:rPr>
-        <w:t xml:space="preserve">:</w:t>
-      </w:r>
-      <w:r>
-        <w:rPr>
-          <w:rStyle w:val="NormalTok"/>
-        </w:rPr>
-        <w:t xml:space="preserve"> </w:t>
-      </w:r>
-      <w:r>
-        <w:rPr>
-          <w:rStyle w:val="OtherTok"/>
-        </w:rPr>
-        <w:t xml:space="preserve">[]</w:t>
-      </w:r>
-      <w:r>
-        <w:rPr>
-          <w:rStyle w:val="NormalTok"/>
-        </w:rPr>
-        <w:t xml:space="preserve"> </w:t>
-      </w:r>
-      <w:r>
-        <w:rPr>
-          <w:rStyle w:val="FunctionTok"/>
-        </w:rPr>
-        <w:t xml:space="preserve">},</w:t>
-      </w:r>
-      <w:r>
-        <w:rPr>
-          <w:rStyle w:val="NormalTok"/>
-        </w:rPr>
-        <w:t xml:space="preserve"> </w:t>
-      </w:r>
-      <w:r>
-        <w:rPr>
-          <w:rStyle w:val="DataTypeTok"/>
-        </w:rPr>
-        <w:t xml:space="preserve">"as_at"</w:t>
-      </w:r>
-      <w:r>
-        <w:rPr>
-          <w:rStyle w:val="FunctionTok"/>
-        </w:rPr>
-        <w:t xml:space="preserve">:</w:t>
-      </w:r>
-      <w:r>
-        <w:rPr>
-          <w:rStyle w:val="NormalTok"/>
-        </w:rPr>
-        <w:t xml:space="preserve"> </w:t>
-      </w:r>
-      <w:r>
-        <w:rPr>
-          <w:rStyle w:val="StringTok"/>
-        </w:rPr>
-        <w:t xml:space="preserve">"2026-10-26"</w:t>
-      </w:r>
-      <w:r>
-        <w:rPr>
-          <w:rStyle w:val="NormalTok"/>
-        </w:rPr>
-        <w:t xml:space="preserve"> </w:t>
-      </w:r>
-      <w:r>
-        <w:rPr>
-          <w:rStyle w:val="FunctionTok"/>
-        </w:rPr>
-        <w:t xml:space="preserve">}</w:t>
-      </w:r>
-    </w:p>
-    <w:p>
-      <w:pPr>
-        <w:pStyle w:val="FirstParagraph"/>
-      </w:pPr>
-      <w:r>
-        <w:t xml:space="preserve">Show</w:t>
-      </w:r>
-      <w:r>
-        <w:t xml:space="preserve"> </w:t>
-      </w:r>
-      <w:r>
-        <w:t xml:space="preserve">“</w:t>
-      </w:r>
-      <w:r>
-        <w:t xml:space="preserve">Senior High School Diploma: Completion of Senior High School Diploma. This qualification is considered case by case.</w:t>
-      </w:r>
-      <w:r>
-        <w:t xml:space="preserve">”</w:t>
-      </w:r>
-    </w:p>
-    <w:p>
-      <w:pPr>
-        <w:pStyle w:val="BodyText"/>
-      </w:pPr>
-      <w:r>
-        <w:t xml:space="preserve">The same course without</w:t>
-      </w:r>
-      <w:r>
-        <w:t xml:space="preserve"> </w:t>
-      </w:r>
-      <w:r>
-        <w:rPr>
-          <w:rStyle w:val="VerbatimChar"/>
-        </w:rPr>
-        <w:t xml:space="preserve">edu_country</w:t>
-      </w:r>
-      <w:r>
-        <w:t xml:space="preserve"> </w:t>
-      </w:r>
-      <w:r>
-        <w:t xml:space="preserve">(its own published requirements; nothing is read from this course’s page yet, so every field is empty and there is no</w:t>
-      </w:r>
-      <w:r>
-        <w:t xml:space="preserve"> </w:t>
-      </w:r>
-      <w:r>
-        <w:rPr>
-          <w:rStyle w:val="VerbatimChar"/>
-        </w:rPr>
-        <w:t xml:space="preserve">resolution</w:t>
-      </w:r>
-      <w:r>
-        <w:t xml:space="preserve">):</w:t>
-      </w:r>
-    </w:p>
-    <w:p>
-      <w:pPr>
-        <w:pStyle w:val="SourceCode"/>
-      </w:pPr>
-      <w:r>
-        <w:rPr>
-          <w:rStyle w:val="ErrorTok"/>
-        </w:rPr>
-        <w:t xml:space="preserve">"entry":</w:t>
-      </w:r>
-      <w:r>
-        <w:rPr>
-          <w:rStyle w:val="NormalTok"/>
-        </w:rPr>
-        <w:t xml:space="preserve"> </w:t>
-      </w:r>
-      <w:r>
-        <w:rPr>
-          <w:rStyle w:val="FunctionTok"/>
-        </w:rPr>
-        <w:t xml:space="preserve">{</w:t>
-      </w:r>
-      <w:r>
-        <w:rPr>
-          <w:rStyle w:val="NormalTok"/>
-        </w:rPr>
-        <w:t xml:space="preserve"> </w:t>
-      </w:r>
-      <w:r>
-        <w:rPr>
-          <w:rStyle w:val="DataTypeTok"/>
-        </w:rPr>
-        <w:t xml:space="preserve">"min_score"</w:t>
-      </w:r>
-      <w:r>
-        <w:rPr>
-          <w:rStyle w:val="FunctionTok"/>
-        </w:rPr>
-        <w:t xml:space="preserve">:</w:t>
-      </w:r>
-      <w:r>
-        <w:rPr>
-          <w:rStyle w:val="NormalTok"/>
-        </w:rPr>
-        <w:t xml:space="preserve"> </w:t>
-      </w:r>
-      <w:r>
-        <w:rPr>
-          <w:rStyle w:val="KeywordTok"/>
-        </w:rPr>
-        <w:t xml:space="preserve">null</w:t>
-      </w:r>
-      <w:r>
-        <w:rPr>
-          <w:rStyle w:val="FunctionTok"/>
-        </w:rPr>
-        <w:t xml:space="preserve">,</w:t>
-      </w:r>
-      <w:r>
-        <w:rPr>
-          <w:rStyle w:val="NormalTok"/>
-        </w:rPr>
-        <w:t xml:space="preserve"> </w:t>
-      </w:r>
-      <w:r>
-        <w:rPr>
-          <w:rStyle w:val="DataTypeTok"/>
-        </w:rPr>
-        <w:t xml:space="preserve">"min_score_basis"</w:t>
-      </w:r>
-      <w:r>
-        <w:rPr>
-          <w:rStyle w:val="FunctionTok"/>
-        </w:rPr>
-        <w:t xml:space="preserve">:</w:t>
-      </w:r>
-      <w:r>
-        <w:rPr>
-          <w:rStyle w:val="NormalTok"/>
-        </w:rPr>
-        <w:t xml:space="preserve"> </w:t>
-      </w:r>
-      <w:r>
-        <w:rPr>
-          <w:rStyle w:val="KeywordTok"/>
-        </w:rPr>
-        <w:t xml:space="preserve">null</w:t>
-      </w:r>
-      <w:r>
-        <w:rPr>
-          <w:rStyle w:val="FunctionTok"/>
-        </w:rPr>
-        <w:t xml:space="preserve">,</w:t>
-      </w:r>
-      <w:r>
-        <w:rPr>
-          <w:rStyle w:val="NormalTok"/>
-        </w:rPr>
-        <w:t xml:space="preserve"> </w:t>
-      </w:r>
-      <w:r>
-        <w:rPr>
-          <w:rStyle w:val="DataTypeTok"/>
-        </w:rPr>
-        <w:t xml:space="preserve">"benchmark_band"</w:t>
-      </w:r>
-      <w:r>
-        <w:rPr>
-          <w:rStyle w:val="FunctionTok"/>
-        </w:rPr>
-        <w:t xml:space="preserve">:</w:t>
-      </w:r>
-      <w:r>
-        <w:rPr>
-          <w:rStyle w:val="NormalTok"/>
-        </w:rPr>
-        <w:t xml:space="preserve"> </w:t>
-      </w:r>
-      <w:r>
-        <w:rPr>
-          <w:rStyle w:val="KeywordTok"/>
-        </w:rPr>
-        <w:t xml:space="preserve">null</w:t>
-      </w:r>
-      <w:r>
-        <w:rPr>
-          <w:rStyle w:val="FunctionTok"/>
-        </w:rPr>
-        <w:t xml:space="preserve">,</w:t>
-      </w:r>
-      <w:r>
-        <w:br/>
-      </w:r>
-      <w:r>
-        <w:rPr>
-          <w:rStyle w:val="NormalTok"/>
-        </w:rPr>
-        <w:t xml:space="preserve">           </w:t>
-      </w:r>
-      <w:r>
-        <w:rPr>
-          <w:rStyle w:val="DataTypeTok"/>
-        </w:rPr>
-        <w:t xml:space="preserve">"prerequisites"</w:t>
-      </w:r>
-      <w:r>
-        <w:rPr>
-          <w:rStyle w:val="FunctionTok"/>
-        </w:rPr>
-        <w:t xml:space="preserve">:</w:t>
-      </w:r>
-      <w:r>
-        <w:rPr>
-          <w:rStyle w:val="NormalTok"/>
-        </w:rPr>
-        <w:t xml:space="preserve"> </w:t>
-      </w:r>
-      <w:r>
-        <w:rPr>
-          <w:rStyle w:val="OtherTok"/>
-        </w:rPr>
-        <w:t xml:space="preserve">[]</w:t>
-      </w:r>
-      <w:r>
-        <w:rPr>
-          <w:rStyle w:val="FunctionTok"/>
-        </w:rPr>
-        <w:t xml:space="preserve">,</w:t>
-      </w:r>
-      <w:r>
-        <w:rPr>
-          <w:rStyle w:val="NormalTok"/>
-        </w:rPr>
-        <w:t xml:space="preserve"> </w:t>
-      </w:r>
-      <w:r>
-        <w:rPr>
-          <w:rStyle w:val="DataTypeTok"/>
-        </w:rPr>
-        <w:t xml:space="preserve">"selection_tasks"</w:t>
-      </w:r>
-      <w:r>
-        <w:rPr>
-          <w:rStyle w:val="FunctionTok"/>
-        </w:rPr>
-        <w:t xml:space="preserve">:</w:t>
-      </w:r>
-      <w:r>
-        <w:rPr>
-          <w:rStyle w:val="NormalTok"/>
-        </w:rPr>
-        <w:t xml:space="preserve"> </w:t>
-      </w:r>
-      <w:r>
-        <w:rPr>
-          <w:rStyle w:val="OtherTok"/>
-        </w:rPr>
-        <w:t xml:space="preserve">[]</w:t>
-      </w:r>
-      <w:r>
-        <w:rPr>
-          <w:rStyle w:val="FunctionTok"/>
-        </w:rPr>
-        <w:t xml:space="preserve">,</w:t>
-      </w:r>
-      <w:r>
-        <w:rPr>
-          <w:rStyle w:val="NormalTok"/>
-        </w:rPr>
-        <w:t xml:space="preserve"> </w:t>
-      </w:r>
-      <w:r>
-        <w:rPr>
-          <w:rStyle w:val="DataTypeTok"/>
-        </w:rPr>
-        <w:t xml:space="preserve">"requirements_note"</w:t>
-      </w:r>
-      <w:r>
-        <w:rPr>
-          <w:rStyle w:val="FunctionTok"/>
-        </w:rPr>
-        <w:t xml:space="preserve">:</w:t>
-      </w:r>
-      <w:r>
-        <w:rPr>
-          <w:rStyle w:val="NormalTok"/>
-        </w:rPr>
-        <w:t xml:space="preserve"> </w:t>
-      </w:r>
-      <w:r>
-        <w:rPr>
-          <w:rStyle w:val="KeywordTok"/>
-        </w:rPr>
-        <w:t xml:space="preserve">null</w:t>
-      </w:r>
-      <w:r>
-        <w:rPr>
-          <w:rStyle w:val="FunctionTok"/>
-        </w:rPr>
-        <w:t xml:space="preserve">,</w:t>
-      </w:r>
-      <w:r>
-        <w:rPr>
-          <w:rStyle w:val="NormalTok"/>
-        </w:rPr>
-        <w:t xml:space="preserve"> </w:t>
-      </w:r>
-      <w:r>
-        <w:rPr>
-          <w:rStyle w:val="DataTypeTok"/>
-        </w:rPr>
-        <w:t xml:space="preserve">"resolution"</w:t>
-      </w:r>
-      <w:r>
-        <w:rPr>
-          <w:rStyle w:val="FunctionTok"/>
-        </w:rPr>
-        <w:t xml:space="preserve">:</w:t>
-      </w:r>
-      <w:r>
-        <w:rPr>
-          <w:rStyle w:val="NormalTok"/>
-        </w:rPr>
-        <w:t xml:space="preserve"> </w:t>
-      </w:r>
-      <w:r>
-        <w:rPr>
-          <w:rStyle w:val="KeywordTok"/>
-        </w:rPr>
-        <w:t xml:space="preserve">null</w:t>
-      </w:r>
-      <w:r>
-        <w:rPr>
-          <w:rStyle w:val="NormalTok"/>
-        </w:rPr>
-        <w:t xml:space="preserve"> </w:t>
-      </w:r>
-      <w:r>
-        <w:rPr>
-          <w:rStyle w:val="FunctionTok"/>
-        </w:rPr>
-        <w:t xml:space="preserve">}</w:t>
-      </w:r>
-    </w:p>
-    <w:p>
-      <w:pPr>
-        <w:pStyle w:val="FirstParagraph"/>
-      </w:pPr>
-      <w:r>
-        <w:t xml:space="preserve">For a country the provider publishes nothing for (for example</w:t>
-      </w:r>
-      <w:r>
-        <w:t xml:space="preserve"> </w:t>
-      </w:r>
-      <w:r>
-        <w:rPr>
-          <w:rStyle w:val="VerbatimChar"/>
-        </w:rPr>
-        <w:t xml:space="preserve">edu_country</w:t>
-      </w:r>
-      <w:r>
-        <w:t xml:space="preserve"> </w:t>
-      </w:r>
-      <w:r>
-        <w:rPr>
-          <w:rStyle w:val="VerbatimChar"/>
-        </w:rPr>
-        <w:t xml:space="preserve">"ZW"</w:t>
-      </w:r>
-      <w:r>
-        <w:t xml:space="preserve">),</w:t>
-      </w:r>
-      <w:r>
-        <w:t xml:space="preserve"> </w:t>
-      </w:r>
-      <w:r>
-        <w:rPr>
-          <w:rStyle w:val="VerbatimChar"/>
-        </w:rPr>
-        <w:t xml:space="preserve">resolution</w:t>
-      </w:r>
-      <w:r>
-        <w:t xml:space="preserve"> </w:t>
-      </w:r>
-      <w:r>
-        <w:t xml:space="preserve">is step 5 with</w:t>
-      </w:r>
-      <w:r>
-        <w:t xml:space="preserve"> </w:t>
-      </w:r>
-      <w:r>
-        <w:rPr>
-          <w:rStyle w:val="VerbatimChar"/>
-        </w:rPr>
-        <w:t xml:space="preserve">note</w:t>
-      </w:r>
-      <w:r>
-        <w:t xml:space="preserve"> </w:t>
-      </w:r>
-      <w:r>
-        <w:t xml:space="preserve">“</w:t>
-      </w:r>
-      <w:r>
-        <w:t xml:space="preserve">No published requirement for this country.</w:t>
-      </w:r>
-      <w:r>
-        <w:t xml:space="preserve">”</w:t>
-      </w:r>
-      <w:r>
-        <w:t xml:space="preserve"> </w:t>
-      </w:r>
-      <w:r>
-        <w:t xml:space="preserve">Render every step 5 the same way:</w:t>
-      </w:r>
-      <w:r>
-        <w:t xml:space="preserve"> </w:t>
-      </w:r>
-      <w:r>
-        <w:t xml:space="preserve">“</w:t>
-      </w:r>
-      <w:r>
-        <w:t xml:space="preserve">contact the provider</w:t>
-      </w:r>
-      <w:r>
-        <w:t xml:space="preserve">”</w:t>
-      </w:r>
-      <w:r>
-        <w:t xml:space="preserve">, with</w:t>
-      </w:r>
-      <w:r>
-        <w:t xml:space="preserve"> </w:t>
-      </w:r>
-      <w:r>
-        <w:rPr>
-          <w:rStyle w:val="VerbatimChar"/>
-        </w:rPr>
-        <w:t xml:space="preserve">contact</w:t>
+        <w:t xml:space="preserve">scale_stated</w:t>
+      </w:r>
+      <w:r>
+        <w:t xml:space="preserve"> </w:t>
+      </w:r>
+      <w:r>
+        <w:t xml:space="preserve">(on each</w:t>
+      </w:r>
+      <w:r>
+        <w:t xml:space="preserve"> </w:t>
+      </w:r>
+      <w:r>
+        <w:rPr>
+          <w:rStyle w:val="VerbatimChar"/>
+        </w:rPr>
+        <w:t xml:space="preserve">entry_matrix</w:t>
+      </w:r>
+      <w:r>
+        <w:t xml:space="preserve"> </w:t>
+      </w:r>
+      <w:r>
+        <w:t xml:space="preserve">item and each</w:t>
+      </w:r>
+      <w:r>
+        <w:t xml:space="preserve"> </w:t>
+      </w:r>
+      <w:r>
+        <w:rPr>
+          <w:rStyle w:val="VerbatimChar"/>
+        </w:rPr>
+        <w:t xml:space="preserve">resolution.rows[]</w:t>
+      </w:r>
+      <w:r>
+        <w:t xml:space="preserve"> </w:t>
+      </w:r>
+      <w:r>
+        <w:t xml:space="preserve">item; always present): whether the provider states the grading scale of</w:t>
+      </w:r>
+      <w:r>
+        <w:t xml:space="preserve"> </w:t>
+      </w:r>
+      <w:r>
+        <w:rPr>
+          <w:rStyle w:val="VerbatimChar"/>
+        </w:rPr>
+        <w:t xml:space="preserve">min_grade</w:t>
       </w:r>
       <w:r>
         <w:t xml:space="preserve">.</w:t>
-      </w:r>
-    </w:p>
-    <w:p>
-      <w:pPr>
-        <w:pStyle w:val="BodyText"/>
-      </w:pPr>
-      <w:r>
-        <w:rPr>
-          <w:bCs/>
-          <w:b/>
-        </w:rPr>
-        <w:t xml:space="preserve">Integrating:</w:t>
-      </w:r>
-    </w:p>
-    <w:p>
-      <w:pPr>
-        <w:numPr>
-          <w:ilvl w:val="0"/>
-          <w:numId w:val="1013"/>
-        </w:numPr>
-        <w:pStyle w:val="Compact"/>
-      </w:pPr>
-      <w:r>
-        <w:rPr>
-          <w:bCs/>
-          <w:b/>
-        </w:rPr>
-        <w:t xml:space="preserve">What the website shows is built by the website team.</w:t>
-      </w:r>
-      <w:r>
-        <w:t xml:space="preserve"> </w:t>
-      </w:r>
-      <w:r>
-        <w:t xml:space="preserve">The API returns the data and the outcome words above; it does not provide page components.</w:t>
-      </w:r>
-    </w:p>
-    <w:p>
-      <w:pPr>
-        <w:numPr>
-          <w:ilvl w:val="0"/>
-          <w:numId w:val="1013"/>
-        </w:numPr>
-        <w:pStyle w:val="Compact"/>
-      </w:pPr>
-      <w:r>
-        <w:rPr>
-          <w:bCs/>
-          <w:b/>
-        </w:rPr>
-        <w:t xml:space="preserve">Website (Wix):</w:t>
-      </w:r>
-      <w:r>
-        <w:t xml:space="preserve"> </w:t>
-      </w:r>
-      <w:r>
-        <w:t xml:space="preserve">let the student choose their country of prior education once (for example on the course page or in their profile), keep it in their session, and send it as</w:t>
-      </w:r>
-      <w:r>
-        <w:t xml:space="preserve"> </w:t>
-      </w:r>
-      <w:r>
-        <w:rPr>
-          <w:rStyle w:val="VerbatimChar"/>
-        </w:rPr>
-        <w:t xml:space="preserve">edu_country</w:t>
-      </w:r>
-      <w:r>
-        <w:t xml:space="preserve"> </w:t>
-      </w:r>
-      <w:r>
-        <w:t xml:space="preserve">with</w:t>
-      </w:r>
-      <w:r>
-        <w:t xml:space="preserve"> </w:t>
-      </w:r>
-      <w:r>
-        <w:rPr>
-          <w:rStyle w:val="VerbatimChar"/>
-        </w:rPr>
-        <w:t xml:space="preserve">course</w:t>
-      </w:r>
-      <w:r>
-        <w:t xml:space="preserve"> </w:t>
-      </w:r>
-      <w:r>
-        <w:t xml:space="preserve">and</w:t>
-      </w:r>
-      <w:r>
-        <w:t xml:space="preserve"> </w:t>
-      </w:r>
-      <w:r>
-        <w:rPr>
-          <w:rStyle w:val="VerbatimChar"/>
-        </w:rPr>
-        <w:t xml:space="preserve">provider</w:t>
-      </w:r>
-      <w:r>
-        <w:t xml:space="preserve"> </w:t>
-      </w:r>
-      <w:r>
-        <w:t xml:space="preserve">from your backend code, as for every call (the key never reaches the browser). Render</w:t>
-      </w:r>
-      <w:r>
-        <w:t xml:space="preserve"> </w:t>
-      </w:r>
-      <w:r>
-        <w:rPr>
-          <w:rStyle w:val="VerbatimChar"/>
-        </w:rPr>
-        <w:t xml:space="preserve">entry.resolution</w:t>
-      </w:r>
-      <w:r>
-        <w:t xml:space="preserve"> </w:t>
-      </w:r>
-      <w:r>
-        <w:t xml:space="preserve">with the three rules above; show</w:t>
-      </w:r>
-      <w:r>
-        <w:t xml:space="preserve"> </w:t>
-      </w:r>
-      <w:r>
-        <w:rPr>
-          <w:rStyle w:val="VerbatimChar"/>
-        </w:rPr>
-        <w:t xml:space="preserve">as_at</w:t>
-      </w:r>
-      <w:r>
-        <w:t xml:space="preserve"> </w:t>
-      </w:r>
-      <w:r>
-        <w:t xml:space="preserve">with each row.</w:t>
-      </w:r>
-      <w:r>
-        <w:t xml:space="preserve"> </w:t>
-      </w:r>
-      <w:r>
-        <w:rPr>
-          <w:rStyle w:val="VerbatimChar"/>
-        </w:rPr>
-        <w:t xml:space="preserve">sync</w:t>
-      </w:r>
-      <w:r>
-        <w:t xml:space="preserve"> </w:t>
-      </w:r>
-      <w:r>
-        <w:t xml:space="preserve">does not carry entry requirements: fetch them with</w:t>
-      </w:r>
-      <w:r>
-        <w:t xml:space="preserve"> </w:t>
-      </w:r>
-      <w:r>
-        <w:rPr>
-          <w:rStyle w:val="VerbatimChar"/>
-        </w:rPr>
-        <w:t xml:space="preserve">course</w:t>
-      </w:r>
-      <w:r>
-        <w:t xml:space="preserve"> </w:t>
-      </w:r>
-      <w:r>
-        <w:t xml:space="preserve">and</w:t>
-      </w:r>
-      <w:r>
-        <w:t xml:space="preserve"> </w:t>
-      </w:r>
-      <w:r>
-        <w:rPr>
-          <w:rStyle w:val="VerbatimChar"/>
-        </w:rPr>
-        <w:t xml:space="preserve">provider</w:t>
-      </w:r>
-      <w:r>
-        <w:t xml:space="preserve"> </w:t>
-      </w:r>
-      <w:r>
-        <w:t xml:space="preserve">when the page is shown (or cache them by course and country).</w:t>
-      </w:r>
-    </w:p>
-    <w:p>
-      <w:pPr>
-        <w:numPr>
-          <w:ilvl w:val="0"/>
-          <w:numId w:val="1013"/>
-        </w:numPr>
-        <w:pStyle w:val="Compact"/>
-      </w:pPr>
-      <w:r>
-        <w:rPr>
-          <w:bCs/>
-          <w:b/>
-        </w:rPr>
-        <w:t xml:space="preserve">Zoho:</w:t>
-      </w:r>
-      <w:r>
-        <w:t xml:space="preserve"> </w:t>
-      </w:r>
-      <w:r>
-        <w:t xml:space="preserve">Zoho’s own API (</w:t>
-      </w:r>
-      <w:r>
-        <w:rPr>
-          <w:rStyle w:val="VerbatimChar"/>
-        </w:rPr>
-        <w:t xml:space="preserve">zoho-api-v2</w:t>
-      </w:r>
-      <w:r>
-        <w:t xml:space="preserve">) is unchanged and carries no entry requirements. A Zoho workflow that needs them for a lead calls Website API v2</w:t>
-      </w:r>
-      <w:r>
-        <w:t xml:space="preserve"> </w:t>
-      </w:r>
-      <w:r>
-        <w:rPr>
-          <w:rStyle w:val="VerbatimChar"/>
-        </w:rPr>
-        <w:t xml:space="preserve">course</w:t>
-      </w:r>
-      <w:r>
-        <w:t xml:space="preserve"> </w:t>
-      </w:r>
-      <w:r>
-        <w:t xml:space="preserve">with the lead’s country of prior education, with a key issued for that use.</w:t>
-      </w:r>
-    </w:p>
-    <w:p>
-      <w:pPr>
-        <w:numPr>
-          <w:ilvl w:val="0"/>
-          <w:numId w:val="1013"/>
-        </w:numPr>
-        <w:pStyle w:val="Compact"/>
-      </w:pPr>
-      <w:r>
-        <w:rPr>
-          <w:bCs/>
-          <w:b/>
-        </w:rPr>
-        <w:t xml:space="preserve">Other consumers:</w:t>
-      </w:r>
-      <w:r>
-        <w:t xml:space="preserve"> </w:t>
-      </w:r>
-      <w:r>
-        <w:t xml:space="preserve">treat</w:t>
-      </w:r>
-      <w:r>
-        <w:t xml:space="preserve"> </w:t>
-      </w:r>
-      <w:r>
-        <w:rPr>
-          <w:rStyle w:val="VerbatimChar"/>
-        </w:rPr>
-        <w:t xml:space="preserve">entry</w:t>
-      </w:r>
-      <w:r>
-        <w:t xml:space="preserve"> </w:t>
-      </w:r>
-      <w:r>
-        <w:t xml:space="preserve">and</w:t>
-      </w:r>
-      <w:r>
-        <w:t xml:space="preserve"> </w:t>
-      </w:r>
-      <w:r>
-        <w:rPr>
-          <w:rStyle w:val="VerbatimChar"/>
-        </w:rPr>
-        <w:t xml:space="preserve">entry_matrix</w:t>
-      </w:r>
-      <w:r>
-        <w:t xml:space="preserve"> </w:t>
-      </w:r>
-      <w:r>
-        <w:t xml:space="preserve">as optional; a value not held is</w:t>
-      </w:r>
-      <w:r>
-        <w:t xml:space="preserve"> </w:t>
-      </w:r>
-      <w:r>
-        <w:rPr>
-          <w:rStyle w:val="VerbatimChar"/>
-        </w:rPr>
-        <w:t xml:space="preserve">null</w:t>
-      </w:r>
-      <w:r>
-        <w:t xml:space="preserve"> </w:t>
-      </w:r>
-      <w:r>
-        <w:t xml:space="preserve">or empty, never a placeholder.</w:t>
-      </w:r>
-    </w:p>
-    <w:p>
-      <w:pPr>
-        <w:pStyle w:val="FirstParagraph"/>
-      </w:pPr>
-      <w:r>
-        <w:t xml:space="preserve">Coverage grows as each provider’s published table is admitted by a person (section 8).</w:t>
-      </w:r>
-    </w:p>
-    <w:bookmarkEnd w:id="36"/>
-    <w:bookmarkEnd w:id="37"/>
-    <w:bookmarkStart w:id="38" w:name="what-is-held-now"/>
-    <w:p>
-      <w:pPr>
-        <w:pStyle w:val="Heading1"/>
-      </w:pPr>
-      <w:r>
-        <w:t xml:space="preserve">8. What is held now</w:t>
-      </w:r>
-    </w:p>
-    <w:p>
-      <w:pPr>
-        <w:pStyle w:val="FirstParagraph"/>
-      </w:pPr>
-      <w:r>
-        <w:t xml:space="preserve">Courses or records the API returns holding a value (29 October 2026; coverage grows daily).</w:t>
       </w:r>
     </w:p>
     <w:tbl>
@@ -16837,7 +14136,7 @@
                 <w:b/>
                 <w:color w:val="FFFFFF"/>
               </w:rPr>
-              <w:t xml:space="preserve">Course field</w:t>
+              <w:t xml:space="preserve">Value</w:t>
             </w:r>
           </w:p>
         </w:tc>
@@ -16855,7 +14154,7 @@
                 <w:b/>
                 <w:color w:val="FFFFFF"/>
               </w:rPr>
-              <w:t xml:space="preserve">Australia (23,732)</w:t>
+              <w:t xml:space="preserve">Meaning</w:t>
             </w:r>
           </w:p>
         </w:tc>
@@ -16870,10 +14169,11 @@
             </w:pPr>
             <w:r>
               <w:rPr>
+                <w:rStyle w:val="VerbatimChar"/>
                 <w:b/>
                 <w:color w:val="FFFFFF"/>
               </w:rPr>
-              <w:t xml:space="preserve">New Zealand (6,474)</w:t>
+              <w:t xml:space="preserve">scale</w:t>
             </w:r>
           </w:p>
         </w:tc>
@@ -16891,7 +14191,7 @@
                 <w:b/>
                 <w:color w:val="FFFFFF"/>
               </w:rPr>
-              <w:t xml:space="preserve">Canada (3,814)</w:t>
+              <w:t xml:space="preserve">Show</w:t>
             </w:r>
           </w:p>
         </w:tc>
@@ -16905,43 +14205,55 @@
               <w:jc w:val="left"/>
             </w:pPr>
             <w:r>
-              <w:t xml:space="preserve">Official course page</w:t>
-            </w:r>
-          </w:p>
-        </w:tc>
-        <w:tc>
-          <w:tcPr/>
-          <w:p>
-            <w:pPr>
-              <w:pStyle w:val="Compact"/>
-              <w:jc w:val="left"/>
-            </w:pPr>
-            <w:r>
-              <w:t xml:space="preserve">17,893</w:t>
-            </w:r>
-          </w:p>
-        </w:tc>
-        <w:tc>
-          <w:tcPr/>
-          <w:p>
-            <w:pPr>
-              <w:pStyle w:val="Compact"/>
-              <w:jc w:val="left"/>
-            </w:pPr>
-            <w:r>
-              <w:t xml:space="preserve">3,043</w:t>
-            </w:r>
-          </w:p>
-        </w:tc>
-        <w:tc>
-          <w:tcPr/>
-          <w:p>
-            <w:pPr>
-              <w:pStyle w:val="Compact"/>
-              <w:jc w:val="left"/>
-            </w:pPr>
-            <w:r>
-              <w:t xml:space="preserve">2,664</w:t>
+              <w:rPr>
+                <w:rStyle w:val="VerbatimChar"/>
+              </w:rPr>
+              <w:t xml:space="preserve">true</w:t>
+            </w:r>
+          </w:p>
+        </w:tc>
+        <w:tc>
+          <w:tcPr/>
+          <w:p>
+            <w:pPr>
+              <w:pStyle w:val="Compact"/>
+              <w:jc w:val="left"/>
+            </w:pPr>
+            <w:r>
+              <w:t xml:space="preserve">A grade with a stated scale</w:t>
+            </w:r>
+          </w:p>
+        </w:tc>
+        <w:tc>
+          <w:tcPr/>
+          <w:p>
+            <w:pPr>
+              <w:pStyle w:val="Compact"/>
+              <w:jc w:val="left"/>
+            </w:pPr>
+            <w:r>
+              <w:t xml:space="preserve">the scale, for example</w:t>
+            </w:r>
+            <w:r>
+              <w:t xml:space="preserve"> </w:t>
+            </w:r>
+            <w:r>
+              <w:rPr>
+                <w:rStyle w:val="VerbatimChar"/>
+              </w:rPr>
+              <w:t xml:space="preserve">"percentage"</w:t>
+            </w:r>
+          </w:p>
+        </w:tc>
+        <w:tc>
+          <w:tcPr/>
+          <w:p>
+            <w:pPr>
+              <w:pStyle w:val="Compact"/>
+              <w:jc w:val="left"/>
+            </w:pPr>
+            <w:r>
+              <w:t xml:space="preserve">As before: the minimum with its scale</w:t>
             </w:r>
           </w:p>
         </w:tc>
@@ -16955,43 +14267,55 @@
               <w:jc w:val="left"/>
             </w:pPr>
             <w:r>
-              <w:t xml:space="preserve">English requirements</w:t>
-            </w:r>
-          </w:p>
-        </w:tc>
-        <w:tc>
-          <w:tcPr/>
-          <w:p>
-            <w:pPr>
-              <w:pStyle w:val="Compact"/>
-              <w:jc w:val="left"/>
-            </w:pPr>
-            <w:r>
-              <w:t xml:space="preserve">16,032</w:t>
-            </w:r>
-          </w:p>
-        </w:tc>
-        <w:tc>
-          <w:tcPr/>
-          <w:p>
-            <w:pPr>
-              <w:pStyle w:val="Compact"/>
-              <w:jc w:val="left"/>
-            </w:pPr>
-            <w:r>
-              <w:t xml:space="preserve">2,356</w:t>
-            </w:r>
-          </w:p>
-        </w:tc>
-        <w:tc>
-          <w:tcPr/>
-          <w:p>
-            <w:pPr>
-              <w:pStyle w:val="Compact"/>
-              <w:jc w:val="left"/>
-            </w:pPr>
-            <w:r>
-              <w:t xml:space="preserve">2,009</w:t>
+              <w:rPr>
+                <w:rStyle w:val="VerbatimChar"/>
+              </w:rPr>
+              <w:t xml:space="preserve">false</w:t>
+            </w:r>
+          </w:p>
+        </w:tc>
+        <w:tc>
+          <w:tcPr/>
+          <w:p>
+            <w:pPr>
+              <w:pStyle w:val="Compact"/>
+              <w:jc w:val="left"/>
+            </w:pPr>
+            <w:r>
+              <w:t xml:space="preserve">A grade printed with no stated scale</w:t>
+            </w:r>
+          </w:p>
+        </w:tc>
+        <w:tc>
+          <w:tcPr/>
+          <w:p>
+            <w:pPr>
+              <w:pStyle w:val="Compact"/>
+              <w:jc w:val="left"/>
+            </w:pPr>
+            <w:r>
+              <w:rPr>
+                <w:rStyle w:val="VerbatimChar"/>
+              </w:rPr>
+              <w:t xml:space="preserve">null</w:t>
+            </w:r>
+          </w:p>
+        </w:tc>
+        <w:tc>
+          <w:tcPr/>
+          <w:p>
+            <w:pPr>
+              <w:pStyle w:val="Compact"/>
+              <w:jc w:val="left"/>
+            </w:pPr>
+            <w:r>
+              <w:t xml:space="preserve">“</w:t>
+            </w:r>
+            <w:r>
+              <w:t xml:space="preserve">Published requirement: [min_grade]. The provider does not state a grading scale on this page; check the source or contact the provider.</w:t>
+            </w:r>
+            <w:r>
+              <w:t xml:space="preserve">”</w:t>
             </w:r>
           </w:p>
         </w:tc>
@@ -17005,493 +14329,58 @@
               <w:jc w:val="left"/>
             </w:pPr>
             <w:r>
-              <w:t xml:space="preserve">of which Duolingo English Test (DET)</w:t>
-            </w:r>
-          </w:p>
-        </w:tc>
-        <w:tc>
-          <w:tcPr/>
-          <w:p>
-            <w:pPr>
-              <w:pStyle w:val="Compact"/>
-              <w:jc w:val="left"/>
-            </w:pPr>
-            <w:r>
-              <w:t xml:space="preserve">405</w:t>
-            </w:r>
-          </w:p>
-        </w:tc>
-        <w:tc>
-          <w:tcPr/>
-          <w:p>
-            <w:pPr>
-              <w:pStyle w:val="Compact"/>
-              <w:jc w:val="left"/>
-            </w:pPr>
-            <w:r>
-              <w:t xml:space="preserve">0</w:t>
-            </w:r>
-          </w:p>
-        </w:tc>
-        <w:tc>
-          <w:tcPr/>
-          <w:p>
-            <w:pPr>
-              <w:pStyle w:val="Compact"/>
-              <w:jc w:val="left"/>
-            </w:pPr>
-            <w:r>
-              <w:t xml:space="preserve">248</w:t>
-            </w:r>
-          </w:p>
-        </w:tc>
-      </w:tr>
-      <w:tr>
-        <w:tc>
-          <w:tcPr/>
-          <w:p>
-            <w:pPr>
-              <w:pStyle w:val="Compact"/>
-              <w:jc w:val="left"/>
-            </w:pPr>
-            <w:r>
-              <w:t xml:space="preserve">Intake months</w:t>
-            </w:r>
-          </w:p>
-        </w:tc>
-        <w:tc>
-          <w:tcPr/>
-          <w:p>
-            <w:pPr>
-              <w:pStyle w:val="Compact"/>
-              <w:jc w:val="left"/>
-            </w:pPr>
-            <w:r>
-              <w:t xml:space="preserve">9,374</w:t>
-            </w:r>
-          </w:p>
-        </w:tc>
-        <w:tc>
-          <w:tcPr/>
-          <w:p>
-            <w:pPr>
-              <w:pStyle w:val="Compact"/>
-              <w:jc w:val="left"/>
-            </w:pPr>
-            <w:r>
-              <w:t xml:space="preserve">2,140</w:t>
-            </w:r>
-          </w:p>
-        </w:tc>
-        <w:tc>
-          <w:tcPr/>
-          <w:p>
-            <w:pPr>
-              <w:pStyle w:val="Compact"/>
-              <w:jc w:val="left"/>
-            </w:pPr>
-            <w:r>
-              <w:t xml:space="preserve">1,613</w:t>
-            </w:r>
-          </w:p>
-        </w:tc>
-      </w:tr>
-      <w:tr>
-        <w:tc>
-          <w:tcPr/>
-          <w:p>
-            <w:pPr>
-              <w:pStyle w:val="Compact"/>
-              <w:jc w:val="left"/>
-            </w:pPr>
-            <w:r>
-              <w:t xml:space="preserve">Any tuition</w:t>
-            </w:r>
-          </w:p>
-        </w:tc>
-        <w:tc>
-          <w:tcPr/>
-          <w:p>
-            <w:pPr>
-              <w:pStyle w:val="Compact"/>
-              <w:jc w:val="left"/>
-            </w:pPr>
-            <w:r>
-              <w:t xml:space="preserve">23,564</w:t>
-            </w:r>
-          </w:p>
-        </w:tc>
-        <w:tc>
-          <w:tcPr/>
-          <w:p>
-            <w:pPr>
-              <w:pStyle w:val="Compact"/>
-              <w:jc w:val="left"/>
-            </w:pPr>
-            <w:r>
-              <w:t xml:space="preserve">1,414</w:t>
-            </w:r>
-          </w:p>
-        </w:tc>
-        <w:tc>
-          <w:tcPr/>
-          <w:p>
-            <w:pPr>
-              <w:pStyle w:val="Compact"/>
-              <w:jc w:val="left"/>
-            </w:pPr>
-            <w:r>
-              <w:t xml:space="preserve">680</w:t>
-            </w:r>
-          </w:p>
-        </w:tc>
-      </w:tr>
-      <w:tr>
-        <w:tc>
-          <w:tcPr/>
-          <w:p>
-            <w:pPr>
-              <w:pStyle w:val="Compact"/>
-              <w:jc w:val="left"/>
-            </w:pPr>
-            <w:r>
-              <w:t xml:space="preserve">Study area</w:t>
-            </w:r>
-          </w:p>
-        </w:tc>
-        <w:tc>
-          <w:tcPr/>
-          <w:p>
-            <w:pPr>
-              <w:pStyle w:val="Compact"/>
-              <w:jc w:val="left"/>
-            </w:pPr>
-            <w:r>
-              <w:t xml:space="preserve">23,732</w:t>
-            </w:r>
-          </w:p>
-        </w:tc>
-        <w:tc>
-          <w:tcPr/>
-          <w:p>
-            <w:pPr>
-              <w:pStyle w:val="Compact"/>
-              <w:jc w:val="left"/>
-            </w:pPr>
-            <w:r>
-              <w:t xml:space="preserve">6,225</w:t>
-            </w:r>
-          </w:p>
-        </w:tc>
-        <w:tc>
-          <w:tcPr/>
-          <w:p>
-            <w:pPr>
-              <w:pStyle w:val="Compact"/>
-              <w:jc w:val="left"/>
-            </w:pPr>
-            <w:r>
-              <w:t xml:space="preserve">3,774</w:t>
-            </w:r>
-          </w:p>
-        </w:tc>
-      </w:tr>
-      <w:tr>
-        <w:tc>
-          <w:tcPr/>
-          <w:p>
-            <w:pPr>
-              <w:pStyle w:val="Compact"/>
-              <w:jc w:val="left"/>
-            </w:pPr>
-            <w:r>
-              <w:t xml:space="preserve">Study level</w:t>
-            </w:r>
-          </w:p>
-        </w:tc>
-        <w:tc>
-          <w:tcPr/>
-          <w:p>
-            <w:pPr>
-              <w:pStyle w:val="Compact"/>
-              <w:jc w:val="left"/>
-            </w:pPr>
-            <w:r>
-              <w:t xml:space="preserve">23,732</w:t>
-            </w:r>
-          </w:p>
-        </w:tc>
-        <w:tc>
-          <w:tcPr/>
-          <w:p>
-            <w:pPr>
-              <w:pStyle w:val="Compact"/>
-              <w:jc w:val="left"/>
-            </w:pPr>
-            <w:r>
-              <w:t xml:space="preserve">6,254</w:t>
-            </w:r>
-          </w:p>
-        </w:tc>
-        <w:tc>
-          <w:tcPr/>
-          <w:p>
-            <w:pPr>
-              <w:pStyle w:val="Compact"/>
-              <w:jc w:val="left"/>
-            </w:pPr>
-            <w:r>
-              <w:t xml:space="preserve">3,814</w:t>
-            </w:r>
-          </w:p>
-        </w:tc>
-      </w:tr>
-      <w:tr>
-        <w:tc>
-          <w:tcPr/>
-          <w:p>
-            <w:pPr>
-              <w:pStyle w:val="Compact"/>
-              <w:jc w:val="left"/>
-            </w:pPr>
-            <w:r>
-              <w:t xml:space="preserve">Duration (months)</w:t>
-            </w:r>
-          </w:p>
-        </w:tc>
-        <w:tc>
-          <w:tcPr/>
-          <w:p>
-            <w:pPr>
-              <w:pStyle w:val="Compact"/>
-              <w:jc w:val="left"/>
-            </w:pPr>
-            <w:r>
-              <w:t xml:space="preserve">23,732</w:t>
-            </w:r>
-          </w:p>
-        </w:tc>
-        <w:tc>
-          <w:tcPr/>
-          <w:p>
-            <w:pPr>
-              <w:pStyle w:val="Compact"/>
-              <w:jc w:val="left"/>
-            </w:pPr>
-            <w:r>
-              <w:t xml:space="preserve">2,338</w:t>
-            </w:r>
-          </w:p>
-        </w:tc>
-        <w:tc>
-          <w:tcPr/>
-          <w:p>
-            <w:pPr>
-              <w:pStyle w:val="Compact"/>
-              <w:jc w:val="left"/>
-            </w:pPr>
-            <w:r>
-              <w:t xml:space="preserve">1,324</w:t>
-            </w:r>
-          </w:p>
-        </w:tc>
-      </w:tr>
-      <w:tr>
-        <w:tc>
-          <w:tcPr/>
-          <w:p>
-            <w:pPr>
-              <w:pStyle w:val="Compact"/>
-              <w:jc w:val="left"/>
-            </w:pPr>
-            <w:r>
-              <w:t xml:space="preserve">Delivery mode</w:t>
-            </w:r>
-          </w:p>
-        </w:tc>
-        <w:tc>
-          <w:tcPr/>
-          <w:p>
-            <w:pPr>
-              <w:pStyle w:val="Compact"/>
-              <w:jc w:val="left"/>
-            </w:pPr>
-            <w:r>
-              <w:t xml:space="preserve">23,712</w:t>
-            </w:r>
-          </w:p>
-        </w:tc>
-        <w:tc>
-          <w:tcPr/>
-          <w:p>
-            <w:pPr>
-              <w:pStyle w:val="Compact"/>
-              <w:jc w:val="left"/>
-            </w:pPr>
-            <w:r>
-              <w:t xml:space="preserve">2,980</w:t>
-            </w:r>
-          </w:p>
-        </w:tc>
-        <w:tc>
-          <w:tcPr/>
-          <w:p>
-            <w:pPr>
-              <w:pStyle w:val="Compact"/>
-              <w:jc w:val="left"/>
-            </w:pPr>
-            <w:r>
-              <w:t xml:space="preserve">2,507</w:t>
-            </w:r>
-          </w:p>
-        </w:tc>
-      </w:tr>
-      <w:tr>
-        <w:tc>
-          <w:tcPr/>
-          <w:p>
-            <w:pPr>
-              <w:pStyle w:val="Compact"/>
-              <w:jc w:val="left"/>
-            </w:pPr>
-            <w:r>
-              <w:t xml:space="preserve">At least one campus</w:t>
-            </w:r>
-          </w:p>
-        </w:tc>
-        <w:tc>
-          <w:tcPr/>
-          <w:p>
-            <w:pPr>
-              <w:pStyle w:val="Compact"/>
-              <w:jc w:val="left"/>
-            </w:pPr>
-            <w:r>
-              <w:t xml:space="preserve">23,701</w:t>
-            </w:r>
-          </w:p>
-        </w:tc>
-        <w:tc>
-          <w:tcPr/>
-          <w:p>
-            <w:pPr>
-              <w:pStyle w:val="Compact"/>
-              <w:jc w:val="left"/>
-            </w:pPr>
-            <w:r>
-              <w:t xml:space="preserve">2,339</w:t>
-            </w:r>
-          </w:p>
-        </w:tc>
-        <w:tc>
-          <w:tcPr/>
-          <w:p>
-            <w:pPr>
-              <w:pStyle w:val="Compact"/>
-              <w:jc w:val="left"/>
-            </w:pPr>
-            <w:r>
-              <w:t xml:space="preserve">2,088</w:t>
-            </w:r>
-          </w:p>
-        </w:tc>
-      </w:tr>
-      <w:tr>
-        <w:tc>
-          <w:tcPr/>
-          <w:p>
-            <w:pPr>
-              <w:pStyle w:val="Compact"/>
-              <w:jc w:val="left"/>
-            </w:pPr>
-            <w:r>
-              <w:t xml:space="preserve">At least one linked scholarship</w:t>
-            </w:r>
-          </w:p>
-        </w:tc>
-        <w:tc>
-          <w:tcPr/>
-          <w:p>
-            <w:pPr>
-              <w:pStyle w:val="Compact"/>
-              <w:jc w:val="left"/>
-            </w:pPr>
-            <w:r>
-              <w:t xml:space="preserve">9,136</w:t>
-            </w:r>
-          </w:p>
-        </w:tc>
-        <w:tc>
-          <w:tcPr/>
-          <w:p>
-            <w:pPr>
-              <w:pStyle w:val="Compact"/>
-              <w:jc w:val="left"/>
-            </w:pPr>
-            <w:r>
-              <w:t xml:space="preserve">1,456</w:t>
-            </w:r>
-          </w:p>
-        </w:tc>
-        <w:tc>
-          <w:tcPr/>
-          <w:p>
-            <w:pPr>
-              <w:pStyle w:val="Compact"/>
-              <w:jc w:val="left"/>
-            </w:pPr>
-            <w:r>
-              <w:t xml:space="preserve">990</w:t>
-            </w:r>
-          </w:p>
-        </w:tc>
-      </w:tr>
-      <w:tr>
-        <w:tc>
-          <w:tcPr/>
-          <w:p>
-            <w:pPr>
-              <w:pStyle w:val="Compact"/>
-              <w:jc w:val="left"/>
-            </w:pPr>
-            <w:r>
-              <w:t xml:space="preserve">Providers with courses</w:t>
-            </w:r>
-          </w:p>
-        </w:tc>
-        <w:tc>
-          <w:tcPr/>
-          <w:p>
-            <w:pPr>
-              <w:pStyle w:val="Compact"/>
-              <w:jc w:val="left"/>
-            </w:pPr>
-            <w:r>
-              <w:t xml:space="preserve">1,279</w:t>
-            </w:r>
-          </w:p>
-        </w:tc>
-        <w:tc>
-          <w:tcPr/>
-          <w:p>
-            <w:pPr>
-              <w:pStyle w:val="Compact"/>
-              <w:jc w:val="left"/>
-            </w:pPr>
-            <w:r>
-              <w:t xml:space="preserve">287</w:t>
-            </w:r>
-          </w:p>
-        </w:tc>
-        <w:tc>
-          <w:tcPr/>
-          <w:p>
-            <w:pPr>
-              <w:pStyle w:val="Compact"/>
-              <w:jc w:val="left"/>
-            </w:pPr>
-            <w:r>
-              <w:t xml:space="preserve">52</w:t>
+              <w:rPr>
+                <w:rStyle w:val="VerbatimChar"/>
+              </w:rPr>
+              <w:t xml:space="preserve">null</w:t>
+            </w:r>
+          </w:p>
+        </w:tc>
+        <w:tc>
+          <w:tcPr/>
+          <w:p>
+            <w:pPr>
+              <w:pStyle w:val="Compact"/>
+              <w:jc w:val="left"/>
+            </w:pPr>
+            <w:r>
+              <w:t xml:space="preserve">No minimum on a scale is stated (case by case)</w:t>
+            </w:r>
+          </w:p>
+        </w:tc>
+        <w:tc>
+          <w:tcPr/>
+          <w:p>
+            <w:pPr>
+              <w:pStyle w:val="Compact"/>
+              <w:jc w:val="left"/>
+            </w:pPr>
+            <w:r>
+              <w:rPr>
+                <w:rStyle w:val="VerbatimChar"/>
+              </w:rPr>
+              <w:t xml:space="preserve">"none"</w:t>
+            </w:r>
+          </w:p>
+        </w:tc>
+        <w:tc>
+          <w:tcPr/>
+          <w:p>
+            <w:pPr>
+              <w:pStyle w:val="Compact"/>
+              <w:jc w:val="left"/>
+            </w:pPr>
+            <w:r>
+              <w:t xml:space="preserve">“</w:t>
+            </w:r>
+            <w:r>
+              <w:t xml:space="preserve">This qualification is considered case by case</w:t>
+            </w:r>
+            <w:r>
+              <w:t xml:space="preserve">”</w:t>
+            </w:r>
+            <w:r>
+              <w:t xml:space="preserve">, as before</w:t>
             </w:r>
           </w:p>
         </w:tc>
@@ -17502,7 +14391,112 @@
         <w:pStyle w:val="BodyText"/>
       </w:pPr>
       <w:r>
-        <w:t xml:space="preserve">Scholarships returned: 1,114 (Australia 898, New Zealand 151, Canada 65); 1,111 open to international students. Providers with an approved logo: 1,463. QS 2027 ranked Australian providers: 38. QILT statistics: 116 Australian providers. Institution type: held for Australian and New Zealand providers (null for Canada).</w:t>
+        <w:t xml:space="preserve">A row from the course’s own page (</w:t>
+      </w:r>
+      <w:r>
+        <w:rPr>
+          <w:rStyle w:val="VerbatimChar"/>
+        </w:rPr>
+        <w:t xml:space="preserve">resolution</w:t>
+      </w:r>
+      <w:r>
+        <w:t xml:space="preserve"> </w:t>
+      </w:r>
+      <w:r>
+        <w:rPr>
+          <w:rStyle w:val="VerbatimChar"/>
+        </w:rPr>
+        <w:t xml:space="preserve">step</w:t>
+      </w:r>
+      <w:r>
+        <w:t xml:space="preserve"> </w:t>
+      </w:r>
+      <w:r>
+        <w:t xml:space="preserve">1) always has</w:t>
+      </w:r>
+      <w:r>
+        <w:t xml:space="preserve"> </w:t>
+      </w:r>
+      <w:r>
+        <w:rPr>
+          <w:rStyle w:val="VerbatimChar"/>
+        </w:rPr>
+        <w:t xml:space="preserve">scale_stated</w:t>
+      </w:r>
+      <w:r>
+        <w:t xml:space="preserve"> </w:t>
+      </w:r>
+      <w:r>
+        <w:rPr>
+          <w:rStyle w:val="VerbatimChar"/>
+        </w:rPr>
+        <w:t xml:space="preserve">null</w:t>
+      </w:r>
+      <w:r>
+        <w:t xml:space="preserve">. Use</w:t>
+      </w:r>
+      <w:r>
+        <w:t xml:space="preserve"> </w:t>
+      </w:r>
+      <w:r>
+        <w:rPr>
+          <w:rStyle w:val="VerbatimChar"/>
+        </w:rPr>
+        <w:t xml:space="preserve">scale_stated === false</w:t>
+      </w:r>
+      <w:r>
+        <w:t xml:space="preserve"> </w:t>
+      </w:r>
+      <w:r>
+        <w:t xml:space="preserve">as the only test for the</w:t>
+      </w:r>
+      <w:r>
+        <w:t xml:space="preserve"> </w:t>
+      </w:r>
+      <w:r>
+        <w:t xml:space="preserve">“</w:t>
+      </w:r>
+      <w:r>
+        <w:t xml:space="preserve">does not state a grading scale</w:t>
+      </w:r>
+      <w:r>
+        <w:t xml:space="preserve">”</w:t>
+      </w:r>
+      <w:r>
+        <w:t xml:space="preserve"> </w:t>
+      </w:r>
+      <w:r>
+        <w:t xml:space="preserve">wording;</w:t>
+      </w:r>
+      <w:r>
+        <w:t xml:space="preserve"> </w:t>
+      </w:r>
+      <w:r>
+        <w:rPr>
+          <w:rStyle w:val="VerbatimChar"/>
+        </w:rPr>
+        <w:t xml:space="preserve">true</w:t>
+      </w:r>
+      <w:r>
+        <w:t xml:space="preserve"> </w:t>
+      </w:r>
+      <w:r>
+        <w:t xml:space="preserve">and</w:t>
+      </w:r>
+      <w:r>
+        <w:t xml:space="preserve"> </w:t>
+      </w:r>
+      <w:r>
+        <w:rPr>
+          <w:rStyle w:val="VerbatimChar"/>
+        </w:rPr>
+        <w:t xml:space="preserve">null</w:t>
+      </w:r>
+      <w:r>
+        <w:t xml:space="preserve"> </w:t>
+      </w:r>
+      <w:r>
+        <w:t xml:space="preserve">keep the rendering you have.</w:t>
       </w:r>
     </w:p>
     <w:p>
@@ -17510,7 +14504,4264 @@
         <w:pStyle w:val="BodyText"/>
       </w:pPr>
       <w:r>
-        <w:t xml:space="preserve">Academic entry requirements (7.9): provider tables admitted for 1 provider (343 rows across its countries); more providers’ tables are being read and wait for a person’s approval before they are returned. Course-level entry rows admitted: none yet. A course or provider without admitted rows returns</w:t>
+        <w:rPr>
+          <w:bCs/>
+          <w:b/>
+        </w:rPr>
+        <w:t xml:space="preserve">Worked example (Pilot, measured 31 October 2026, admitted rows only):</w:t>
+      </w:r>
+      <w:r>
+        <w:t xml:space="preserve"> </w:t>
+      </w:r>
+      <w:r>
+        <w:t xml:space="preserve">RMIT University, Bachelor of Engineering (Honours), CRICOS</w:t>
+      </w:r>
+      <w:r>
+        <w:t xml:space="preserve"> </w:t>
+      </w:r>
+      <w:r>
+        <w:rPr>
+          <w:rStyle w:val="VerbatimChar"/>
+        </w:rPr>
+        <w:t xml:space="preserve">0100714</w:t>
+      </w:r>
+      <w:r>
+        <w:t xml:space="preserve">, for a student from India.</w:t>
+      </w:r>
+    </w:p>
+    <w:p>
+      <w:pPr>
+        <w:pStyle w:val="SourceCode"/>
+      </w:pPr>
+      <w:r>
+        <w:rPr>
+          <w:rStyle w:val="FunctionTok"/>
+        </w:rPr>
+        <w:t xml:space="preserve">{</w:t>
+      </w:r>
+      <w:r>
+        <w:rPr>
+          <w:rStyle w:val="NormalTok"/>
+        </w:rPr>
+        <w:t xml:space="preserve"> </w:t>
+      </w:r>
+      <w:r>
+        <w:rPr>
+          <w:rStyle w:val="DataTypeTok"/>
+        </w:rPr>
+        <w:t xml:space="preserve">"action"</w:t>
+      </w:r>
+      <w:r>
+        <w:rPr>
+          <w:rStyle w:val="FunctionTok"/>
+        </w:rPr>
+        <w:t xml:space="preserve">:</w:t>
+      </w:r>
+      <w:r>
+        <w:rPr>
+          <w:rStyle w:val="NormalTok"/>
+        </w:rPr>
+        <w:t xml:space="preserve"> </w:t>
+      </w:r>
+      <w:r>
+        <w:rPr>
+          <w:rStyle w:val="StringTok"/>
+        </w:rPr>
+        <w:t xml:space="preserve">"course"</w:t>
+      </w:r>
+      <w:r>
+        <w:rPr>
+          <w:rStyle w:val="FunctionTok"/>
+        </w:rPr>
+        <w:t xml:space="preserve">,</w:t>
+      </w:r>
+      <w:r>
+        <w:rPr>
+          <w:rStyle w:val="NormalTok"/>
+        </w:rPr>
+        <w:t xml:space="preserve"> </w:t>
+      </w:r>
+      <w:r>
+        <w:rPr>
+          <w:rStyle w:val="DataTypeTok"/>
+        </w:rPr>
+        <w:t xml:space="preserve">"course_code"</w:t>
+      </w:r>
+      <w:r>
+        <w:rPr>
+          <w:rStyle w:val="FunctionTok"/>
+        </w:rPr>
+        <w:t xml:space="preserve">:</w:t>
+      </w:r>
+      <w:r>
+        <w:rPr>
+          <w:rStyle w:val="NormalTok"/>
+        </w:rPr>
+        <w:t xml:space="preserve"> </w:t>
+      </w:r>
+      <w:r>
+        <w:rPr>
+          <w:rStyle w:val="StringTok"/>
+        </w:rPr>
+        <w:t xml:space="preserve">"0100714"</w:t>
+      </w:r>
+      <w:r>
+        <w:rPr>
+          <w:rStyle w:val="FunctionTok"/>
+        </w:rPr>
+        <w:t xml:space="preserve">,</w:t>
+      </w:r>
+      <w:r>
+        <w:rPr>
+          <w:rStyle w:val="NormalTok"/>
+        </w:rPr>
+        <w:t xml:space="preserve"> </w:t>
+      </w:r>
+      <w:r>
+        <w:rPr>
+          <w:rStyle w:val="DataTypeTok"/>
+        </w:rPr>
+        <w:t xml:space="preserve">"edu_country"</w:t>
+      </w:r>
+      <w:r>
+        <w:rPr>
+          <w:rStyle w:val="FunctionTok"/>
+        </w:rPr>
+        <w:t xml:space="preserve">:</w:t>
+      </w:r>
+      <w:r>
+        <w:rPr>
+          <w:rStyle w:val="NormalTok"/>
+        </w:rPr>
+        <w:t xml:space="preserve"> </w:t>
+      </w:r>
+      <w:r>
+        <w:rPr>
+          <w:rStyle w:val="StringTok"/>
+        </w:rPr>
+        <w:t xml:space="preserve">"IN"</w:t>
+      </w:r>
+      <w:r>
+        <w:rPr>
+          <w:rStyle w:val="NormalTok"/>
+        </w:rPr>
+        <w:t xml:space="preserve"> </w:t>
+      </w:r>
+      <w:r>
+        <w:rPr>
+          <w:rStyle w:val="FunctionTok"/>
+        </w:rPr>
+        <w:t xml:space="preserve">}</w:t>
+      </w:r>
+    </w:p>
+    <w:p>
+      <w:pPr>
+        <w:pStyle w:val="SourceCode"/>
+      </w:pPr>
+      <w:r>
+        <w:rPr>
+          <w:rStyle w:val="ErrorTok"/>
+        </w:rPr>
+        <w:t xml:space="preserve">"entry":</w:t>
+      </w:r>
+      <w:r>
+        <w:rPr>
+          <w:rStyle w:val="NormalTok"/>
+        </w:rPr>
+        <w:t xml:space="preserve"> </w:t>
+      </w:r>
+      <w:r>
+        <w:rPr>
+          <w:rStyle w:val="FunctionTok"/>
+        </w:rPr>
+        <w:t xml:space="preserve">{</w:t>
+      </w:r>
+      <w:r>
+        <w:br/>
+      </w:r>
+      <w:r>
+        <w:rPr>
+          <w:rStyle w:val="NormalTok"/>
+        </w:rPr>
+        <w:t xml:space="preserve">  </w:t>
+      </w:r>
+      <w:r>
+        <w:rPr>
+          <w:rStyle w:val="DataTypeTok"/>
+        </w:rPr>
+        <w:t xml:space="preserve">"min_score"</w:t>
+      </w:r>
+      <w:r>
+        <w:rPr>
+          <w:rStyle w:val="FunctionTok"/>
+        </w:rPr>
+        <w:t xml:space="preserve">:</w:t>
+      </w:r>
+      <w:r>
+        <w:rPr>
+          <w:rStyle w:val="NormalTok"/>
+        </w:rPr>
+        <w:t xml:space="preserve"> </w:t>
+      </w:r>
+      <w:r>
+        <w:rPr>
+          <w:rStyle w:val="DecValTok"/>
+        </w:rPr>
+        <w:t xml:space="preserve">73</w:t>
+      </w:r>
+      <w:r>
+        <w:rPr>
+          <w:rStyle w:val="FunctionTok"/>
+        </w:rPr>
+        <w:t xml:space="preserve">,</w:t>
+      </w:r>
+      <w:r>
+        <w:rPr>
+          <w:rStyle w:val="NormalTok"/>
+        </w:rPr>
+        <w:t xml:space="preserve"> </w:t>
+      </w:r>
+      <w:r>
+        <w:rPr>
+          <w:rStyle w:val="DataTypeTok"/>
+        </w:rPr>
+        <w:t xml:space="preserve">"min_score_basis"</w:t>
+      </w:r>
+      <w:r>
+        <w:rPr>
+          <w:rStyle w:val="FunctionTok"/>
+        </w:rPr>
+        <w:t xml:space="preserve">:</w:t>
+      </w:r>
+      <w:r>
+        <w:rPr>
+          <w:rStyle w:val="NormalTok"/>
+        </w:rPr>
+        <w:t xml:space="preserve"> </w:t>
+      </w:r>
+      <w:r>
+        <w:rPr>
+          <w:rStyle w:val="StringTok"/>
+        </w:rPr>
+        <w:t xml:space="preserve">"2026 ATAR"</w:t>
+      </w:r>
+      <w:r>
+        <w:rPr>
+          <w:rStyle w:val="FunctionTok"/>
+        </w:rPr>
+        <w:t xml:space="preserve">,</w:t>
+      </w:r>
+      <w:r>
+        <w:rPr>
+          <w:rStyle w:val="NormalTok"/>
+        </w:rPr>
+        <w:t xml:space="preserve"> </w:t>
+      </w:r>
+      <w:r>
+        <w:rPr>
+          <w:rStyle w:val="DataTypeTok"/>
+        </w:rPr>
+        <w:t xml:space="preserve">"benchmark_band"</w:t>
+      </w:r>
+      <w:r>
+        <w:rPr>
+          <w:rStyle w:val="FunctionTok"/>
+        </w:rPr>
+        <w:t xml:space="preserve">:</w:t>
+      </w:r>
+      <w:r>
+        <w:rPr>
+          <w:rStyle w:val="NormalTok"/>
+        </w:rPr>
+        <w:t xml:space="preserve"> </w:t>
+      </w:r>
+      <w:r>
+        <w:rPr>
+          <w:rStyle w:val="KeywordTok"/>
+        </w:rPr>
+        <w:t xml:space="preserve">null</w:t>
+      </w:r>
+      <w:r>
+        <w:rPr>
+          <w:rStyle w:val="FunctionTok"/>
+        </w:rPr>
+        <w:t xml:space="preserve">,</w:t>
+      </w:r>
+      <w:r>
+        <w:br/>
+      </w:r>
+      <w:r>
+        <w:rPr>
+          <w:rStyle w:val="NormalTok"/>
+        </w:rPr>
+        <w:t xml:space="preserve">  </w:t>
+      </w:r>
+      <w:r>
+        <w:rPr>
+          <w:rStyle w:val="DataTypeTok"/>
+        </w:rPr>
+        <w:t xml:space="preserve">"prerequisites"</w:t>
+      </w:r>
+      <w:r>
+        <w:rPr>
+          <w:rStyle w:val="FunctionTok"/>
+        </w:rPr>
+        <w:t xml:space="preserve">:</w:t>
+      </w:r>
+      <w:r>
+        <w:rPr>
+          <w:rStyle w:val="NormalTok"/>
+        </w:rPr>
+        <w:t xml:space="preserve"> </w:t>
+      </w:r>
+      <w:r>
+        <w:rPr>
+          <w:rStyle w:val="OtherTok"/>
+        </w:rPr>
+        <w:t xml:space="preserve">[]</w:t>
+      </w:r>
+      <w:r>
+        <w:rPr>
+          <w:rStyle w:val="FunctionTok"/>
+        </w:rPr>
+        <w:t xml:space="preserve">,</w:t>
+      </w:r>
+      <w:r>
+        <w:rPr>
+          <w:rStyle w:val="NormalTok"/>
+        </w:rPr>
+        <w:t xml:space="preserve"> </w:t>
+      </w:r>
+      <w:r>
+        <w:rPr>
+          <w:rStyle w:val="DataTypeTok"/>
+        </w:rPr>
+        <w:t xml:space="preserve">"selection_tasks"</w:t>
+      </w:r>
+      <w:r>
+        <w:rPr>
+          <w:rStyle w:val="FunctionTok"/>
+        </w:rPr>
+        <w:t xml:space="preserve">:</w:t>
+      </w:r>
+      <w:r>
+        <w:rPr>
+          <w:rStyle w:val="NormalTok"/>
+        </w:rPr>
+        <w:t xml:space="preserve"> </w:t>
+      </w:r>
+      <w:r>
+        <w:rPr>
+          <w:rStyle w:val="OtherTok"/>
+        </w:rPr>
+        <w:t xml:space="preserve">[]</w:t>
+      </w:r>
+      <w:r>
+        <w:rPr>
+          <w:rStyle w:val="FunctionTok"/>
+        </w:rPr>
+        <w:t xml:space="preserve">,</w:t>
+      </w:r>
+      <w:r>
+        <w:rPr>
+          <w:rStyle w:val="NormalTok"/>
+        </w:rPr>
+        <w:t xml:space="preserve"> </w:t>
+      </w:r>
+      <w:r>
+        <w:rPr>
+          <w:rStyle w:val="DataTypeTok"/>
+        </w:rPr>
+        <w:t xml:space="preserve">"requirements_note"</w:t>
+      </w:r>
+      <w:r>
+        <w:rPr>
+          <w:rStyle w:val="FunctionTok"/>
+        </w:rPr>
+        <w:t xml:space="preserve">:</w:t>
+      </w:r>
+      <w:r>
+        <w:rPr>
+          <w:rStyle w:val="NormalTok"/>
+        </w:rPr>
+        <w:t xml:space="preserve"> </w:t>
+      </w:r>
+      <w:r>
+        <w:rPr>
+          <w:rStyle w:val="KeywordTok"/>
+        </w:rPr>
+        <w:t xml:space="preserve">null</w:t>
+      </w:r>
+      <w:r>
+        <w:rPr>
+          <w:rStyle w:val="FunctionTok"/>
+        </w:rPr>
+        <w:t xml:space="preserve">,</w:t>
+      </w:r>
+      <w:r>
+        <w:br/>
+      </w:r>
+      <w:r>
+        <w:rPr>
+          <w:rStyle w:val="NormalTok"/>
+        </w:rPr>
+        <w:t xml:space="preserve">  </w:t>
+      </w:r>
+      <w:r>
+        <w:rPr>
+          <w:rStyle w:val="DataTypeTok"/>
+        </w:rPr>
+        <w:t xml:space="preserve">"resolution"</w:t>
+      </w:r>
+      <w:r>
+        <w:rPr>
+          <w:rStyle w:val="FunctionTok"/>
+        </w:rPr>
+        <w:t xml:space="preserve">:</w:t>
+      </w:r>
+      <w:r>
+        <w:rPr>
+          <w:rStyle w:val="NormalTok"/>
+        </w:rPr>
+        <w:t xml:space="preserve"> </w:t>
+      </w:r>
+      <w:r>
+        <w:rPr>
+          <w:rStyle w:val="FunctionTok"/>
+        </w:rPr>
+        <w:t xml:space="preserve">{</w:t>
+      </w:r>
+      <w:r>
+        <w:br/>
+      </w:r>
+      <w:r>
+        <w:rPr>
+          <w:rStyle w:val="NormalTok"/>
+        </w:rPr>
+        <w:t xml:space="preserve">    </w:t>
+      </w:r>
+      <w:r>
+        <w:rPr>
+          <w:rStyle w:val="DataTypeTok"/>
+        </w:rPr>
+        <w:t xml:space="preserve">"country"</w:t>
+      </w:r>
+      <w:r>
+        <w:rPr>
+          <w:rStyle w:val="FunctionTok"/>
+        </w:rPr>
+        <w:t xml:space="preserve">:</w:t>
+      </w:r>
+      <w:r>
+        <w:rPr>
+          <w:rStyle w:val="NormalTok"/>
+        </w:rPr>
+        <w:t xml:space="preserve"> </w:t>
+      </w:r>
+      <w:r>
+        <w:rPr>
+          <w:rStyle w:val="StringTok"/>
+        </w:rPr>
+        <w:t xml:space="preserve">"IN"</w:t>
+      </w:r>
+      <w:r>
+        <w:rPr>
+          <w:rStyle w:val="FunctionTok"/>
+        </w:rPr>
+        <w:t xml:space="preserve">,</w:t>
+      </w:r>
+      <w:r>
+        <w:rPr>
+          <w:rStyle w:val="NormalTok"/>
+        </w:rPr>
+        <w:t xml:space="preserve"> </w:t>
+      </w:r>
+      <w:r>
+        <w:rPr>
+          <w:rStyle w:val="DataTypeTok"/>
+        </w:rPr>
+        <w:t xml:space="preserve">"step"</w:t>
+      </w:r>
+      <w:r>
+        <w:rPr>
+          <w:rStyle w:val="FunctionTok"/>
+        </w:rPr>
+        <w:t xml:space="preserve">:</w:t>
+      </w:r>
+      <w:r>
+        <w:rPr>
+          <w:rStyle w:val="NormalTok"/>
+        </w:rPr>
+        <w:t xml:space="preserve"> </w:t>
+      </w:r>
+      <w:r>
+        <w:rPr>
+          <w:rStyle w:val="DecValTok"/>
+        </w:rPr>
+        <w:t xml:space="preserve">5</w:t>
+      </w:r>
+      <w:r>
+        <w:rPr>
+          <w:rStyle w:val="FunctionTok"/>
+        </w:rPr>
+        <w:t xml:space="preserve">,</w:t>
+      </w:r>
+      <w:r>
+        <w:rPr>
+          <w:rStyle w:val="NormalTok"/>
+        </w:rPr>
+        <w:t xml:space="preserve"> </w:t>
+      </w:r>
+      <w:r>
+        <w:rPr>
+          <w:rStyle w:val="DataTypeTok"/>
+        </w:rPr>
+        <w:t xml:space="preserve">"rule"</w:t>
+      </w:r>
+      <w:r>
+        <w:rPr>
+          <w:rStyle w:val="FunctionTok"/>
+        </w:rPr>
+        <w:t xml:space="preserve">:</w:t>
+      </w:r>
+      <w:r>
+        <w:rPr>
+          <w:rStyle w:val="NormalTok"/>
+        </w:rPr>
+        <w:t xml:space="preserve"> </w:t>
+      </w:r>
+      <w:r>
+        <w:rPr>
+          <w:rStyle w:val="StringTok"/>
+        </w:rPr>
+        <w:t xml:space="preserve">"contact_provider"</w:t>
+      </w:r>
+      <w:r>
+        <w:rPr>
+          <w:rStyle w:val="FunctionTok"/>
+        </w:rPr>
+        <w:t xml:space="preserve">,</w:t>
+      </w:r>
+      <w:r>
+        <w:rPr>
+          <w:rStyle w:val="NormalTok"/>
+        </w:rPr>
+        <w:t xml:space="preserve"> </w:t>
+      </w:r>
+      <w:r>
+        <w:rPr>
+          <w:rStyle w:val="DataTypeTok"/>
+        </w:rPr>
+        <w:t xml:space="preserve">"outcome"</w:t>
+      </w:r>
+      <w:r>
+        <w:rPr>
+          <w:rStyle w:val="FunctionTok"/>
+        </w:rPr>
+        <w:t xml:space="preserve">:</w:t>
+      </w:r>
+      <w:r>
+        <w:rPr>
+          <w:rStyle w:val="NormalTok"/>
+        </w:rPr>
+        <w:t xml:space="preserve"> </w:t>
+      </w:r>
+      <w:r>
+        <w:rPr>
+          <w:rStyle w:val="StringTok"/>
+        </w:rPr>
+        <w:t xml:space="preserve">"contact_provider"</w:t>
+      </w:r>
+      <w:r>
+        <w:rPr>
+          <w:rStyle w:val="FunctionTok"/>
+        </w:rPr>
+        <w:t xml:space="preserve">,</w:t>
+      </w:r>
+      <w:r>
+        <w:rPr>
+          <w:rStyle w:val="NormalTok"/>
+        </w:rPr>
+        <w:t xml:space="preserve"> </w:t>
+      </w:r>
+      <w:r>
+        <w:rPr>
+          <w:rStyle w:val="DataTypeTok"/>
+        </w:rPr>
+        <w:t xml:space="preserve">"rows"</w:t>
+      </w:r>
+      <w:r>
+        <w:rPr>
+          <w:rStyle w:val="FunctionTok"/>
+        </w:rPr>
+        <w:t xml:space="preserve">:</w:t>
+      </w:r>
+      <w:r>
+        <w:rPr>
+          <w:rStyle w:val="NormalTok"/>
+        </w:rPr>
+        <w:t xml:space="preserve"> </w:t>
+      </w:r>
+      <w:r>
+        <w:rPr>
+          <w:rStyle w:val="OtherTok"/>
+        </w:rPr>
+        <w:t xml:space="preserve">[]</w:t>
+      </w:r>
+      <w:r>
+        <w:rPr>
+          <w:rStyle w:val="FunctionTok"/>
+        </w:rPr>
+        <w:t xml:space="preserve">,</w:t>
+      </w:r>
+      <w:r>
+        <w:br/>
+      </w:r>
+      <w:r>
+        <w:rPr>
+          <w:rStyle w:val="NormalTok"/>
+        </w:rPr>
+        <w:t xml:space="preserve">    </w:t>
+      </w:r>
+      <w:r>
+        <w:rPr>
+          <w:rStyle w:val="DataTypeTok"/>
+        </w:rPr>
+        <w:t xml:space="preserve">"note"</w:t>
+      </w:r>
+      <w:r>
+        <w:rPr>
+          <w:rStyle w:val="FunctionTok"/>
+        </w:rPr>
+        <w:t xml:space="preserve">:</w:t>
+      </w:r>
+      <w:r>
+        <w:rPr>
+          <w:rStyle w:val="NormalTok"/>
+        </w:rPr>
+        <w:t xml:space="preserve"> </w:t>
+      </w:r>
+      <w:r>
+        <w:rPr>
+          <w:rStyle w:val="StringTok"/>
+        </w:rPr>
+        <w:t xml:space="preserve">"The provider publishes a band table for this country, but the course page prints no band to enter it with."</w:t>
+      </w:r>
+      <w:r>
+        <w:rPr>
+          <w:rStyle w:val="FunctionTok"/>
+        </w:rPr>
+        <w:t xml:space="preserve">,</w:t>
+      </w:r>
+      <w:r>
+        <w:br/>
+      </w:r>
+      <w:r>
+        <w:rPr>
+          <w:rStyle w:val="NormalTok"/>
+        </w:rPr>
+        <w:t xml:space="preserve">    </w:t>
+      </w:r>
+      <w:r>
+        <w:rPr>
+          <w:rStyle w:val="DataTypeTok"/>
+        </w:rPr>
+        <w:t xml:space="preserve">"contact"</w:t>
+      </w:r>
+      <w:r>
+        <w:rPr>
+          <w:rStyle w:val="FunctionTok"/>
+        </w:rPr>
+        <w:t xml:space="preserve">:</w:t>
+      </w:r>
+      <w:r>
+        <w:rPr>
+          <w:rStyle w:val="NormalTok"/>
+        </w:rPr>
+        <w:t xml:space="preserve"> </w:t>
+      </w:r>
+      <w:r>
+        <w:rPr>
+          <w:rStyle w:val="StringTok"/>
+        </w:rPr>
+        <w:t xml:space="preserve">"https://www.rmit.edu.au"</w:t>
+      </w:r>
+      <w:r>
+        <w:br/>
+      </w:r>
+      <w:r>
+        <w:rPr>
+          <w:rStyle w:val="NormalTok"/>
+        </w:rPr>
+        <w:t xml:space="preserve">  </w:t>
+      </w:r>
+      <w:r>
+        <w:rPr>
+          <w:rStyle w:val="FunctionTok"/>
+        </w:rPr>
+        <w:t xml:space="preserve">}</w:t>
+      </w:r>
+      <w:r>
+        <w:br/>
+      </w:r>
+      <w:r>
+        <w:rPr>
+          <w:rStyle w:val="FunctionTok"/>
+        </w:rPr>
+        <w:t xml:space="preserve">}</w:t>
+      </w:r>
+    </w:p>
+    <w:p>
+      <w:pPr>
+        <w:pStyle w:val="FirstParagraph"/>
+      </w:pPr>
+      <w:r>
+        <w:t xml:space="preserve">The provider publishes an India table, but this course’s page prints no band to enter it with, so the answer is step 5: show</w:t>
+      </w:r>
+      <w:r>
+        <w:t xml:space="preserve"> </w:t>
+      </w:r>
+      <w:r>
+        <w:t xml:space="preserve">“</w:t>
+      </w:r>
+      <w:r>
+        <w:t xml:space="preserve">contact the provider</w:t>
+      </w:r>
+      <w:r>
+        <w:t xml:space="preserve">”</w:t>
+      </w:r>
+      <w:r>
+        <w:t xml:space="preserve">. The same provider’s table:</w:t>
+      </w:r>
+    </w:p>
+    <w:p>
+      <w:pPr>
+        <w:pStyle w:val="SourceCode"/>
+      </w:pPr>
+      <w:r>
+        <w:rPr>
+          <w:rStyle w:val="FunctionTok"/>
+        </w:rPr>
+        <w:t xml:space="preserve">{</w:t>
+      </w:r>
+      <w:r>
+        <w:rPr>
+          <w:rStyle w:val="NormalTok"/>
+        </w:rPr>
+        <w:t xml:space="preserve"> </w:t>
+      </w:r>
+      <w:r>
+        <w:rPr>
+          <w:rStyle w:val="DataTypeTok"/>
+        </w:rPr>
+        <w:t xml:space="preserve">"action"</w:t>
+      </w:r>
+      <w:r>
+        <w:rPr>
+          <w:rStyle w:val="FunctionTok"/>
+        </w:rPr>
+        <w:t xml:space="preserve">:</w:t>
+      </w:r>
+      <w:r>
+        <w:rPr>
+          <w:rStyle w:val="NormalTok"/>
+        </w:rPr>
+        <w:t xml:space="preserve"> </w:t>
+      </w:r>
+      <w:r>
+        <w:rPr>
+          <w:rStyle w:val="StringTok"/>
+        </w:rPr>
+        <w:t xml:space="preserve">"provider"</w:t>
+      </w:r>
+      <w:r>
+        <w:rPr>
+          <w:rStyle w:val="FunctionTok"/>
+        </w:rPr>
+        <w:t xml:space="preserve">,</w:t>
+      </w:r>
+      <w:r>
+        <w:rPr>
+          <w:rStyle w:val="NormalTok"/>
+        </w:rPr>
+        <w:t xml:space="preserve"> </w:t>
+      </w:r>
+      <w:r>
+        <w:rPr>
+          <w:rStyle w:val="DataTypeTok"/>
+        </w:rPr>
+        <w:t xml:space="preserve">"provider_id"</w:t>
+      </w:r>
+      <w:r>
+        <w:rPr>
+          <w:rStyle w:val="FunctionTok"/>
+        </w:rPr>
+        <w:t xml:space="preserve">:</w:t>
+      </w:r>
+      <w:r>
+        <w:rPr>
+          <w:rStyle w:val="NormalTok"/>
+        </w:rPr>
+        <w:t xml:space="preserve"> </w:t>
+      </w:r>
+      <w:r>
+        <w:rPr>
+          <w:rStyle w:val="StringTok"/>
+        </w:rPr>
+        <w:t xml:space="preserve">"provider:cricos:00122a"</w:t>
+      </w:r>
+      <w:r>
+        <w:rPr>
+          <w:rStyle w:val="FunctionTok"/>
+        </w:rPr>
+        <w:t xml:space="preserve">,</w:t>
+      </w:r>
+      <w:r>
+        <w:rPr>
+          <w:rStyle w:val="NormalTok"/>
+        </w:rPr>
+        <w:t xml:space="preserve"> </w:t>
+      </w:r>
+      <w:r>
+        <w:rPr>
+          <w:rStyle w:val="DataTypeTok"/>
+        </w:rPr>
+        <w:t xml:space="preserve">"edu_country"</w:t>
+      </w:r>
+      <w:r>
+        <w:rPr>
+          <w:rStyle w:val="FunctionTok"/>
+        </w:rPr>
+        <w:t xml:space="preserve">:</w:t>
+      </w:r>
+      <w:r>
+        <w:rPr>
+          <w:rStyle w:val="NormalTok"/>
+        </w:rPr>
+        <w:t xml:space="preserve"> </w:t>
+      </w:r>
+      <w:r>
+        <w:rPr>
+          <w:rStyle w:val="StringTok"/>
+        </w:rPr>
+        <w:t xml:space="preserve">"IN"</w:t>
+      </w:r>
+      <w:r>
+        <w:rPr>
+          <w:rStyle w:val="NormalTok"/>
+        </w:rPr>
+        <w:t xml:space="preserve"> </w:t>
+      </w:r>
+      <w:r>
+        <w:rPr>
+          <w:rStyle w:val="FunctionTok"/>
+        </w:rPr>
+        <w:t xml:space="preserve">}</w:t>
+      </w:r>
+    </w:p>
+    <w:p>
+      <w:pPr>
+        <w:pStyle w:val="SourceCode"/>
+      </w:pPr>
+      <w:r>
+        <w:rPr>
+          <w:rStyle w:val="ErrorTok"/>
+        </w:rPr>
+        <w:t xml:space="preserve">"entry_matrix":</w:t>
+      </w:r>
+      <w:r>
+        <w:rPr>
+          <w:rStyle w:val="NormalTok"/>
+        </w:rPr>
+        <w:t xml:space="preserve"> </w:t>
+      </w:r>
+      <w:r>
+        <w:rPr>
+          <w:rStyle w:val="OtherTok"/>
+        </w:rPr>
+        <w:t xml:space="preserve">[</w:t>
+      </w:r>
+      <w:r>
+        <w:br/>
+      </w:r>
+      <w:r>
+        <w:rPr>
+          <w:rStyle w:val="NormalTok"/>
+        </w:rPr>
+        <w:t xml:space="preserve">  </w:t>
+      </w:r>
+      <w:r>
+        <w:rPr>
+          <w:rStyle w:val="FunctionTok"/>
+        </w:rPr>
+        <w:t xml:space="preserve">{</w:t>
+      </w:r>
+      <w:r>
+        <w:rPr>
+          <w:rStyle w:val="NormalTok"/>
+        </w:rPr>
+        <w:t xml:space="preserve"> </w:t>
+      </w:r>
+      <w:r>
+        <w:rPr>
+          <w:rStyle w:val="DataTypeTok"/>
+        </w:rPr>
+        <w:t xml:space="preserve">"country"</w:t>
+      </w:r>
+      <w:r>
+        <w:rPr>
+          <w:rStyle w:val="FunctionTok"/>
+        </w:rPr>
+        <w:t xml:space="preserve">:</w:t>
+      </w:r>
+      <w:r>
+        <w:rPr>
+          <w:rStyle w:val="NormalTok"/>
+        </w:rPr>
+        <w:t xml:space="preserve"> </w:t>
+      </w:r>
+      <w:r>
+        <w:rPr>
+          <w:rStyle w:val="StringTok"/>
+        </w:rPr>
+        <w:t xml:space="preserve">"IN"</w:t>
+      </w:r>
+      <w:r>
+        <w:rPr>
+          <w:rStyle w:val="FunctionTok"/>
+        </w:rPr>
+        <w:t xml:space="preserve">,</w:t>
+      </w:r>
+      <w:r>
+        <w:rPr>
+          <w:rStyle w:val="NormalTok"/>
+        </w:rPr>
+        <w:t xml:space="preserve"> </w:t>
+      </w:r>
+      <w:r>
+        <w:rPr>
+          <w:rStyle w:val="DataTypeTok"/>
+        </w:rPr>
+        <w:t xml:space="preserve">"study_level"</w:t>
+      </w:r>
+      <w:r>
+        <w:rPr>
+          <w:rStyle w:val="FunctionTok"/>
+        </w:rPr>
+        <w:t xml:space="preserve">:</w:t>
+      </w:r>
+      <w:r>
+        <w:rPr>
+          <w:rStyle w:val="NormalTok"/>
+        </w:rPr>
+        <w:t xml:space="preserve"> </w:t>
+      </w:r>
+      <w:r>
+        <w:rPr>
+          <w:rStyle w:val="StringTok"/>
+        </w:rPr>
+        <w:t xml:space="preserve">"Bachelor degrees"</w:t>
+      </w:r>
+      <w:r>
+        <w:rPr>
+          <w:rStyle w:val="FunctionTok"/>
+        </w:rPr>
+        <w:t xml:space="preserve">,</w:t>
+      </w:r>
+      <w:r>
+        <w:rPr>
+          <w:rStyle w:val="NormalTok"/>
+        </w:rPr>
+        <w:t xml:space="preserve"> </w:t>
+      </w:r>
+      <w:r>
+        <w:rPr>
+          <w:rStyle w:val="DataTypeTok"/>
+        </w:rPr>
+        <w:t xml:space="preserve">"qualification"</w:t>
+      </w:r>
+      <w:r>
+        <w:rPr>
+          <w:rStyle w:val="FunctionTok"/>
+        </w:rPr>
+        <w:t xml:space="preserve">:</w:t>
+      </w:r>
+      <w:r>
+        <w:rPr>
+          <w:rStyle w:val="NormalTok"/>
+        </w:rPr>
+        <w:t xml:space="preserve"> </w:t>
+      </w:r>
+      <w:r>
+        <w:rPr>
+          <w:rStyle w:val="StringTok"/>
+        </w:rPr>
+        <w:t xml:space="preserve">"All India Senior School Certificate (AISSC) – 10+2"</w:t>
+      </w:r>
+      <w:r>
+        <w:rPr>
+          <w:rStyle w:val="FunctionTok"/>
+        </w:rPr>
+        <w:t xml:space="preserve">,</w:t>
+      </w:r>
+      <w:r>
+        <w:br/>
+      </w:r>
+      <w:r>
+        <w:rPr>
+          <w:rStyle w:val="NormalTok"/>
+        </w:rPr>
+        <w:t xml:space="preserve">    </w:t>
+      </w:r>
+      <w:r>
+        <w:rPr>
+          <w:rStyle w:val="DataTypeTok"/>
+        </w:rPr>
+        <w:t xml:space="preserve">"min_grade"</w:t>
+      </w:r>
+      <w:r>
+        <w:rPr>
+          <w:rStyle w:val="FunctionTok"/>
+        </w:rPr>
+        <w:t xml:space="preserve">:</w:t>
+      </w:r>
+      <w:r>
+        <w:rPr>
+          <w:rStyle w:val="NormalTok"/>
+        </w:rPr>
+        <w:t xml:space="preserve"> </w:t>
+      </w:r>
+      <w:r>
+        <w:rPr>
+          <w:rStyle w:val="StringTok"/>
+        </w:rPr>
+        <w:t xml:space="preserve">"Minimum average of 65%"</w:t>
+      </w:r>
+      <w:r>
+        <w:rPr>
+          <w:rStyle w:val="FunctionTok"/>
+        </w:rPr>
+        <w:t xml:space="preserve">,</w:t>
+      </w:r>
+      <w:r>
+        <w:rPr>
+          <w:rStyle w:val="NormalTok"/>
+        </w:rPr>
+        <w:t xml:space="preserve"> </w:t>
+      </w:r>
+      <w:r>
+        <w:rPr>
+          <w:rStyle w:val="DataTypeTok"/>
+        </w:rPr>
+        <w:t xml:space="preserve">"scale"</w:t>
+      </w:r>
+      <w:r>
+        <w:rPr>
+          <w:rStyle w:val="FunctionTok"/>
+        </w:rPr>
+        <w:t xml:space="preserve">:</w:t>
+      </w:r>
+      <w:r>
+        <w:rPr>
+          <w:rStyle w:val="NormalTok"/>
+        </w:rPr>
+        <w:t xml:space="preserve"> </w:t>
+      </w:r>
+      <w:r>
+        <w:rPr>
+          <w:rStyle w:val="StringTok"/>
+        </w:rPr>
+        <w:t xml:space="preserve">"percentage"</w:t>
+      </w:r>
+      <w:r>
+        <w:rPr>
+          <w:rStyle w:val="FunctionTok"/>
+        </w:rPr>
+        <w:t xml:space="preserve">,</w:t>
+      </w:r>
+      <w:r>
+        <w:rPr>
+          <w:rStyle w:val="NormalTok"/>
+        </w:rPr>
+        <w:t xml:space="preserve"> </w:t>
+      </w:r>
+      <w:r>
+        <w:rPr>
+          <w:rStyle w:val="DataTypeTok"/>
+        </w:rPr>
+        <w:t xml:space="preserve">"band"</w:t>
+      </w:r>
+      <w:r>
+        <w:rPr>
+          <w:rStyle w:val="FunctionTok"/>
+        </w:rPr>
+        <w:t xml:space="preserve">:</w:t>
+      </w:r>
+      <w:r>
+        <w:rPr>
+          <w:rStyle w:val="NormalTok"/>
+        </w:rPr>
+        <w:t xml:space="preserve"> </w:t>
+      </w:r>
+      <w:r>
+        <w:rPr>
+          <w:rStyle w:val="StringTok"/>
+        </w:rPr>
+        <w:t xml:space="preserve">"65%"</w:t>
+      </w:r>
+      <w:r>
+        <w:rPr>
+          <w:rStyle w:val="FunctionTok"/>
+        </w:rPr>
+        <w:t xml:space="preserve">,</w:t>
+      </w:r>
+      <w:r>
+        <w:br/>
+      </w:r>
+      <w:r>
+        <w:rPr>
+          <w:rStyle w:val="NormalTok"/>
+        </w:rPr>
+        <w:t xml:space="preserve">    </w:t>
+      </w:r>
+      <w:r>
+        <w:rPr>
+          <w:rStyle w:val="DataTypeTok"/>
+        </w:rPr>
+        <w:t xml:space="preserve">"conditions"</w:t>
+      </w:r>
+      <w:r>
+        <w:rPr>
+          <w:rStyle w:val="FunctionTok"/>
+        </w:rPr>
+        <w:t xml:space="preserve">:</w:t>
+      </w:r>
+      <w:r>
+        <w:rPr>
+          <w:rStyle w:val="NormalTok"/>
+        </w:rPr>
+        <w:t xml:space="preserve"> </w:t>
+      </w:r>
+      <w:r>
+        <w:rPr>
+          <w:rStyle w:val="FunctionTok"/>
+        </w:rPr>
+        <w:t xml:space="preserve">{</w:t>
+      </w:r>
+      <w:r>
+        <w:rPr>
+          <w:rStyle w:val="NormalTok"/>
+        </w:rPr>
+        <w:t xml:space="preserve"> </w:t>
+      </w:r>
+      <w:r>
+        <w:rPr>
+          <w:rStyle w:val="DataTypeTok"/>
+        </w:rPr>
+        <w:t xml:space="preserve">"best_n"</w:t>
+      </w:r>
+      <w:r>
+        <w:rPr>
+          <w:rStyle w:val="FunctionTok"/>
+        </w:rPr>
+        <w:t xml:space="preserve">:</w:t>
+      </w:r>
+      <w:r>
+        <w:rPr>
+          <w:rStyle w:val="NormalTok"/>
+        </w:rPr>
+        <w:t xml:space="preserve"> </w:t>
+      </w:r>
+      <w:r>
+        <w:rPr>
+          <w:rStyle w:val="KeywordTok"/>
+        </w:rPr>
+        <w:t xml:space="preserve">null</w:t>
+      </w:r>
+      <w:r>
+        <w:rPr>
+          <w:rStyle w:val="FunctionTok"/>
+        </w:rPr>
+        <w:t xml:space="preserve">,</w:t>
+      </w:r>
+      <w:r>
+        <w:rPr>
+          <w:rStyle w:val="NormalTok"/>
+        </w:rPr>
+        <w:t xml:space="preserve"> </w:t>
+      </w:r>
+      <w:r>
+        <w:rPr>
+          <w:rStyle w:val="DataTypeTok"/>
+        </w:rPr>
+        <w:t xml:space="preserve">"alternatives"</w:t>
+      </w:r>
+      <w:r>
+        <w:rPr>
+          <w:rStyle w:val="FunctionTok"/>
+        </w:rPr>
+        <w:t xml:space="preserve">:</w:t>
+      </w:r>
+      <w:r>
+        <w:rPr>
+          <w:rStyle w:val="NormalTok"/>
+        </w:rPr>
+        <w:t xml:space="preserve"> </w:t>
+      </w:r>
+      <w:r>
+        <w:rPr>
+          <w:rStyle w:val="OtherTok"/>
+        </w:rPr>
+        <w:t xml:space="preserve">[]</w:t>
+      </w:r>
+      <w:r>
+        <w:rPr>
+          <w:rStyle w:val="FunctionTok"/>
+        </w:rPr>
+        <w:t xml:space="preserve">,</w:t>
+      </w:r>
+      <w:r>
+        <w:rPr>
+          <w:rStyle w:val="NormalTok"/>
+        </w:rPr>
+        <w:t xml:space="preserve"> </w:t>
+      </w:r>
+      <w:r>
+        <w:rPr>
+          <w:rStyle w:val="DataTypeTok"/>
+        </w:rPr>
+        <w:t xml:space="preserve">"subject_minimums"</w:t>
+      </w:r>
+      <w:r>
+        <w:rPr>
+          <w:rStyle w:val="FunctionTok"/>
+        </w:rPr>
+        <w:t xml:space="preserve">:</w:t>
+      </w:r>
+      <w:r>
+        <w:rPr>
+          <w:rStyle w:val="NormalTok"/>
+        </w:rPr>
+        <w:t xml:space="preserve"> </w:t>
+      </w:r>
+      <w:r>
+        <w:rPr>
+          <w:rStyle w:val="OtherTok"/>
+        </w:rPr>
+        <w:t xml:space="preserve">[]</w:t>
+      </w:r>
+      <w:r>
+        <w:rPr>
+          <w:rStyle w:val="NormalTok"/>
+        </w:rPr>
+        <w:t xml:space="preserve"> </w:t>
+      </w:r>
+      <w:r>
+        <w:rPr>
+          <w:rStyle w:val="FunctionTok"/>
+        </w:rPr>
+        <w:t xml:space="preserve">},</w:t>
+      </w:r>
+      <w:r>
+        <w:rPr>
+          <w:rStyle w:val="NormalTok"/>
+        </w:rPr>
+        <w:t xml:space="preserve"> </w:t>
+      </w:r>
+      <w:r>
+        <w:rPr>
+          <w:rStyle w:val="DataTypeTok"/>
+        </w:rPr>
+        <w:t xml:space="preserve">"as_at"</w:t>
+      </w:r>
+      <w:r>
+        <w:rPr>
+          <w:rStyle w:val="FunctionTok"/>
+        </w:rPr>
+        <w:t xml:space="preserve">:</w:t>
+      </w:r>
+      <w:r>
+        <w:rPr>
+          <w:rStyle w:val="NormalTok"/>
+        </w:rPr>
+        <w:t xml:space="preserve"> </w:t>
+      </w:r>
+      <w:r>
+        <w:rPr>
+          <w:rStyle w:val="StringTok"/>
+        </w:rPr>
+        <w:t xml:space="preserve">"2026-10-26"</w:t>
+      </w:r>
+      <w:r>
+        <w:rPr>
+          <w:rStyle w:val="FunctionTok"/>
+        </w:rPr>
+        <w:t xml:space="preserve">,</w:t>
+      </w:r>
+      <w:r>
+        <w:rPr>
+          <w:rStyle w:val="NormalTok"/>
+        </w:rPr>
+        <w:t xml:space="preserve"> </w:t>
+      </w:r>
+      <w:r>
+        <w:rPr>
+          <w:rStyle w:val="DataTypeTok"/>
+        </w:rPr>
+        <w:t xml:space="preserve">"scale_stated"</w:t>
+      </w:r>
+      <w:r>
+        <w:rPr>
+          <w:rStyle w:val="FunctionTok"/>
+        </w:rPr>
+        <w:t xml:space="preserve">:</w:t>
+      </w:r>
+      <w:r>
+        <w:rPr>
+          <w:rStyle w:val="NormalTok"/>
+        </w:rPr>
+        <w:t xml:space="preserve"> </w:t>
+      </w:r>
+      <w:r>
+        <w:rPr>
+          <w:rStyle w:val="KeywordTok"/>
+        </w:rPr>
+        <w:t xml:space="preserve">true</w:t>
+      </w:r>
+      <w:r>
+        <w:rPr>
+          <w:rStyle w:val="NormalTok"/>
+        </w:rPr>
+        <w:t xml:space="preserve"> </w:t>
+      </w:r>
+      <w:r>
+        <w:rPr>
+          <w:rStyle w:val="FunctionTok"/>
+        </w:rPr>
+        <w:t xml:space="preserve">}</w:t>
+      </w:r>
+      <w:r>
+        <w:rPr>
+          <w:rStyle w:val="OtherTok"/>
+        </w:rPr>
+        <w:t xml:space="preserve">,</w:t>
+      </w:r>
+      <w:r>
+        <w:br/>
+      </w:r>
+      <w:r>
+        <w:rPr>
+          <w:rStyle w:val="NormalTok"/>
+        </w:rPr>
+        <w:t xml:space="preserve">  </w:t>
+      </w:r>
+      <w:r>
+        <w:rPr>
+          <w:rStyle w:val="FunctionTok"/>
+        </w:rPr>
+        <w:t xml:space="preserve">{</w:t>
+      </w:r>
+      <w:r>
+        <w:rPr>
+          <w:rStyle w:val="NormalTok"/>
+        </w:rPr>
+        <w:t xml:space="preserve"> </w:t>
+      </w:r>
+      <w:r>
+        <w:rPr>
+          <w:rStyle w:val="DataTypeTok"/>
+        </w:rPr>
+        <w:t xml:space="preserve">"country"</w:t>
+      </w:r>
+      <w:r>
+        <w:rPr>
+          <w:rStyle w:val="FunctionTok"/>
+        </w:rPr>
+        <w:t xml:space="preserve">:</w:t>
+      </w:r>
+      <w:r>
+        <w:rPr>
+          <w:rStyle w:val="NormalTok"/>
+        </w:rPr>
+        <w:t xml:space="preserve"> </w:t>
+      </w:r>
+      <w:r>
+        <w:rPr>
+          <w:rStyle w:val="StringTok"/>
+        </w:rPr>
+        <w:t xml:space="preserve">"IN"</w:t>
+      </w:r>
+      <w:r>
+        <w:rPr>
+          <w:rStyle w:val="FunctionTok"/>
+        </w:rPr>
+        <w:t xml:space="preserve">,</w:t>
+      </w:r>
+      <w:r>
+        <w:rPr>
+          <w:rStyle w:val="NormalTok"/>
+        </w:rPr>
+        <w:t xml:space="preserve"> </w:t>
+      </w:r>
+      <w:r>
+        <w:rPr>
+          <w:rStyle w:val="DataTypeTok"/>
+        </w:rPr>
+        <w:t xml:space="preserve">"study_level"</w:t>
+      </w:r>
+      <w:r>
+        <w:rPr>
+          <w:rStyle w:val="FunctionTok"/>
+        </w:rPr>
+        <w:t xml:space="preserve">:</w:t>
+      </w:r>
+      <w:r>
+        <w:rPr>
+          <w:rStyle w:val="NormalTok"/>
+        </w:rPr>
+        <w:t xml:space="preserve"> </w:t>
+      </w:r>
+      <w:r>
+        <w:rPr>
+          <w:rStyle w:val="StringTok"/>
+        </w:rPr>
+        <w:t xml:space="preserve">"Bachelor degrees"</w:t>
+      </w:r>
+      <w:r>
+        <w:rPr>
+          <w:rStyle w:val="FunctionTok"/>
+        </w:rPr>
+        <w:t xml:space="preserve">,</w:t>
+      </w:r>
+      <w:r>
+        <w:rPr>
+          <w:rStyle w:val="NormalTok"/>
+        </w:rPr>
+        <w:t xml:space="preserve"> </w:t>
+      </w:r>
+      <w:r>
+        <w:rPr>
+          <w:rStyle w:val="DataTypeTok"/>
+        </w:rPr>
+        <w:t xml:space="preserve">"qualification"</w:t>
+      </w:r>
+      <w:r>
+        <w:rPr>
+          <w:rStyle w:val="FunctionTok"/>
+        </w:rPr>
+        <w:t xml:space="preserve">:</w:t>
+      </w:r>
+      <w:r>
+        <w:rPr>
+          <w:rStyle w:val="NormalTok"/>
+        </w:rPr>
+        <w:t xml:space="preserve"> </w:t>
+      </w:r>
+      <w:r>
+        <w:rPr>
+          <w:rStyle w:val="StringTok"/>
+        </w:rPr>
+        <w:t xml:space="preserve">"State Boards of Education (Higher Secondary Certificate, HSC)"</w:t>
+      </w:r>
+      <w:r>
+        <w:rPr>
+          <w:rStyle w:val="FunctionTok"/>
+        </w:rPr>
+        <w:t xml:space="preserve">,</w:t>
+      </w:r>
+      <w:r>
+        <w:br/>
+      </w:r>
+      <w:r>
+        <w:rPr>
+          <w:rStyle w:val="NormalTok"/>
+        </w:rPr>
+        <w:t xml:space="preserve">    </w:t>
+      </w:r>
+      <w:r>
+        <w:rPr>
+          <w:rStyle w:val="DataTypeTok"/>
+        </w:rPr>
+        <w:t xml:space="preserve">"min_grade"</w:t>
+      </w:r>
+      <w:r>
+        <w:rPr>
+          <w:rStyle w:val="FunctionTok"/>
+        </w:rPr>
+        <w:t xml:space="preserve">:</w:t>
+      </w:r>
+      <w:r>
+        <w:rPr>
+          <w:rStyle w:val="NormalTok"/>
+        </w:rPr>
+        <w:t xml:space="preserve"> </w:t>
+      </w:r>
+      <w:r>
+        <w:rPr>
+          <w:rStyle w:val="StringTok"/>
+        </w:rPr>
+        <w:t xml:space="preserve">"Minimum average of 70%"</w:t>
+      </w:r>
+      <w:r>
+        <w:rPr>
+          <w:rStyle w:val="FunctionTok"/>
+        </w:rPr>
+        <w:t xml:space="preserve">,</w:t>
+      </w:r>
+      <w:r>
+        <w:rPr>
+          <w:rStyle w:val="NormalTok"/>
+        </w:rPr>
+        <w:t xml:space="preserve"> </w:t>
+      </w:r>
+      <w:r>
+        <w:rPr>
+          <w:rStyle w:val="DataTypeTok"/>
+        </w:rPr>
+        <w:t xml:space="preserve">"scale"</w:t>
+      </w:r>
+      <w:r>
+        <w:rPr>
+          <w:rStyle w:val="FunctionTok"/>
+        </w:rPr>
+        <w:t xml:space="preserve">:</w:t>
+      </w:r>
+      <w:r>
+        <w:rPr>
+          <w:rStyle w:val="NormalTok"/>
+        </w:rPr>
+        <w:t xml:space="preserve"> </w:t>
+      </w:r>
+      <w:r>
+        <w:rPr>
+          <w:rStyle w:val="StringTok"/>
+        </w:rPr>
+        <w:t xml:space="preserve">"percentage"</w:t>
+      </w:r>
+      <w:r>
+        <w:rPr>
+          <w:rStyle w:val="FunctionTok"/>
+        </w:rPr>
+        <w:t xml:space="preserve">,</w:t>
+      </w:r>
+      <w:r>
+        <w:rPr>
+          <w:rStyle w:val="NormalTok"/>
+        </w:rPr>
+        <w:t xml:space="preserve"> </w:t>
+      </w:r>
+      <w:r>
+        <w:rPr>
+          <w:rStyle w:val="DataTypeTok"/>
+        </w:rPr>
+        <w:t xml:space="preserve">"band"</w:t>
+      </w:r>
+      <w:r>
+        <w:rPr>
+          <w:rStyle w:val="FunctionTok"/>
+        </w:rPr>
+        <w:t xml:space="preserve">:</w:t>
+      </w:r>
+      <w:r>
+        <w:rPr>
+          <w:rStyle w:val="NormalTok"/>
+        </w:rPr>
+        <w:t xml:space="preserve"> </w:t>
+      </w:r>
+      <w:r>
+        <w:rPr>
+          <w:rStyle w:val="StringTok"/>
+        </w:rPr>
+        <w:t xml:space="preserve">"65%"</w:t>
+      </w:r>
+      <w:r>
+        <w:rPr>
+          <w:rStyle w:val="FunctionTok"/>
+        </w:rPr>
+        <w:t xml:space="preserve">,</w:t>
+      </w:r>
+      <w:r>
+        <w:br/>
+      </w:r>
+      <w:r>
+        <w:rPr>
+          <w:rStyle w:val="NormalTok"/>
+        </w:rPr>
+        <w:t xml:space="preserve">    </w:t>
+      </w:r>
+      <w:r>
+        <w:rPr>
+          <w:rStyle w:val="DataTypeTok"/>
+        </w:rPr>
+        <w:t xml:space="preserve">"conditions"</w:t>
+      </w:r>
+      <w:r>
+        <w:rPr>
+          <w:rStyle w:val="FunctionTok"/>
+        </w:rPr>
+        <w:t xml:space="preserve">:</w:t>
+      </w:r>
+      <w:r>
+        <w:rPr>
+          <w:rStyle w:val="NormalTok"/>
+        </w:rPr>
+        <w:t xml:space="preserve"> </w:t>
+      </w:r>
+      <w:r>
+        <w:rPr>
+          <w:rStyle w:val="FunctionTok"/>
+        </w:rPr>
+        <w:t xml:space="preserve">{</w:t>
+      </w:r>
+      <w:r>
+        <w:rPr>
+          <w:rStyle w:val="NormalTok"/>
+        </w:rPr>
+        <w:t xml:space="preserve"> </w:t>
+      </w:r>
+      <w:r>
+        <w:rPr>
+          <w:rStyle w:val="DataTypeTok"/>
+        </w:rPr>
+        <w:t xml:space="preserve">"best_n"</w:t>
+      </w:r>
+      <w:r>
+        <w:rPr>
+          <w:rStyle w:val="FunctionTok"/>
+        </w:rPr>
+        <w:t xml:space="preserve">:</w:t>
+      </w:r>
+      <w:r>
+        <w:rPr>
+          <w:rStyle w:val="NormalTok"/>
+        </w:rPr>
+        <w:t xml:space="preserve"> </w:t>
+      </w:r>
+      <w:r>
+        <w:rPr>
+          <w:rStyle w:val="KeywordTok"/>
+        </w:rPr>
+        <w:t xml:space="preserve">null</w:t>
+      </w:r>
+      <w:r>
+        <w:rPr>
+          <w:rStyle w:val="FunctionTok"/>
+        </w:rPr>
+        <w:t xml:space="preserve">,</w:t>
+      </w:r>
+      <w:r>
+        <w:rPr>
+          <w:rStyle w:val="NormalTok"/>
+        </w:rPr>
+        <w:t xml:space="preserve"> </w:t>
+      </w:r>
+      <w:r>
+        <w:rPr>
+          <w:rStyle w:val="DataTypeTok"/>
+        </w:rPr>
+        <w:t xml:space="preserve">"alternatives"</w:t>
+      </w:r>
+      <w:r>
+        <w:rPr>
+          <w:rStyle w:val="FunctionTok"/>
+        </w:rPr>
+        <w:t xml:space="preserve">:</w:t>
+      </w:r>
+      <w:r>
+        <w:rPr>
+          <w:rStyle w:val="NormalTok"/>
+        </w:rPr>
+        <w:t xml:space="preserve"> </w:t>
+      </w:r>
+      <w:r>
+        <w:rPr>
+          <w:rStyle w:val="OtherTok"/>
+        </w:rPr>
+        <w:t xml:space="preserve">[]</w:t>
+      </w:r>
+      <w:r>
+        <w:rPr>
+          <w:rStyle w:val="FunctionTok"/>
+        </w:rPr>
+        <w:t xml:space="preserve">,</w:t>
+      </w:r>
+      <w:r>
+        <w:rPr>
+          <w:rStyle w:val="NormalTok"/>
+        </w:rPr>
+        <w:t xml:space="preserve"> </w:t>
+      </w:r>
+      <w:r>
+        <w:rPr>
+          <w:rStyle w:val="DataTypeTok"/>
+        </w:rPr>
+        <w:t xml:space="preserve">"subject_minimums"</w:t>
+      </w:r>
+      <w:r>
+        <w:rPr>
+          <w:rStyle w:val="FunctionTok"/>
+        </w:rPr>
+        <w:t xml:space="preserve">:</w:t>
+      </w:r>
+      <w:r>
+        <w:rPr>
+          <w:rStyle w:val="NormalTok"/>
+        </w:rPr>
+        <w:t xml:space="preserve"> </w:t>
+      </w:r>
+      <w:r>
+        <w:rPr>
+          <w:rStyle w:val="OtherTok"/>
+        </w:rPr>
+        <w:t xml:space="preserve">[]</w:t>
+      </w:r>
+      <w:r>
+        <w:rPr>
+          <w:rStyle w:val="NormalTok"/>
+        </w:rPr>
+        <w:t xml:space="preserve"> </w:t>
+      </w:r>
+      <w:r>
+        <w:rPr>
+          <w:rStyle w:val="FunctionTok"/>
+        </w:rPr>
+        <w:t xml:space="preserve">},</w:t>
+      </w:r>
+      <w:r>
+        <w:rPr>
+          <w:rStyle w:val="NormalTok"/>
+        </w:rPr>
+        <w:t xml:space="preserve"> </w:t>
+      </w:r>
+      <w:r>
+        <w:rPr>
+          <w:rStyle w:val="DataTypeTok"/>
+        </w:rPr>
+        <w:t xml:space="preserve">"as_at"</w:t>
+      </w:r>
+      <w:r>
+        <w:rPr>
+          <w:rStyle w:val="FunctionTok"/>
+        </w:rPr>
+        <w:t xml:space="preserve">:</w:t>
+      </w:r>
+      <w:r>
+        <w:rPr>
+          <w:rStyle w:val="NormalTok"/>
+        </w:rPr>
+        <w:t xml:space="preserve"> </w:t>
+      </w:r>
+      <w:r>
+        <w:rPr>
+          <w:rStyle w:val="StringTok"/>
+        </w:rPr>
+        <w:t xml:space="preserve">"2026-10-26"</w:t>
+      </w:r>
+      <w:r>
+        <w:rPr>
+          <w:rStyle w:val="FunctionTok"/>
+        </w:rPr>
+        <w:t xml:space="preserve">,</w:t>
+      </w:r>
+      <w:r>
+        <w:rPr>
+          <w:rStyle w:val="NormalTok"/>
+        </w:rPr>
+        <w:t xml:space="preserve"> </w:t>
+      </w:r>
+      <w:r>
+        <w:rPr>
+          <w:rStyle w:val="DataTypeTok"/>
+        </w:rPr>
+        <w:t xml:space="preserve">"scale_stated"</w:t>
+      </w:r>
+      <w:r>
+        <w:rPr>
+          <w:rStyle w:val="FunctionTok"/>
+        </w:rPr>
+        <w:t xml:space="preserve">:</w:t>
+      </w:r>
+      <w:r>
+        <w:rPr>
+          <w:rStyle w:val="NormalTok"/>
+        </w:rPr>
+        <w:t xml:space="preserve"> </w:t>
+      </w:r>
+      <w:r>
+        <w:rPr>
+          <w:rStyle w:val="KeywordTok"/>
+        </w:rPr>
+        <w:t xml:space="preserve">true</w:t>
+      </w:r>
+      <w:r>
+        <w:rPr>
+          <w:rStyle w:val="NormalTok"/>
+        </w:rPr>
+        <w:t xml:space="preserve"> </w:t>
+      </w:r>
+      <w:r>
+        <w:rPr>
+          <w:rStyle w:val="FunctionTok"/>
+        </w:rPr>
+        <w:t xml:space="preserve">}</w:t>
+      </w:r>
+      <w:r>
+        <w:br/>
+      </w:r>
+      <w:r>
+        <w:rPr>
+          <w:rStyle w:val="OtherTok"/>
+        </w:rPr>
+        <w:t xml:space="preserve">]</w:t>
+      </w:r>
+    </w:p>
+    <w:p>
+      <w:pPr>
+        <w:pStyle w:val="FirstParagraph"/>
+      </w:pPr>
+      <w:r>
+        <w:t xml:space="preserve">33 rows for India (345 for all countries). A course that names its band (for example</w:t>
+      </w:r>
+      <w:r>
+        <w:t xml:space="preserve"> </w:t>
+      </w:r>
+      <w:r>
+        <w:t xml:space="preserve">“</w:t>
+      </w:r>
+      <w:r>
+        <w:t xml:space="preserve">65%</w:t>
+      </w:r>
+      <w:r>
+        <w:t xml:space="preserve">”</w:t>
+      </w:r>
+      <w:r>
+        <w:t xml:space="preserve">) resolves at step 3 to the rows of that band; this course names none.</w:t>
+      </w:r>
+    </w:p>
+    <w:p>
+      <w:pPr>
+        <w:pStyle w:val="BodyText"/>
+      </w:pPr>
+      <w:r>
+        <w:t xml:space="preserve">A provider row with no minimum on a scale (same provider, measured 31 October 2026):</w:t>
+      </w:r>
+    </w:p>
+    <w:p>
+      <w:pPr>
+        <w:pStyle w:val="SourceCode"/>
+      </w:pPr>
+      <w:r>
+        <w:rPr>
+          <w:rStyle w:val="FunctionTok"/>
+        </w:rPr>
+        <w:t xml:space="preserve">{</w:t>
+      </w:r>
+      <w:r>
+        <w:rPr>
+          <w:rStyle w:val="NormalTok"/>
+        </w:rPr>
+        <w:t xml:space="preserve"> </w:t>
+      </w:r>
+      <w:r>
+        <w:rPr>
+          <w:rStyle w:val="DataTypeTok"/>
+        </w:rPr>
+        <w:t xml:space="preserve">"country"</w:t>
+      </w:r>
+      <w:r>
+        <w:rPr>
+          <w:rStyle w:val="FunctionTok"/>
+        </w:rPr>
+        <w:t xml:space="preserve">:</w:t>
+      </w:r>
+      <w:r>
+        <w:rPr>
+          <w:rStyle w:val="NormalTok"/>
+        </w:rPr>
+        <w:t xml:space="preserve"> </w:t>
+      </w:r>
+      <w:r>
+        <w:rPr>
+          <w:rStyle w:val="StringTok"/>
+        </w:rPr>
+        <w:t xml:space="preserve">"TW"</w:t>
+      </w:r>
+      <w:r>
+        <w:rPr>
+          <w:rStyle w:val="FunctionTok"/>
+        </w:rPr>
+        <w:t xml:space="preserve">,</w:t>
+      </w:r>
+      <w:r>
+        <w:rPr>
+          <w:rStyle w:val="NormalTok"/>
+        </w:rPr>
+        <w:t xml:space="preserve"> </w:t>
+      </w:r>
+      <w:r>
+        <w:rPr>
+          <w:rStyle w:val="DataTypeTok"/>
+        </w:rPr>
+        <w:t xml:space="preserve">"study_level"</w:t>
+      </w:r>
+      <w:r>
+        <w:rPr>
+          <w:rStyle w:val="FunctionTok"/>
+        </w:rPr>
+        <w:t xml:space="preserve">:</w:t>
+      </w:r>
+      <w:r>
+        <w:rPr>
+          <w:rStyle w:val="NormalTok"/>
+        </w:rPr>
+        <w:t xml:space="preserve"> </w:t>
+      </w:r>
+      <w:r>
+        <w:rPr>
+          <w:rStyle w:val="StringTok"/>
+        </w:rPr>
+        <w:t xml:space="preserve">"Foundation Studies"</w:t>
+      </w:r>
+      <w:r>
+        <w:rPr>
+          <w:rStyle w:val="FunctionTok"/>
+        </w:rPr>
+        <w:t xml:space="preserve">,</w:t>
+      </w:r>
+      <w:r>
+        <w:rPr>
+          <w:rStyle w:val="NormalTok"/>
+        </w:rPr>
+        <w:t xml:space="preserve"> </w:t>
+      </w:r>
+      <w:r>
+        <w:rPr>
+          <w:rStyle w:val="DataTypeTok"/>
+        </w:rPr>
+        <w:t xml:space="preserve">"qualification"</w:t>
+      </w:r>
+      <w:r>
+        <w:rPr>
+          <w:rStyle w:val="FunctionTok"/>
+        </w:rPr>
+        <w:t xml:space="preserve">:</w:t>
+      </w:r>
+      <w:r>
+        <w:rPr>
+          <w:rStyle w:val="NormalTok"/>
+        </w:rPr>
+        <w:t xml:space="preserve"> </w:t>
+      </w:r>
+      <w:r>
+        <w:rPr>
+          <w:rStyle w:val="StringTok"/>
+        </w:rPr>
+        <w:t xml:space="preserve">"Senior High School Diploma"</w:t>
+      </w:r>
+      <w:r>
+        <w:rPr>
+          <w:rStyle w:val="FunctionTok"/>
+        </w:rPr>
+        <w:t xml:space="preserve">,</w:t>
+      </w:r>
+      <w:r>
+        <w:br/>
+      </w:r>
+      <w:r>
+        <w:rPr>
+          <w:rStyle w:val="NormalTok"/>
+        </w:rPr>
+        <w:t xml:space="preserve">  </w:t>
+      </w:r>
+      <w:r>
+        <w:rPr>
+          <w:rStyle w:val="DataTypeTok"/>
+        </w:rPr>
+        <w:t xml:space="preserve">"min_grade"</w:t>
+      </w:r>
+      <w:r>
+        <w:rPr>
+          <w:rStyle w:val="FunctionTok"/>
+        </w:rPr>
+        <w:t xml:space="preserve">:</w:t>
+      </w:r>
+      <w:r>
+        <w:rPr>
+          <w:rStyle w:val="NormalTok"/>
+        </w:rPr>
+        <w:t xml:space="preserve"> </w:t>
+      </w:r>
+      <w:r>
+        <w:rPr>
+          <w:rStyle w:val="StringTok"/>
+        </w:rPr>
+        <w:t xml:space="preserve">"Completion of Senior High School Diploma"</w:t>
+      </w:r>
+      <w:r>
+        <w:rPr>
+          <w:rStyle w:val="FunctionTok"/>
+        </w:rPr>
+        <w:t xml:space="preserve">,</w:t>
+      </w:r>
+      <w:r>
+        <w:rPr>
+          <w:rStyle w:val="NormalTok"/>
+        </w:rPr>
+        <w:t xml:space="preserve"> </w:t>
+      </w:r>
+      <w:r>
+        <w:rPr>
+          <w:rStyle w:val="DataTypeTok"/>
+        </w:rPr>
+        <w:t xml:space="preserve">"scale"</w:t>
+      </w:r>
+      <w:r>
+        <w:rPr>
+          <w:rStyle w:val="FunctionTok"/>
+        </w:rPr>
+        <w:t xml:space="preserve">:</w:t>
+      </w:r>
+      <w:r>
+        <w:rPr>
+          <w:rStyle w:val="NormalTok"/>
+        </w:rPr>
+        <w:t xml:space="preserve"> </w:t>
+      </w:r>
+      <w:r>
+        <w:rPr>
+          <w:rStyle w:val="StringTok"/>
+        </w:rPr>
+        <w:t xml:space="preserve">"none"</w:t>
+      </w:r>
+      <w:r>
+        <w:rPr>
+          <w:rStyle w:val="FunctionTok"/>
+        </w:rPr>
+        <w:t xml:space="preserve">,</w:t>
+      </w:r>
+      <w:r>
+        <w:rPr>
+          <w:rStyle w:val="NormalTok"/>
+        </w:rPr>
+        <w:t xml:space="preserve"> </w:t>
+      </w:r>
+      <w:r>
+        <w:rPr>
+          <w:rStyle w:val="DataTypeTok"/>
+        </w:rPr>
+        <w:t xml:space="preserve">"band"</w:t>
+      </w:r>
+      <w:r>
+        <w:rPr>
+          <w:rStyle w:val="FunctionTok"/>
+        </w:rPr>
+        <w:t xml:space="preserve">:</w:t>
+      </w:r>
+      <w:r>
+        <w:rPr>
+          <w:rStyle w:val="NormalTok"/>
+        </w:rPr>
+        <w:t xml:space="preserve"> </w:t>
+      </w:r>
+      <w:r>
+        <w:rPr>
+          <w:rStyle w:val="KeywordTok"/>
+        </w:rPr>
+        <w:t xml:space="preserve">null</w:t>
+      </w:r>
+      <w:r>
+        <w:rPr>
+          <w:rStyle w:val="FunctionTok"/>
+        </w:rPr>
+        <w:t xml:space="preserve">,</w:t>
+      </w:r>
+      <w:r>
+        <w:br/>
+      </w:r>
+      <w:r>
+        <w:rPr>
+          <w:rStyle w:val="NormalTok"/>
+        </w:rPr>
+        <w:t xml:space="preserve">  </w:t>
+      </w:r>
+      <w:r>
+        <w:rPr>
+          <w:rStyle w:val="DataTypeTok"/>
+        </w:rPr>
+        <w:t xml:space="preserve">"conditions"</w:t>
+      </w:r>
+      <w:r>
+        <w:rPr>
+          <w:rStyle w:val="FunctionTok"/>
+        </w:rPr>
+        <w:t xml:space="preserve">:</w:t>
+      </w:r>
+      <w:r>
+        <w:rPr>
+          <w:rStyle w:val="NormalTok"/>
+        </w:rPr>
+        <w:t xml:space="preserve"> </w:t>
+      </w:r>
+      <w:r>
+        <w:rPr>
+          <w:rStyle w:val="FunctionTok"/>
+        </w:rPr>
+        <w:t xml:space="preserve">{</w:t>
+      </w:r>
+      <w:r>
+        <w:rPr>
+          <w:rStyle w:val="NormalTok"/>
+        </w:rPr>
+        <w:t xml:space="preserve"> </w:t>
+      </w:r>
+      <w:r>
+        <w:rPr>
+          <w:rStyle w:val="DataTypeTok"/>
+        </w:rPr>
+        <w:t xml:space="preserve">"best_n"</w:t>
+      </w:r>
+      <w:r>
+        <w:rPr>
+          <w:rStyle w:val="FunctionTok"/>
+        </w:rPr>
+        <w:t xml:space="preserve">:</w:t>
+      </w:r>
+      <w:r>
+        <w:rPr>
+          <w:rStyle w:val="NormalTok"/>
+        </w:rPr>
+        <w:t xml:space="preserve"> </w:t>
+      </w:r>
+      <w:r>
+        <w:rPr>
+          <w:rStyle w:val="KeywordTok"/>
+        </w:rPr>
+        <w:t xml:space="preserve">null</w:t>
+      </w:r>
+      <w:r>
+        <w:rPr>
+          <w:rStyle w:val="FunctionTok"/>
+        </w:rPr>
+        <w:t xml:space="preserve">,</w:t>
+      </w:r>
+      <w:r>
+        <w:rPr>
+          <w:rStyle w:val="NormalTok"/>
+        </w:rPr>
+        <w:t xml:space="preserve"> </w:t>
+      </w:r>
+      <w:r>
+        <w:rPr>
+          <w:rStyle w:val="DataTypeTok"/>
+        </w:rPr>
+        <w:t xml:space="preserve">"alternatives"</w:t>
+      </w:r>
+      <w:r>
+        <w:rPr>
+          <w:rStyle w:val="FunctionTok"/>
+        </w:rPr>
+        <w:t xml:space="preserve">:</w:t>
+      </w:r>
+      <w:r>
+        <w:rPr>
+          <w:rStyle w:val="NormalTok"/>
+        </w:rPr>
+        <w:t xml:space="preserve"> </w:t>
+      </w:r>
+      <w:r>
+        <w:rPr>
+          <w:rStyle w:val="OtherTok"/>
+        </w:rPr>
+        <w:t xml:space="preserve">[]</w:t>
+      </w:r>
+      <w:r>
+        <w:rPr>
+          <w:rStyle w:val="FunctionTok"/>
+        </w:rPr>
+        <w:t xml:space="preserve">,</w:t>
+      </w:r>
+      <w:r>
+        <w:rPr>
+          <w:rStyle w:val="NormalTok"/>
+        </w:rPr>
+        <w:t xml:space="preserve"> </w:t>
+      </w:r>
+      <w:r>
+        <w:rPr>
+          <w:rStyle w:val="DataTypeTok"/>
+        </w:rPr>
+        <w:t xml:space="preserve">"subject_minimums"</w:t>
+      </w:r>
+      <w:r>
+        <w:rPr>
+          <w:rStyle w:val="FunctionTok"/>
+        </w:rPr>
+        <w:t xml:space="preserve">:</w:t>
+      </w:r>
+      <w:r>
+        <w:rPr>
+          <w:rStyle w:val="NormalTok"/>
+        </w:rPr>
+        <w:t xml:space="preserve"> </w:t>
+      </w:r>
+      <w:r>
+        <w:rPr>
+          <w:rStyle w:val="OtherTok"/>
+        </w:rPr>
+        <w:t xml:space="preserve">[]</w:t>
+      </w:r>
+      <w:r>
+        <w:rPr>
+          <w:rStyle w:val="NormalTok"/>
+        </w:rPr>
+        <w:t xml:space="preserve"> </w:t>
+      </w:r>
+      <w:r>
+        <w:rPr>
+          <w:rStyle w:val="FunctionTok"/>
+        </w:rPr>
+        <w:t xml:space="preserve">},</w:t>
+      </w:r>
+      <w:r>
+        <w:rPr>
+          <w:rStyle w:val="NormalTok"/>
+        </w:rPr>
+        <w:t xml:space="preserve"> </w:t>
+      </w:r>
+      <w:r>
+        <w:rPr>
+          <w:rStyle w:val="DataTypeTok"/>
+        </w:rPr>
+        <w:t xml:space="preserve">"as_at"</w:t>
+      </w:r>
+      <w:r>
+        <w:rPr>
+          <w:rStyle w:val="FunctionTok"/>
+        </w:rPr>
+        <w:t xml:space="preserve">:</w:t>
+      </w:r>
+      <w:r>
+        <w:rPr>
+          <w:rStyle w:val="NormalTok"/>
+        </w:rPr>
+        <w:t xml:space="preserve"> </w:t>
+      </w:r>
+      <w:r>
+        <w:rPr>
+          <w:rStyle w:val="StringTok"/>
+        </w:rPr>
+        <w:t xml:space="preserve">"2026-10-26"</w:t>
+      </w:r>
+      <w:r>
+        <w:rPr>
+          <w:rStyle w:val="FunctionTok"/>
+        </w:rPr>
+        <w:t xml:space="preserve">,</w:t>
+      </w:r>
+      <w:r>
+        <w:rPr>
+          <w:rStyle w:val="NormalTok"/>
+        </w:rPr>
+        <w:t xml:space="preserve"> </w:t>
+      </w:r>
+      <w:r>
+        <w:rPr>
+          <w:rStyle w:val="DataTypeTok"/>
+        </w:rPr>
+        <w:t xml:space="preserve">"scale_stated"</w:t>
+      </w:r>
+      <w:r>
+        <w:rPr>
+          <w:rStyle w:val="FunctionTok"/>
+        </w:rPr>
+        <w:t xml:space="preserve">:</w:t>
+      </w:r>
+      <w:r>
+        <w:rPr>
+          <w:rStyle w:val="NormalTok"/>
+        </w:rPr>
+        <w:t xml:space="preserve"> </w:t>
+      </w:r>
+      <w:r>
+        <w:rPr>
+          <w:rStyle w:val="KeywordTok"/>
+        </w:rPr>
+        <w:t xml:space="preserve">null</w:t>
+      </w:r>
+      <w:r>
+        <w:rPr>
+          <w:rStyle w:val="NormalTok"/>
+        </w:rPr>
+        <w:t xml:space="preserve"> </w:t>
+      </w:r>
+      <w:r>
+        <w:rPr>
+          <w:rStyle w:val="FunctionTok"/>
+        </w:rPr>
+        <w:t xml:space="preserve">}</w:t>
+      </w:r>
+    </w:p>
+    <w:p>
+      <w:pPr>
+        <w:pStyle w:val="FirstParagraph"/>
+      </w:pPr>
+      <w:r>
+        <w:t xml:space="preserve">Show</w:t>
+      </w:r>
+      <w:r>
+        <w:t xml:space="preserve"> </w:t>
+      </w:r>
+      <w:r>
+        <w:t xml:space="preserve">“</w:t>
+      </w:r>
+      <w:r>
+        <w:t xml:space="preserve">Senior High School Diploma: Completion of Senior High School Diploma. This qualification is considered case by case.</w:t>
+      </w:r>
+      <w:r>
+        <w:t xml:space="preserve">”</w:t>
+      </w:r>
+    </w:p>
+    <w:p>
+      <w:pPr>
+        <w:pStyle w:val="BodyText"/>
+      </w:pPr>
+      <w:r>
+        <w:t xml:space="preserve">A row with a grade but no stated scale (shape only: on 31 October 2026 no admitted row is in this state yet):</w:t>
+      </w:r>
+    </w:p>
+    <w:p>
+      <w:pPr>
+        <w:pStyle w:val="SourceCode"/>
+      </w:pPr>
+      <w:r>
+        <w:rPr>
+          <w:rStyle w:val="FunctionTok"/>
+        </w:rPr>
+        <w:t xml:space="preserve">{</w:t>
+      </w:r>
+      <w:r>
+        <w:rPr>
+          <w:rStyle w:val="NormalTok"/>
+        </w:rPr>
+        <w:t xml:space="preserve"> </w:t>
+      </w:r>
+      <w:r>
+        <w:rPr>
+          <w:rStyle w:val="DataTypeTok"/>
+        </w:rPr>
+        <w:t xml:space="preserve">"country"</w:t>
+      </w:r>
+      <w:r>
+        <w:rPr>
+          <w:rStyle w:val="FunctionTok"/>
+        </w:rPr>
+        <w:t xml:space="preserve">:</w:t>
+      </w:r>
+      <w:r>
+        <w:rPr>
+          <w:rStyle w:val="NormalTok"/>
+        </w:rPr>
+        <w:t xml:space="preserve"> </w:t>
+      </w:r>
+      <w:r>
+        <w:rPr>
+          <w:rStyle w:val="StringTok"/>
+        </w:rPr>
+        <w:t xml:space="preserve">"CN"</w:t>
+      </w:r>
+      <w:r>
+        <w:rPr>
+          <w:rStyle w:val="FunctionTok"/>
+        </w:rPr>
+        <w:t xml:space="preserve">,</w:t>
+      </w:r>
+      <w:r>
+        <w:rPr>
+          <w:rStyle w:val="NormalTok"/>
+        </w:rPr>
+        <w:t xml:space="preserve"> </w:t>
+      </w:r>
+      <w:r>
+        <w:rPr>
+          <w:rStyle w:val="DataTypeTok"/>
+        </w:rPr>
+        <w:t xml:space="preserve">"study_level"</w:t>
+      </w:r>
+      <w:r>
+        <w:rPr>
+          <w:rStyle w:val="FunctionTok"/>
+        </w:rPr>
+        <w:t xml:space="preserve">:</w:t>
+      </w:r>
+      <w:r>
+        <w:rPr>
+          <w:rStyle w:val="NormalTok"/>
+        </w:rPr>
+        <w:t xml:space="preserve"> </w:t>
+      </w:r>
+      <w:r>
+        <w:rPr>
+          <w:rStyle w:val="StringTok"/>
+        </w:rPr>
+        <w:t xml:space="preserve">"Bachelor degrees"</w:t>
+      </w:r>
+      <w:r>
+        <w:rPr>
+          <w:rStyle w:val="FunctionTok"/>
+        </w:rPr>
+        <w:t xml:space="preserve">,</w:t>
+      </w:r>
+      <w:r>
+        <w:rPr>
+          <w:rStyle w:val="NormalTok"/>
+        </w:rPr>
+        <w:t xml:space="preserve"> </w:t>
+      </w:r>
+      <w:r>
+        <w:rPr>
+          <w:rStyle w:val="DataTypeTok"/>
+        </w:rPr>
+        <w:t xml:space="preserve">"qualification"</w:t>
+      </w:r>
+      <w:r>
+        <w:rPr>
+          <w:rStyle w:val="FunctionTok"/>
+        </w:rPr>
+        <w:t xml:space="preserve">:</w:t>
+      </w:r>
+      <w:r>
+        <w:rPr>
+          <w:rStyle w:val="NormalTok"/>
+        </w:rPr>
+        <w:t xml:space="preserve"> </w:t>
+      </w:r>
+      <w:r>
+        <w:rPr>
+          <w:rStyle w:val="StringTok"/>
+        </w:rPr>
+        <w:t xml:space="preserve">"…"</w:t>
+      </w:r>
+      <w:r>
+        <w:rPr>
+          <w:rStyle w:val="FunctionTok"/>
+        </w:rPr>
+        <w:t xml:space="preserve">,</w:t>
+      </w:r>
+      <w:r>
+        <w:br/>
+      </w:r>
+      <w:r>
+        <w:rPr>
+          <w:rStyle w:val="NormalTok"/>
+        </w:rPr>
+        <w:t xml:space="preserve">  </w:t>
+      </w:r>
+      <w:r>
+        <w:rPr>
+          <w:rStyle w:val="DataTypeTok"/>
+        </w:rPr>
+        <w:t xml:space="preserve">"min_grade"</w:t>
+      </w:r>
+      <w:r>
+        <w:rPr>
+          <w:rStyle w:val="FunctionTok"/>
+        </w:rPr>
+        <w:t xml:space="preserve">:</w:t>
+      </w:r>
+      <w:r>
+        <w:rPr>
+          <w:rStyle w:val="NormalTok"/>
+        </w:rPr>
+        <w:t xml:space="preserve"> </w:t>
+      </w:r>
+      <w:r>
+        <w:rPr>
+          <w:rStyle w:val="StringTok"/>
+        </w:rPr>
+        <w:t xml:space="preserve">"375"</w:t>
+      </w:r>
+      <w:r>
+        <w:rPr>
+          <w:rStyle w:val="FunctionTok"/>
+        </w:rPr>
+        <w:t xml:space="preserve">,</w:t>
+      </w:r>
+      <w:r>
+        <w:rPr>
+          <w:rStyle w:val="NormalTok"/>
+        </w:rPr>
+        <w:t xml:space="preserve"> </w:t>
+      </w:r>
+      <w:r>
+        <w:rPr>
+          <w:rStyle w:val="DataTypeTok"/>
+        </w:rPr>
+        <w:t xml:space="preserve">"scale"</w:t>
+      </w:r>
+      <w:r>
+        <w:rPr>
+          <w:rStyle w:val="FunctionTok"/>
+        </w:rPr>
+        <w:t xml:space="preserve">:</w:t>
+      </w:r>
+      <w:r>
+        <w:rPr>
+          <w:rStyle w:val="NormalTok"/>
+        </w:rPr>
+        <w:t xml:space="preserve"> </w:t>
+      </w:r>
+      <w:r>
+        <w:rPr>
+          <w:rStyle w:val="KeywordTok"/>
+        </w:rPr>
+        <w:t xml:space="preserve">null</w:t>
+      </w:r>
+      <w:r>
+        <w:rPr>
+          <w:rStyle w:val="FunctionTok"/>
+        </w:rPr>
+        <w:t xml:space="preserve">,</w:t>
+      </w:r>
+      <w:r>
+        <w:rPr>
+          <w:rStyle w:val="NormalTok"/>
+        </w:rPr>
+        <w:t xml:space="preserve"> </w:t>
+      </w:r>
+      <w:r>
+        <w:rPr>
+          <w:rStyle w:val="DataTypeTok"/>
+        </w:rPr>
+        <w:t xml:space="preserve">"band"</w:t>
+      </w:r>
+      <w:r>
+        <w:rPr>
+          <w:rStyle w:val="FunctionTok"/>
+        </w:rPr>
+        <w:t xml:space="preserve">:</w:t>
+      </w:r>
+      <w:r>
+        <w:rPr>
+          <w:rStyle w:val="NormalTok"/>
+        </w:rPr>
+        <w:t xml:space="preserve"> </w:t>
+      </w:r>
+      <w:r>
+        <w:rPr>
+          <w:rStyle w:val="KeywordTok"/>
+        </w:rPr>
+        <w:t xml:space="preserve">null</w:t>
+      </w:r>
+      <w:r>
+        <w:rPr>
+          <w:rStyle w:val="FunctionTok"/>
+        </w:rPr>
+        <w:t xml:space="preserve">,</w:t>
+      </w:r>
+      <w:r>
+        <w:br/>
+      </w:r>
+      <w:r>
+        <w:rPr>
+          <w:rStyle w:val="NormalTok"/>
+        </w:rPr>
+        <w:t xml:space="preserve">  </w:t>
+      </w:r>
+      <w:r>
+        <w:rPr>
+          <w:rStyle w:val="DataTypeTok"/>
+        </w:rPr>
+        <w:t xml:space="preserve">"conditions"</w:t>
+      </w:r>
+      <w:r>
+        <w:rPr>
+          <w:rStyle w:val="FunctionTok"/>
+        </w:rPr>
+        <w:t xml:space="preserve">:</w:t>
+      </w:r>
+      <w:r>
+        <w:rPr>
+          <w:rStyle w:val="NormalTok"/>
+        </w:rPr>
+        <w:t xml:space="preserve"> </w:t>
+      </w:r>
+      <w:r>
+        <w:rPr>
+          <w:rStyle w:val="FunctionTok"/>
+        </w:rPr>
+        <w:t xml:space="preserve">{</w:t>
+      </w:r>
+      <w:r>
+        <w:rPr>
+          <w:rStyle w:val="NormalTok"/>
+        </w:rPr>
+        <w:t xml:space="preserve"> </w:t>
+      </w:r>
+      <w:r>
+        <w:rPr>
+          <w:rStyle w:val="DataTypeTok"/>
+        </w:rPr>
+        <w:t xml:space="preserve">"best_n"</w:t>
+      </w:r>
+      <w:r>
+        <w:rPr>
+          <w:rStyle w:val="FunctionTok"/>
+        </w:rPr>
+        <w:t xml:space="preserve">:</w:t>
+      </w:r>
+      <w:r>
+        <w:rPr>
+          <w:rStyle w:val="NormalTok"/>
+        </w:rPr>
+        <w:t xml:space="preserve"> </w:t>
+      </w:r>
+      <w:r>
+        <w:rPr>
+          <w:rStyle w:val="KeywordTok"/>
+        </w:rPr>
+        <w:t xml:space="preserve">null</w:t>
+      </w:r>
+      <w:r>
+        <w:rPr>
+          <w:rStyle w:val="FunctionTok"/>
+        </w:rPr>
+        <w:t xml:space="preserve">,</w:t>
+      </w:r>
+      <w:r>
+        <w:rPr>
+          <w:rStyle w:val="NormalTok"/>
+        </w:rPr>
+        <w:t xml:space="preserve"> </w:t>
+      </w:r>
+      <w:r>
+        <w:rPr>
+          <w:rStyle w:val="DataTypeTok"/>
+        </w:rPr>
+        <w:t xml:space="preserve">"alternatives"</w:t>
+      </w:r>
+      <w:r>
+        <w:rPr>
+          <w:rStyle w:val="FunctionTok"/>
+        </w:rPr>
+        <w:t xml:space="preserve">:</w:t>
+      </w:r>
+      <w:r>
+        <w:rPr>
+          <w:rStyle w:val="NormalTok"/>
+        </w:rPr>
+        <w:t xml:space="preserve"> </w:t>
+      </w:r>
+      <w:r>
+        <w:rPr>
+          <w:rStyle w:val="OtherTok"/>
+        </w:rPr>
+        <w:t xml:space="preserve">[]</w:t>
+      </w:r>
+      <w:r>
+        <w:rPr>
+          <w:rStyle w:val="FunctionTok"/>
+        </w:rPr>
+        <w:t xml:space="preserve">,</w:t>
+      </w:r>
+      <w:r>
+        <w:rPr>
+          <w:rStyle w:val="NormalTok"/>
+        </w:rPr>
+        <w:t xml:space="preserve"> </w:t>
+      </w:r>
+      <w:r>
+        <w:rPr>
+          <w:rStyle w:val="DataTypeTok"/>
+        </w:rPr>
+        <w:t xml:space="preserve">"subject_minimums"</w:t>
+      </w:r>
+      <w:r>
+        <w:rPr>
+          <w:rStyle w:val="FunctionTok"/>
+        </w:rPr>
+        <w:t xml:space="preserve">:</w:t>
+      </w:r>
+      <w:r>
+        <w:rPr>
+          <w:rStyle w:val="NormalTok"/>
+        </w:rPr>
+        <w:t xml:space="preserve"> </w:t>
+      </w:r>
+      <w:r>
+        <w:rPr>
+          <w:rStyle w:val="OtherTok"/>
+        </w:rPr>
+        <w:t xml:space="preserve">[]</w:t>
+      </w:r>
+      <w:r>
+        <w:rPr>
+          <w:rStyle w:val="NormalTok"/>
+        </w:rPr>
+        <w:t xml:space="preserve"> </w:t>
+      </w:r>
+      <w:r>
+        <w:rPr>
+          <w:rStyle w:val="FunctionTok"/>
+        </w:rPr>
+        <w:t xml:space="preserve">},</w:t>
+      </w:r>
+      <w:r>
+        <w:rPr>
+          <w:rStyle w:val="NormalTok"/>
+        </w:rPr>
+        <w:t xml:space="preserve"> </w:t>
+      </w:r>
+      <w:r>
+        <w:rPr>
+          <w:rStyle w:val="DataTypeTok"/>
+        </w:rPr>
+        <w:t xml:space="preserve">"as_at"</w:t>
+      </w:r>
+      <w:r>
+        <w:rPr>
+          <w:rStyle w:val="FunctionTok"/>
+        </w:rPr>
+        <w:t xml:space="preserve">:</w:t>
+      </w:r>
+      <w:r>
+        <w:rPr>
+          <w:rStyle w:val="NormalTok"/>
+        </w:rPr>
+        <w:t xml:space="preserve"> </w:t>
+      </w:r>
+      <w:r>
+        <w:rPr>
+          <w:rStyle w:val="StringTok"/>
+        </w:rPr>
+        <w:t xml:space="preserve">"…"</w:t>
+      </w:r>
+      <w:r>
+        <w:rPr>
+          <w:rStyle w:val="FunctionTok"/>
+        </w:rPr>
+        <w:t xml:space="preserve">,</w:t>
+      </w:r>
+      <w:r>
+        <w:rPr>
+          <w:rStyle w:val="NormalTok"/>
+        </w:rPr>
+        <w:t xml:space="preserve"> </w:t>
+      </w:r>
+      <w:r>
+        <w:rPr>
+          <w:rStyle w:val="DataTypeTok"/>
+        </w:rPr>
+        <w:t xml:space="preserve">"scale_stated"</w:t>
+      </w:r>
+      <w:r>
+        <w:rPr>
+          <w:rStyle w:val="FunctionTok"/>
+        </w:rPr>
+        <w:t xml:space="preserve">:</w:t>
+      </w:r>
+      <w:r>
+        <w:rPr>
+          <w:rStyle w:val="NormalTok"/>
+        </w:rPr>
+        <w:t xml:space="preserve"> </w:t>
+      </w:r>
+      <w:r>
+        <w:rPr>
+          <w:rStyle w:val="KeywordTok"/>
+        </w:rPr>
+        <w:t xml:space="preserve">false</w:t>
+      </w:r>
+      <w:r>
+        <w:rPr>
+          <w:rStyle w:val="NormalTok"/>
+        </w:rPr>
+        <w:t xml:space="preserve"> </w:t>
+      </w:r>
+      <w:r>
+        <w:rPr>
+          <w:rStyle w:val="FunctionTok"/>
+        </w:rPr>
+        <w:t xml:space="preserve">}</w:t>
+      </w:r>
+    </w:p>
+    <w:p>
+      <w:pPr>
+        <w:pStyle w:val="FirstParagraph"/>
+      </w:pPr>
+      <w:r>
+        <w:t xml:space="preserve">Show</w:t>
+      </w:r>
+      <w:r>
+        <w:t xml:space="preserve"> </w:t>
+      </w:r>
+      <w:r>
+        <w:t xml:space="preserve">“</w:t>
+      </w:r>
+      <w:r>
+        <w:t xml:space="preserve">Published requirement: 375. The provider does not state a grading scale on this page; check the source or contact the provider.</w:t>
+      </w:r>
+      <w:r>
+        <w:t xml:space="preserve">”</w:t>
+      </w:r>
+    </w:p>
+    <w:p>
+      <w:pPr>
+        <w:pStyle w:val="BodyText"/>
+      </w:pPr>
+      <w:r>
+        <w:t xml:space="preserve">The same course without</w:t>
+      </w:r>
+      <w:r>
+        <w:t xml:space="preserve"> </w:t>
+      </w:r>
+      <w:r>
+        <w:rPr>
+          <w:rStyle w:val="VerbatimChar"/>
+        </w:rPr>
+        <w:t xml:space="preserve">edu_country</w:t>
+      </w:r>
+      <w:r>
+        <w:t xml:space="preserve"> </w:t>
+      </w:r>
+      <w:r>
+        <w:t xml:space="preserve">(its own published requirements, and no</w:t>
+      </w:r>
+      <w:r>
+        <w:t xml:space="preserve"> </w:t>
+      </w:r>
+      <w:r>
+        <w:rPr>
+          <w:rStyle w:val="VerbatimChar"/>
+        </w:rPr>
+        <w:t xml:space="preserve">resolution</w:t>
+      </w:r>
+      <w:r>
+        <w:t xml:space="preserve">):</w:t>
+      </w:r>
+    </w:p>
+    <w:p>
+      <w:pPr>
+        <w:pStyle w:val="SourceCode"/>
+      </w:pPr>
+      <w:r>
+        <w:rPr>
+          <w:rStyle w:val="ErrorTok"/>
+        </w:rPr>
+        <w:t xml:space="preserve">"entry":</w:t>
+      </w:r>
+      <w:r>
+        <w:rPr>
+          <w:rStyle w:val="NormalTok"/>
+        </w:rPr>
+        <w:t xml:space="preserve"> </w:t>
+      </w:r>
+      <w:r>
+        <w:rPr>
+          <w:rStyle w:val="FunctionTok"/>
+        </w:rPr>
+        <w:t xml:space="preserve">{</w:t>
+      </w:r>
+      <w:r>
+        <w:rPr>
+          <w:rStyle w:val="NormalTok"/>
+        </w:rPr>
+        <w:t xml:space="preserve"> </w:t>
+      </w:r>
+      <w:r>
+        <w:rPr>
+          <w:rStyle w:val="DataTypeTok"/>
+        </w:rPr>
+        <w:t xml:space="preserve">"min_score"</w:t>
+      </w:r>
+      <w:r>
+        <w:rPr>
+          <w:rStyle w:val="FunctionTok"/>
+        </w:rPr>
+        <w:t xml:space="preserve">:</w:t>
+      </w:r>
+      <w:r>
+        <w:rPr>
+          <w:rStyle w:val="NormalTok"/>
+        </w:rPr>
+        <w:t xml:space="preserve"> </w:t>
+      </w:r>
+      <w:r>
+        <w:rPr>
+          <w:rStyle w:val="DecValTok"/>
+        </w:rPr>
+        <w:t xml:space="preserve">73</w:t>
+      </w:r>
+      <w:r>
+        <w:rPr>
+          <w:rStyle w:val="FunctionTok"/>
+        </w:rPr>
+        <w:t xml:space="preserve">,</w:t>
+      </w:r>
+      <w:r>
+        <w:rPr>
+          <w:rStyle w:val="NormalTok"/>
+        </w:rPr>
+        <w:t xml:space="preserve"> </w:t>
+      </w:r>
+      <w:r>
+        <w:rPr>
+          <w:rStyle w:val="DataTypeTok"/>
+        </w:rPr>
+        <w:t xml:space="preserve">"min_score_basis"</w:t>
+      </w:r>
+      <w:r>
+        <w:rPr>
+          <w:rStyle w:val="FunctionTok"/>
+        </w:rPr>
+        <w:t xml:space="preserve">:</w:t>
+      </w:r>
+      <w:r>
+        <w:rPr>
+          <w:rStyle w:val="NormalTok"/>
+        </w:rPr>
+        <w:t xml:space="preserve"> </w:t>
+      </w:r>
+      <w:r>
+        <w:rPr>
+          <w:rStyle w:val="StringTok"/>
+        </w:rPr>
+        <w:t xml:space="preserve">"2026 ATAR"</w:t>
+      </w:r>
+      <w:r>
+        <w:rPr>
+          <w:rStyle w:val="FunctionTok"/>
+        </w:rPr>
+        <w:t xml:space="preserve">,</w:t>
+      </w:r>
+      <w:r>
+        <w:rPr>
+          <w:rStyle w:val="NormalTok"/>
+        </w:rPr>
+        <w:t xml:space="preserve"> </w:t>
+      </w:r>
+      <w:r>
+        <w:rPr>
+          <w:rStyle w:val="DataTypeTok"/>
+        </w:rPr>
+        <w:t xml:space="preserve">"benchmark_band"</w:t>
+      </w:r>
+      <w:r>
+        <w:rPr>
+          <w:rStyle w:val="FunctionTok"/>
+        </w:rPr>
+        <w:t xml:space="preserve">:</w:t>
+      </w:r>
+      <w:r>
+        <w:rPr>
+          <w:rStyle w:val="NormalTok"/>
+        </w:rPr>
+        <w:t xml:space="preserve"> </w:t>
+      </w:r>
+      <w:r>
+        <w:rPr>
+          <w:rStyle w:val="KeywordTok"/>
+        </w:rPr>
+        <w:t xml:space="preserve">null</w:t>
+      </w:r>
+      <w:r>
+        <w:rPr>
+          <w:rStyle w:val="FunctionTok"/>
+        </w:rPr>
+        <w:t xml:space="preserve">,</w:t>
+      </w:r>
+      <w:r>
+        <w:br/>
+      </w:r>
+      <w:r>
+        <w:rPr>
+          <w:rStyle w:val="NormalTok"/>
+        </w:rPr>
+        <w:t xml:space="preserve">           </w:t>
+      </w:r>
+      <w:r>
+        <w:rPr>
+          <w:rStyle w:val="DataTypeTok"/>
+        </w:rPr>
+        <w:t xml:space="preserve">"prerequisites"</w:t>
+      </w:r>
+      <w:r>
+        <w:rPr>
+          <w:rStyle w:val="FunctionTok"/>
+        </w:rPr>
+        <w:t xml:space="preserve">:</w:t>
+      </w:r>
+      <w:r>
+        <w:rPr>
+          <w:rStyle w:val="NormalTok"/>
+        </w:rPr>
+        <w:t xml:space="preserve"> </w:t>
+      </w:r>
+      <w:r>
+        <w:rPr>
+          <w:rStyle w:val="OtherTok"/>
+        </w:rPr>
+        <w:t xml:space="preserve">[]</w:t>
+      </w:r>
+      <w:r>
+        <w:rPr>
+          <w:rStyle w:val="FunctionTok"/>
+        </w:rPr>
+        <w:t xml:space="preserve">,</w:t>
+      </w:r>
+      <w:r>
+        <w:rPr>
+          <w:rStyle w:val="NormalTok"/>
+        </w:rPr>
+        <w:t xml:space="preserve"> </w:t>
+      </w:r>
+      <w:r>
+        <w:rPr>
+          <w:rStyle w:val="DataTypeTok"/>
+        </w:rPr>
+        <w:t xml:space="preserve">"selection_tasks"</w:t>
+      </w:r>
+      <w:r>
+        <w:rPr>
+          <w:rStyle w:val="FunctionTok"/>
+        </w:rPr>
+        <w:t xml:space="preserve">:</w:t>
+      </w:r>
+      <w:r>
+        <w:rPr>
+          <w:rStyle w:val="NormalTok"/>
+        </w:rPr>
+        <w:t xml:space="preserve"> </w:t>
+      </w:r>
+      <w:r>
+        <w:rPr>
+          <w:rStyle w:val="OtherTok"/>
+        </w:rPr>
+        <w:t xml:space="preserve">[]</w:t>
+      </w:r>
+      <w:r>
+        <w:rPr>
+          <w:rStyle w:val="FunctionTok"/>
+        </w:rPr>
+        <w:t xml:space="preserve">,</w:t>
+      </w:r>
+      <w:r>
+        <w:rPr>
+          <w:rStyle w:val="NormalTok"/>
+        </w:rPr>
+        <w:t xml:space="preserve"> </w:t>
+      </w:r>
+      <w:r>
+        <w:rPr>
+          <w:rStyle w:val="DataTypeTok"/>
+        </w:rPr>
+        <w:t xml:space="preserve">"requirements_note"</w:t>
+      </w:r>
+      <w:r>
+        <w:rPr>
+          <w:rStyle w:val="FunctionTok"/>
+        </w:rPr>
+        <w:t xml:space="preserve">:</w:t>
+      </w:r>
+      <w:r>
+        <w:rPr>
+          <w:rStyle w:val="NormalTok"/>
+        </w:rPr>
+        <w:t xml:space="preserve"> </w:t>
+      </w:r>
+      <w:r>
+        <w:rPr>
+          <w:rStyle w:val="KeywordTok"/>
+        </w:rPr>
+        <w:t xml:space="preserve">null</w:t>
+      </w:r>
+      <w:r>
+        <w:rPr>
+          <w:rStyle w:val="FunctionTok"/>
+        </w:rPr>
+        <w:t xml:space="preserve">,</w:t>
+      </w:r>
+      <w:r>
+        <w:rPr>
+          <w:rStyle w:val="NormalTok"/>
+        </w:rPr>
+        <w:t xml:space="preserve"> </w:t>
+      </w:r>
+      <w:r>
+        <w:rPr>
+          <w:rStyle w:val="DataTypeTok"/>
+        </w:rPr>
+        <w:t xml:space="preserve">"resolution"</w:t>
+      </w:r>
+      <w:r>
+        <w:rPr>
+          <w:rStyle w:val="FunctionTok"/>
+        </w:rPr>
+        <w:t xml:space="preserve">:</w:t>
+      </w:r>
+      <w:r>
+        <w:rPr>
+          <w:rStyle w:val="NormalTok"/>
+        </w:rPr>
+        <w:t xml:space="preserve"> </w:t>
+      </w:r>
+      <w:r>
+        <w:rPr>
+          <w:rStyle w:val="KeywordTok"/>
+        </w:rPr>
+        <w:t xml:space="preserve">null</w:t>
+      </w:r>
+      <w:r>
+        <w:rPr>
+          <w:rStyle w:val="NormalTok"/>
+        </w:rPr>
+        <w:t xml:space="preserve"> </w:t>
+      </w:r>
+      <w:r>
+        <w:rPr>
+          <w:rStyle w:val="FunctionTok"/>
+        </w:rPr>
+        <w:t xml:space="preserve">}</w:t>
+      </w:r>
+    </w:p>
+    <w:p>
+      <w:pPr>
+        <w:pStyle w:val="FirstParagraph"/>
+      </w:pPr>
+      <w:r>
+        <w:t xml:space="preserve">For a country the provider publishes nothing for (for example</w:t>
+      </w:r>
+      <w:r>
+        <w:t xml:space="preserve"> </w:t>
+      </w:r>
+      <w:r>
+        <w:rPr>
+          <w:rStyle w:val="VerbatimChar"/>
+        </w:rPr>
+        <w:t xml:space="preserve">edu_country</w:t>
+      </w:r>
+      <w:r>
+        <w:t xml:space="preserve"> </w:t>
+      </w:r>
+      <w:r>
+        <w:rPr>
+          <w:rStyle w:val="VerbatimChar"/>
+        </w:rPr>
+        <w:t xml:space="preserve">"ZW"</w:t>
+      </w:r>
+      <w:r>
+        <w:t xml:space="preserve">),</w:t>
+      </w:r>
+      <w:r>
+        <w:t xml:space="preserve"> </w:t>
+      </w:r>
+      <w:r>
+        <w:rPr>
+          <w:rStyle w:val="VerbatimChar"/>
+        </w:rPr>
+        <w:t xml:space="preserve">resolution</w:t>
+      </w:r>
+      <w:r>
+        <w:t xml:space="preserve"> </w:t>
+      </w:r>
+      <w:r>
+        <w:t xml:space="preserve">is step 5 with</w:t>
+      </w:r>
+      <w:r>
+        <w:t xml:space="preserve"> </w:t>
+      </w:r>
+      <w:r>
+        <w:rPr>
+          <w:rStyle w:val="VerbatimChar"/>
+        </w:rPr>
+        <w:t xml:space="preserve">note</w:t>
+      </w:r>
+      <w:r>
+        <w:t xml:space="preserve"> </w:t>
+      </w:r>
+      <w:r>
+        <w:t xml:space="preserve">“</w:t>
+      </w:r>
+      <w:r>
+        <w:t xml:space="preserve">No published requirement for this country.</w:t>
+      </w:r>
+      <w:r>
+        <w:t xml:space="preserve">”</w:t>
+      </w:r>
+      <w:r>
+        <w:t xml:space="preserve"> </w:t>
+      </w:r>
+      <w:r>
+        <w:t xml:space="preserve">Render every step 5 the same way:</w:t>
+      </w:r>
+      <w:r>
+        <w:t xml:space="preserve"> </w:t>
+      </w:r>
+      <w:r>
+        <w:t xml:space="preserve">“</w:t>
+      </w:r>
+      <w:r>
+        <w:t xml:space="preserve">contact the provider</w:t>
+      </w:r>
+      <w:r>
+        <w:t xml:space="preserve">”</w:t>
+      </w:r>
+      <w:r>
+        <w:t xml:space="preserve">, with</w:t>
+      </w:r>
+      <w:r>
+        <w:t xml:space="preserve"> </w:t>
+      </w:r>
+      <w:r>
+        <w:rPr>
+          <w:rStyle w:val="VerbatimChar"/>
+        </w:rPr>
+        <w:t xml:space="preserve">contact</w:t>
+      </w:r>
+      <w:r>
+        <w:t xml:space="preserve">.</w:t>
+      </w:r>
+    </w:p>
+    <w:p>
+      <w:pPr>
+        <w:pStyle w:val="BodyText"/>
+      </w:pPr>
+      <w:r>
+        <w:rPr>
+          <w:bCs/>
+          <w:b/>
+        </w:rPr>
+        <w:t xml:space="preserve">Integrating:</w:t>
+      </w:r>
+    </w:p>
+    <w:p>
+      <w:pPr>
+        <w:numPr>
+          <w:ilvl w:val="0"/>
+          <w:numId w:val="1013"/>
+        </w:numPr>
+        <w:pStyle w:val="Compact"/>
+      </w:pPr>
+      <w:r>
+        <w:rPr>
+          <w:bCs/>
+          <w:b/>
+        </w:rPr>
+        <w:t xml:space="preserve">What the website shows is built by the website team.</w:t>
+      </w:r>
+      <w:r>
+        <w:t xml:space="preserve"> </w:t>
+      </w:r>
+      <w:r>
+        <w:t xml:space="preserve">The API returns the data and the outcome words above; it does not provide page components.</w:t>
+      </w:r>
+    </w:p>
+    <w:p>
+      <w:pPr>
+        <w:numPr>
+          <w:ilvl w:val="0"/>
+          <w:numId w:val="1013"/>
+        </w:numPr>
+        <w:pStyle w:val="Compact"/>
+      </w:pPr>
+      <w:r>
+        <w:rPr>
+          <w:bCs/>
+          <w:b/>
+        </w:rPr>
+        <w:t xml:space="preserve">Website (Wix):</w:t>
+      </w:r>
+      <w:r>
+        <w:t xml:space="preserve"> </w:t>
+      </w:r>
+      <w:r>
+        <w:t xml:space="preserve">let the student choose their country of prior education once (for example on the course page or in their profile), keep it in their session, and send it as</w:t>
+      </w:r>
+      <w:r>
+        <w:t xml:space="preserve"> </w:t>
+      </w:r>
+      <w:r>
+        <w:rPr>
+          <w:rStyle w:val="VerbatimChar"/>
+        </w:rPr>
+        <w:t xml:space="preserve">edu_country</w:t>
+      </w:r>
+      <w:r>
+        <w:t xml:space="preserve"> </w:t>
+      </w:r>
+      <w:r>
+        <w:t xml:space="preserve">with</w:t>
+      </w:r>
+      <w:r>
+        <w:t xml:space="preserve"> </w:t>
+      </w:r>
+      <w:r>
+        <w:rPr>
+          <w:rStyle w:val="VerbatimChar"/>
+        </w:rPr>
+        <w:t xml:space="preserve">course</w:t>
+      </w:r>
+      <w:r>
+        <w:t xml:space="preserve"> </w:t>
+      </w:r>
+      <w:r>
+        <w:t xml:space="preserve">and</w:t>
+      </w:r>
+      <w:r>
+        <w:t xml:space="preserve"> </w:t>
+      </w:r>
+      <w:r>
+        <w:rPr>
+          <w:rStyle w:val="VerbatimChar"/>
+        </w:rPr>
+        <w:t xml:space="preserve">provider</w:t>
+      </w:r>
+      <w:r>
+        <w:t xml:space="preserve"> </w:t>
+      </w:r>
+      <w:r>
+        <w:t xml:space="preserve">from your backend code, as for every call (the key never reaches the browser). Render</w:t>
+      </w:r>
+      <w:r>
+        <w:t xml:space="preserve"> </w:t>
+      </w:r>
+      <w:r>
+        <w:rPr>
+          <w:rStyle w:val="VerbatimChar"/>
+        </w:rPr>
+        <w:t xml:space="preserve">entry.resolution</w:t>
+      </w:r>
+      <w:r>
+        <w:t xml:space="preserve"> </w:t>
+      </w:r>
+      <w:r>
+        <w:t xml:space="preserve">with the three rules above; show</w:t>
+      </w:r>
+      <w:r>
+        <w:t xml:space="preserve"> </w:t>
+      </w:r>
+      <w:r>
+        <w:rPr>
+          <w:rStyle w:val="VerbatimChar"/>
+        </w:rPr>
+        <w:t xml:space="preserve">as_at</w:t>
+      </w:r>
+      <w:r>
+        <w:t xml:space="preserve"> </w:t>
+      </w:r>
+      <w:r>
+        <w:t xml:space="preserve">with each row.</w:t>
+      </w:r>
+      <w:r>
+        <w:t xml:space="preserve"> </w:t>
+      </w:r>
+      <w:r>
+        <w:rPr>
+          <w:rStyle w:val="VerbatimChar"/>
+        </w:rPr>
+        <w:t xml:space="preserve">sync</w:t>
+      </w:r>
+      <w:r>
+        <w:t xml:space="preserve"> </w:t>
+      </w:r>
+      <w:r>
+        <w:t xml:space="preserve">does not carry entry requirements: fetch them with</w:t>
+      </w:r>
+      <w:r>
+        <w:t xml:space="preserve"> </w:t>
+      </w:r>
+      <w:r>
+        <w:rPr>
+          <w:rStyle w:val="VerbatimChar"/>
+        </w:rPr>
+        <w:t xml:space="preserve">course</w:t>
+      </w:r>
+      <w:r>
+        <w:t xml:space="preserve"> </w:t>
+      </w:r>
+      <w:r>
+        <w:t xml:space="preserve">and</w:t>
+      </w:r>
+      <w:r>
+        <w:t xml:space="preserve"> </w:t>
+      </w:r>
+      <w:r>
+        <w:rPr>
+          <w:rStyle w:val="VerbatimChar"/>
+        </w:rPr>
+        <w:t xml:space="preserve">provider</w:t>
+      </w:r>
+      <w:r>
+        <w:t xml:space="preserve"> </w:t>
+      </w:r>
+      <w:r>
+        <w:t xml:space="preserve">when the page is shown (or cache them by course and country).</w:t>
+      </w:r>
+    </w:p>
+    <w:p>
+      <w:pPr>
+        <w:numPr>
+          <w:ilvl w:val="0"/>
+          <w:numId w:val="1013"/>
+        </w:numPr>
+        <w:pStyle w:val="Compact"/>
+      </w:pPr>
+      <w:r>
+        <w:rPr>
+          <w:bCs/>
+          <w:b/>
+        </w:rPr>
+        <w:t xml:space="preserve">Zoho:</w:t>
+      </w:r>
+      <w:r>
+        <w:t xml:space="preserve"> </w:t>
+      </w:r>
+      <w:r>
+        <w:t xml:space="preserve">Zoho’s own API (</w:t>
+      </w:r>
+      <w:r>
+        <w:rPr>
+          <w:rStyle w:val="VerbatimChar"/>
+        </w:rPr>
+        <w:t xml:space="preserve">zoho-api-v2</w:t>
+      </w:r>
+      <w:r>
+        <w:t xml:space="preserve">) is unchanged and carries no entry requirements. A Zoho workflow that needs them for a lead calls Website API v2</w:t>
+      </w:r>
+      <w:r>
+        <w:t xml:space="preserve"> </w:t>
+      </w:r>
+      <w:r>
+        <w:rPr>
+          <w:rStyle w:val="VerbatimChar"/>
+        </w:rPr>
+        <w:t xml:space="preserve">course</w:t>
+      </w:r>
+      <w:r>
+        <w:t xml:space="preserve"> </w:t>
+      </w:r>
+      <w:r>
+        <w:t xml:space="preserve">with the lead’s country of prior education, with a key issued for that use.</w:t>
+      </w:r>
+    </w:p>
+    <w:p>
+      <w:pPr>
+        <w:numPr>
+          <w:ilvl w:val="0"/>
+          <w:numId w:val="1013"/>
+        </w:numPr>
+        <w:pStyle w:val="Compact"/>
+      </w:pPr>
+      <w:r>
+        <w:rPr>
+          <w:bCs/>
+          <w:b/>
+        </w:rPr>
+        <w:t xml:space="preserve">Other consumers:</w:t>
+      </w:r>
+      <w:r>
+        <w:t xml:space="preserve"> </w:t>
+      </w:r>
+      <w:r>
+        <w:t xml:space="preserve">treat</w:t>
+      </w:r>
+      <w:r>
+        <w:t xml:space="preserve"> </w:t>
+      </w:r>
+      <w:r>
+        <w:rPr>
+          <w:rStyle w:val="VerbatimChar"/>
+        </w:rPr>
+        <w:t xml:space="preserve">entry</w:t>
+      </w:r>
+      <w:r>
+        <w:t xml:space="preserve">,</w:t>
+      </w:r>
+      <w:r>
+        <w:t xml:space="preserve"> </w:t>
+      </w:r>
+      <w:r>
+        <w:rPr>
+          <w:rStyle w:val="VerbatimChar"/>
+        </w:rPr>
+        <w:t xml:space="preserve">entry_matrix</w:t>
+      </w:r>
+      <w:r>
+        <w:t xml:space="preserve"> </w:t>
+      </w:r>
+      <w:r>
+        <w:t xml:space="preserve">and</w:t>
+      </w:r>
+      <w:r>
+        <w:t xml:space="preserve"> </w:t>
+      </w:r>
+      <w:r>
+        <w:rPr>
+          <w:rStyle w:val="VerbatimChar"/>
+        </w:rPr>
+        <w:t xml:space="preserve">scale_stated</w:t>
+      </w:r>
+      <w:r>
+        <w:t xml:space="preserve"> </w:t>
+      </w:r>
+      <w:r>
+        <w:t xml:space="preserve">as optional; a value not held is</w:t>
+      </w:r>
+      <w:r>
+        <w:t xml:space="preserve"> </w:t>
+      </w:r>
+      <w:r>
+        <w:rPr>
+          <w:rStyle w:val="VerbatimChar"/>
+        </w:rPr>
+        <w:t xml:space="preserve">null</w:t>
+      </w:r>
+      <w:r>
+        <w:t xml:space="preserve"> </w:t>
+      </w:r>
+      <w:r>
+        <w:t xml:space="preserve">or empty, never a placeholder.</w:t>
+      </w:r>
+    </w:p>
+    <w:p>
+      <w:pPr>
+        <w:pStyle w:val="FirstParagraph"/>
+      </w:pPr>
+      <w:r>
+        <w:t xml:space="preserve">Coverage grows as each provider’s published table is admitted by a person (section 8).</w:t>
+      </w:r>
+    </w:p>
+    <w:bookmarkEnd w:id="36"/>
+    <w:bookmarkEnd w:id="37"/>
+    <w:bookmarkStart w:id="38" w:name="what-is-held-now"/>
+    <w:p>
+      <w:pPr>
+        <w:pStyle w:val="Heading1"/>
+      </w:pPr>
+      <w:r>
+        <w:t xml:space="preserve">8. What is held now</w:t>
+      </w:r>
+    </w:p>
+    <w:p>
+      <w:pPr>
+        <w:pStyle w:val="FirstParagraph"/>
+      </w:pPr>
+      <w:r>
+        <w:t xml:space="preserve">Courses or records the API returns holding a value (31 October 2026; coverage grows daily).</w:t>
+      </w:r>
+    </w:p>
+    <w:tbl>
+      <w:tblPr>
+        <w:tblStyle w:val="Table"/>
+        <w:tblW w:type="pct" w:w="5000"/>
+        <w:tblLook w:firstRow="1" w:lastRow="0" w:firstColumn="0" w:lastColumn="0" w:noHBand="0" w:noVBand="0" w:val="0020"/>
+        <w:jc w:val="start"/>
+        <w:tblBorders>
+          <w:top w:val="single" w:sz="4" w:color="BFBFBF"/>
+          <w:left w:val="single" w:sz="4" w:color="BFBFBF"/>
+          <w:bottom w:val="single" w:sz="4" w:color="BFBFBF"/>
+          <w:right w:val="single" w:sz="4" w:color="BFBFBF"/>
+          <w:insideH w:val="single" w:sz="4" w:color="BFBFBF"/>
+          <w:insideV w:val="single" w:sz="4" w:color="BFBFBF"/>
+        </w:tblBorders>
+      </w:tblPr>
+      <w:tblGrid>
+        <w:gridCol w:w="1980"/>
+        <w:gridCol w:w="1980"/>
+        <w:gridCol w:w="1980"/>
+        <w:gridCol w:w="1980"/>
+      </w:tblGrid>
+      <w:tr>
+        <w:trPr>
+          <w:tblHeader w:val="true"/>
+        </w:trPr>
+        <w:tc>
+          <w:tcPr>
+            <w:shd w:val="clear" w:color="auto" w:fill="1F3864"/>
+          </w:tcPr>
+          <w:p>
+            <w:pPr>
+              <w:pStyle w:val="Compact"/>
+              <w:jc w:val="left"/>
+            </w:pPr>
+            <w:r>
+              <w:rPr>
+                <w:b/>
+                <w:color w:val="FFFFFF"/>
+              </w:rPr>
+              <w:t xml:space="preserve">Course field</w:t>
+            </w:r>
+          </w:p>
+        </w:tc>
+        <w:tc>
+          <w:tcPr>
+            <w:shd w:val="clear" w:color="auto" w:fill="1F3864"/>
+          </w:tcPr>
+          <w:p>
+            <w:pPr>
+              <w:pStyle w:val="Compact"/>
+              <w:jc w:val="left"/>
+            </w:pPr>
+            <w:r>
+              <w:rPr>
+                <w:b/>
+                <w:color w:val="FFFFFF"/>
+              </w:rPr>
+              <w:t xml:space="preserve">Australia (23,732)</w:t>
+            </w:r>
+          </w:p>
+        </w:tc>
+        <w:tc>
+          <w:tcPr>
+            <w:shd w:val="clear" w:color="auto" w:fill="1F3864"/>
+          </w:tcPr>
+          <w:p>
+            <w:pPr>
+              <w:pStyle w:val="Compact"/>
+              <w:jc w:val="left"/>
+            </w:pPr>
+            <w:r>
+              <w:rPr>
+                <w:b/>
+                <w:color w:val="FFFFFF"/>
+              </w:rPr>
+              <w:t xml:space="preserve">New Zealand (6,495)</w:t>
+            </w:r>
+          </w:p>
+        </w:tc>
+        <w:tc>
+          <w:tcPr>
+            <w:shd w:val="clear" w:color="auto" w:fill="1F3864"/>
+          </w:tcPr>
+          <w:p>
+            <w:pPr>
+              <w:pStyle w:val="Compact"/>
+              <w:jc w:val="left"/>
+            </w:pPr>
+            <w:r>
+              <w:rPr>
+                <w:b/>
+                <w:color w:val="FFFFFF"/>
+              </w:rPr>
+              <w:t xml:space="preserve">Canada (3,814)</w:t>
+            </w:r>
+          </w:p>
+        </w:tc>
+      </w:tr>
+      <w:tr>
+        <w:tc>
+          <w:tcPr/>
+          <w:p>
+            <w:pPr>
+              <w:pStyle w:val="Compact"/>
+              <w:jc w:val="left"/>
+            </w:pPr>
+            <w:r>
+              <w:t xml:space="preserve">Official course page</w:t>
+            </w:r>
+          </w:p>
+        </w:tc>
+        <w:tc>
+          <w:tcPr/>
+          <w:p>
+            <w:pPr>
+              <w:pStyle w:val="Compact"/>
+              <w:jc w:val="left"/>
+            </w:pPr>
+            <w:r>
+              <w:t xml:space="preserve">17,910</w:t>
+            </w:r>
+          </w:p>
+        </w:tc>
+        <w:tc>
+          <w:tcPr/>
+          <w:p>
+            <w:pPr>
+              <w:pStyle w:val="Compact"/>
+              <w:jc w:val="left"/>
+            </w:pPr>
+            <w:r>
+              <w:t xml:space="preserve">3,045</w:t>
+            </w:r>
+          </w:p>
+        </w:tc>
+        <w:tc>
+          <w:tcPr/>
+          <w:p>
+            <w:pPr>
+              <w:pStyle w:val="Compact"/>
+              <w:jc w:val="left"/>
+            </w:pPr>
+            <w:r>
+              <w:t xml:space="preserve">2,665</w:t>
+            </w:r>
+          </w:p>
+        </w:tc>
+      </w:tr>
+      <w:tr>
+        <w:tc>
+          <w:tcPr/>
+          <w:p>
+            <w:pPr>
+              <w:pStyle w:val="Compact"/>
+              <w:jc w:val="left"/>
+            </w:pPr>
+            <w:r>
+              <w:t xml:space="preserve">English requirements</w:t>
+            </w:r>
+          </w:p>
+        </w:tc>
+        <w:tc>
+          <w:tcPr/>
+          <w:p>
+            <w:pPr>
+              <w:pStyle w:val="Compact"/>
+              <w:jc w:val="left"/>
+            </w:pPr>
+            <w:r>
+              <w:t xml:space="preserve">16,043</w:t>
+            </w:r>
+          </w:p>
+        </w:tc>
+        <w:tc>
+          <w:tcPr/>
+          <w:p>
+            <w:pPr>
+              <w:pStyle w:val="Compact"/>
+              <w:jc w:val="left"/>
+            </w:pPr>
+            <w:r>
+              <w:t xml:space="preserve">2,357</w:t>
+            </w:r>
+          </w:p>
+        </w:tc>
+        <w:tc>
+          <w:tcPr/>
+          <w:p>
+            <w:pPr>
+              <w:pStyle w:val="Compact"/>
+              <w:jc w:val="left"/>
+            </w:pPr>
+            <w:r>
+              <w:t xml:space="preserve">2,009</w:t>
+            </w:r>
+          </w:p>
+        </w:tc>
+      </w:tr>
+      <w:tr>
+        <w:tc>
+          <w:tcPr/>
+          <w:p>
+            <w:pPr>
+              <w:pStyle w:val="Compact"/>
+              <w:jc w:val="left"/>
+            </w:pPr>
+            <w:r>
+              <w:t xml:space="preserve">of which Duolingo English Test (DET)</w:t>
+            </w:r>
+          </w:p>
+        </w:tc>
+        <w:tc>
+          <w:tcPr/>
+          <w:p>
+            <w:pPr>
+              <w:pStyle w:val="Compact"/>
+              <w:jc w:val="left"/>
+            </w:pPr>
+            <w:r>
+              <w:t xml:space="preserve">405</w:t>
+            </w:r>
+          </w:p>
+        </w:tc>
+        <w:tc>
+          <w:tcPr/>
+          <w:p>
+            <w:pPr>
+              <w:pStyle w:val="Compact"/>
+              <w:jc w:val="left"/>
+            </w:pPr>
+            <w:r>
+              <w:t xml:space="preserve">0</w:t>
+            </w:r>
+          </w:p>
+        </w:tc>
+        <w:tc>
+          <w:tcPr/>
+          <w:p>
+            <w:pPr>
+              <w:pStyle w:val="Compact"/>
+              <w:jc w:val="left"/>
+            </w:pPr>
+            <w:r>
+              <w:t xml:space="preserve">248</w:t>
+            </w:r>
+          </w:p>
+        </w:tc>
+      </w:tr>
+      <w:tr>
+        <w:tc>
+          <w:tcPr/>
+          <w:p>
+            <w:pPr>
+              <w:pStyle w:val="Compact"/>
+              <w:jc w:val="left"/>
+            </w:pPr>
+            <w:r>
+              <w:t xml:space="preserve">Intake months</w:t>
+            </w:r>
+          </w:p>
+        </w:tc>
+        <w:tc>
+          <w:tcPr/>
+          <w:p>
+            <w:pPr>
+              <w:pStyle w:val="Compact"/>
+              <w:jc w:val="left"/>
+            </w:pPr>
+            <w:r>
+              <w:t xml:space="preserve">9,404</w:t>
+            </w:r>
+          </w:p>
+        </w:tc>
+        <w:tc>
+          <w:tcPr/>
+          <w:p>
+            <w:pPr>
+              <w:pStyle w:val="Compact"/>
+              <w:jc w:val="left"/>
+            </w:pPr>
+            <w:r>
+              <w:t xml:space="preserve">2,142</w:t>
+            </w:r>
+          </w:p>
+        </w:tc>
+        <w:tc>
+          <w:tcPr/>
+          <w:p>
+            <w:pPr>
+              <w:pStyle w:val="Compact"/>
+              <w:jc w:val="left"/>
+            </w:pPr>
+            <w:r>
+              <w:t xml:space="preserve">1,613</w:t>
+            </w:r>
+          </w:p>
+        </w:tc>
+      </w:tr>
+      <w:tr>
+        <w:tc>
+          <w:tcPr/>
+          <w:p>
+            <w:pPr>
+              <w:pStyle w:val="Compact"/>
+              <w:jc w:val="left"/>
+            </w:pPr>
+            <w:r>
+              <w:t xml:space="preserve">Any tuition</w:t>
+            </w:r>
+          </w:p>
+        </w:tc>
+        <w:tc>
+          <w:tcPr/>
+          <w:p>
+            <w:pPr>
+              <w:pStyle w:val="Compact"/>
+              <w:jc w:val="left"/>
+            </w:pPr>
+            <w:r>
+              <w:t xml:space="preserve">23,564</w:t>
+            </w:r>
+          </w:p>
+        </w:tc>
+        <w:tc>
+          <w:tcPr/>
+          <w:p>
+            <w:pPr>
+              <w:pStyle w:val="Compact"/>
+              <w:jc w:val="left"/>
+            </w:pPr>
+            <w:r>
+              <w:t xml:space="preserve">1,421</w:t>
+            </w:r>
+          </w:p>
+        </w:tc>
+        <w:tc>
+          <w:tcPr/>
+          <w:p>
+            <w:pPr>
+              <w:pStyle w:val="Compact"/>
+              <w:jc w:val="left"/>
+            </w:pPr>
+            <w:r>
+              <w:t xml:space="preserve">683</w:t>
+            </w:r>
+          </w:p>
+        </w:tc>
+      </w:tr>
+      <w:tr>
+        <w:tc>
+          <w:tcPr/>
+          <w:p>
+            <w:pPr>
+              <w:pStyle w:val="Compact"/>
+              <w:jc w:val="left"/>
+            </w:pPr>
+            <w:r>
+              <w:t xml:space="preserve">Study area</w:t>
+            </w:r>
+          </w:p>
+        </w:tc>
+        <w:tc>
+          <w:tcPr/>
+          <w:p>
+            <w:pPr>
+              <w:pStyle w:val="Compact"/>
+              <w:jc w:val="left"/>
+            </w:pPr>
+            <w:r>
+              <w:t xml:space="preserve">23,732</w:t>
+            </w:r>
+          </w:p>
+        </w:tc>
+        <w:tc>
+          <w:tcPr/>
+          <w:p>
+            <w:pPr>
+              <w:pStyle w:val="Compact"/>
+              <w:jc w:val="left"/>
+            </w:pPr>
+            <w:r>
+              <w:t xml:space="preserve">6,253</w:t>
+            </w:r>
+          </w:p>
+        </w:tc>
+        <w:tc>
+          <w:tcPr/>
+          <w:p>
+            <w:pPr>
+              <w:pStyle w:val="Compact"/>
+              <w:jc w:val="left"/>
+            </w:pPr>
+            <w:r>
+              <w:t xml:space="preserve">3,774</w:t>
+            </w:r>
+          </w:p>
+        </w:tc>
+      </w:tr>
+      <w:tr>
+        <w:tc>
+          <w:tcPr/>
+          <w:p>
+            <w:pPr>
+              <w:pStyle w:val="Compact"/>
+              <w:jc w:val="left"/>
+            </w:pPr>
+            <w:r>
+              <w:t xml:space="preserve">Study level</w:t>
+            </w:r>
+          </w:p>
+        </w:tc>
+        <w:tc>
+          <w:tcPr/>
+          <w:p>
+            <w:pPr>
+              <w:pStyle w:val="Compact"/>
+              <w:jc w:val="left"/>
+            </w:pPr>
+            <w:r>
+              <w:t xml:space="preserve">23,732</w:t>
+            </w:r>
+          </w:p>
+        </w:tc>
+        <w:tc>
+          <w:tcPr/>
+          <w:p>
+            <w:pPr>
+              <w:pStyle w:val="Compact"/>
+              <w:jc w:val="left"/>
+            </w:pPr>
+            <w:r>
+              <w:t xml:space="preserve">6,275</w:t>
+            </w:r>
+          </w:p>
+        </w:tc>
+        <w:tc>
+          <w:tcPr/>
+          <w:p>
+            <w:pPr>
+              <w:pStyle w:val="Compact"/>
+              <w:jc w:val="left"/>
+            </w:pPr>
+            <w:r>
+              <w:t xml:space="preserve">3,814</w:t>
+            </w:r>
+          </w:p>
+        </w:tc>
+      </w:tr>
+      <w:tr>
+        <w:tc>
+          <w:tcPr/>
+          <w:p>
+            <w:pPr>
+              <w:pStyle w:val="Compact"/>
+              <w:jc w:val="left"/>
+            </w:pPr>
+            <w:r>
+              <w:t xml:space="preserve">Duration (months)</w:t>
+            </w:r>
+          </w:p>
+        </w:tc>
+        <w:tc>
+          <w:tcPr/>
+          <w:p>
+            <w:pPr>
+              <w:pStyle w:val="Compact"/>
+              <w:jc w:val="left"/>
+            </w:pPr>
+            <w:r>
+              <w:t xml:space="preserve">23,732</w:t>
+            </w:r>
+          </w:p>
+        </w:tc>
+        <w:tc>
+          <w:tcPr/>
+          <w:p>
+            <w:pPr>
+              <w:pStyle w:val="Compact"/>
+              <w:jc w:val="left"/>
+            </w:pPr>
+            <w:r>
+              <w:t xml:space="preserve">2,340</w:t>
+            </w:r>
+          </w:p>
+        </w:tc>
+        <w:tc>
+          <w:tcPr/>
+          <w:p>
+            <w:pPr>
+              <w:pStyle w:val="Compact"/>
+              <w:jc w:val="left"/>
+            </w:pPr>
+            <w:r>
+              <w:t xml:space="preserve">1,324</w:t>
+            </w:r>
+          </w:p>
+        </w:tc>
+      </w:tr>
+      <w:tr>
+        <w:tc>
+          <w:tcPr/>
+          <w:p>
+            <w:pPr>
+              <w:pStyle w:val="Compact"/>
+              <w:jc w:val="left"/>
+            </w:pPr>
+            <w:r>
+              <w:t xml:space="preserve">Delivery mode</w:t>
+            </w:r>
+          </w:p>
+        </w:tc>
+        <w:tc>
+          <w:tcPr/>
+          <w:p>
+            <w:pPr>
+              <w:pStyle w:val="Compact"/>
+              <w:jc w:val="left"/>
+            </w:pPr>
+            <w:r>
+              <w:t xml:space="preserve">23,712</w:t>
+            </w:r>
+          </w:p>
+        </w:tc>
+        <w:tc>
+          <w:tcPr/>
+          <w:p>
+            <w:pPr>
+              <w:pStyle w:val="Compact"/>
+              <w:jc w:val="left"/>
+            </w:pPr>
+            <w:r>
+              <w:t xml:space="preserve">2,984</w:t>
+            </w:r>
+          </w:p>
+        </w:tc>
+        <w:tc>
+          <w:tcPr/>
+          <w:p>
+            <w:pPr>
+              <w:pStyle w:val="Compact"/>
+              <w:jc w:val="left"/>
+            </w:pPr>
+            <w:r>
+              <w:t xml:space="preserve">2,520</w:t>
+            </w:r>
+          </w:p>
+        </w:tc>
+      </w:tr>
+      <w:tr>
+        <w:tc>
+          <w:tcPr/>
+          <w:p>
+            <w:pPr>
+              <w:pStyle w:val="Compact"/>
+              <w:jc w:val="left"/>
+            </w:pPr>
+            <w:r>
+              <w:t xml:space="preserve">At least one campus</w:t>
+            </w:r>
+          </w:p>
+        </w:tc>
+        <w:tc>
+          <w:tcPr/>
+          <w:p>
+            <w:pPr>
+              <w:pStyle w:val="Compact"/>
+              <w:jc w:val="left"/>
+            </w:pPr>
+            <w:r>
+              <w:t xml:space="preserve">23,701</w:t>
+            </w:r>
+          </w:p>
+        </w:tc>
+        <w:tc>
+          <w:tcPr/>
+          <w:p>
+            <w:pPr>
+              <w:pStyle w:val="Compact"/>
+              <w:jc w:val="left"/>
+            </w:pPr>
+            <w:r>
+              <w:t xml:space="preserve">2,343</w:t>
+            </w:r>
+          </w:p>
+        </w:tc>
+        <w:tc>
+          <w:tcPr/>
+          <w:p>
+            <w:pPr>
+              <w:pStyle w:val="Compact"/>
+              <w:jc w:val="left"/>
+            </w:pPr>
+            <w:r>
+              <w:t xml:space="preserve">2,102</w:t>
+            </w:r>
+          </w:p>
+        </w:tc>
+      </w:tr>
+      <w:tr>
+        <w:tc>
+          <w:tcPr/>
+          <w:p>
+            <w:pPr>
+              <w:pStyle w:val="Compact"/>
+              <w:jc w:val="left"/>
+            </w:pPr>
+            <w:r>
+              <w:t xml:space="preserve">At least one linked scholarship</w:t>
+            </w:r>
+          </w:p>
+        </w:tc>
+        <w:tc>
+          <w:tcPr/>
+          <w:p>
+            <w:pPr>
+              <w:pStyle w:val="Compact"/>
+              <w:jc w:val="left"/>
+            </w:pPr>
+            <w:r>
+              <w:t xml:space="preserve">8,917</w:t>
+            </w:r>
+          </w:p>
+        </w:tc>
+        <w:tc>
+          <w:tcPr/>
+          <w:p>
+            <w:pPr>
+              <w:pStyle w:val="Compact"/>
+              <w:jc w:val="left"/>
+            </w:pPr>
+            <w:r>
+              <w:t xml:space="preserve">1,456</w:t>
+            </w:r>
+          </w:p>
+        </w:tc>
+        <w:tc>
+          <w:tcPr/>
+          <w:p>
+            <w:pPr>
+              <w:pStyle w:val="Compact"/>
+              <w:jc w:val="left"/>
+            </w:pPr>
+            <w:r>
+              <w:t xml:space="preserve">984</w:t>
+            </w:r>
+          </w:p>
+        </w:tc>
+      </w:tr>
+      <w:tr>
+        <w:tc>
+          <w:tcPr/>
+          <w:p>
+            <w:pPr>
+              <w:pStyle w:val="Compact"/>
+              <w:jc w:val="left"/>
+            </w:pPr>
+            <w:r>
+              <w:t xml:space="preserve">Providers with courses</w:t>
+            </w:r>
+          </w:p>
+        </w:tc>
+        <w:tc>
+          <w:tcPr/>
+          <w:p>
+            <w:pPr>
+              <w:pStyle w:val="Compact"/>
+              <w:jc w:val="left"/>
+            </w:pPr>
+            <w:r>
+              <w:t xml:space="preserve">1,279</w:t>
+            </w:r>
+          </w:p>
+        </w:tc>
+        <w:tc>
+          <w:tcPr/>
+          <w:p>
+            <w:pPr>
+              <w:pStyle w:val="Compact"/>
+              <w:jc w:val="left"/>
+            </w:pPr>
+            <w:r>
+              <w:t xml:space="preserve">289</w:t>
+            </w:r>
+          </w:p>
+        </w:tc>
+        <w:tc>
+          <w:tcPr/>
+          <w:p>
+            <w:pPr>
+              <w:pStyle w:val="Compact"/>
+              <w:jc w:val="left"/>
+            </w:pPr>
+            <w:r>
+              <w:t xml:space="preserve">52</w:t>
+            </w:r>
+          </w:p>
+        </w:tc>
+      </w:tr>
+    </w:tbl>
+    <w:p>
+      <w:pPr>
+        <w:pStyle w:val="BodyText"/>
+      </w:pPr>
+      <w:r>
+        <w:t xml:space="preserve">Scholarships returned: 1,108 (Australia 892, New Zealand 151, Canada 65); all 1,108 are open to international students. Providers with an approved logo: 1,463. QS 2027 ranked Australian providers: 38. QILT statistics: 116 Australian providers. Institution type: held for Australian and New Zealand providers (null for Canada).</w:t>
+      </w:r>
+    </w:p>
+    <w:p>
+      <w:pPr>
+        <w:pStyle w:val="BodyText"/>
+      </w:pPr>
+      <w:r>
+        <w:t xml:space="preserve">Academic entry requirements (7.9): provider tables admitted for 13 providers (628 rows across their countries); course-level entry rows admitted for 44 courses. More providers’ tables and courses have been read and wait for a person’s approval before they are returned. A course or provider without admitted rows returns</w:t>
       </w:r>
       <w:r>
         <w:t xml:space="preserve"> </w:t>
@@ -18071,7 +19322,7 @@
         <w:pStyle w:val="FirstParagraph"/>
       </w:pPr>
       <w:r>
-        <w:t xml:space="preserve">Counts are as measured on Pilot on 29 October 2026; they change as data is corrected and grows.</w:t>
+        <w:t xml:space="preserve">Counts are as measured on Pilot on 31 October 2026; they change as data is corrected and grows.</w:t>
       </w:r>
     </w:p>
     <w:tbl>
@@ -18832,7 +20083,7 @@
               <w:t xml:space="preserve"> </w:t>
             </w:r>
             <w:r>
-              <w:t xml:space="preserve">international returns 1,111 records</w:t>
+              <w:t xml:space="preserve">international returns 1,108 records</w:t>
             </w:r>
           </w:p>
         </w:tc>
@@ -19486,7 +20737,7 @@
               <w:t xml:space="preserve"> </w:t>
             </w:r>
             <w:r>
-              <w:t xml:space="preserve">provider:cricos:00122a returns 343</w:t>
+              <w:t xml:space="preserve">provider:cricos:00122a returns 345</w:t>
             </w:r>
             <w:r>
               <w:t xml:space="preserve"> </w:t>
@@ -19588,6 +20839,167 @@
                 <w:rStyle w:val="VerbatimChar"/>
               </w:rPr>
               <w:t xml:space="preserve">INVALID_INPUT</w:t>
+            </w:r>
+          </w:p>
+        </w:tc>
+      </w:tr>
+      <w:tr>
+        <w:tc>
+          <w:tcPr/>
+          <w:p>
+            <w:pPr>
+              <w:pStyle w:val="Compact"/>
+              <w:jc w:val="left"/>
+            </w:pPr>
+            <w:r>
+              <w:t xml:space="preserve">23</w:t>
+            </w:r>
+          </w:p>
+        </w:tc>
+        <w:tc>
+          <w:tcPr/>
+          <w:p>
+            <w:pPr>
+              <w:pStyle w:val="Compact"/>
+              <w:jc w:val="left"/>
+            </w:pPr>
+            <w:r>
+              <w:t xml:space="preserve">Entry, scale stated</w:t>
+            </w:r>
+          </w:p>
+        </w:tc>
+        <w:tc>
+          <w:tcPr/>
+          <w:p>
+            <w:pPr>
+              <w:pStyle w:val="Compact"/>
+              <w:jc w:val="left"/>
+            </w:pPr>
+            <w:r>
+              <w:rPr>
+                <w:rStyle w:val="VerbatimChar"/>
+              </w:rPr>
+              <w:t xml:space="preserve">provider</w:t>
+            </w:r>
+            <w:r>
+              <w:t xml:space="preserve"> </w:t>
+            </w:r>
+            <w:r>
+              <w:t xml:space="preserve">with</w:t>
+            </w:r>
+            <w:r>
+              <w:t xml:space="preserve"> </w:t>
+            </w:r>
+            <w:r>
+              <w:rPr>
+                <w:rStyle w:val="VerbatimChar"/>
+              </w:rPr>
+              <w:t xml:space="preserve">provider_id</w:t>
+            </w:r>
+            <w:r>
+              <w:t xml:space="preserve"> </w:t>
+            </w:r>
+            <w:r>
+              <w:t xml:space="preserve">provider:cricos:00122a returns</w:t>
+            </w:r>
+            <w:r>
+              <w:t xml:space="preserve"> </w:t>
+            </w:r>
+            <w:r>
+              <w:rPr>
+                <w:rStyle w:val="VerbatimChar"/>
+              </w:rPr>
+              <w:t xml:space="preserve">scale_stated</w:t>
+            </w:r>
+            <w:r>
+              <w:t xml:space="preserve"> </w:t>
+            </w:r>
+            <w:r>
+              <w:t xml:space="preserve">on every</w:t>
+            </w:r>
+            <w:r>
+              <w:t xml:space="preserve"> </w:t>
+            </w:r>
+            <w:r>
+              <w:rPr>
+                <w:rStyle w:val="VerbatimChar"/>
+              </w:rPr>
+              <w:t xml:space="preserve">entry_matrix</w:t>
+            </w:r>
+            <w:r>
+              <w:t xml:space="preserve"> </w:t>
+            </w:r>
+            <w:r>
+              <w:t xml:space="preserve">item (</w:t>
+            </w:r>
+            <w:r>
+              <w:rPr>
+                <w:rStyle w:val="VerbatimChar"/>
+              </w:rPr>
+              <w:t xml:space="preserve">true</w:t>
+            </w:r>
+            <w:r>
+              <w:t xml:space="preserve"> </w:t>
+            </w:r>
+            <w:r>
+              <w:t xml:space="preserve">on 312,</w:t>
+            </w:r>
+            <w:r>
+              <w:t xml:space="preserve"> </w:t>
+            </w:r>
+            <w:r>
+              <w:rPr>
+                <w:rStyle w:val="VerbatimChar"/>
+              </w:rPr>
+              <w:t xml:space="preserve">null</w:t>
+            </w:r>
+            <w:r>
+              <w:t xml:space="preserve"> </w:t>
+            </w:r>
+            <w:r>
+              <w:t xml:space="preserve">on 33 on 31 October 2026); a row with</w:t>
+            </w:r>
+            <w:r>
+              <w:t xml:space="preserve"> </w:t>
+            </w:r>
+            <w:r>
+              <w:rPr>
+                <w:rStyle w:val="VerbatimChar"/>
+              </w:rPr>
+              <w:t xml:space="preserve">scale_stated</w:t>
+            </w:r>
+            <w:r>
+              <w:t xml:space="preserve"> </w:t>
+            </w:r>
+            <w:r>
+              <w:rPr>
+                <w:rStyle w:val="VerbatimChar"/>
+              </w:rPr>
+              <w:t xml:space="preserve">false</w:t>
+            </w:r>
+            <w:r>
+              <w:t xml:space="preserve"> </w:t>
+            </w:r>
+            <w:r>
+              <w:t xml:space="preserve">is shown with the</w:t>
+            </w:r>
+            <w:r>
+              <w:t xml:space="preserve"> </w:t>
+            </w:r>
+            <w:r>
+              <w:t xml:space="preserve">“</w:t>
+            </w:r>
+            <w:r>
+              <w:t xml:space="preserve">does not state a grading scale</w:t>
+            </w:r>
+            <w:r>
+              <w:t xml:space="preserve">”</w:t>
+            </w:r>
+            <w:r>
+              <w:t xml:space="preserve"> </w:t>
+            </w:r>
+            <w:r>
+              <w:t xml:space="preserve">wording, never as a percentage, band or case by case</w:t>
             </w:r>
           </w:p>
         </w:tc>
@@ -20148,6 +21560,155 @@
             </w:r>
             <w:r>
               <w:t xml:space="preserve">(the provider’s published requirements by country). Section 7.9 added; acceptance tests 20 to 22 added</w:t>
+            </w:r>
+          </w:p>
+        </w:tc>
+      </w:tr>
+      <w:tr>
+        <w:tc>
+          <w:tcPr/>
+          <w:p>
+            <w:pPr>
+              <w:pStyle w:val="Compact"/>
+              <w:jc w:val="left"/>
+            </w:pPr>
+            <w:r>
+              <w:t xml:space="preserve">31 October 2026 (issue 6)</w:t>
+            </w:r>
+          </w:p>
+        </w:tc>
+        <w:tc>
+          <w:tcPr/>
+          <w:p>
+            <w:pPr>
+              <w:pStyle w:val="Compact"/>
+              <w:jc w:val="left"/>
+            </w:pPr>
+            <w:r>
+              <w:rPr>
+                <w:rStyle w:val="VerbatimChar"/>
+              </w:rPr>
+              <w:t xml:space="preserve">entry_matrix[]</w:t>
+            </w:r>
+            <w:r>
+              <w:t xml:space="preserve"> </w:t>
+            </w:r>
+            <w:r>
+              <w:t xml:space="preserve">items and</w:t>
+            </w:r>
+            <w:r>
+              <w:t xml:space="preserve"> </w:t>
+            </w:r>
+            <w:r>
+              <w:rPr>
+                <w:rStyle w:val="VerbatimChar"/>
+              </w:rPr>
+              <w:t xml:space="preserve">entry.resolution.rows[]</w:t>
+            </w:r>
+            <w:r>
+              <w:t xml:space="preserve"> </w:t>
+            </w:r>
+            <w:r>
+              <w:t xml:space="preserve">items gain</w:t>
+            </w:r>
+            <w:r>
+              <w:t xml:space="preserve"> </w:t>
+            </w:r>
+            <w:r>
+              <w:rPr>
+                <w:rStyle w:val="VerbatimChar"/>
+              </w:rPr>
+              <w:t xml:space="preserve">scale_stated</w:t>
+            </w:r>
+            <w:r>
+              <w:t xml:space="preserve">:</w:t>
+            </w:r>
+            <w:r>
+              <w:t xml:space="preserve"> </w:t>
+            </w:r>
+            <w:r>
+              <w:rPr>
+                <w:rStyle w:val="VerbatimChar"/>
+              </w:rPr>
+              <w:t xml:space="preserve">false</w:t>
+            </w:r>
+            <w:r>
+              <w:t xml:space="preserve"> </w:t>
+            </w:r>
+            <w:r>
+              <w:t xml:space="preserve">when the provider prints a grade but does not state its grading scale (</w:t>
+            </w:r>
+            <w:r>
+              <w:rPr>
+                <w:rStyle w:val="VerbatimChar"/>
+              </w:rPr>
+              <w:t xml:space="preserve">scale</w:t>
+            </w:r>
+            <w:r>
+              <w:t xml:space="preserve"> </w:t>
+            </w:r>
+            <w:r>
+              <w:t xml:space="preserve">is</w:t>
+            </w:r>
+            <w:r>
+              <w:t xml:space="preserve"> </w:t>
+            </w:r>
+            <w:r>
+              <w:rPr>
+                <w:rStyle w:val="VerbatimChar"/>
+              </w:rPr>
+              <w:t xml:space="preserve">null</w:t>
+            </w:r>
+            <w:r>
+              <w:t xml:space="preserve">; show the</w:t>
+            </w:r>
+            <w:r>
+              <w:t xml:space="preserve"> </w:t>
+            </w:r>
+            <w:r>
+              <w:t xml:space="preserve">“</w:t>
+            </w:r>
+            <w:r>
+              <w:t xml:space="preserve">does not state a grading scale</w:t>
+            </w:r>
+            <w:r>
+              <w:t xml:space="preserve">”</w:t>
+            </w:r>
+            <w:r>
+              <w:t xml:space="preserve"> </w:t>
+            </w:r>
+            <w:r>
+              <w:t xml:space="preserve">wording),</w:t>
+            </w:r>
+            <w:r>
+              <w:t xml:space="preserve"> </w:t>
+            </w:r>
+            <w:r>
+              <w:rPr>
+                <w:rStyle w:val="VerbatimChar"/>
+              </w:rPr>
+              <w:t xml:space="preserve">true</w:t>
+            </w:r>
+            <w:r>
+              <w:t xml:space="preserve"> </w:t>
+            </w:r>
+            <w:r>
+              <w:t xml:space="preserve">when the scale is stated,</w:t>
+            </w:r>
+            <w:r>
+              <w:t xml:space="preserve"> </w:t>
+            </w:r>
+            <w:r>
+              <w:rPr>
+                <w:rStyle w:val="VerbatimChar"/>
+              </w:rPr>
+              <w:t xml:space="preserve">null</w:t>
+            </w:r>
+            <w:r>
+              <w:t xml:space="preserve"> </w:t>
+            </w:r>
+            <w:r>
+              <w:t xml:space="preserve">for case by case. Section 7.9 and acceptance test 23 updated</w:t>
             </w:r>
           </w:p>
         </w:tc>
@@ -20179,7 +21740,7 @@
         <w:color w:val="606060"/>
         <w:sz w:val="16"/>
       </w:rPr>
-      <w:t>website-api-v2 · Version 2 · Issue 5 · 29 October 2026 · Pilot</w:t>
+      <w:t>website-api-v2 · Version 2 · Issue 6 · 31 October 2026 · Pilot</w:t>
     </w:r>
   </w:p>
 </w:ftr>

--- a/docs/integrations/developer-pack/StudySearch-Website-API-v2-Developer-Guide.docx
+++ b/docs/integrations/developer-pack/StudySearch-Website-API-v2-Developer-Guide.docx
@@ -87,7 +87,7 @@
         <w:t xml:space="preserve"> </w:t>
       </w:r>
       <w:r>
-        <w:t xml:space="preserve">6</w:t>
+        <w:t xml:space="preserve">7</w:t>
       </w:r>
       <w:r>
         <w:t xml:space="preserve"> </w:t>
@@ -12478,6 +12478,161 @@
               <w:rPr>
                 <w:rStyle w:val="VerbatimChar"/>
               </w:rPr>
+              <w:t xml:space="preserve">min_scores[]</w:t>
+            </w:r>
+          </w:p>
+        </w:tc>
+        <w:tc>
+          <w:tcPr/>
+          <w:p>
+            <w:pPr>
+              <w:pStyle w:val="Compact"/>
+              <w:jc w:val="left"/>
+            </w:pPr>
+            <w:r>
+              <w:t xml:space="preserve">Every entry score the course publishes, one item per route, as printed:</w:t>
+            </w:r>
+            <w:r>
+              <w:t xml:space="preserve"> </w:t>
+            </w:r>
+            <w:r>
+              <w:rPr>
+                <w:rStyle w:val="VerbatimChar"/>
+              </w:rPr>
+              <w:t xml:space="preserve">{ score, basis, audience, scale, quote, source_url, as_at }</w:t>
+            </w:r>
+            <w:r>
+              <w:t xml:space="preserve">.</w:t>
+            </w:r>
+            <w:r>
+              <w:t xml:space="preserve"> </w:t>
+            </w:r>
+            <w:r>
+              <w:rPr>
+                <w:rStyle w:val="VerbatimChar"/>
+              </w:rPr>
+              <w:t xml:space="preserve">audience</w:t>
+            </w:r>
+            <w:r>
+              <w:t xml:space="preserve"> </w:t>
+            </w:r>
+            <w:r>
+              <w:t xml:space="preserve">is</w:t>
+            </w:r>
+            <w:r>
+              <w:t xml:space="preserve"> </w:t>
+            </w:r>
+            <w:r>
+              <w:rPr>
+                <w:rStyle w:val="VerbatimChar"/>
+              </w:rPr>
+              <w:t xml:space="preserve">international</w:t>
+            </w:r>
+            <w:r>
+              <w:t xml:space="preserve">,</w:t>
+            </w:r>
+            <w:r>
+              <w:t xml:space="preserve"> </w:t>
+            </w:r>
+            <w:r>
+              <w:rPr>
+                <w:rStyle w:val="VerbatimChar"/>
+              </w:rPr>
+              <w:t xml:space="preserve">all</w:t>
+            </w:r>
+            <w:r>
+              <w:t xml:space="preserve"> </w:t>
+            </w:r>
+            <w:r>
+              <w:t xml:space="preserve">or</w:t>
+            </w:r>
+            <w:r>
+              <w:t xml:space="preserve"> </w:t>
+            </w:r>
+            <w:r>
+              <w:rPr>
+                <w:rStyle w:val="VerbatimChar"/>
+              </w:rPr>
+              <w:t xml:space="preserve">domestic</w:t>
+            </w:r>
+            <w:r>
+              <w:t xml:space="preserve">;</w:t>
+            </w:r>
+            <w:r>
+              <w:t xml:space="preserve"> </w:t>
+            </w:r>
+            <w:r>
+              <w:rPr>
+                <w:rStyle w:val="VerbatimChar"/>
+              </w:rPr>
+              <w:t xml:space="preserve">scale</w:t>
+            </w:r>
+            <w:r>
+              <w:t xml:space="preserve"> </w:t>
+            </w:r>
+            <w:r>
+              <w:t xml:space="preserve">is the grading scale only where the provider states one (otherwise</w:t>
+            </w:r>
+            <w:r>
+              <w:t xml:space="preserve"> </w:t>
+            </w:r>
+            <w:r>
+              <w:rPr>
+                <w:rStyle w:val="VerbatimChar"/>
+              </w:rPr>
+              <w:t xml:space="preserve">null</w:t>
+            </w:r>
+            <w:r>
+              <w:t xml:space="preserve">, never worked out). Order: international, all, domestic. Always present;</w:t>
+            </w:r>
+            <w:r>
+              <w:t xml:space="preserve"> </w:t>
+            </w:r>
+            <w:r>
+              <w:rPr>
+                <w:rStyle w:val="VerbatimChar"/>
+              </w:rPr>
+              <w:t xml:space="preserve">[]</w:t>
+            </w:r>
+            <w:r>
+              <w:t xml:space="preserve"> </w:t>
+            </w:r>
+            <w:r>
+              <w:t xml:space="preserve">when none is held. See</w:t>
+            </w:r>
+            <w:r>
+              <w:t xml:space="preserve"> </w:t>
+            </w:r>
+            <w:r>
+              <w:t xml:space="preserve">“</w:t>
+            </w:r>
+            <w:r>
+              <w:t xml:space="preserve">Several entry scores</w:t>
+            </w:r>
+            <w:r>
+              <w:t xml:space="preserve">”</w:t>
+            </w:r>
+            <w:r>
+              <w:t xml:space="preserve"> </w:t>
+            </w:r>
+            <w:r>
+              <w:t xml:space="preserve">below</w:t>
+            </w:r>
+          </w:p>
+        </w:tc>
+      </w:tr>
+      <w:tr>
+        <w:tc>
+          <w:tcPr/>
+          <w:p>
+            <w:pPr>
+              <w:pStyle w:val="Compact"/>
+              <w:jc w:val="left"/>
+            </w:pPr>
+            <w:r>
+              <w:rPr>
+                <w:rStyle w:val="VerbatimChar"/>
+              </w:rPr>
               <w:t xml:space="preserve">benchmark_band</w:t>
             </w:r>
           </w:p>
@@ -12625,14 +12780,46 @@
       </w:pPr>
       <w:r>
         <w:rPr>
+          <w:bCs/>
+          <w:b/>
+        </w:rPr>
+        <w:t xml:space="preserve">Several entry scores (</w:t>
+      </w:r>
+      <w:r>
+        <w:rPr>
           <w:rStyle w:val="VerbatimChar"/>
           <w:bCs/>
           <w:b/>
         </w:rPr>
-        <w:t xml:space="preserve">resolution</w:t>
-      </w:r>
-      <w:r>
-        <w:t xml:space="preserve">: the requirement that applies to a student from that country. It is worked out in a fixed order, and the first rule that applies is used:</w:t>
+        <w:t xml:space="preserve">min_scores[]</w:t>
+      </w:r>
+      <w:r>
+        <w:rPr>
+          <w:bCs/>
+          <w:b/>
+        </w:rPr>
+        <w:t xml:space="preserve">).</w:t>
+      </w:r>
+      <w:r>
+        <w:t xml:space="preserve"> </w:t>
+      </w:r>
+      <w:r>
+        <w:t xml:space="preserve">Some courses publish more than one way in, for example ATAR, International Baccalaureate, GCE A Level and pathway programmes.</w:t>
+      </w:r>
+      <w:r>
+        <w:t xml:space="preserve"> </w:t>
+      </w:r>
+      <w:r>
+        <w:rPr>
+          <w:rStyle w:val="VerbatimChar"/>
+        </w:rPr>
+        <w:t xml:space="preserve">min_scores[]</w:t>
+      </w:r>
+      <w:r>
+        <w:t xml:space="preserve"> </w:t>
+      </w:r>
+      <w:r>
+        <w:t xml:space="preserve">lists each one as the provider prints it.</w:t>
       </w:r>
     </w:p>
     <w:p>
@@ -12644,7 +12831,49 @@
         <w:pStyle w:val="Compact"/>
       </w:pPr>
       <w:r>
-        <w:t xml:space="preserve">a rule the course page states for itself;</w:t>
+        <w:t xml:space="preserve">Show them as a list headed</w:t>
+      </w:r>
+      <w:r>
+        <w:t xml:space="preserve"> </w:t>
+      </w:r>
+      <w:r>
+        <w:t xml:space="preserve">“</w:t>
+      </w:r>
+      <w:r>
+        <w:t xml:space="preserve">Entry scores published for this course</w:t>
+      </w:r>
+      <w:r>
+        <w:t xml:space="preserve">”</w:t>
+      </w:r>
+      <w:r>
+        <w:t xml:space="preserve">, one line per item, international first. Use the item’s</w:t>
+      </w:r>
+      <w:r>
+        <w:t xml:space="preserve"> </w:t>
+      </w:r>
+      <w:r>
+        <w:rPr>
+          <w:rStyle w:val="VerbatimChar"/>
+        </w:rPr>
+        <w:t xml:space="preserve">quote</w:t>
+      </w:r>
+      <w:r>
+        <w:t xml:space="preserve"> </w:t>
+      </w:r>
+      <w:r>
+        <w:t xml:space="preserve">as the line: it is the provider’s own words and always names the route (</w:t>
+      </w:r>
+      <w:r>
+        <w:rPr>
+          <w:rStyle w:val="VerbatimChar"/>
+        </w:rPr>
+        <w:t xml:space="preserve">basis</w:t>
+      </w:r>
+      <w:r>
+        <w:t xml:space="preserve"> </w:t>
+      </w:r>
+      <w:r>
+        <w:t xml:space="preserve">is a short label and may not).</w:t>
       </w:r>
     </w:p>
     <w:p>
@@ -12656,7 +12885,22 @@
         <w:pStyle w:val="Compact"/>
       </w:pPr>
       <w:r>
-        <w:t xml:space="preserve">the provider’s row for this course and country;</w:t>
+        <w:t xml:space="preserve">Never convert between routes, never present the list as</w:t>
+      </w:r>
+      <w:r>
+        <w:t xml:space="preserve"> </w:t>
+      </w:r>
+      <w:r>
+        <w:t xml:space="preserve">“</w:t>
+      </w:r>
+      <w:r>
+        <w:t xml:space="preserve">or equivalent</w:t>
+      </w:r>
+      <w:r>
+        <w:t xml:space="preserve">”</w:t>
+      </w:r>
+      <w:r>
+        <w:t xml:space="preserve">, and never compare it with the student’s results.</w:t>
       </w:r>
     </w:p>
     <w:p>
@@ -12668,26 +12912,988 @@
         <w:pStyle w:val="Compact"/>
       </w:pPr>
       <w:r>
-        <w:t xml:space="preserve">the course’s band, looked up in the provider’s table for the country;</w:t>
+        <w:rPr>
+          <w:rStyle w:val="VerbatimChar"/>
+        </w:rPr>
+        <w:t xml:space="preserve">min_score</w:t>
+      </w:r>
+      <w:r>
+        <w:t xml:space="preserve"> </w:t>
+      </w:r>
+      <w:r>
+        <w:t xml:space="preserve">and</w:t>
+      </w:r>
+      <w:r>
+        <w:t xml:space="preserve"> </w:t>
+      </w:r>
+      <w:r>
+        <w:rPr>
+          <w:rStyle w:val="VerbatimChar"/>
+        </w:rPr>
+        <w:t xml:space="preserve">min_score_basis</w:t>
+      </w:r>
+      <w:r>
+        <w:t xml:space="preserve"> </w:t>
+      </w:r>
+      <w:r>
+        <w:t xml:space="preserve">are unchanged: keep using them where you show a single score.</w:t>
+      </w:r>
+    </w:p>
+    <w:p>
+      <w:pPr>
+        <w:pStyle w:val="SourceCode"/>
+      </w:pPr>
+      <w:r>
+        <w:rPr>
+          <w:rStyle w:val="ErrorTok"/>
+        </w:rPr>
+        <w:t xml:space="preserve">"min_scores":</w:t>
+      </w:r>
+      <w:r>
+        <w:rPr>
+          <w:rStyle w:val="NormalTok"/>
+        </w:rPr>
+        <w:t xml:space="preserve"> </w:t>
+      </w:r>
+      <w:r>
+        <w:rPr>
+          <w:rStyle w:val="OtherTok"/>
+        </w:rPr>
+        <w:t xml:space="preserve">[</w:t>
+      </w:r>
+      <w:r>
+        <w:br/>
+      </w:r>
+      <w:r>
+        <w:rPr>
+          <w:rStyle w:val="NormalTok"/>
+        </w:rPr>
+        <w:t xml:space="preserve">  </w:t>
+      </w:r>
+      <w:r>
+        <w:rPr>
+          <w:rStyle w:val="FunctionTok"/>
+        </w:rPr>
+        <w:t xml:space="preserve">{</w:t>
+      </w:r>
+      <w:r>
+        <w:rPr>
+          <w:rStyle w:val="NormalTok"/>
+        </w:rPr>
+        <w:t xml:space="preserve"> </w:t>
+      </w:r>
+      <w:r>
+        <w:rPr>
+          <w:rStyle w:val="DataTypeTok"/>
+        </w:rPr>
+        <w:t xml:space="preserve">"score"</w:t>
+      </w:r>
+      <w:r>
+        <w:rPr>
+          <w:rStyle w:val="FunctionTok"/>
+        </w:rPr>
+        <w:t xml:space="preserve">:</w:t>
+      </w:r>
+      <w:r>
+        <w:rPr>
+          <w:rStyle w:val="NormalTok"/>
+        </w:rPr>
+        <w:t xml:space="preserve"> </w:t>
+      </w:r>
+      <w:r>
+        <w:rPr>
+          <w:rStyle w:val="DecValTok"/>
+        </w:rPr>
+        <w:t xml:space="preserve">26</w:t>
+      </w:r>
+      <w:r>
+        <w:rPr>
+          <w:rStyle w:val="FunctionTok"/>
+        </w:rPr>
+        <w:t xml:space="preserve">,</w:t>
+      </w:r>
+      <w:r>
+        <w:rPr>
+          <w:rStyle w:val="NormalTok"/>
+        </w:rPr>
+        <w:t xml:space="preserve"> </w:t>
+      </w:r>
+      <w:r>
+        <w:rPr>
+          <w:rStyle w:val="DataTypeTok"/>
+        </w:rPr>
+        <w:t xml:space="preserve">"basis"</w:t>
+      </w:r>
+      <w:r>
+        <w:rPr>
+          <w:rStyle w:val="FunctionTok"/>
+        </w:rPr>
+        <w:t xml:space="preserve">:</w:t>
+      </w:r>
+      <w:r>
+        <w:rPr>
+          <w:rStyle w:val="NormalTok"/>
+        </w:rPr>
+        <w:t xml:space="preserve"> </w:t>
+      </w:r>
+      <w:r>
+        <w:rPr>
+          <w:rStyle w:val="StringTok"/>
+        </w:rPr>
+        <w:t xml:space="preserve">"International Baccalaureate Diploma Programme 26"</w:t>
+      </w:r>
+      <w:r>
+        <w:rPr>
+          <w:rStyle w:val="FunctionTok"/>
+        </w:rPr>
+        <w:t xml:space="preserve">,</w:t>
+      </w:r>
+      <w:r>
+        <w:rPr>
+          <w:rStyle w:val="NormalTok"/>
+        </w:rPr>
+        <w:t xml:space="preserve"> </w:t>
+      </w:r>
+      <w:r>
+        <w:rPr>
+          <w:rStyle w:val="DataTypeTok"/>
+        </w:rPr>
+        <w:t xml:space="preserve">"audience"</w:t>
+      </w:r>
+      <w:r>
+        <w:rPr>
+          <w:rStyle w:val="FunctionTok"/>
+        </w:rPr>
+        <w:t xml:space="preserve">:</w:t>
+      </w:r>
+      <w:r>
+        <w:rPr>
+          <w:rStyle w:val="NormalTok"/>
+        </w:rPr>
+        <w:t xml:space="preserve"> </w:t>
+      </w:r>
+      <w:r>
+        <w:rPr>
+          <w:rStyle w:val="StringTok"/>
+        </w:rPr>
+        <w:t xml:space="preserve">"international"</w:t>
+      </w:r>
+      <w:r>
+        <w:rPr>
+          <w:rStyle w:val="FunctionTok"/>
+        </w:rPr>
+        <w:t xml:space="preserve">,</w:t>
+      </w:r>
+      <w:r>
+        <w:rPr>
+          <w:rStyle w:val="NormalTok"/>
+        </w:rPr>
+        <w:t xml:space="preserve"> </w:t>
+      </w:r>
+      <w:r>
+        <w:rPr>
+          <w:rStyle w:val="DataTypeTok"/>
+        </w:rPr>
+        <w:t xml:space="preserve">"scale"</w:t>
+      </w:r>
+      <w:r>
+        <w:rPr>
+          <w:rStyle w:val="FunctionTok"/>
+        </w:rPr>
+        <w:t xml:space="preserve">:</w:t>
+      </w:r>
+      <w:r>
+        <w:rPr>
+          <w:rStyle w:val="NormalTok"/>
+        </w:rPr>
+        <w:t xml:space="preserve"> </w:t>
+      </w:r>
+      <w:r>
+        <w:rPr>
+          <w:rStyle w:val="KeywordTok"/>
+        </w:rPr>
+        <w:t xml:space="preserve">null</w:t>
+      </w:r>
+      <w:r>
+        <w:rPr>
+          <w:rStyle w:val="FunctionTok"/>
+        </w:rPr>
+        <w:t xml:space="preserve">,</w:t>
+      </w:r>
+      <w:r>
+        <w:br/>
+      </w:r>
+      <w:r>
+        <w:rPr>
+          <w:rStyle w:val="NormalTok"/>
+        </w:rPr>
+        <w:t xml:space="preserve">    </w:t>
+      </w:r>
+      <w:r>
+        <w:rPr>
+          <w:rStyle w:val="DataTypeTok"/>
+        </w:rPr>
+        <w:t xml:space="preserve">"quote"</w:t>
+      </w:r>
+      <w:r>
+        <w:rPr>
+          <w:rStyle w:val="FunctionTok"/>
+        </w:rPr>
+        <w:t xml:space="preserve">:</w:t>
+      </w:r>
+      <w:r>
+        <w:rPr>
+          <w:rStyle w:val="NormalTok"/>
+        </w:rPr>
+        <w:t xml:space="preserve"> </w:t>
+      </w:r>
+      <w:r>
+        <w:rPr>
+          <w:rStyle w:val="StringTok"/>
+        </w:rPr>
+        <w:t xml:space="preserve">"International Baccalaureate Diploma Programme 26"</w:t>
+      </w:r>
+      <w:r>
+        <w:rPr>
+          <w:rStyle w:val="FunctionTok"/>
+        </w:rPr>
+        <w:t xml:space="preserve">,</w:t>
+      </w:r>
+      <w:r>
+        <w:rPr>
+          <w:rStyle w:val="NormalTok"/>
+        </w:rPr>
+        <w:t xml:space="preserve"> </w:t>
+      </w:r>
+      <w:r>
+        <w:rPr>
+          <w:rStyle w:val="DataTypeTok"/>
+        </w:rPr>
+        <w:t xml:space="preserve">"source_url"</w:t>
+      </w:r>
+      <w:r>
+        <w:rPr>
+          <w:rStyle w:val="FunctionTok"/>
+        </w:rPr>
+        <w:t xml:space="preserve">:</w:t>
+      </w:r>
+      <w:r>
+        <w:rPr>
+          <w:rStyle w:val="NormalTok"/>
+        </w:rPr>
+        <w:t xml:space="preserve"> </w:t>
+      </w:r>
+      <w:r>
+        <w:rPr>
+          <w:rStyle w:val="StringTok"/>
+        </w:rPr>
+        <w:t xml:space="preserve">"https://www.monash.edu/study/course/A2012?international=true"</w:t>
+      </w:r>
+      <w:r>
+        <w:rPr>
+          <w:rStyle w:val="FunctionTok"/>
+        </w:rPr>
+        <w:t xml:space="preserve">,</w:t>
+      </w:r>
+      <w:r>
+        <w:rPr>
+          <w:rStyle w:val="NormalTok"/>
+        </w:rPr>
+        <w:t xml:space="preserve"> </w:t>
+      </w:r>
+      <w:r>
+        <w:rPr>
+          <w:rStyle w:val="DataTypeTok"/>
+        </w:rPr>
+        <w:t xml:space="preserve">"as_at"</w:t>
+      </w:r>
+      <w:r>
+        <w:rPr>
+          <w:rStyle w:val="FunctionTok"/>
+        </w:rPr>
+        <w:t xml:space="preserve">:</w:t>
+      </w:r>
+      <w:r>
+        <w:rPr>
+          <w:rStyle w:val="NormalTok"/>
+        </w:rPr>
+        <w:t xml:space="preserve"> </w:t>
+      </w:r>
+      <w:r>
+        <w:rPr>
+          <w:rStyle w:val="StringTok"/>
+        </w:rPr>
+        <w:t xml:space="preserve">"2026-10-05"</w:t>
+      </w:r>
+      <w:r>
+        <w:rPr>
+          <w:rStyle w:val="NormalTok"/>
+        </w:rPr>
+        <w:t xml:space="preserve"> </w:t>
+      </w:r>
+      <w:r>
+        <w:rPr>
+          <w:rStyle w:val="FunctionTok"/>
+        </w:rPr>
+        <w:t xml:space="preserve">}</w:t>
+      </w:r>
+      <w:r>
+        <w:rPr>
+          <w:rStyle w:val="OtherTok"/>
+        </w:rPr>
+        <w:t xml:space="preserve">,</w:t>
+      </w:r>
+      <w:r>
+        <w:br/>
+      </w:r>
+      <w:r>
+        <w:rPr>
+          <w:rStyle w:val="NormalTok"/>
+        </w:rPr>
+        <w:t xml:space="preserve">  </w:t>
+      </w:r>
+      <w:r>
+        <w:rPr>
+          <w:rStyle w:val="FunctionTok"/>
+        </w:rPr>
+        <w:t xml:space="preserve">{</w:t>
+      </w:r>
+      <w:r>
+        <w:rPr>
+          <w:rStyle w:val="NormalTok"/>
+        </w:rPr>
+        <w:t xml:space="preserve"> </w:t>
+      </w:r>
+      <w:r>
+        <w:rPr>
+          <w:rStyle w:val="DataTypeTok"/>
+        </w:rPr>
+        <w:t xml:space="preserve">"score"</w:t>
+      </w:r>
+      <w:r>
+        <w:rPr>
+          <w:rStyle w:val="FunctionTok"/>
+        </w:rPr>
+        <w:t xml:space="preserve">:</w:t>
+      </w:r>
+      <w:r>
+        <w:rPr>
+          <w:rStyle w:val="NormalTok"/>
+        </w:rPr>
+        <w:t xml:space="preserve"> </w:t>
+      </w:r>
+      <w:r>
+        <w:rPr>
+          <w:rStyle w:val="DecValTok"/>
+        </w:rPr>
+        <w:t xml:space="preserve">8</w:t>
+      </w:r>
+      <w:r>
+        <w:rPr>
+          <w:rStyle w:val="FunctionTok"/>
+        </w:rPr>
+        <w:t xml:space="preserve">,</w:t>
+      </w:r>
+      <w:r>
+        <w:rPr>
+          <w:rStyle w:val="NormalTok"/>
+        </w:rPr>
+        <w:t xml:space="preserve"> </w:t>
+      </w:r>
+      <w:r>
+        <w:rPr>
+          <w:rStyle w:val="DataTypeTok"/>
+        </w:rPr>
+        <w:t xml:space="preserve">"basis"</w:t>
+      </w:r>
+      <w:r>
+        <w:rPr>
+          <w:rStyle w:val="FunctionTok"/>
+        </w:rPr>
+        <w:t xml:space="preserve">:</w:t>
+      </w:r>
+      <w:r>
+        <w:rPr>
+          <w:rStyle w:val="NormalTok"/>
+        </w:rPr>
+        <w:t xml:space="preserve"> </w:t>
+      </w:r>
+      <w:r>
+        <w:rPr>
+          <w:rStyle w:val="StringTok"/>
+        </w:rPr>
+        <w:t xml:space="preserve">"GCE A Level 8"</w:t>
+      </w:r>
+      <w:r>
+        <w:rPr>
+          <w:rStyle w:val="FunctionTok"/>
+        </w:rPr>
+        <w:t xml:space="preserve">,</w:t>
+      </w:r>
+      <w:r>
+        <w:rPr>
+          <w:rStyle w:val="NormalTok"/>
+        </w:rPr>
+        <w:t xml:space="preserve"> </w:t>
+      </w:r>
+      <w:r>
+        <w:rPr>
+          <w:rStyle w:val="DataTypeTok"/>
+        </w:rPr>
+        <w:t xml:space="preserve">"audience"</w:t>
+      </w:r>
+      <w:r>
+        <w:rPr>
+          <w:rStyle w:val="FunctionTok"/>
+        </w:rPr>
+        <w:t xml:space="preserve">:</w:t>
+      </w:r>
+      <w:r>
+        <w:rPr>
+          <w:rStyle w:val="NormalTok"/>
+        </w:rPr>
+        <w:t xml:space="preserve"> </w:t>
+      </w:r>
+      <w:r>
+        <w:rPr>
+          <w:rStyle w:val="StringTok"/>
+        </w:rPr>
+        <w:t xml:space="preserve">"all"</w:t>
+      </w:r>
+      <w:r>
+        <w:rPr>
+          <w:rStyle w:val="FunctionTok"/>
+        </w:rPr>
+        <w:t xml:space="preserve">,</w:t>
+      </w:r>
+      <w:r>
+        <w:rPr>
+          <w:rStyle w:val="NormalTok"/>
+        </w:rPr>
+        <w:t xml:space="preserve"> </w:t>
+      </w:r>
+      <w:r>
+        <w:rPr>
+          <w:rStyle w:val="DataTypeTok"/>
+        </w:rPr>
+        <w:t xml:space="preserve">"scale"</w:t>
+      </w:r>
+      <w:r>
+        <w:rPr>
+          <w:rStyle w:val="FunctionTok"/>
+        </w:rPr>
+        <w:t xml:space="preserve">:</w:t>
+      </w:r>
+      <w:r>
+        <w:rPr>
+          <w:rStyle w:val="NormalTok"/>
+        </w:rPr>
+        <w:t xml:space="preserve"> </w:t>
+      </w:r>
+      <w:r>
+        <w:rPr>
+          <w:rStyle w:val="KeywordTok"/>
+        </w:rPr>
+        <w:t xml:space="preserve">null</w:t>
+      </w:r>
+      <w:r>
+        <w:rPr>
+          <w:rStyle w:val="FunctionTok"/>
+        </w:rPr>
+        <w:t xml:space="preserve">,</w:t>
+      </w:r>
+      <w:r>
+        <w:rPr>
+          <w:rStyle w:val="NormalTok"/>
+        </w:rPr>
+        <w:t xml:space="preserve"> </w:t>
+      </w:r>
+      <w:r>
+        <w:rPr>
+          <w:rStyle w:val="DataTypeTok"/>
+        </w:rPr>
+        <w:t xml:space="preserve">"quote"</w:t>
+      </w:r>
+      <w:r>
+        <w:rPr>
+          <w:rStyle w:val="FunctionTok"/>
+        </w:rPr>
+        <w:t xml:space="preserve">:</w:t>
+      </w:r>
+      <w:r>
+        <w:rPr>
+          <w:rStyle w:val="NormalTok"/>
+        </w:rPr>
+        <w:t xml:space="preserve"> </w:t>
+      </w:r>
+      <w:r>
+        <w:rPr>
+          <w:rStyle w:val="StringTok"/>
+        </w:rPr>
+        <w:t xml:space="preserve">"GCE A Level 8"</w:t>
+      </w:r>
+      <w:r>
+        <w:rPr>
+          <w:rStyle w:val="FunctionTok"/>
+        </w:rPr>
+        <w:t xml:space="preserve">,</w:t>
+      </w:r>
+      <w:r>
+        <w:rPr>
+          <w:rStyle w:val="NormalTok"/>
+        </w:rPr>
+        <w:t xml:space="preserve"> </w:t>
+      </w:r>
+      <w:r>
+        <w:rPr>
+          <w:rStyle w:val="DataTypeTok"/>
+        </w:rPr>
+        <w:t xml:space="preserve">"source_url"</w:t>
+      </w:r>
+      <w:r>
+        <w:rPr>
+          <w:rStyle w:val="FunctionTok"/>
+        </w:rPr>
+        <w:t xml:space="preserve">:</w:t>
+      </w:r>
+      <w:r>
+        <w:rPr>
+          <w:rStyle w:val="NormalTok"/>
+        </w:rPr>
+        <w:t xml:space="preserve"> </w:t>
+      </w:r>
+      <w:r>
+        <w:rPr>
+          <w:rStyle w:val="StringTok"/>
+        </w:rPr>
+        <w:t xml:space="preserve">"https://www.monash.edu/study/course/A2012?international=true"</w:t>
+      </w:r>
+      <w:r>
+        <w:rPr>
+          <w:rStyle w:val="FunctionTok"/>
+        </w:rPr>
+        <w:t xml:space="preserve">,</w:t>
+      </w:r>
+      <w:r>
+        <w:rPr>
+          <w:rStyle w:val="NormalTok"/>
+        </w:rPr>
+        <w:t xml:space="preserve"> </w:t>
+      </w:r>
+      <w:r>
+        <w:rPr>
+          <w:rStyle w:val="DataTypeTok"/>
+        </w:rPr>
+        <w:t xml:space="preserve">"as_at"</w:t>
+      </w:r>
+      <w:r>
+        <w:rPr>
+          <w:rStyle w:val="FunctionTok"/>
+        </w:rPr>
+        <w:t xml:space="preserve">:</w:t>
+      </w:r>
+      <w:r>
+        <w:rPr>
+          <w:rStyle w:val="NormalTok"/>
+        </w:rPr>
+        <w:t xml:space="preserve"> </w:t>
+      </w:r>
+      <w:r>
+        <w:rPr>
+          <w:rStyle w:val="StringTok"/>
+        </w:rPr>
+        <w:t xml:space="preserve">"2026-10-05"</w:t>
+      </w:r>
+      <w:r>
+        <w:rPr>
+          <w:rStyle w:val="NormalTok"/>
+        </w:rPr>
+        <w:t xml:space="preserve"> </w:t>
+      </w:r>
+      <w:r>
+        <w:rPr>
+          <w:rStyle w:val="FunctionTok"/>
+        </w:rPr>
+        <w:t xml:space="preserve">}</w:t>
+      </w:r>
+      <w:r>
+        <w:rPr>
+          <w:rStyle w:val="OtherTok"/>
+        </w:rPr>
+        <w:t xml:space="preserve">,</w:t>
+      </w:r>
+      <w:r>
+        <w:br/>
+      </w:r>
+      <w:r>
+        <w:rPr>
+          <w:rStyle w:val="NormalTok"/>
+        </w:rPr>
+        <w:t xml:space="preserve">  </w:t>
+      </w:r>
+      <w:r>
+        <w:rPr>
+          <w:rStyle w:val="FunctionTok"/>
+        </w:rPr>
+        <w:t xml:space="preserve">{</w:t>
+      </w:r>
+      <w:r>
+        <w:rPr>
+          <w:rStyle w:val="NormalTok"/>
+        </w:rPr>
+        <w:t xml:space="preserve"> </w:t>
+      </w:r>
+      <w:r>
+        <w:rPr>
+          <w:rStyle w:val="DataTypeTok"/>
+        </w:rPr>
+        <w:t xml:space="preserve">"score"</w:t>
+      </w:r>
+      <w:r>
+        <w:rPr>
+          <w:rStyle w:val="FunctionTok"/>
+        </w:rPr>
+        <w:t xml:space="preserve">:</w:t>
+      </w:r>
+      <w:r>
+        <w:rPr>
+          <w:rStyle w:val="NormalTok"/>
+        </w:rPr>
+        <w:t xml:space="preserve"> </w:t>
+      </w:r>
+      <w:r>
+        <w:rPr>
+          <w:rStyle w:val="DecValTok"/>
+        </w:rPr>
+        <w:t xml:space="preserve">75</w:t>
+      </w:r>
+      <w:r>
+        <w:rPr>
+          <w:rStyle w:val="FunctionTok"/>
+        </w:rPr>
+        <w:t xml:space="preserve">,</w:t>
+      </w:r>
+      <w:r>
+        <w:rPr>
+          <w:rStyle w:val="NormalTok"/>
+        </w:rPr>
+        <w:t xml:space="preserve"> </w:t>
+      </w:r>
+      <w:r>
+        <w:rPr>
+          <w:rStyle w:val="DataTypeTok"/>
+        </w:rPr>
+        <w:t xml:space="preserve">"basis"</w:t>
+      </w:r>
+      <w:r>
+        <w:rPr>
+          <w:rStyle w:val="FunctionTok"/>
+        </w:rPr>
+        <w:t xml:space="preserve">:</w:t>
+      </w:r>
+      <w:r>
+        <w:rPr>
+          <w:rStyle w:val="NormalTok"/>
+        </w:rPr>
+        <w:t xml:space="preserve"> </w:t>
+      </w:r>
+      <w:r>
+        <w:rPr>
+          <w:rStyle w:val="StringTok"/>
+        </w:rPr>
+        <w:t xml:space="preserve">"ATAR 75"</w:t>
+      </w:r>
+      <w:r>
+        <w:rPr>
+          <w:rStyle w:val="FunctionTok"/>
+        </w:rPr>
+        <w:t xml:space="preserve">,</w:t>
+      </w:r>
+      <w:r>
+        <w:rPr>
+          <w:rStyle w:val="NormalTok"/>
+        </w:rPr>
+        <w:t xml:space="preserve"> </w:t>
+      </w:r>
+      <w:r>
+        <w:rPr>
+          <w:rStyle w:val="DataTypeTok"/>
+        </w:rPr>
+        <w:t xml:space="preserve">"audience"</w:t>
+      </w:r>
+      <w:r>
+        <w:rPr>
+          <w:rStyle w:val="FunctionTok"/>
+        </w:rPr>
+        <w:t xml:space="preserve">:</w:t>
+      </w:r>
+      <w:r>
+        <w:rPr>
+          <w:rStyle w:val="NormalTok"/>
+        </w:rPr>
+        <w:t xml:space="preserve"> </w:t>
+      </w:r>
+      <w:r>
+        <w:rPr>
+          <w:rStyle w:val="StringTok"/>
+        </w:rPr>
+        <w:t xml:space="preserve">"domestic"</w:t>
+      </w:r>
+      <w:r>
+        <w:rPr>
+          <w:rStyle w:val="FunctionTok"/>
+        </w:rPr>
+        <w:t xml:space="preserve">,</w:t>
+      </w:r>
+      <w:r>
+        <w:rPr>
+          <w:rStyle w:val="NormalTok"/>
+        </w:rPr>
+        <w:t xml:space="preserve"> </w:t>
+      </w:r>
+      <w:r>
+        <w:rPr>
+          <w:rStyle w:val="DataTypeTok"/>
+        </w:rPr>
+        <w:t xml:space="preserve">"scale"</w:t>
+      </w:r>
+      <w:r>
+        <w:rPr>
+          <w:rStyle w:val="FunctionTok"/>
+        </w:rPr>
+        <w:t xml:space="preserve">:</w:t>
+      </w:r>
+      <w:r>
+        <w:rPr>
+          <w:rStyle w:val="NormalTok"/>
+        </w:rPr>
+        <w:t xml:space="preserve"> </w:t>
+      </w:r>
+      <w:r>
+        <w:rPr>
+          <w:rStyle w:val="KeywordTok"/>
+        </w:rPr>
+        <w:t xml:space="preserve">null</w:t>
+      </w:r>
+      <w:r>
+        <w:rPr>
+          <w:rStyle w:val="FunctionTok"/>
+        </w:rPr>
+        <w:t xml:space="preserve">,</w:t>
+      </w:r>
+      <w:r>
+        <w:rPr>
+          <w:rStyle w:val="NormalTok"/>
+        </w:rPr>
+        <w:t xml:space="preserve"> </w:t>
+      </w:r>
+      <w:r>
+        <w:rPr>
+          <w:rStyle w:val="DataTypeTok"/>
+        </w:rPr>
+        <w:t xml:space="preserve">"quote"</w:t>
+      </w:r>
+      <w:r>
+        <w:rPr>
+          <w:rStyle w:val="FunctionTok"/>
+        </w:rPr>
+        <w:t xml:space="preserve">:</w:t>
+      </w:r>
+      <w:r>
+        <w:rPr>
+          <w:rStyle w:val="NormalTok"/>
+        </w:rPr>
+        <w:t xml:space="preserve"> </w:t>
+      </w:r>
+      <w:r>
+        <w:rPr>
+          <w:rStyle w:val="StringTok"/>
+        </w:rPr>
+        <w:t xml:space="preserve">"ATAR 75"</w:t>
+      </w:r>
+      <w:r>
+        <w:rPr>
+          <w:rStyle w:val="FunctionTok"/>
+        </w:rPr>
+        <w:t xml:space="preserve">,</w:t>
+      </w:r>
+      <w:r>
+        <w:rPr>
+          <w:rStyle w:val="NormalTok"/>
+        </w:rPr>
+        <w:t xml:space="preserve"> </w:t>
+      </w:r>
+      <w:r>
+        <w:rPr>
+          <w:rStyle w:val="DataTypeTok"/>
+        </w:rPr>
+        <w:t xml:space="preserve">"source_url"</w:t>
+      </w:r>
+      <w:r>
+        <w:rPr>
+          <w:rStyle w:val="FunctionTok"/>
+        </w:rPr>
+        <w:t xml:space="preserve">:</w:t>
+      </w:r>
+      <w:r>
+        <w:rPr>
+          <w:rStyle w:val="NormalTok"/>
+        </w:rPr>
+        <w:t xml:space="preserve"> </w:t>
+      </w:r>
+      <w:r>
+        <w:rPr>
+          <w:rStyle w:val="StringTok"/>
+        </w:rPr>
+        <w:t xml:space="preserve">"https://www.monash.edu/study/course/A2012?international=true"</w:t>
+      </w:r>
+      <w:r>
+        <w:rPr>
+          <w:rStyle w:val="FunctionTok"/>
+        </w:rPr>
+        <w:t xml:space="preserve">,</w:t>
+      </w:r>
+      <w:r>
+        <w:rPr>
+          <w:rStyle w:val="NormalTok"/>
+        </w:rPr>
+        <w:t xml:space="preserve"> </w:t>
+      </w:r>
+      <w:r>
+        <w:rPr>
+          <w:rStyle w:val="DataTypeTok"/>
+        </w:rPr>
+        <w:t xml:space="preserve">"as_at"</w:t>
+      </w:r>
+      <w:r>
+        <w:rPr>
+          <w:rStyle w:val="FunctionTok"/>
+        </w:rPr>
+        <w:t xml:space="preserve">:</w:t>
+      </w:r>
+      <w:r>
+        <w:rPr>
+          <w:rStyle w:val="NormalTok"/>
+        </w:rPr>
+        <w:t xml:space="preserve"> </w:t>
+      </w:r>
+      <w:r>
+        <w:rPr>
+          <w:rStyle w:val="StringTok"/>
+        </w:rPr>
+        <w:t xml:space="preserve">"2026-10-05"</w:t>
+      </w:r>
+      <w:r>
+        <w:rPr>
+          <w:rStyle w:val="NormalTok"/>
+        </w:rPr>
+        <w:t xml:space="preserve"> </w:t>
+      </w:r>
+      <w:r>
+        <w:rPr>
+          <w:rStyle w:val="FunctionTok"/>
+        </w:rPr>
+        <w:t xml:space="preserve">}</w:t>
+      </w:r>
+      <w:r>
+        <w:br/>
+      </w:r>
+      <w:r>
+        <w:rPr>
+          <w:rStyle w:val="OtherTok"/>
+        </w:rPr>
+        <w:t xml:space="preserve">]</w:t>
+      </w:r>
+    </w:p>
+    <w:p>
+      <w:pPr>
+        <w:pStyle w:val="FirstParagraph"/>
+      </w:pPr>
+      <w:r>
+        <w:t xml:space="preserve">(Course</w:t>
+      </w:r>
+      <w:r>
+        <w:t xml:space="preserve"> </w:t>
+      </w:r>
+      <w:r>
+        <w:rPr>
+          <w:rStyle w:val="VerbatimChar"/>
+        </w:rPr>
+        <w:t xml:space="preserve">0101331</w:t>
+      </w:r>
+      <w:r>
+        <w:t xml:space="preserve">, shortened to three of its six items.)</w:t>
+      </w:r>
+    </w:p>
+    <w:p>
+      <w:pPr>
+        <w:pStyle w:val="BodyText"/>
+      </w:pPr>
+      <w:r>
+        <w:rPr>
+          <w:rStyle w:val="VerbatimChar"/>
+          <w:bCs/>
+          <w:b/>
+        </w:rPr>
+        <w:t xml:space="preserve">resolution</w:t>
+      </w:r>
+      <w:r>
+        <w:t xml:space="preserve">: the requirement that applies to a student from that country. It is worked out in a fixed order, and the first rule that applies is used:</w:t>
       </w:r>
     </w:p>
     <w:p>
       <w:pPr>
         <w:numPr>
           <w:ilvl w:val="0"/>
-          <w:numId w:val="1011"/>
+          <w:numId w:val="1012"/>
         </w:numPr>
         <w:pStyle w:val="Compact"/>
       </w:pPr>
       <w:r>
-        <w:t xml:space="preserve">the provider’s minimum for the country and the course level;</w:t>
+        <w:t xml:space="preserve">a rule the course page states for itself;</w:t>
       </w:r>
     </w:p>
     <w:p>
       <w:pPr>
         <w:numPr>
           <w:ilvl w:val="0"/>
-          <w:numId w:val="1011"/>
+          <w:numId w:val="1012"/>
+        </w:numPr>
+        <w:pStyle w:val="Compact"/>
+      </w:pPr>
+      <w:r>
+        <w:t xml:space="preserve">the provider’s row for this course and country;</w:t>
+      </w:r>
+    </w:p>
+    <w:p>
+      <w:pPr>
+        <w:numPr>
+          <w:ilvl w:val="0"/>
+          <w:numId w:val="1012"/>
+        </w:numPr>
+        <w:pStyle w:val="Compact"/>
+      </w:pPr>
+      <w:r>
+        <w:t xml:space="preserve">the course’s band, looked up in the provider’s table for the country;</w:t>
+      </w:r>
+    </w:p>
+    <w:p>
+      <w:pPr>
+        <w:numPr>
+          <w:ilvl w:val="0"/>
+          <w:numId w:val="1012"/>
+        </w:numPr>
+        <w:pStyle w:val="Compact"/>
+      </w:pPr>
+      <w:r>
+        <w:t xml:space="preserve">the provider’s minimum for the country and the course level;</w:t>
+      </w:r>
+    </w:p>
+    <w:p>
+      <w:pPr>
+        <w:numPr>
+          <w:ilvl w:val="0"/>
+          <w:numId w:val="1012"/>
         </w:numPr>
         <w:pStyle w:val="Compact"/>
       </w:pPr>
@@ -13323,7 +14529,7 @@
       <w:pPr>
         <w:numPr>
           <w:ilvl w:val="0"/>
-          <w:numId w:val="1012"/>
+          <w:numId w:val="1013"/>
         </w:numPr>
         <w:pStyle w:val="Compact"/>
       </w:pPr>
@@ -13368,7 +14574,7 @@
       <w:pPr>
         <w:numPr>
           <w:ilvl w:val="0"/>
-          <w:numId w:val="1012"/>
+          <w:numId w:val="1013"/>
         </w:numPr>
         <w:pStyle w:val="Compact"/>
       </w:pPr>
@@ -13532,7 +14738,7 @@
       <w:pPr>
         <w:numPr>
           <w:ilvl w:val="0"/>
-          <w:numId w:val="1012"/>
+          <w:numId w:val="1013"/>
         </w:numPr>
         <w:pStyle w:val="Compact"/>
       </w:pPr>
@@ -13693,7 +14899,7 @@
       <w:pPr>
         <w:numPr>
           <w:ilvl w:val="0"/>
-          <w:numId w:val="1012"/>
+          <w:numId w:val="1013"/>
         </w:numPr>
         <w:pStyle w:val="Compact"/>
       </w:pPr>
@@ -14761,6 +15967,330 @@
         <w:rPr>
           <w:rStyle w:val="DataTypeTok"/>
         </w:rPr>
+        <w:t xml:space="preserve">"min_scores"</w:t>
+      </w:r>
+      <w:r>
+        <w:rPr>
+          <w:rStyle w:val="FunctionTok"/>
+        </w:rPr>
+        <w:t xml:space="preserve">:</w:t>
+      </w:r>
+      <w:r>
+        <w:rPr>
+          <w:rStyle w:val="NormalTok"/>
+        </w:rPr>
+        <w:t xml:space="preserve"> </w:t>
+      </w:r>
+      <w:r>
+        <w:rPr>
+          <w:rStyle w:val="OtherTok"/>
+        </w:rPr>
+        <w:t xml:space="preserve">[</w:t>
+      </w:r>
+      <w:r>
+        <w:rPr>
+          <w:rStyle w:val="NormalTok"/>
+        </w:rPr>
+        <w:t xml:space="preserve"> </w:t>
+      </w:r>
+      <w:r>
+        <w:rPr>
+          <w:rStyle w:val="FunctionTok"/>
+        </w:rPr>
+        <w:t xml:space="preserve">{</w:t>
+      </w:r>
+      <w:r>
+        <w:rPr>
+          <w:rStyle w:val="NormalTok"/>
+        </w:rPr>
+        <w:t xml:space="preserve"> </w:t>
+      </w:r>
+      <w:r>
+        <w:rPr>
+          <w:rStyle w:val="DataTypeTok"/>
+        </w:rPr>
+        <w:t xml:space="preserve">"score"</w:t>
+      </w:r>
+      <w:r>
+        <w:rPr>
+          <w:rStyle w:val="FunctionTok"/>
+        </w:rPr>
+        <w:t xml:space="preserve">:</w:t>
+      </w:r>
+      <w:r>
+        <w:rPr>
+          <w:rStyle w:val="NormalTok"/>
+        </w:rPr>
+        <w:t xml:space="preserve"> </w:t>
+      </w:r>
+      <w:r>
+        <w:rPr>
+          <w:rStyle w:val="DecValTok"/>
+        </w:rPr>
+        <w:t xml:space="preserve">73</w:t>
+      </w:r>
+      <w:r>
+        <w:rPr>
+          <w:rStyle w:val="FunctionTok"/>
+        </w:rPr>
+        <w:t xml:space="preserve">,</w:t>
+      </w:r>
+      <w:r>
+        <w:rPr>
+          <w:rStyle w:val="NormalTok"/>
+        </w:rPr>
+        <w:t xml:space="preserve"> </w:t>
+      </w:r>
+      <w:r>
+        <w:rPr>
+          <w:rStyle w:val="DataTypeTok"/>
+        </w:rPr>
+        <w:t xml:space="preserve">"basis"</w:t>
+      </w:r>
+      <w:r>
+        <w:rPr>
+          <w:rStyle w:val="FunctionTok"/>
+        </w:rPr>
+        <w:t xml:space="preserve">:</w:t>
+      </w:r>
+      <w:r>
+        <w:rPr>
+          <w:rStyle w:val="NormalTok"/>
+        </w:rPr>
+        <w:t xml:space="preserve"> </w:t>
+      </w:r>
+      <w:r>
+        <w:rPr>
+          <w:rStyle w:val="StringTok"/>
+        </w:rPr>
+        <w:t xml:space="preserve">"2026 ATAR"</w:t>
+      </w:r>
+      <w:r>
+        <w:rPr>
+          <w:rStyle w:val="FunctionTok"/>
+        </w:rPr>
+        <w:t xml:space="preserve">,</w:t>
+      </w:r>
+      <w:r>
+        <w:rPr>
+          <w:rStyle w:val="NormalTok"/>
+        </w:rPr>
+        <w:t xml:space="preserve"> </w:t>
+      </w:r>
+      <w:r>
+        <w:rPr>
+          <w:rStyle w:val="DataTypeTok"/>
+        </w:rPr>
+        <w:t xml:space="preserve">"audience"</w:t>
+      </w:r>
+      <w:r>
+        <w:rPr>
+          <w:rStyle w:val="FunctionTok"/>
+        </w:rPr>
+        <w:t xml:space="preserve">:</w:t>
+      </w:r>
+      <w:r>
+        <w:rPr>
+          <w:rStyle w:val="NormalTok"/>
+        </w:rPr>
+        <w:t xml:space="preserve"> </w:t>
+      </w:r>
+      <w:r>
+        <w:rPr>
+          <w:rStyle w:val="StringTok"/>
+        </w:rPr>
+        <w:t xml:space="preserve">"domestic"</w:t>
+      </w:r>
+      <w:r>
+        <w:rPr>
+          <w:rStyle w:val="FunctionTok"/>
+        </w:rPr>
+        <w:t xml:space="preserve">,</w:t>
+      </w:r>
+      <w:r>
+        <w:rPr>
+          <w:rStyle w:val="NormalTok"/>
+        </w:rPr>
+        <w:t xml:space="preserve"> </w:t>
+      </w:r>
+      <w:r>
+        <w:rPr>
+          <w:rStyle w:val="DataTypeTok"/>
+        </w:rPr>
+        <w:t xml:space="preserve">"scale"</w:t>
+      </w:r>
+      <w:r>
+        <w:rPr>
+          <w:rStyle w:val="FunctionTok"/>
+        </w:rPr>
+        <w:t xml:space="preserve">:</w:t>
+      </w:r>
+      <w:r>
+        <w:rPr>
+          <w:rStyle w:val="NormalTok"/>
+        </w:rPr>
+        <w:t xml:space="preserve"> </w:t>
+      </w:r>
+      <w:r>
+        <w:rPr>
+          <w:rStyle w:val="KeywordTok"/>
+        </w:rPr>
+        <w:t xml:space="preserve">null</w:t>
+      </w:r>
+      <w:r>
+        <w:rPr>
+          <w:rStyle w:val="FunctionTok"/>
+        </w:rPr>
+        <w:t xml:space="preserve">,</w:t>
+      </w:r>
+      <w:r>
+        <w:rPr>
+          <w:rStyle w:val="NormalTok"/>
+        </w:rPr>
+        <w:t xml:space="preserve"> </w:t>
+      </w:r>
+      <w:r>
+        <w:rPr>
+          <w:rStyle w:val="DataTypeTok"/>
+        </w:rPr>
+        <w:t xml:space="preserve">"quote"</w:t>
+      </w:r>
+      <w:r>
+        <w:rPr>
+          <w:rStyle w:val="FunctionTok"/>
+        </w:rPr>
+        <w:t xml:space="preserve">:</w:t>
+      </w:r>
+      <w:r>
+        <w:rPr>
+          <w:rStyle w:val="NormalTok"/>
+        </w:rPr>
+        <w:t xml:space="preserve"> </w:t>
+      </w:r>
+      <w:r>
+        <w:rPr>
+          <w:rStyle w:val="StringTok"/>
+        </w:rPr>
+        <w:t xml:space="preserve">"2026 ATAR 73.00"</w:t>
+      </w:r>
+      <w:r>
+        <w:rPr>
+          <w:rStyle w:val="FunctionTok"/>
+        </w:rPr>
+        <w:t xml:space="preserve">,</w:t>
+      </w:r>
+      <w:r>
+        <w:br/>
+      </w:r>
+      <w:r>
+        <w:rPr>
+          <w:rStyle w:val="NormalTok"/>
+        </w:rPr>
+        <w:t xml:space="preserve">    </w:t>
+      </w:r>
+      <w:r>
+        <w:rPr>
+          <w:rStyle w:val="DataTypeTok"/>
+        </w:rPr>
+        <w:t xml:space="preserve">"source_url"</w:t>
+      </w:r>
+      <w:r>
+        <w:rPr>
+          <w:rStyle w:val="FunctionTok"/>
+        </w:rPr>
+        <w:t xml:space="preserve">:</w:t>
+      </w:r>
+      <w:r>
+        <w:rPr>
+          <w:rStyle w:val="NormalTok"/>
+        </w:rPr>
+        <w:t xml:space="preserve"> </w:t>
+      </w:r>
+      <w:r>
+        <w:rPr>
+          <w:rStyle w:val="StringTok"/>
+        </w:rPr>
+        <w:t xml:space="preserve">"https://www.rmit.edu.au/study-with-us/levels-of-study/undergraduate-study/honours-degrees/bachelor-of-engineering-honours-bh126"</w:t>
+      </w:r>
+      <w:r>
+        <w:rPr>
+          <w:rStyle w:val="FunctionTok"/>
+        </w:rPr>
+        <w:t xml:space="preserve">,</w:t>
+      </w:r>
+      <w:r>
+        <w:rPr>
+          <w:rStyle w:val="NormalTok"/>
+        </w:rPr>
+        <w:t xml:space="preserve"> </w:t>
+      </w:r>
+      <w:r>
+        <w:rPr>
+          <w:rStyle w:val="DataTypeTok"/>
+        </w:rPr>
+        <w:t xml:space="preserve">"as_at"</w:t>
+      </w:r>
+      <w:r>
+        <w:rPr>
+          <w:rStyle w:val="FunctionTok"/>
+        </w:rPr>
+        <w:t xml:space="preserve">:</w:t>
+      </w:r>
+      <w:r>
+        <w:rPr>
+          <w:rStyle w:val="NormalTok"/>
+        </w:rPr>
+        <w:t xml:space="preserve"> </w:t>
+      </w:r>
+      <w:r>
+        <w:rPr>
+          <w:rStyle w:val="StringTok"/>
+        </w:rPr>
+        <w:t xml:space="preserve">"2026-10-05"</w:t>
+      </w:r>
+      <w:r>
+        <w:rPr>
+          <w:rStyle w:val="NormalTok"/>
+        </w:rPr>
+        <w:t xml:space="preserve"> </w:t>
+      </w:r>
+      <w:r>
+        <w:rPr>
+          <w:rStyle w:val="FunctionTok"/>
+        </w:rPr>
+        <w:t xml:space="preserve">}</w:t>
+      </w:r>
+      <w:r>
+        <w:rPr>
+          <w:rStyle w:val="NormalTok"/>
+        </w:rPr>
+        <w:t xml:space="preserve"> </w:t>
+      </w:r>
+      <w:r>
+        <w:rPr>
+          <w:rStyle w:val="OtherTok"/>
+        </w:rPr>
+        <w:t xml:space="preserve">]</w:t>
+      </w:r>
+      <w:r>
+        <w:rPr>
+          <w:rStyle w:val="FunctionTok"/>
+        </w:rPr>
+        <w:t xml:space="preserve">,</w:t>
+      </w:r>
+      <w:r>
+        <w:br/>
+      </w:r>
+      <w:r>
+        <w:rPr>
+          <w:rStyle w:val="NormalTok"/>
+        </w:rPr>
+        <w:t xml:space="preserve">  </w:t>
+      </w:r>
+      <w:r>
+        <w:rPr>
+          <w:rStyle w:val="DataTypeTok"/>
+        </w:rPr>
         <w:t xml:space="preserve">"benchmark_band"</w:t>
       </w:r>
       <w:r>
@@ -14788,13 +16318,10 @@
         <w:t xml:space="preserve">,</w:t>
       </w:r>
       <w:r>
-        <w:br/>
-      </w:r>
-      <w:r>
-        <w:rPr>
-          <w:rStyle w:val="NormalTok"/>
-        </w:rPr>
-        <w:t xml:space="preserve">  </w:t>
+        <w:rPr>
+          <w:rStyle w:val="NormalTok"/>
+        </w:rPr>
+        <w:t xml:space="preserve"> </w:t>
       </w:r>
       <w:r>
         <w:rPr>
@@ -17443,6 +18970,66 @@
         <w:rPr>
           <w:rStyle w:val="DataTypeTok"/>
         </w:rPr>
+        <w:t xml:space="preserve">"min_scores"</w:t>
+      </w:r>
+      <w:r>
+        <w:rPr>
+          <w:rStyle w:val="FunctionTok"/>
+        </w:rPr>
+        <w:t xml:space="preserve">:</w:t>
+      </w:r>
+      <w:r>
+        <w:rPr>
+          <w:rStyle w:val="NormalTok"/>
+        </w:rPr>
+        <w:t xml:space="preserve"> </w:t>
+      </w:r>
+      <w:r>
+        <w:rPr>
+          <w:rStyle w:val="OtherTok"/>
+        </w:rPr>
+        <w:t xml:space="preserve">[</w:t>
+      </w:r>
+      <w:r>
+        <w:rPr>
+          <w:rStyle w:val="NormalTok"/>
+        </w:rPr>
+        <w:t xml:space="preserve"> </w:t>
+      </w:r>
+      <w:r>
+        <w:rPr>
+          <w:rStyle w:val="ErrorTok"/>
+        </w:rPr>
+        <w:t xml:space="preserve">…</w:t>
+      </w:r>
+      <w:r>
+        <w:rPr>
+          <w:rStyle w:val="NormalTok"/>
+        </w:rPr>
+        <w:t xml:space="preserve"> </w:t>
+      </w:r>
+      <w:r>
+        <w:rPr>
+          <w:rStyle w:val="OtherTok"/>
+        </w:rPr>
+        <w:t xml:space="preserve">]</w:t>
+      </w:r>
+      <w:r>
+        <w:rPr>
+          <w:rStyle w:val="FunctionTok"/>
+        </w:rPr>
+        <w:t xml:space="preserve">,</w:t>
+      </w:r>
+      <w:r>
+        <w:rPr>
+          <w:rStyle w:val="NormalTok"/>
+        </w:rPr>
+        <w:t xml:space="preserve"> </w:t>
+      </w:r>
+      <w:r>
+        <w:rPr>
+          <w:rStyle w:val="DataTypeTok"/>
+        </w:rPr>
         <w:t xml:space="preserve">"benchmark_band"</w:t>
       </w:r>
       <w:r>
@@ -17737,7 +19324,7 @@
       <w:pPr>
         <w:numPr>
           <w:ilvl w:val="0"/>
-          <w:numId w:val="1013"/>
+          <w:numId w:val="1014"/>
         </w:numPr>
         <w:pStyle w:val="Compact"/>
       </w:pPr>
@@ -17759,7 +19346,7 @@
       <w:pPr>
         <w:numPr>
           <w:ilvl w:val="0"/>
-          <w:numId w:val="1013"/>
+          <w:numId w:val="1014"/>
         </w:numPr>
         <w:pStyle w:val="Compact"/>
       </w:pPr>
@@ -17901,7 +19488,7 @@
       <w:pPr>
         <w:numPr>
           <w:ilvl w:val="0"/>
-          <w:numId w:val="1013"/>
+          <w:numId w:val="1014"/>
         </w:numPr>
         <w:pStyle w:val="Compact"/>
       </w:pPr>
@@ -17947,7 +19534,7 @@
       <w:pPr>
         <w:numPr>
           <w:ilvl w:val="0"/>
-          <w:numId w:val="1013"/>
+          <w:numId w:val="1014"/>
         </w:numPr>
         <w:pStyle w:val="Compact"/>
       </w:pPr>
@@ -19263,7 +20850,7 @@
       <w:pPr>
         <w:numPr>
           <w:ilvl w:val="0"/>
-          <w:numId w:val="1014"/>
+          <w:numId w:val="1015"/>
         </w:numPr>
         <w:pStyle w:val="Compact"/>
       </w:pPr>
@@ -19275,7 +20862,7 @@
       <w:pPr>
         <w:numPr>
           <w:ilvl w:val="0"/>
-          <w:numId w:val="1014"/>
+          <w:numId w:val="1015"/>
         </w:numPr>
         <w:pStyle w:val="Compact"/>
       </w:pPr>
@@ -19299,7 +20886,7 @@
       <w:pPr>
         <w:numPr>
           <w:ilvl w:val="0"/>
-          <w:numId w:val="1014"/>
+          <w:numId w:val="1015"/>
         </w:numPr>
         <w:pStyle w:val="Compact"/>
       </w:pPr>
@@ -20852,6 +22439,134 @@
               <w:jc w:val="left"/>
             </w:pPr>
             <w:r>
+              <w:t xml:space="preserve">24</w:t>
+            </w:r>
+          </w:p>
+        </w:tc>
+        <w:tc>
+          <w:tcPr/>
+          <w:p>
+            <w:pPr>
+              <w:pStyle w:val="Compact"/>
+              <w:jc w:val="left"/>
+            </w:pPr>
+            <w:r>
+              <w:t xml:space="preserve">Entry, several scores</w:t>
+            </w:r>
+          </w:p>
+        </w:tc>
+        <w:tc>
+          <w:tcPr/>
+          <w:p>
+            <w:pPr>
+              <w:pStyle w:val="Compact"/>
+              <w:jc w:val="left"/>
+            </w:pPr>
+            <w:r>
+              <w:rPr>
+                <w:rStyle w:val="VerbatimChar"/>
+              </w:rPr>
+              <w:t xml:space="preserve">course</w:t>
+            </w:r>
+            <w:r>
+              <w:t xml:space="preserve"> </w:t>
+            </w:r>
+            <w:r>
+              <w:t xml:space="preserve">with</w:t>
+            </w:r>
+            <w:r>
+              <w:t xml:space="preserve"> </w:t>
+            </w:r>
+            <w:r>
+              <w:rPr>
+                <w:rStyle w:val="VerbatimChar"/>
+              </w:rPr>
+              <w:t xml:space="preserve">course_code</w:t>
+            </w:r>
+            <w:r>
+              <w:t xml:space="preserve"> </w:t>
+            </w:r>
+            <w:r>
+              <w:t xml:space="preserve">0101331 returns</w:t>
+            </w:r>
+            <w:r>
+              <w:t xml:space="preserve"> </w:t>
+            </w:r>
+            <w:r>
+              <w:rPr>
+                <w:rStyle w:val="VerbatimChar"/>
+              </w:rPr>
+              <w:t xml:space="preserve">entry.min_scores</w:t>
+            </w:r>
+            <w:r>
+              <w:t xml:space="preserve"> </w:t>
+            </w:r>
+            <w:r>
+              <w:t xml:space="preserve">with 6 items, the first</w:t>
+            </w:r>
+            <w:r>
+              <w:t xml:space="preserve"> </w:t>
+            </w:r>
+            <w:r>
+              <w:rPr>
+                <w:rStyle w:val="VerbatimChar"/>
+              </w:rPr>
+              <w:t xml:space="preserve">audience</w:t>
+            </w:r>
+            <w:r>
+              <w:t xml:space="preserve"> </w:t>
+            </w:r>
+            <w:r>
+              <w:rPr>
+                <w:rStyle w:val="VerbatimChar"/>
+              </w:rPr>
+              <w:t xml:space="preserve">international</w:t>
+            </w:r>
+            <w:r>
+              <w:t xml:space="preserve"> </w:t>
+            </w:r>
+            <w:r>
+              <w:t xml:space="preserve">(IB 26), and</w:t>
+            </w:r>
+            <w:r>
+              <w:t xml:space="preserve"> </w:t>
+            </w:r>
+            <w:r>
+              <w:rPr>
+                <w:rStyle w:val="VerbatimChar"/>
+              </w:rPr>
+              <w:t xml:space="preserve">min_score</w:t>
+            </w:r>
+            <w:r>
+              <w:t xml:space="preserve"> </w:t>
+            </w:r>
+            <w:r>
+              <w:t xml:space="preserve">unchanged; a course without scores returns</w:t>
+            </w:r>
+            <w:r>
+              <w:t xml:space="preserve"> </w:t>
+            </w:r>
+            <w:r>
+              <w:rPr>
+                <w:rStyle w:val="VerbatimChar"/>
+              </w:rPr>
+              <w:t xml:space="preserve">min_scores: []</w:t>
+            </w:r>
+            <w:r>
+              <w:t xml:space="preserve">. On 31 October 2026, 41 courses hold scores (116 items; 24 courses with more than one)</w:t>
+            </w:r>
+          </w:p>
+        </w:tc>
+      </w:tr>
+      <w:tr>
+        <w:tc>
+          <w:tcPr/>
+          <w:p>
+            <w:pPr>
+              <w:pStyle w:val="Compact"/>
+              <w:jc w:val="left"/>
+            </w:pPr>
+            <w:r>
               <w:t xml:space="preserve">23</w:t>
             </w:r>
           </w:p>
@@ -21560,6 +23275,170 @@
             </w:r>
             <w:r>
               <w:t xml:space="preserve">(the provider’s published requirements by country). Section 7.9 added; acceptance tests 20 to 22 added</w:t>
+            </w:r>
+          </w:p>
+        </w:tc>
+      </w:tr>
+      <w:tr>
+        <w:tc>
+          <w:tcPr/>
+          <w:p>
+            <w:pPr>
+              <w:pStyle w:val="Compact"/>
+              <w:jc w:val="left"/>
+            </w:pPr>
+            <w:r>
+              <w:t xml:space="preserve">31 October 2026 (issue 7)</w:t>
+            </w:r>
+          </w:p>
+        </w:tc>
+        <w:tc>
+          <w:tcPr/>
+          <w:p>
+            <w:pPr>
+              <w:pStyle w:val="Compact"/>
+              <w:jc w:val="left"/>
+            </w:pPr>
+            <w:r>
+              <w:t xml:space="preserve">The course detail’s</w:t>
+            </w:r>
+            <w:r>
+              <w:t xml:space="preserve"> </w:t>
+            </w:r>
+            <w:r>
+              <w:rPr>
+                <w:rStyle w:val="VerbatimChar"/>
+              </w:rPr>
+              <w:t xml:space="preserve">entry</w:t>
+            </w:r>
+            <w:r>
+              <w:t xml:space="preserve"> </w:t>
+            </w:r>
+            <w:r>
+              <w:t xml:space="preserve">gains</w:t>
+            </w:r>
+            <w:r>
+              <w:t xml:space="preserve"> </w:t>
+            </w:r>
+            <w:r>
+              <w:rPr>
+                <w:rStyle w:val="VerbatimChar"/>
+              </w:rPr>
+              <w:t xml:space="preserve">min_scores[]</w:t>
+            </w:r>
+            <w:r>
+              <w:t xml:space="preserve">: every entry score the course publishes, as printed (</w:t>
+            </w:r>
+            <w:r>
+              <w:rPr>
+                <w:rStyle w:val="VerbatimChar"/>
+              </w:rPr>
+              <w:t xml:space="preserve">score</w:t>
+            </w:r>
+            <w:r>
+              <w:t xml:space="preserve">,</w:t>
+            </w:r>
+            <w:r>
+              <w:t xml:space="preserve"> </w:t>
+            </w:r>
+            <w:r>
+              <w:rPr>
+                <w:rStyle w:val="VerbatimChar"/>
+              </w:rPr>
+              <w:t xml:space="preserve">basis</w:t>
+            </w:r>
+            <w:r>
+              <w:t xml:space="preserve">,</w:t>
+            </w:r>
+            <w:r>
+              <w:t xml:space="preserve"> </w:t>
+            </w:r>
+            <w:r>
+              <w:rPr>
+                <w:rStyle w:val="VerbatimChar"/>
+              </w:rPr>
+              <w:t xml:space="preserve">audience</w:t>
+            </w:r>
+            <w:r>
+              <w:t xml:space="preserve">,</w:t>
+            </w:r>
+            <w:r>
+              <w:t xml:space="preserve"> </w:t>
+            </w:r>
+            <w:r>
+              <w:rPr>
+                <w:rStyle w:val="VerbatimChar"/>
+              </w:rPr>
+              <w:t xml:space="preserve">scale</w:t>
+            </w:r>
+            <w:r>
+              <w:t xml:space="preserve">,</w:t>
+            </w:r>
+            <w:r>
+              <w:t xml:space="preserve"> </w:t>
+            </w:r>
+            <w:r>
+              <w:rPr>
+                <w:rStyle w:val="VerbatimChar"/>
+              </w:rPr>
+              <w:t xml:space="preserve">quote</w:t>
+            </w:r>
+            <w:r>
+              <w:t xml:space="preserve">,</w:t>
+            </w:r>
+            <w:r>
+              <w:t xml:space="preserve"> </w:t>
+            </w:r>
+            <w:r>
+              <w:rPr>
+                <w:rStyle w:val="VerbatimChar"/>
+              </w:rPr>
+              <w:t xml:space="preserve">source_url</w:t>
+            </w:r>
+            <w:r>
+              <w:t xml:space="preserve">,</w:t>
+            </w:r>
+            <w:r>
+              <w:t xml:space="preserve"> </w:t>
+            </w:r>
+            <w:r>
+              <w:rPr>
+                <w:rStyle w:val="VerbatimChar"/>
+              </w:rPr>
+              <w:t xml:space="preserve">as_at</w:t>
+            </w:r>
+            <w:r>
+              <w:t xml:space="preserve">).</w:t>
+            </w:r>
+            <w:r>
+              <w:t xml:space="preserve"> </w:t>
+            </w:r>
+            <w:r>
+              <w:rPr>
+                <w:rStyle w:val="VerbatimChar"/>
+              </w:rPr>
+              <w:t xml:space="preserve">min_score</w:t>
+            </w:r>
+            <w:r>
+              <w:t xml:space="preserve"> </w:t>
+            </w:r>
+            <w:r>
+              <w:t xml:space="preserve">and</w:t>
+            </w:r>
+            <w:r>
+              <w:t xml:space="preserve"> </w:t>
+            </w:r>
+            <w:r>
+              <w:rPr>
+                <w:rStyle w:val="VerbatimChar"/>
+              </w:rPr>
+              <w:t xml:space="preserve">min_score_basis</w:t>
+            </w:r>
+            <w:r>
+              <w:t xml:space="preserve"> </w:t>
+            </w:r>
+            <w:r>
+              <w:t xml:space="preserve">are unchanged. Section 7.9 and acceptance test 24 added</w:t>
             </w:r>
           </w:p>
         </w:tc>
@@ -21740,7 +23619,7 @@
         <w:color w:val="606060"/>
         <w:sz w:val="16"/>
       </w:rPr>
-      <w:t>website-api-v2 · Version 2 · Issue 6 · 31 October 2026 · Pilot</w:t>
+      <w:t>website-api-v2 · Version 2 · Issue 7 · 31 October 2026 · Pilot</w:t>
     </w:r>
   </w:p>
 </w:ftr>
@@ -22190,6 +24069,9 @@
     <w:abstractNumId w:val="991"/>
   </w:num>
   <w:num w:numId="1011">
+    <w:abstractNumId w:val="991"/>
+  </w:num>
+  <w:num w:numId="1012">
     <w:abstractNumId w:val="99411"/>
     <w:lvlOverride w:ilvl="0">
       <w:startOverride w:val="1"/>
@@ -22219,13 +24101,13 @@
       <w:startOverride w:val="1"/>
     </w:lvlOverride>
   </w:num>
-  <w:num w:numId="1012">
-    <w:abstractNumId w:val="991"/>
-  </w:num>
   <w:num w:numId="1013">
     <w:abstractNumId w:val="991"/>
   </w:num>
   <w:num w:numId="1014">
+    <w:abstractNumId w:val="991"/>
+  </w:num>
+  <w:num w:numId="1015">
     <w:abstractNumId w:val="991"/>
   </w:num>
 </w:numbering>
